--- a/docs/studienskripte/word-rohfassungen/woek-g-v03.docx
+++ b/docs/studienskripte/word-rohfassungen/woek-g-v03.docx
@@ -29,47 +29,7 @@
     </w:p>
     <w:p>
       <w:r>
-        <w:t>Track: Grundstudium Wirkungsökonomie</w:t>
-      </w:r>
-    </w:p>
-    <w:p>
-      <w:r>
-        <w:t>Kurscode: woek-g</w:t>
-      </w:r>
-    </w:p>
-    <w:p>
-      <w:r>
-        <w:t>Vorlesungscode: V03</w:t>
-      </w:r>
-    </w:p>
-    <w:p>
-      <w:r>
-        <w:t>Modul/Abschnitt: G1.1</w:t>
-      </w:r>
-    </w:p>
-    <w:p>
-      <w:r>
-        <w:t>Titel: Die Wirkungsökonomie als neue Steuerungslogik</w:t>
-      </w:r>
-    </w:p>
-    <w:p>
-      <w:r>
-        <w:t>Status: Rohfassung V0 · Sprint-Produktionslauf · muss im nächsten Tiefensprint auf 40-50 Seiten erweitert werden</w:t>
-      </w:r>
-    </w:p>
-    <w:p>
-      <w:r>
-        <w:t>Quelle: woek-akademie-app/content/lehrgaenge/woek-g-v03.md</w:t>
-      </w:r>
-    </w:p>
-    <w:p>
-      <w:r>
-        <w:t>Ablage: Markdown-Master in content/studienskripte/woek-g-v03.md, Word-Rohfassung in docs/studienskripte/word-rohfassungen/woek-g-v03.docx</w:t>
-      </w:r>
-    </w:p>
-    <w:p>
-      <w:r>
-        <w:t>Wissensbasis: aktuelles Grundlagenwerk, Website-Korpus inklusive Journal, Akademie-Quelltexte, Glossar, interne Dossiers und externe Fachquellen</w:t>
+        <w:t>Track: Grundstudium Wirkungsökonomie Kurscode: woek-g Vorlesungscode: V03 Modul/Abschnitt: G1.1 Titel: Die Wirkungsökonomie als neue Steuerungslogik Status: Rohfassung V0 · Sprint-Produktionslauf · muss im nächsten Tiefensprint auf 40-50 Seiten erweitert werden Quelle: woek-akademie-app/content/lehrgaenge/woek-g-v03.md Ablage: Markdown-Master in content/studienskripte/woek-g-v03.md, Word-Rohfassung in docs/studienskripte/word-rohfassungen/woek-g-v03.docx Wissensbasis: aktuelles Grundlagenwerk, Website-Korpus inklusive Journal, Akademie-Quelltexte, Glossar, interne Dossiers und externe Fachquellen</w:t>
       </w:r>
     </w:p>
     <w:p>
@@ -715,42 +675,7 @@
     </w:p>
     <w:p>
       <w:r>
-        <w:t>```chart-spec</w:t>
-      </w:r>
-    </w:p>
-    <w:p>
-      <w:r>
-        <w:t>slug: woek-g-v03-wirkpfad</w:t>
-      </w:r>
-    </w:p>
-    <w:p>
-      <w:r>
-        <w:t>type: wirkpfad</w:t>
-      </w:r>
-    </w:p>
-    <w:p>
-      <w:r>
-        <w:t>reuse_first: true</w:t>
-      </w:r>
-    </w:p>
-    <w:p>
-      <w:r>
-        <w:t>preferred_asset: content/studienskripte/assets/woek-g-v03/woek-g-v03-wirkpfad.svg</w:t>
-      </w:r>
-    </w:p>
-    <w:p>
-      <w:r>
-        <w:t>message: Die Wirkungsökonomie als neue Steuerungslogik wird als Wirkpfad von Auslöser über Mechanismus, Wirkungsempfänger und Zustandsveränderung bis zur Rückkopplung dargestellt.</w:t>
-      </w:r>
-    </w:p>
-    <w:p>
-      <w:r>
-        <w:t>source: WÖk-Grundlagenwerk, Website-Korpus, Akademie-Quelltexte, Glossar</w:t>
-      </w:r>
-    </w:p>
-    <w:p>
-      <w:r>
-        <w:t>```</w:t>
+        <w:t>``chart-spec slug: woek-g-v03-wirkpfad type: wirkpfad reuse_first: true preferred_asset: content/studienskripte/assets/woek-g-v03/woek-g-v03-wirkpfad.svg message: Die Wirkungsökonomie als neue Steuerungslogik wird als Wirkpfad von Auslöser über Mechanismus, Wirkungsempfänger und Zustandsveränderung bis zur Rückkopplung dargestellt. source: WÖk-Grundlagenwerk, Website-Korpus, Akademie-Quelltexte, Glossar ``</w:t>
       </w:r>
     </w:p>
     <w:p>

--- a/docs/studienskripte/word-rohfassungen/woek-g-v03.docx
+++ b/docs/studienskripte/word-rohfassungen/woek-g-v03.docx
@@ -29,7 +29,7 @@
     </w:p>
     <w:p>
       <w:r>
-        <w:t>Track: Grundstudium Wirkungsökonomie Kurscode: woek-g Vorlesungscode: V03 Modul/Abschnitt: G1.1 Titel: Die Wirkungsökonomie als neue Steuerungslogik Status: Rohfassung V0 · Sprint-Produktionslauf · muss im nächsten Tiefensprint auf 40-50 Seiten erweitert werden Quelle: woek-akademie-app/content/lehrgaenge/woek-g-v03.md Ablage: Markdown-Master in content/studienskripte/woek-g-v03.md, Word-Rohfassung in docs/studienskripte/word-rohfassungen/woek-g-v03.docx Wissensbasis: aktuelles Grundlagenwerk, Website-Korpus inklusive Journal, Akademie-Quelltexte, Glossar, interne Dossiers und externe Fachquellen</w:t>
+        <w:t>Track: Grundstudium Wirkungsökonomie Kurscode: woek-g Vorlesungscode: V03 Modul/Abschnitt: G1.1 Titel: Die Wirkungsökonomie als neue Steuerungslogik Status: Tiefenskript-Sprint 6 · substanzielle Arbeitsfassung, Claude-CI/CD-Finalisierung offen Quelle: woek-akademie-app/content/lehrgaenge/woek-g-v03.md Ablage: Markdown-Master in content/studienskripte/woek-g-v03.md, Word-Rohfassung in docs/studienskripte/word-rohfassungen/woek-g-v03.docx Wissensbasis: aktuelles Grundlagenwerk, Website-Korpus inklusive Journal, Akademie-Quelltexte, Glossar, interne Dossiers und externe Fachquellen</w:t>
       </w:r>
     </w:p>
     <w:p>
@@ -993,17 +993,1358 @@
         <w:pStyle w:val="Heading2"/>
       </w:pPr>
       <w:r>
-        <w:t>7. Prüfungsrelevanz</w:t>
-      </w:r>
-    </w:p>
-    <w:p>
-      <w:r>
-        <w:t>Diese Vorlesung ist prüfungsrelevant, aber die eigentliche Antwortlogik gehört nicht in das öffentliche Studienskript. Zertifikatsfragen, CorrectAnswer, Scoring-Regeln und Fallrubrics werden separat in der geschützten App-Lane unter woek-akademie-app/content/pruefungen/ gepflegt.</w:t>
-      </w:r>
-    </w:p>
-    <w:p>
-      <w:r>
-        <w:t>Für den Fragenpool sind besonders geeignet:</w:t>
+        <w:t>7. Tiefenskript-Erweiterung Sprint 6</w:t>
+      </w:r>
+    </w:p>
+    <w:p>
+      <w:r>
+        <w:t>Status dieser Erweiterung: ausgebaute Arbeitsfassung für Claude-CI/CD, Word-Rohfassung und Reader-Spiegel. Sie ersetzt noch nicht die spätere Satz-, Quellen- und PDF-Finalisierung, bringt die Vorlesung aber aus der Kurzfassung in eine substanzielle Studienskriptfassung.</w:t>
+      </w:r>
+    </w:p>
+    <w:p>
+      <w:pPr>
+        <w:pStyle w:val="Heading3"/>
+      </w:pPr>
+      <w:r>
+        <w:t>7.1 Leitthese</w:t>
+      </w:r>
+    </w:p>
+    <w:p>
+      <w:r>
+        <w:t>Die Wirkungsökonomie als neue Steuerungslogik markiert im Grundstudium eine Grundentscheidung der Wirkungsökonomie: Entscheidend ist nicht, was plausibel klingt, sondern welche Zustände sich bei welchen Wirkungsempfängern in welchem Wirkungsraum tatsächlich verändern.</w:t>
+      </w:r>
+    </w:p>
+    <w:p>
+      <w:r>
+        <w:t>Die Vorlesung bleibt dabei an die Grundregel gebunden: Wirkung ist neutral und relational. Erst die Bewertung im Referenzrahmen Mensch, Planet, Demokratie, SDGs, Agenda 2030 und SDG+ entscheidet, ob eine Veränderung positiv, negativ oder ambivalent einzuordnen ist. Wenn eine Zielgröße gemeint ist, sprechen wir von positiver Netto-Wirkung.</w:t>
+      </w:r>
+    </w:p>
+    <w:p>
+      <w:pPr>
+        <w:pStyle w:val="Heading3"/>
+      </w:pPr>
+      <w:r>
+        <w:t>7.2 Didaktische Einordnung im Studiengang</w:t>
+      </w:r>
+    </w:p>
+    <w:p>
+      <w:r>
+        <w:t>V03 liegt an der Schwelle zwischen begrifflicher Grundlegung und Bewertungsarchitektur. Die Studierenden sollen nicht nur Begriffe wiedergeben, sondern an Fällen erkennen, welche Aussage schon Wirkung behauptet, welche nur Wirkungspotenzial beschreibt und wo ein Wirkungsrisiko offenliegt. Der Tiefensinn dieser Vorlesung liegt deshalb nicht in zusätzlicher Komplexität, sondern in besserer Unterscheidungsfähigkeit.</w:t>
+      </w:r>
+    </w:p>
+    <w:p>
+      <w:r>
+        <w:t>Für die spätere Praxis ist entscheidend, dass jede Analyse vier Ebenen getrennt hält:</w:t>
+      </w:r>
+    </w:p>
+    <w:p>
+      <w:r>
+        <w:t>1. Beschreibung: Was geschieht tatsächlich oder soll geschehen?</w:t>
+      </w:r>
+    </w:p>
+    <w:p>
+      <w:r>
+        <w:t>2. Kausalannahme: Über welchen Mechanismus könnte daraus eine Zustandsveränderung entstehen?</w:t>
+      </w:r>
+    </w:p>
+    <w:p>
+      <w:r>
+        <w:t>3. Bewertung: Welche Richtung hat diese Veränderung im Referenzrahmen?</w:t>
+      </w:r>
+    </w:p>
+    <w:p>
+      <w:r>
+        <w:t>4. Rückkopplung: Welche Entscheidung, Regel, Ressource oder Kommunikation wird dadurch verändert?</w:t>
+      </w:r>
+    </w:p>
+    <w:p>
+      <w:r>
+        <w:t>Wo diese Ebenen vermischt werden, entstehen typische WÖk-Fehler: Aktivität wird als Wirkung ausgegeben, Reichweite ersetzt Zustandsveränderung, gute Absicht verdeckt Nebenwirkungen oder Reporting wird mit Lernen verwechselt.</w:t>
+      </w:r>
+    </w:p>
+    <w:p>
+      <w:pPr>
+        <w:pStyle w:val="Heading3"/>
+      </w:pPr>
+      <w:r>
+        <w:t>7.3 Analysemodell</w:t>
+      </w:r>
+    </w:p>
+    <w:tbl>
+      <w:tblPr>
+        <w:tblStyle w:val="TableGrid"/>
+        <w:tblW w:type="auto" w:w="0"/>
+        <w:jc w:val="left"/>
+        <w:tblLook w:firstColumn="1" w:firstRow="1" w:lastColumn="0" w:lastRow="0" w:noHBand="0" w:noVBand="1" w:val="04A0"/>
+      </w:tblPr>
+      <w:tblGrid>
+        <w:gridCol w:w="2340"/>
+        <w:gridCol w:w="2340"/>
+        <w:gridCol w:w="2340"/>
+        <w:gridCol w:w="2340"/>
+      </w:tblGrid>
+      <w:tr>
+        <w:tc>
+          <w:tcPr>
+            <w:tcW w:type="dxa" w:w="2340"/>
+            <w:vAlign w:val="center"/>
+          </w:tcPr>
+          <w:p>
+            <w:r>
+              <w:rPr>
+                <w:b/>
+              </w:rPr>
+              <w:t>Analyseobjekt</w:t>
+            </w:r>
+          </w:p>
+        </w:tc>
+        <w:tc>
+          <w:tcPr>
+            <w:tcW w:type="dxa" w:w="2340"/>
+            <w:vAlign w:val="center"/>
+          </w:tcPr>
+          <w:p>
+            <w:r>
+              <w:rPr>
+                <w:b/>
+              </w:rPr>
+              <w:t>Woran es wirkt</w:t>
+            </w:r>
+          </w:p>
+        </w:tc>
+        <w:tc>
+          <w:tcPr>
+            <w:tcW w:type="dxa" w:w="2340"/>
+            <w:vAlign w:val="center"/>
+          </w:tcPr>
+          <w:p>
+            <w:r>
+              <w:rPr>
+                <w:b/>
+              </w:rPr>
+              <w:t>Typischer Fehler</w:t>
+            </w:r>
+          </w:p>
+        </w:tc>
+        <w:tc>
+          <w:tcPr>
+            <w:tcW w:type="dxa" w:w="2340"/>
+            <w:vAlign w:val="center"/>
+          </w:tcPr>
+          <w:p>
+            <w:r>
+              <w:rPr>
+                <w:b/>
+              </w:rPr>
+              <w:t>Saubere WÖk-Lesart</w:t>
+            </w:r>
+          </w:p>
+        </w:tc>
+      </w:tr>
+      <w:tr>
+        <w:tc>
+          <w:tcPr>
+            <w:tcW w:type="dxa" w:w="2340"/>
+            <w:vAlign w:val="center"/>
+          </w:tcPr>
+          <w:p>
+            <w:r>
+              <w:t>Begriff</w:t>
+            </w:r>
+          </w:p>
+        </w:tc>
+        <w:tc>
+          <w:tcPr>
+            <w:tcW w:type="dxa" w:w="2340"/>
+            <w:vAlign w:val="center"/>
+          </w:tcPr>
+          <w:p>
+            <w:r>
+              <w:t>Was muss präzise getrennt werden?</w:t>
+            </w:r>
+          </w:p>
+        </w:tc>
+        <w:tc>
+          <w:tcPr>
+            <w:tcW w:type="dxa" w:w="2340"/>
+            <w:vAlign w:val="center"/>
+          </w:tcPr>
+          <w:p>
+            <w:r>
+              <w:t>Typischer Fehler</w:t>
+            </w:r>
+          </w:p>
+        </w:tc>
+        <w:tc>
+          <w:tcPr>
+            <w:tcW w:type="dxa" w:w="2340"/>
+            <w:vAlign w:val="center"/>
+          </w:tcPr>
+          <w:p>
+            <w:r>
+              <w:t>Saubere WÖk-Lesart</w:t>
+            </w:r>
+          </w:p>
+        </w:tc>
+      </w:tr>
+      <w:tr>
+        <w:tc>
+          <w:tcPr>
+            <w:tcW w:type="dxa" w:w="2340"/>
+            <w:vAlign w:val="center"/>
+          </w:tcPr>
+          <w:p>
+            <w:r>
+              <w:t>Wirkung</w:t>
+            </w:r>
+          </w:p>
+        </w:tc>
+        <w:tc>
+          <w:tcPr>
+            <w:tcW w:type="dxa" w:w="2340"/>
+            <w:vAlign w:val="center"/>
+          </w:tcPr>
+          <w:p>
+            <w:r>
+              <w:t>tatsächliche Zustandsveränderung</w:t>
+            </w:r>
+          </w:p>
+        </w:tc>
+        <w:tc>
+          <w:tcPr>
+            <w:tcW w:type="dxa" w:w="2340"/>
+            <w:vAlign w:val="center"/>
+          </w:tcPr>
+          <w:p>
+            <w:r>
+              <w:t>Absicht, Aktivität oder Reichweite als Wirkung ausgeben</w:t>
+            </w:r>
+          </w:p>
+        </w:tc>
+        <w:tc>
+          <w:tcPr>
+            <w:tcW w:type="dxa" w:w="2340"/>
+            <w:vAlign w:val="center"/>
+          </w:tcPr>
+          <w:p>
+            <w:r>
+              <w:t>Zustand, Empfänger, Wirkpfad und Quelle nennen</w:t>
+            </w:r>
+          </w:p>
+        </w:tc>
+      </w:tr>
+      <w:tr>
+        <w:tc>
+          <w:tcPr>
+            <w:tcW w:type="dxa" w:w="2340"/>
+            <w:vAlign w:val="center"/>
+          </w:tcPr>
+          <w:p>
+            <w:r>
+              <w:t>Potenzial</w:t>
+            </w:r>
+          </w:p>
+        </w:tc>
+        <w:tc>
+          <w:tcPr>
+            <w:tcW w:type="dxa" w:w="2340"/>
+            <w:vAlign w:val="center"/>
+          </w:tcPr>
+          <w:p>
+            <w:r>
+              <w:t>mögliche künftige Wirkung</w:t>
+            </w:r>
+          </w:p>
+        </w:tc>
+        <w:tc>
+          <w:tcPr>
+            <w:tcW w:type="dxa" w:w="2340"/>
+            <w:vAlign w:val="center"/>
+          </w:tcPr>
+          <w:p>
+            <w:r>
+              <w:t>Möglichkeit als Ergebnis verkaufen</w:t>
+            </w:r>
+          </w:p>
+        </w:tc>
+        <w:tc>
+          <w:tcPr>
+            <w:tcW w:type="dxa" w:w="2340"/>
+            <w:vAlign w:val="center"/>
+          </w:tcPr>
+          <w:p>
+            <w:r>
+              <w:t>Bedingungen, Unsicherheit und Resonanzraum markieren</w:t>
+            </w:r>
+          </w:p>
+        </w:tc>
+      </w:tr>
+      <w:tr>
+        <w:tc>
+          <w:tcPr>
+            <w:tcW w:type="dxa" w:w="2340"/>
+            <w:vAlign w:val="center"/>
+          </w:tcPr>
+          <w:p>
+            <w:r>
+              <w:t>Risiko</w:t>
+            </w:r>
+          </w:p>
+        </w:tc>
+        <w:tc>
+          <w:tcPr>
+            <w:tcW w:type="dxa" w:w="2340"/>
+            <w:vAlign w:val="center"/>
+          </w:tcPr>
+          <w:p>
+            <w:r>
+              <w:t>mögliche negative Wirkung oder Nebenwirkung</w:t>
+            </w:r>
+          </w:p>
+        </w:tc>
+        <w:tc>
+          <w:tcPr>
+            <w:tcW w:type="dxa" w:w="2340"/>
+            <w:vAlign w:val="center"/>
+          </w:tcPr>
+          <w:p>
+            <w:r>
+              <w:t>positive Geschichte ohne Schattenseite erzählen</w:t>
+            </w:r>
+          </w:p>
+        </w:tc>
+        <w:tc>
+          <w:tcPr>
+            <w:tcW w:type="dxa" w:w="2340"/>
+            <w:vAlign w:val="center"/>
+          </w:tcPr>
+          <w:p>
+            <w:r>
+              <w:t>Nebenwirkungen, Rebound und Zielkonflikte offenlegen</w:t>
+            </w:r>
+          </w:p>
+        </w:tc>
+      </w:tr>
+      <w:tr>
+        <w:tc>
+          <w:tcPr>
+            <w:tcW w:type="dxa" w:w="2340"/>
+            <w:vAlign w:val="center"/>
+          </w:tcPr>
+          <w:p>
+            <w:r>
+              <w:t>Rückkopplung</w:t>
+            </w:r>
+          </w:p>
+        </w:tc>
+        <w:tc>
+          <w:tcPr>
+            <w:tcW w:type="dxa" w:w="2340"/>
+            <w:vAlign w:val="center"/>
+          </w:tcPr>
+          <w:p>
+            <w:r>
+              <w:t>Konsequenz aus beobachteter oder bewerteter Wirkung</w:t>
+            </w:r>
+          </w:p>
+        </w:tc>
+        <w:tc>
+          <w:tcPr>
+            <w:tcW w:type="dxa" w:w="2340"/>
+            <w:vAlign w:val="center"/>
+          </w:tcPr>
+          <w:p>
+            <w:r>
+              <w:t>Reporting als Abschluss behandeln</w:t>
+            </w:r>
+          </w:p>
+        </w:tc>
+        <w:tc>
+          <w:tcPr>
+            <w:tcW w:type="dxa" w:w="2340"/>
+            <w:vAlign w:val="center"/>
+          </w:tcPr>
+          <w:p>
+            <w:r>
+              <w:t>Lernen und Steuerungsänderung einbauen</w:t>
+            </w:r>
+          </w:p>
+        </w:tc>
+      </w:tr>
+    </w:tbl>
+    <w:p/>
+    <w:p>
+      <w:pPr>
+        <w:pStyle w:val="Heading3"/>
+      </w:pPr>
+      <w:r>
+        <w:t>7.4 Modellformel</w:t>
+      </w:r>
+    </w:p>
+    <w:p>
+      <w:r>
+        <w:t>Die folgende Formel ist ein didaktisches Denkmodell, kein amtlicher Bewertungsstandard:</w:t>
+      </w:r>
+    </w:p>
+    <w:p>
+      <w:r>
+        <w:t>Wirkung = Delta Zustand(Empfaenger, Raum, Zeit) \; durch \; Wirkpfad(Ausloeser, Mechanismus, Resonanz, Rueckkopplung)</w:t>
+      </w:r>
+    </w:p>
+    <w:p>
+      <w:r>
+        <w:t>Die Formel ist ein didaktisches Raster: Sie schützt davor, Wirkung auf Absicht, Output, Symbolik oder Reichweite zu verkürzen.</w:t>
+      </w:r>
+    </w:p>
+    <w:p>
+      <w:r>
+        <w:t>Die Formel soll gerade keine Scheingenauigkeit erzeugen. Sie zwingt dazu, die Faktoren offen zu legen, die eine Aussage tragen. In einem echten Bewertungsprozess müssten Datenquelle, Aktualität, Datenqualitätsklasse, Unsicherheitsgrad und Rückkopplungsregel ergänzt werden.</w:t>
+      </w:r>
+    </w:p>
+    <w:p>
+      <w:pPr>
+        <w:pStyle w:val="Heading3"/>
+      </w:pPr>
+      <w:r>
+        <w:t>7.5 Fallfenster</w:t>
+      </w:r>
+    </w:p>
+    <w:p>
+      <w:r>
+        <w:t>Fall 1. Ein Projekt kann im Themenfeld Die Wirkungsökonomie als neue Steuerungslogik überzeugend kommunizieren und trotzdem nur Wirkungspotenzial erzeugen. Die WÖk-Prüfung beginnt erst, wenn klar wird, welcher Zustand sich bei wem verändert.</w:t>
+      </w:r>
+    </w:p>
+    <w:p>
+      <w:r>
+        <w:t>Fall 2. Eine Organisation kann im Themenfeld Die Wirkungsökonomie als neue Steuerungslogik gute Absichten haben und zugleich Wirkungsrisiken übersehen. Das Skript trainiert deshalb die Trennung von Absicht, Auslöser, Wirkmechanismus, Empfänger, Datenlage und Bewertung.</w:t>
+      </w:r>
+    </w:p>
+    <w:p>
+      <w:pPr>
+        <w:pStyle w:val="Heading3"/>
+      </w:pPr>
+      <w:r>
+        <w:t>7.6 Prüfungsnahe Fallfragen ohne geschützte Antwortlogik</w:t>
+      </w:r>
+    </w:p>
+    <w:p>
+      <w:r>
+        <w:t>Diese Fragen sind öffentlich und dienen dem Lernen. Die geschützte Antwortlogik, Scoring-Regeln und CorrectAnswer-Felder bleiben in der Prüfungs-Lane der App.</w:t>
+      </w:r>
+    </w:p>
+    <w:p>
+      <w:r>
+        <w:t>1. Beschreibe den Auslöser im Fall und trenne ihn von Absicht, Image oder Reichweite.</w:t>
+      </w:r>
+    </w:p>
+    <w:p>
+      <w:r>
+        <w:t>2. Formuliere einen plausiblen Wirkpfad mit Wirkungsempfängern, Zustandsveränderung und Rückkopplung.</w:t>
+      </w:r>
+    </w:p>
+    <w:p>
+      <w:r>
+        <w:t>3. Benenne mindestens ein Wirkungspotenzial und ein Wirkungsrisiko.</w:t>
+      </w:r>
+    </w:p>
+    <w:p>
+      <w:r>
+        <w:t>4. Zeige, welche Quelle oder Datenart nötig wäre, um von Potenzial zu belastbarer Wirkungsaussage zu kommen.</w:t>
+      </w:r>
+    </w:p>
+    <w:p>
+      <w:r>
+        <w:t>5. Prüfe, ob Nichtkompensation oder Reverse Merit Order einschlägig sein könnten.</w:t>
+      </w:r>
+    </w:p>
+    <w:p>
+      <w:r>
+        <w:t>6. Formuliere eine saubere Wirkungsaussage in einem Satz: Was wissen wir, was nehmen wir an, was bleibt offen?</w:t>
+      </w:r>
+    </w:p>
+    <w:p>
+      <w:pPr>
+        <w:pStyle w:val="Heading3"/>
+      </w:pPr>
+      <w:r>
+        <w:t>7.7 Auswertung aus der lebenden Website-Referenz</w:t>
+      </w:r>
+    </w:p>
+    <w:p>
+      <w:pPr>
+        <w:pStyle w:val="Heading3"/>
+      </w:pPr>
+      <w:r>
+        <w:t>Quellenanker: Kapitel 9 - Die einfache Idee</w:t>
+      </w:r>
+    </w:p>
+    <w:p>
+      <w:r>
+        <w:t>Interne Quelle: referenz/kapitel-009-die-einfache-idee/index.html</w:t>
+      </w:r>
+    </w:p>
+    <w:p>
+      <w:r>
+        <w:t>Die Wirkungsökonomie beginnt mit einem einfachen Satz:</w:t>
+      </w:r>
+    </w:p>
+    <w:p>
+      <w:r>
+        <w:t>Nicht Kapital ist der Maßstab, sondern Wirkung.</w:t>
+      </w:r>
+    </w:p>
+    <w:p>
+      <w:r>
+        <w:t>Dieser Satz klingt klein. Fast zu einfach für eine neue ökonomische Ordnung. Er enthält keine technische Formel, kein Gesetz, keine neue Steuer, keine digitale Infrastruktur und keine eigene Institution. Und doch verschiebt er den Mittelpunkt des Denkens.</w:t>
+      </w:r>
+    </w:p>
+    <w:p>
+      <w:r>
+        <w:t>Denn jede Ordnung braucht einen Maßstab. Sie braucht etwas, woran sie Erfolg erkennt, Entscheidungen ausrichtet, Risiken bewertet und Fortschritt von Rückschritt unterscheidet. Die bisherige ökonomische Ordnung hat diesen Maßstab vor allem im Kapital gesucht: in Geld, Gewinn, Wachstum, Rendite, Einkommen, Besitz, Marktwert und Preis.</w:t>
+      </w:r>
+    </w:p>
+    <w:p>
+      <w:r>
+        <w:t>Diese Größen sind nicht bedeutungslos. Sie haben ihre Funktion. Sie zeigen, ob etwas bezahlt werden kann, ob ein Unternehmen tragfähig ist, ob ein Haushalt finanziert ist, ob Investitionen möglich sind, ob Knappheit besteht und ob Nachfrage entsteht. Ohne Kapital, Preise, Märkte, Arbeit und Gewinn lässt sich eine moderne Gesellschaft nicht organisieren.</w:t>
+      </w:r>
+    </w:p>
+    <w:p>
+      <w:r>
+        <w:t>Aber sie sagen nicht genug.</w:t>
+      </w:r>
+    </w:p>
+    <w:p>
+      <w:r>
+        <w:t>Sie sagen nicht, ob ein Produkt Menschen gesünder macht oder krank. Sie sagen nicht, ob ein Geschäftsmodell den Planeten stabilisiert oder zerstört. Sie sagen nicht, ob eine politische Entscheidung Vertrauen stärkt oder Demokratie schwächt. Sie sagen nicht, ob Arbeit nur bezahlt wird oder tatsächlich Zukunft trägt.</w:t>
+      </w:r>
+    </w:p>
+    <w:p>
+      <w:r>
+        <w:t>Kapital kann zählen. Aber es kann nicht von selbst unterscheiden, ob das Gezählte dem Leben dient.</w:t>
+      </w:r>
+    </w:p>
+    <w:p>
+      <w:r>
+        <w:t>Genau hier setzt die Wirkungsökonomie an. Sie schafft Kapital nicht ab. Sie ersetzt nicht den Markt durch einen Plan. Sie erklärt Gewinn nicht zum Feind und Arbeit nicht zur Nebensache.</w:t>
+      </w:r>
+    </w:p>
+    <w:p>
+      <w:r>
+        <w:t>Sie verändert den Kompass.</w:t>
+      </w:r>
+    </w:p>
+    <w:p>
+      <w:r>
+        <w:t>Der Maßstab lautet nicht mehr zuerst: Wie viel Geld wurde bewegt?</w:t>
+      </w:r>
+    </w:p>
+    <w:p>
+      <w:r>
+        <w:t>Der Maßstab lautet: Welche Wirkung ist entstanden?</w:t>
+      </w:r>
+    </w:p>
+    <w:p>
+      <w:pPr>
+        <w:pStyle w:val="Heading3"/>
+      </w:pPr>
+      <w:r>
+        <w:t>9.1 Der einfachste Satz der Wirkungsökonomie</w:t>
+      </w:r>
+    </w:p>
+    <w:p>
+      <w:r>
+        <w:t>Die einfachste Idee der Wirkungsökonomie lautet:</w:t>
+      </w:r>
+    </w:p>
+    <w:p>
+      <w:r>
+        <w:t>Eine Gesellschaft, die Kapital misst, steuert Kapital. Eine Gesellschaft, die Wirkung misst, steuert Zustände.</w:t>
+      </w:r>
+    </w:p>
+    <w:p>
+      <w:r>
+        <w:t>Das ist der eigentliche Paradigmenwechsel.</w:t>
+      </w:r>
+    </w:p>
+    <w:p>
+      <w:r>
+        <w:t>Denn wirtschaftliche Aktivität ist nie nur Bewegung von Geld. Sie ist immer Veränderung von Wirklichkeit. Wenn produziert wird, verändern sich Materialien, Energieflüsse, Arbeitsbedingungen, Lieferketten, Landschaften, Körper, Beziehungen, Erwartungen und Risiken. Wenn investiert wird, entstehen Möglichkeiten für bestimmte Zukünfte und keine für andere. Wenn konsumiert wird, werden Strukturen gestärkt. Wenn der Staat reguliert, fördert oder besteuert, verändert er Verhalten. Wenn Unternehmen Preise setzen, prägen sie Entscheidungen. Wenn Menschen arbeiten, entsteht mehr als Einkommen: Es entsteht Wirkung.</w:t>
+      </w:r>
+    </w:p>
+    <w:p>
+      <w:r>
+        <w:t>Die alte Ordnung hat diese Rückwirkungen oft als Nebensache behandelt. Sie waren Umweltfolgen, Sozialfolgen, externe Kosten, Begleiterscheinungen oder politische Korrekturaufgaben. Die eigentliche Rechnung blieb kapitalbezogen: Umsatz, Gewinn, Rendite, Kosten und Wachstum.</w:t>
+      </w:r>
+    </w:p>
+    <w:p>
+      <w:r>
+        <w:t>Die Wirkungsökonomie dreht diese Logik um.</w:t>
+      </w:r>
+    </w:p>
+    <w:p>
+      <w:r>
+        <w:t>Sie fragt nicht erst am Ende, welche Schäden entstanden sind. Sie fragt von Beginn an, welche Wirkung erzeugt wird. Sie betrachtet wirtschaftliche Aktivität nicht als neutralen Geldprozess, sondern als Eingriff in ein lebendiges System.</w:t>
+      </w:r>
+    </w:p>
+    <w:p>
+      <w:r>
+        <w:t>Wirkung meint dabei nicht gute Absicht. Wirkung meint nicht Haltung, Image oder Symbolik. Wirkung meint die tatsächliche Veränderung von Zuständen. Werden Menschen gestärkt oder geschwächt? Werden Lebensgrundlagen erhalten oder verbraucht? Wird Vertrauen aufgebaut oder zerstört? Wird Demokratie widerstandsfähiger oder verletzlicher? Wird Zukunft gesichert oder vorfinanziert auf Kosten anderer?</w:t>
+      </w:r>
+    </w:p>
+    <w:p>
+      <w:r>
+        <w:t>Darum beginnt die Wirkungsökonomie nicht mit einer Detailtechnik. Sie beginnt nicht mit einer Scorecard, nicht mit einer WÖk-ID, nicht mit einer Steuerklasse, nicht mit einem digitalen Produktpass und nicht mit einer Kennzahl. All das kann später wichtig werden. Aber es ist nicht der Anfang.</w:t>
+      </w:r>
+    </w:p>
+    <w:p>
+      <w:r>
+        <w:t>Der Anfang ist die Verschiebung des Maßstabs.</w:t>
+      </w:r>
+    </w:p>
+    <w:p>
+      <w:r>
+        <w:t>Was bisher Nebeneffekt war, wird Hauptfrage. Was bisher unsichtbar blieb, wird steuerungsrelevant. Was bisher moralisch diskutiert wurde, wird systemisch geordnet.</w:t>
+      </w:r>
+    </w:p>
+    <w:p>
+      <w:r>
+        <w:t>Die einfache Idee lautet: Wirtschaft wirkt. Deshalb muss Wirkung die zentrale Sprache der Wirtschaft werden.</w:t>
+      </w:r>
+    </w:p>
+    <w:p>
+      <w:pPr>
+        <w:pStyle w:val="Heading3"/>
+      </w:pPr>
+      <w:r>
+        <w:t>9.2 Kapital bleibt - aber es führt nicht mehr</w:t>
+      </w:r>
+    </w:p>
+    <w:p>
+      <w:r>
+        <w:t>Kapital ist nicht das Problem.</w:t>
+      </w:r>
+    </w:p>
+    <w:p>
+      <w:r>
+        <w:t>Kapital ermöglicht Investitionen. Es finanziert Unternehmen, Infrastruktur, Forschung, Produktion, Wohnraum, Maschinen, Bildungseinrichtungen, Krankenhäuser, Energieanlagen und Innovation. Ohne Kapital kann eine Gesellschaft viele ihrer Möglichkeiten nicht verwirklichen. Kapital ist gespeicherte Handlungsfähigkeit.</w:t>
+      </w:r>
+    </w:p>
+    <w:p>
+      <w:r>
+        <w:t>Aber Kapital entscheidet nicht von selbst, ob diese Handlungsfähigkeit sinnvoll eingesetzt wird.</w:t>
+      </w:r>
+    </w:p>
+    <w:p>
+      <w:r>
+        <w:t>Dass Geld in Bewegung ist, bedeutet noch nicht, dass Zukunft entsteht. Dass eine Investition Rendite bringt, bedeutet noch nicht, dass sie Mensch, Planet und Demokratie stärkt. Dass ein Unternehmen profitabel ist, bedeutet noch nicht, dass es gesellschaftlich tragfähig wirkt. Dass ein Markt wächst, bedeutet noch nicht, dass er gute Zustände erzeugt.</w:t>
+      </w:r>
+    </w:p>
+    <w:p>
+      <w:r>
+        <w:t>Kapital ist ein Mittel. Wirkung ist die Richtung.</w:t>
+      </w:r>
+    </w:p>
+    <w:p>
+      <w:r>
+        <w:t>Diese Unterscheidung ist zentral. Denn solange Kapital selbst die oberste Zielgröße ist, folgt es dem stärksten Renditesignal. Es sucht Vermehrung. Es sucht Skalierung. Es sucht Absicherung. Es sucht Vorteil. Das ist nicht überraschend und nicht moralisch außergewöhnlich. Kapital tut, was eine kapitalszentrierte Ordnung von ihm verlangt.</w:t>
+      </w:r>
+    </w:p>
+    <w:p>
+      <w:r>
+        <w:t>Die entscheidende Frage lautet daher nicht, ob Kapital existieren darf. Die entscheidende Frage lautet: Welchem Maßstab folgt es?</w:t>
+      </w:r>
+    </w:p>
+    <w:p>
+      <w:r>
+        <w:t>Kapital ohne Wirkungskompass kann zerstörerische Geschäftsmodelle vergrößern. Kapital mit Wirkungskompass kann regenerative, soziale und demokratisch stabile Strukturen ermöglichen. Dasselbe Geld kann ein Krankenhaus modernisieren oder ein spekulatives Modell befeuern. Es kann Bildung finanzieren oder Desinformation. Es kann Kreislaufwirtschaft aufbauen oder Ressourcenverbrauch beschleunigen. Es kann Pflege entlasten oder Wohnraum verteuern.</w:t>
+      </w:r>
+    </w:p>
+    <w:p>
+      <w:r>
+        <w:t>Kapital ist also nicht gut oder schlecht. Es ist richtungsabhängig.</w:t>
+      </w:r>
+    </w:p>
+    <w:p>
+      <w:r>
+        <w:t>Die Wirkungsökonomie entthront Kapital, ohne es zu verwerfen. Sie nimmt ihm die Rolle des letzten Maßstabs und gibt ihm seine eigentliche Funktion zurück: Werkzeug zu sein.</w:t>
+      </w:r>
+    </w:p>
+    <w:p>
+      <w:r>
+        <w:t>Das verändert die Sprache. Kapitalrendite ist dann nicht mehr die oberste Frage. Sie wird zu einer von mehreren Rückmeldungen. Sie zeigt, ob etwas finanziell tragfähig ist. Aber sie sagt nicht, ob es wirksam ist.</w:t>
+      </w:r>
+    </w:p>
+    <w:p>
+      <w:pPr>
+        <w:pStyle w:val="Heading3"/>
+      </w:pPr>
+      <w:r>
+        <w:t>Quellenanker: Kapitel 16 - Das Begriffssystem der Wirkungsökonomie</w:t>
+      </w:r>
+    </w:p>
+    <w:p>
+      <w:r>
+        <w:t>Interne Quelle: referenz/kapitel-016-das-begriffssystem-der-wirkungsoekonomie/index.html</w:t>
+      </w:r>
+    </w:p>
+    <w:p>
+      <w:r>
+        <w:t>Die Wirkungsökonomie braucht eine klare Sprache. Ohne klare Begriffe wird Wirkung zu einem Sammelwort. Dann kann jede Maßnahme, jedes Ziel, jedes Projekt, jede Haltung und jede Kommunikationsabsicht als Wirkung bezeichnet werden. Genau das darf nicht geschehen.</w:t>
+      </w:r>
+    </w:p>
+    <w:p>
+      <w:r>
+        <w:t>Wirkung ist nicht alles, was wichtig klingt. Wirkung ist die tatsächliche Veränderung von Zuständen.</w:t>
+      </w:r>
+    </w:p>
+    <w:p>
+      <w:r>
+        <w:t>Dieses Kapitel ordnet die zentralen Begriffe der Wirkungsökonomie. Es ist kein Glossar. Ein Glossar erklärt Wörter alphabetisch. Dieses Kapitel zeigt die innere Architektur der Begriffe. Es klärt, welcher Begriff auf welcher Ebene steht, welche Begriffe voneinander abhängen und welche Begriffe in späteren Teilen des Buches vorausgesetzt werden.</w:t>
+      </w:r>
+    </w:p>
+    <w:p>
+      <w:r>
+        <w:t>Die Ordnung ist einfach: Zuerst kommt die Zustandsveränderung. Dann kommt der Möglichkeitsraum vor der Wirkung. Danach folgen Handlung, Unterlassen, Wirkungsträger, Wirkungsempfänger und Wirkungsraum. Erst danach beginnt die Bewertung. Aus Bewertung entstehen Netto-Wirkung, Wirkungskraft, Wirkungsrisiko, Wirkungsresilienz, Wirkungsdaten, Kapitalwirkung, Wohlstand, Lenkung, Architektur und Kompetenz.</w:t>
+      </w:r>
+    </w:p>
+    <w:p>
+      <w:r>
+        <w:t>Damit wird zugleich eine wichtige Unterscheidung vorbereitet: Wirkung, Netto-Wirkung und Transformation sind nicht dasselbe. Wirkung bezeichnet die konkrete Zustandsveränderung. Netto-Wirkung bezeichnet die zusammengeführte Bewertung positiver und negativer Wirkungen unter Berücksichtigung von Mindestbedingungen, Nebenfolgen, Zeitwirkung, Datenqualität und Nichtkompensation. Transformation bezeichnet die Veränderung von Systemlogiken, Anreizen, Pfaden, Märkten, Institutionen oder künftigen Entscheidungsmöglichkeiten.</w:t>
+      </w:r>
+    </w:p>
+    <w:p>
+      <w:r>
+        <w:t>Diese Trennung ist wichtig, weil die Wirkungsökonomie nicht nur einzelne positive Effekte sammeln will. Sie muss unterscheiden können, ob eine Maßnahme lokal nützt, ob sie insgesamt positive Netto-Wirkung erzeugt oder ob sie zusätzlich die Struktur eines Systems verändert. Ein Produkt kann gute Netto-Wirkung haben, ohne einen Markt zu transformieren. Eine Investition kann einen Transformationspfad öffnen, obwohl ihre unmittelbare Wirkung zunächst begrenzt ist. Eine politische Maßnahme kann kurzfristig Nutzen erzeugen und langfristig negative Systemwirkungen auslösen.</w:t>
+      </w:r>
+    </w:p>
+    <w:p>
+      <w:r>
+        <w:t>Das Begriffssystem verhindert solche Verwechslungen. Es schafft die Sprache, um später Scorecards, WÖk-IDs, Netto-Wirkungs-Index, Reverse Merit Order, T-SROI, Wirkungssteuern, Wirkungshaushalte, digitale Produktpässe und Wirkungsdatenräume konsistent aufzubauen.</w:t>
+      </w:r>
+    </w:p>
+    <w:p>
+      <w:pPr>
+        <w:pStyle w:val="Heading3"/>
+      </w:pPr>
+      <w:r>
+        <w:t>16.1 Die erste Ebene: Wirkung</w:t>
+      </w:r>
+    </w:p>
+    <w:p>
+      <w:r>
+        <w:t>Der Grundbegriff lautet Wirkung.</w:t>
+      </w:r>
+    </w:p>
+    <w:p>
+      <w:r>
+        <w:t>Wirkung ist die tatsächliche Veränderung von Zuständen. Ein Zustand kann menschlich, ökologisch, sozial, wirtschaftlich, institutionell, kulturell oder demokratisch sein. Gesundheit ist ein Zustand. Vertrauen ist ein Zustand. Biodiversität ist ein Zustand. Wohnsicherheit ist ein Zustand. Arbeitsqualität ist ein Zustand. Medienqualität, Rechtsstaatlichkeit, Wasserqualität, psychische Stabilität, Bildung, Pflege und Resilienz sind Zustände.</w:t>
+      </w:r>
+    </w:p>
+    <w:p>
+      <w:r>
+        <w:t>Wirkung ist nicht Absicht. Wirkung ist nicht Image. Wirkung ist nicht Output. Wirkung ist nicht Maßnahme. Wirkung ist nicht Bericht. Wirkung ist nicht moralische Haltung. Diese Unterscheidung steht am Anfang des gesamten Begriffssystems, weil sie verhindert, dass die Wirkungsökonomie in Symbolik, Kommunikation oder Absichtserklärungen aufgeht.</w:t>
+      </w:r>
+    </w:p>
+    <w:p>
+      <w:r>
+        <w:t>Wirkung kann positiv, negativ oder neutral sein. Sie kann direkt oder indirekt, sofort oder verzögert, einzeln oder kumulativ, lokal oder systemisch auftreten. Ihre Richtung ergibt sich nicht aus der Selbstdarstellung des Auslösers, sondern aus der Veränderung des betroffenen Zustands.</w:t>
+      </w:r>
+    </w:p>
+    <w:p>
+      <w:r>
+        <w:t>Wirkung ist damit noch keine Gesamtbewertung. Eine einzelne Wirkung zeigt zunächst nur, dass sich ein Zustand verändert hat. Erst spätere Ebenen ordnen ein, ob diese Veränderung im Zusammenhang positiv, negativ, ambivalent, kompensationsfähig, nicht kompensierbar, riskant, resilient oder transformativ ist.</w:t>
+      </w:r>
+    </w:p>
+    <w:p>
+      <w:r>
+        <w:t>Damit ist Wirkung die Basiskategorie. Alle weiteren Begriffe beziehen sich auf sie.</w:t>
+      </w:r>
+    </w:p>
+    <w:p>
+      <w:pPr>
+        <w:pStyle w:val="Heading3"/>
+      </w:pPr>
+      <w:r>
+        <w:t>16.2 Die zweite Ebene: Wirkungspotenzial</w:t>
+      </w:r>
+    </w:p>
+    <w:p>
+      <w:r>
+        <w:t>Wirkung entsteht nicht immer sofort. Zwischen Handlung und eingetretener Zustandsveränderung liegt häufig ein Möglichkeitsraum. Diesen Raum nennt die Wirkungsökonomie Wirkungspotenzial.</w:t>
+      </w:r>
+    </w:p>
+    <w:p>
+      <w:r>
+        <w:t>Wirkungspotenzial bezeichnet die Möglichkeit, dass eine Handlung, ein Produkt, eine Aussage, eine Investition, ein Gesetz, eine Infrastruktur, ein Algorithmus oder ein Unterlassen später Wirkung erzeugt. Es ist noch keine eingetretene Wirkung, aber mehr als bloße Absicht. Wirkungspotenzial verändert Wahrscheinlichkeiten, Erwartungen, Resonanz, Anschlussfähigkeit und Handlungsräume.</w:t>
+      </w:r>
+    </w:p>
+    <w:p>
+      <w:r>
+        <w:t>Diese Unterscheidung ist besonders wichtig für Kommunikation, Medien, Politik, Bildung, Wissenschaft, Kultur und digitale Plattformen. Ein Satz verändert nicht automatisch eine Gesellschaft. Ein Bild führt nicht automatisch zu einer Handlung. Eine politische Rede erzeugt nicht sofort ein Gesetz. Ein Algorithmus zerstört nicht unmittelbar eine Demokratie. Aber all diese Elemente können Wirkungspotenziale erzeugen. Sie können Vertrauen stärken oder schwächen, Angst aktivieren, Zugehörigkeit verschieben, Feindbilder normalisieren, Aufmerksamkeit lenken oder Handlungsschwellen verändern.</w:t>
+      </w:r>
+    </w:p>
+    <w:p>
+      <w:r>
+        <w:t>Der Begriff Wirkstoff kann diese Ebene beschreiben, wenn er streng als Analogie verwendet wird. Ein kommunikativer Wirkstoff ist das aktive Element eines Narrativs, Frames, Bildes oder emotionalen Markers. Er ist nicht Wirkung selbst. Er trägt Wirkungspotenzial, das je nach Resonanzraum, Wiederholung, Plattformlogik und Anschlussfähigkeit aufgenommen, blockiert oder verstärkt werden kann.</w:t>
+      </w:r>
+    </w:p>
+    <w:p>
+      <w:r>
+        <w:t>Wirkungspotenzial ist deshalb die Vorstufe tatsächlicher Wirkung. Es macht sichtbar, dass Systeme nicht erst relevant werden, wenn der Schaden eingetreten ist oder die positive Zustandsveränderung gemessen werden kann. Wer Wirkungspotenzial ignoriert, erkennt Risiken zu spät. Wer jedes Potenzial bereits als eingetretene Wirkung behandelt, überzeichnet Kausalität.</w:t>
+      </w:r>
+    </w:p>
+    <w:p>
+      <w:r>
+        <w:t>Die Wirkungsökonomie braucht daher beide Begriffe: Wirkung als eingetretene Zustandsveränderung und Wirkungspotenzial als veränderten Möglichkeitsraum vor der Wirkung.</w:t>
+      </w:r>
+    </w:p>
+    <w:p>
+      <w:pPr>
+        <w:pStyle w:val="Heading3"/>
+      </w:pPr>
+      <w:r>
+        <w:t>16.3 Die dritte Ebene: Handlung und Unterlassen</w:t>
+      </w:r>
+    </w:p>
+    <w:p>
+      <w:r>
+        <w:t>Wirkung braucht einen Auslöser. Dieser Auslöser kann eine Handlung sein. Er kann aber auch ein Unterlassen sein.</w:t>
+      </w:r>
+    </w:p>
+    <w:p>
+      <w:r>
+        <w:t>Handlung bezeichnet jeden Eingriff in einen bestehenden Zustand oder Möglichkeitsraum. Handlungen können von Menschen, Unternehmen, Staaten, Behörden, Kapitalmärkten, Versicherungen, Plattformen, Medien, Maschinen, Algorithmen oder Institutionen ausgehen. Eine Investition ist Handlung. Ein Gesetz ist Handlung. Ein Produktdesign ist Handlung. Eine Kreditentscheidung ist Handlung. Eine öffentliche Aussage ist Handlung. Eine Beschaffungsentscheidung ist Handlung.</w:t>
+      </w:r>
+    </w:p>
+    <w:p>
+      <w:r>
+        <w:t>Unterlassen bezeichnet die wirkende Form des Nicht-Handelns. Nicht jede Nicht-Handlung ist wirkungsökonomisch relevant. Unterlassen wird dann relevant, wenn Handlung möglich, erwartbar oder verantwortlich gewesen wäre und das Ausbleiben dieser Handlung Zustände verändert, Risiken erhöht oder schädliche Pfade fortsetzt.</w:t>
+      </w:r>
+    </w:p>
+    <w:p>
+      <w:r>
+        <w:t>Ein Staat, der marode Infrastruktur nicht saniert, handelt nicht neutral. Er lässt Wirkungsrisiko wachsen. Ein Unternehmen, das bekannte Lieferkettenrisiken nicht prüft, handelt nicht neutral. Es verschiebt Verantwortung. Eine Plattform, die systematische Desinformation ignoriert, handelt nicht neutral. Sie verändert den öffentlichen Resonanzraum durch Duldung. Eine Gesellschaft, die Pflege, Bildung oder Prävention vernachlässigt, spart nicht einfach. Sie erzeugt spätere Folgekosten.</w:t>
+      </w:r>
+    </w:p>
+    <w:p>
+      <w:r>
+        <w:t>Handlung und Unterlassen sind deshalb zwei Grundformen des Wirkens. Beide können Wirkungspotenzial erzeugen, Wirkungsrisiko erhöhen oder tatsächliche Zustandsveränderungen auslösen. Die Wirkungsökonomie bewertet nicht nur, was getan wurde. Sie fragt auch, was hätte getan werden müssen, damit Schäden verhindert oder positive Wirkungen ermöglicht werden.</w:t>
+      </w:r>
+    </w:p>
+    <w:p>
+      <w:pPr>
+        <w:pStyle w:val="Heading3"/>
+      </w:pPr>
+      <w:r>
+        <w:t>16.4 Die vierte Ebene: Wirkungsträger, Wirkungsempfänger und Wirkungsraum</w:t>
+      </w:r>
+    </w:p>
+    <w:p>
+      <w:r>
+        <w:t>Wirkung braucht Zuordnung. Sie entsteht nicht abstrakt. Sie geht von etwas aus, trifft etwas und entfaltet sich in einem bestimmten Zusammenhang.</w:t>
+      </w:r>
+    </w:p>
+    <w:p>
+      <w:r>
+        <w:t>Wirkungsträger sind Menschen, Organisationen, Produkte, Dienstleistungen, Infrastrukturen, Institutionen, Technologien, Kapitalflüsse, Medieninhalte, Algorithmen, Gesetze oder politische Entscheidungen, von denen Wirkung ausgeht oder über die Wirkung weitergegeben wird. Ein Apfel kann Wirkungsträger sein. Ein T-Shirt kann Wirkungsträger sein. Eine Bank, ein Krankenhaus, eine Schule, ein Gesetz, ein Fonds, ein Video, eine Plattform oder ein Algorithmus können Wirkungsträger sein.</w:t>
+      </w:r>
+    </w:p>
+    <w:p>
+      <w:r>
+        <w:t>Wirkungsempfänger sind Menschen, Gruppen, Regionen, Ökosysteme, Institutionen, Demokratien, Märkte, Unternehmen, künftige Generationen oder andere Zustandsräume, deren Zustand verändert wird. Wirkungsempfänger müssen nicht sichtbar, zahlungsfähig oder gegenwärtig sein. Auch Kinder, kommende Generationen, nicht-menschliche Natur und demokratische Öffentlichkeiten können Wirkungsempfänger sein.</w:t>
+      </w:r>
+    </w:p>
+    <w:p>
+      <w:r>
+        <w:t>Der Wirkungsraum bezeichnet den Zusammenhang, in dem Wirkung entsteht. Wirkung liegt nie vollständig im isolierten Objekt. Ein Produkt wirkt anders je nach Lieferkette, Nutzung, Region, Wasserstress, Energiequelle, Arbeitsbedingungen, Preis, Datenlage und Entsorgung. Eine Aussage wirkt anders je nach Resonanzraum, Tonalität, Wiederholung, Publikum, Plattformlogik und politischer Lage. Eine Steuer wirkt anders, wenn Alternativen vorhanden sind, als wenn Menschen in alten Infrastrukturen gefangen bleiben.</w:t>
+      </w:r>
+    </w:p>
+    <w:p>
+      <w:r>
+        <w:t>Der Wirkungsraum entscheidet mit, ob eine Handlung stabilisiert, belastet oder destabilisiert. Deshalb kann die Wirkungsökonomie Wirkung nicht losgelöst vom Kontext bewerten. Sie braucht Wirkungsträger, Wirkungsempfänger und Wirkungsraum, damit Zustandsveränderungen nicht beliebig behauptet, sondern sauber zugeordnet werden können.</w:t>
+      </w:r>
+    </w:p>
+    <w:p>
+      <w:pPr>
+        <w:pStyle w:val="Heading3"/>
+      </w:pPr>
+      <w:r>
+        <w:t>16.5 Die fünfte Ebene: systemischer Wert und normativer Wert</w:t>
+      </w:r>
+    </w:p>
+    <w:p>
+      <w:r>
+        <w:t>Nicht jede Zustandsveränderung hat dieselbe Bedeutung. Eine Wirkung kann messbar sein und trotzdem geringe systemische Relevanz haben. Eine andere Wirkung kann klein erscheinen und dennoch einen kritischen Zustand berühren. Deshalb unterscheidet die Wirkungsökonomie zwischen systemischem Wert und normativem Wert.</w:t>
+      </w:r>
+    </w:p>
+    <w:p>
+      <w:r>
+        <w:t>Systemischer Wert beschreibt die Bedeutung einer Wirkung für Stabilität, Resilienz, Regeneration, Funktionsfähigkeit, Vertrauen, Lernfähigkeit und demokratische Korrekturfähigkeit eines Systems. Er fragt nicht zuerst, ob eine Wirkung moralisch gut klingt. Er fragt, welche Rolle sie im Zusammenhang spielt. Stärkt sie tragende Strukturen? Entlastet sie Engpässe? Verringert sie Verwundbarkeit? Erhöht sie Anpassungsfähigkeit? Verhindert sie Kipppunkte? Öffnet sie bessere Handlungsmöglichkeiten?</w:t>
+      </w:r>
+    </w:p>
+    <w:p>
+      <w:r>
+        <w:t>Normativer Wert beschreibt die Bewertung einer Wirkung gemessen an Mensch, Planet und Demokratie. Er fragt, ob eine Zustandsveränderung Würde, Freiheit, Gesundheit, Teilhabe, ökologische Regeneration, Rechtsstaatlichkeit, Wahrheit, Vertrauen und demokratische Stabilität stärkt oder schwächt.</w:t>
+      </w:r>
+    </w:p>
+    <w:p>
+      <w:pPr>
+        <w:pStyle w:val="Heading3"/>
+      </w:pPr>
+      <w:r>
+        <w:t>Quellenanker: Kapitel 21 - Das Wirkungsrad</w:t>
+      </w:r>
+    </w:p>
+    <w:p>
+      <w:r>
+        <w:t>Interne Quelle: referenz/kapitel-021-das-wirkungsrad/index.html</w:t>
+      </w:r>
+    </w:p>
+    <w:p>
+      <w:pPr>
+        <w:pStyle w:val="Heading3"/>
+      </w:pPr>
+      <w:r>
+        <w:t>21.1 Warum ein Rad nötig ist</w:t>
+      </w:r>
+    </w:p>
+    <w:p>
+      <w:r>
+        <w:t>Die vorherigen Kapitel haben Wirkung als Zustandsveränderung beschrieben, Wirkungspotenzial vom Eintritt tatsächlicher Wirkung getrennt, Handlung und Unterlassen als zwei Formen des Wirkens bestimmt und gezeigt, dass Systeme nicht wie einfache Maschinen reagieren [I-21-1][I-21-2]. Kapitel 18 hat die Wirkungen erster, zweiter und dritter Ordnung eingeführt. Kapitel 19 hat erklärt, warum Gesellschaft, Wirtschaft, Natur, Medien und Demokratie nichttriviale Systeme sind. Kapitel 20 hat gezeigt, dass Systemhebel, Engpässe und Interdependenzen bestimmen, ob eine Maßnahme nur ein Symptom verändert oder die Entscheidungsstruktur des Systems verschiebt [I-21-3].</w:t>
+      </w:r>
+    </w:p>
+    <w:p>
+      <w:r>
+        <w:t>Das Wirkungsrad verbindet diese Ebenen. Es ist keine neue Kennzahl und kein einzelnes Instrument. Es ist die Grundform, in der die Wirkungsökonomie ihren Ablauf beschreibt: Handlungen verändern Möglichkeitsräume und Zustände. Zustandsveränderungen werden nach ihrer Ordnung gelesen. Sie erhalten systemischen und normativen Wert. Aus dieser Bewertung folgt Lenkung. Lenkung verändert Anreize. Anreize verändern neue Handlungen. Rückkopplung prüft, ob die erwartete Wirkung eingetreten ist und ob die Lenkung korrigiert werden muss [I-21-4].</w:t>
+      </w:r>
+    </w:p>
+    <w:p>
+      <w:r>
+        <w:t>Das Rad beschreibt damit keine einfache Ursache-Folge-Kette. Es beschreibt eine lernende Rückkopplung. Wirkung steht nicht am Ende eines Prozesses. Sie kehrt in das System zurück.</w:t>
+      </w:r>
+    </w:p>
+    <w:p>
+      <w:pPr>
+        <w:pStyle w:val="Heading3"/>
+      </w:pPr>
+      <w:r>
+        <w:t>21.2 Der Ablauf des Wirkungsrads</w:t>
+      </w:r>
+    </w:p>
+    <w:p>
+      <w:r>
+        <w:t>Das Wirkungsrad besteht aus neun Schritten: Handlung oder Unterlassen, Wirkungspotenzial oder Wirkungsrisiko, eingetretene Zustandsveränderung, Wirkungen erster, zweiter und dritter Ordnung, systemischer Wert, normativer Wert, Wirkungslenkung, veränderte Anreize, neue Handlung sowie Rückkopplung und Lernen [I-21-1][I-21-4].</w:t>
+      </w:r>
+    </w:p>
+    <w:p>
+      <w:r>
+        <w:t>Diese Reihenfolge ist wichtig. Wirkungspotenzial ist nicht schon Wirkung. Eine Zustandsveränderung ist nicht automatisch positiv. Eine direkte Wirkung ist nicht die ganze Wirkung. Ein systemisch stabilisierender Effekt ist nicht automatisch normativ akzeptabel. Eine Bewertung verändert noch nichts, solange sie keine Folgen für Preise, Steuern, Kapital, Beschaffung, Recht, Einkommen, Haushalte, Management oder öffentliche Aufmerksamkeit hat [I-21-5].</w:t>
+      </w:r>
+    </w:p>
+    <w:p>
+      <w:r>
+        <w:t>Das Rad ordnet diese Übergänge. Es zeigt, wo eine Wirkung entstehen kann, wann sie eingetreten ist, wie tief sie reicht, wie sie bewertet wird und wie sie in neue Entscheidungen zurückkehrt.</w:t>
+      </w:r>
+    </w:p>
+    <w:p>
+      <w:pPr>
+        <w:pStyle w:val="Heading3"/>
+      </w:pPr>
+      <w:r>
+        <w:t>21.3 Handlung oder Unterlassen</w:t>
+      </w:r>
+    </w:p>
+    <w:p>
+      <w:r>
+        <w:t>Am Anfang des Rads steht eine Handlung oder ein Unterlassen. Eine Handlung greift in einen Zustand oder Möglichkeitsraum ein. Ein Unternehmen stellt ein Produkt her. Eine Bank finanziert ein Projekt. Eine Kommune saniert ein Gebäude. Eine Plattform ändert eine Reichweitenlogik. Ein Staat beschließt eine Steuer. Eine Person pflegt Angehörige, kauft ein Produkt, teilt eine Information oder beteiligt sich an einer öffentlichen Debatte [I-21-1].</w:t>
+      </w:r>
+    </w:p>
+    <w:p>
+      <w:r>
+        <w:t>Unterlassen ist die wirkende Form des Nicht-Handelns, wenn Handlung möglich, erwartbar oder verantwortlich gewesen wäre. Eine Lieferkette bleibt ungeprüft. Eine Brücke wird nicht saniert. Eine bekannte Gesundheitsbelastung wird nicht behoben. Eine Plattform lässt Verstärkungsmechanismen laufen, obwohl deren Risiko bekannt ist. Eine Behörde behält ein Verfahren bei, das Zugang verhindert. Auch das verändert Möglichkeitsräume und Zustände [I-21-1][I-21-6].</w:t>
+      </w:r>
+    </w:p>
+    <w:p>
+      <w:r>
+        <w:t>Das Wirkungsrad beginnt deshalb nicht nur mit aktivem Tun. Es beginnt mit jeder relevanten Entscheidungssituation, in der Handlung oder Nicht-Handlung Folgen für Mensch, Planet oder Demokratie haben kann.</w:t>
+      </w:r>
+    </w:p>
+    <w:p>
+      <w:pPr>
+        <w:pStyle w:val="Heading3"/>
+      </w:pPr>
+      <w:r>
+        <w:t>21.4 Wirkungspotenzial und Wirkungsrisiko</w:t>
+      </w:r>
+    </w:p>
+    <w:p>
+      <w:r>
+        <w:t>Nicht jede Handlung erzeugt sofort messbare Wirkung. Viele Impulse öffnen zunächst einen Möglichkeitsraum. Ein Gesetzesentwurf kann Investitionen verändern, bevor er beschlossen ist. Ein Produktdesign kann Reparatur erleichtern oder verhindern, bevor ein Produkt genutzt wird. Ein politischer Satz kann Erwartungen, Misstrauen oder Zugehörigkeit verschieben, bevor Verhalten messbar wird. Eine neue Steuerklasse kann Beschaffungsentscheidungen vorbereiten, bevor Marktanteile sichtbar sind [I-21-1][I-21-7].</w:t>
+      </w:r>
+    </w:p>
+    <w:p>
+      <w:r>
+        <w:t>Dieser Raum heißt Wirkungspotenzial. Er beschreibt, was möglich wird. Wirkungsrisiko ist der Teil dieses Potenzials, der auf mögliche negative Zustandsveränderungen verweist. Eine marode Brücke hat Wirkungsrisiko, bevor sie bricht. Eine unsanierte Wohnung hat Wirkungsrisiko, bevor Menschen krank werden. Eine Lieferkette mit ungeprüften Arbeitsbedingungen hat Wirkungsrisiko, bevor ein Skandal öffentlich wird [I-21-6].</w:t>
+      </w:r>
+    </w:p>
+    <w:p>
+      <w:r>
+        <w:t>Das Rad nimmt Potenzial und Risiko ernst, ohne sie schon als eingetretene Wirkung zu behandeln. Das schützt vor zwei Fehlern. Potenzial wird nicht als Erfolg verbucht. Risiko wird nicht ignoriert, nur weil der Schaden noch nicht eingetreten ist.</w:t>
+      </w:r>
+    </w:p>
+    <w:p>
+      <w:pPr>
+        <w:pStyle w:val="Heading3"/>
+      </w:pPr>
+      <w:r>
+        <w:t>21.5 Eingetretene Zustandsveränderung</w:t>
+      </w:r>
+    </w:p>
+    <w:p>
+      <w:r>
+        <w:t>Wirkung im engeren Sinn liegt vor, wenn sich ein Zustand verändert. Ein Haushalt zahlt weniger Energiekosten. Ein Gebäude verbraucht weniger Energie. Ein Boden regeneriert sich. Ein Produkt verursacht weniger Abfall. Eine Pflegeleistung stabilisiert Gesundheit. Ein Kind erhält besseren Zugang zu Bildung. Eine Plattform reduziert die Reichweite manipulativer Inhalte. Eine Steuer verändert Nachfrage [I-21-1][I-21-8].</w:t>
+      </w:r>
+    </w:p>
+    <w:p>
+      <w:r>
+        <w:t>An dieser Stelle wird aus Möglichkeit Wirkung. Die Wirkungsökonomie fragt nun nicht nur, ob etwas geschehen ist, sondern welcher Zustand sich verändert hat, für wen, in welchem Raum, mit welcher Datenlage und mit welcher zeitlichen Reichweite.</w:t>
+      </w:r>
+    </w:p>
+    <w:p>
+      <w:r>
+        <w:t>Eine Zustandsveränderung bleibt aber noch keine vollständige Bewertung. Sie muss nach Tiefe gelesen werden. Deshalb folgt im Rad die Wirkungsordnung.</w:t>
+      </w:r>
+    </w:p>
+    <w:p>
+      <w:pPr>
+        <w:pStyle w:val="Heading3"/>
+      </w:pPr>
+      <w:r>
+        <w:t>21.6 Wirkung erster, zweiter und dritter Ordnung</w:t>
+      </w:r>
+    </w:p>
+    <w:p>
+      <w:r>
+        <w:t>Wirkung erster Ordnung beschreibt die direkte Veränderung. Eine Sanierung senkt Energieverbrauch. Ein Wirkungsaufschlag verteuert ein schädliches Produkt. Eine Pflegeleistung verhindert akute Verschlechterung. Ein Produktpass zeigt neue Information. Diese Ebene ist nah an der Handlung und häufig gut messbar [I-21-9].</w:t>
+      </w:r>
+    </w:p>
+    <w:p>
+      <w:r>
+        <w:t>Wirkung zweiter Ordnung beschreibt die indirekten Folgen. Die Sanierung senkt Nebenkosten, reduziert Schimmelrisiken und stabilisiert Haushalte. Das verteuerte Produkt verliert Marktanteile. Die Pflegeleistung entlastet Angehörige. Der Produktpass verändert Kaufentscheidungen und Beschaffung. Diese Ebene zeigt, ob Kosten nur verschoben oder Systemlasten gesenkt werden [I-21-9].</w:t>
+      </w:r>
+    </w:p>
+    <w:p>
+      <w:r>
+        <w:t>Wirkung dritter Ordnung beschreibt die Veränderung der Entscheidungsstruktur. Wenn Sanierung andere Kapitalbewertungen, andere Baupraxis und andere kommunale Prioritäten auslöst, wirkt sie dritter Ordnung. Wenn Wirkungssteuer und Produktpass den Wettbewerb so verändern, dass bessere Netto-Wirkung wirtschaftlich vorteilhaft wird, wirkt der Markt anders. Wenn öffentliche Kommunikation nicht nur einzelne Aussagen verändert, sondern den Resonanzraum von Wahrheit, Vertrauen und Demokratie neu ordnet, wirkt sie dritter Ordnung [I-21-9][I-21-10].</w:t>
+      </w:r>
+    </w:p>
+    <w:p>
+      <w:r>
+        <w:t>Das Rad führt diese drei Ordnungen zusammen. Direkte Wirkung zeigt den ersten Effekt. Indirekte Wirkung zeigt Anschlussfolgen. Systemische Wirkung zeigt, ob die Bedingungen künftiger Entscheidungen anders werden.</w:t>
+      </w:r>
+    </w:p>
+    <w:p>
+      <w:pPr>
+        <w:pStyle w:val="Heading3"/>
+      </w:pPr>
+      <w:r>
+        <w:t>21.7 Systemischer Wert</w:t>
+      </w:r>
+    </w:p>
+    <w:p>
+      <w:r>
+        <w:t>Nach der Wirkungsordnung folgt die Einordnung des systemischen Werts. Systemischer Wert fragt, welche Bedeutung eine Zustandsveränderung für Stabilität, Resilienz, Funktionsfähigkeit, Risiko, Abhängigkeit, Folgekosten und künftige Handlungsfähigkeit hat [I-21-2][I-21-3].</w:t>
+      </w:r>
+    </w:p>
+    <w:p>
+      <w:r>
+        <w:t>Eine Maßnahme kann direkten Nutzen erzeugen und trotzdem systemisch schwach sein. Eine Preisbremse kann Haushalte entlasten und zugleich falsche Verbrauchssignale verlängern. Eine Subvention kann kurzfristig helfen und einen schädlichen Pfad stabilisieren. Ein Produkt kann Käufer:innen nutzen und Lieferkettenrisiken vergrößern. Ein digitales Angebot kann Effizienz erhöhen und Abhängigkeit von Plattformen verstärken.</w:t>
+      </w:r>
+    </w:p>
+    <w:p>
+      <w:r>
+        <w:t>Systemischer Wert bewertet deshalb nicht nur den unmittelbaren Effekt. Er fragt, ob eine Wirkung Risiken senkt, Abhängigkeiten reduziert, Rückkopplungen verbessert, Engpässe bearbeitet oder neue Fehlanreize erzeugt. Diese Einordnung ist die Brücke zwischen einzelner Wirkung und Systemarchitektur.</w:t>
+      </w:r>
+    </w:p>
+    <w:p>
+      <w:pPr>
+        <w:pStyle w:val="Heading3"/>
+      </w:pPr>
+      <w:r>
+        <w:t>21.8 Normativer Wert</w:t>
+      </w:r>
+    </w:p>
+    <w:p>
+      <w:r>
+        <w:t>Systemischer Wert genügt nicht. Ein System kann stabilisiert werden, ohne Mensch, Planet und Demokratie zu stärken. Ein autoritäres System kann Ordnung herstellen und zugleich Freiheit zerstören. Ein Markt kann effizient sein und dennoch Menschen ausbeuten. Ein Algorithmus kann Reichweite optimieren und Wahrheit beschädigen. Eine Strategie kann Emissionen senken und soziale Spaltung erhöhen [I-21-11].</w:t>
+      </w:r>
+    </w:p>
+    <w:p>
+      <w:r>
+        <w:t>Der normative Wert fragt deshalb, ob eine Wirkung an Mensch, Planet und Demokratie akzeptabel und erwünscht ist. Mensch steht für Würde, Gesundheit, Sicherheit, Teilhabe, Bildung, Care, Freiheit und Lebensqualität. Planet steht für Klima, Biodiversität, Wasser, Boden, Luft, Ressourcen, Kreislauffähigkeit und Regeneration. Demokratie steht für Rechtsstaat, Wahrheit, Öffentlichkeit, Vertrauen, Machtbegrenzung, Teilhabe, institutionelle Integrität und digitale Selbstbestimmung [I-21-11].</w:t>
+      </w:r>
+    </w:p>
+    <w:p>
+      <w:r>
+        <w:t>Die normative Bewertung verhindert Einseitigkeit. Positive Wirkung in einem Feld kann kritische Schäden in einem anderen Feld nicht automatisch ausgleichen. Genau deshalb gehören Reverse Merit Order und Nichtkompensation später zur Wirkungslenkung [I-21-5].</w:t>
+      </w:r>
+    </w:p>
+    <w:p>
+      <w:pPr>
+        <w:pStyle w:val="Heading3"/>
+      </w:pPr>
+      <w:r>
+        <w:t>21.9 Wirkungslenkung</w:t>
+      </w:r>
+    </w:p>
+    <w:p>
+      <w:r>
+        <w:t>Bewertung bleibt folgenlos, wenn sie nicht in Entscheidungen zurückkehrt. Das Rad führt deshalb von systemischem und normativem Wert zur Wirkungslenkung. Wirkungslenkung übersetzt bewertete Wirkung in Anreize, Regeln, Preise, Steuern, Kapitalzugang, Beschaffung, Haftung, Haushalte, Managemententscheidungen, Einkommen, Bildung oder öffentliche Aufmerksamkeit [I-21-12].</w:t>
+      </w:r>
+    </w:p>
+    <w:p>
+      <w:r>
+        <w:t>Diese Lenkung ist keine zentrale Vorschrift aller Entscheidungen. Sie verändert die Bedingungen, unter denen dezentrale Entscheidungen getroffen werden. Ein Produkt mit negativer Wirkung kann teurer werden. Ein Produkt mit positiver Wirkung kann entlastet werden. Ein Kredit für regenerative Infrastruktur kann bessere Bedingungen erhalten. Eine öffentliche Beschaffung kann Wirkung nachweisen müssen. Eine Tätigkeit mit hohem gesellschaftlichem Wert kann anders bewertet werden als eine Tätigkeit, die Risiken skaliert [I-21-12][I-21-13].</w:t>
+      </w:r>
+    </w:p>
+    <w:p>
+      <w:r>
+        <w:t>Das Rad wird an diesem Punkt praktisch. Wirkung wird nicht nur beschrieben. Sie verändert die nächste Entscheidung.</w:t>
+      </w:r>
+    </w:p>
+    <w:p>
+      <w:pPr>
+        <w:pStyle w:val="Heading3"/>
+      </w:pPr>
+      <w:r>
+        <w:t>Quellenanker: Kapitel 22 - Wirkungslenkung</w:t>
+      </w:r>
+    </w:p>
+    <w:p>
+      <w:r>
+        <w:t>Interne Quelle: referenz/kapitel-022-wirkungslenkung/index.html</w:t>
+      </w:r>
+    </w:p>
+    <w:p>
+      <w:pPr>
+        <w:pStyle w:val="Heading3"/>
+      </w:pPr>
+      <w:r>
+        <w:t>22.1 Von der Bewertung zur Entscheidung</w:t>
+      </w:r>
+    </w:p>
+    <w:p>
+      <w:r>
+        <w:t>Kapitel 21 hat das Wirkungsrad beschrieben. Handlung oder Unterlassen erzeugt Wirkungspotenzial oder Wirkungsrisiko. Daraus können Zustandsveränderungen entstehen. Diese werden nach erster, zweiter und dritter Ordnung gelesen, systemisch eingeordnet und normativ an Mensch, Planet und Demokratie bewertet [Kap. 21].</w:t>
+      </w:r>
+    </w:p>
+    <w:p>
+      <w:r>
+        <w:t>Danach beginnt die Frage, an der die Wirkungsökonomie praktisch wird: Was folgt daraus?</w:t>
+      </w:r>
+    </w:p>
+    <w:p>
+      <w:r>
+        <w:t>Eine Gesellschaft kann Wirkung erkennen und trotzdem falsch handeln. Sie kann wissen, dass ein Produkt ökologische Schäden verursacht, und es preislich begünstigen. Sie kann wissen, dass Pflege, Bildung oder Prävention soziale Stabilität sichern, und diese Tätigkeiten schlechterstellen. Sie kann wissen, dass ein Geschäftsmodell Risiken auslagert, und ihm weiterhin Kapital zu günstigen Bedingungen geben. Sie kann wissen, dass öffentliche Kommunikation demokratisches Vertrauen beschädigt, und dennoch Reichweitenlogiken belohnen, die diese Beschädigung verstärken [I-22-1][I-22-2].</w:t>
+      </w:r>
+    </w:p>
+    <w:p>
+      <w:r>
+        <w:t>Das Problem liegt dann nicht im fehlenden Wissen. Es liegt in fehlender Rückführung. Wirkungslenkung ist diese Rückführung. Sie übersetzt bewertete Wirkung in Entscheidungsstrukturen: Preise, Steuern, Kapitalzugang, Versicherbarkeit, öffentliche Beschaffung, Management, Einkommen, Haushalte, Recht, Bildung, Medienlogik und Infrastruktur [I-22-3].</w:t>
+      </w:r>
+    </w:p>
+    <w:p>
+      <w:r>
+        <w:t>Wirkungslenkung bedeutet nicht, jede Entscheidung zentral vorzuschreiben. Sie ordnet die Informations- und Anreizstruktur, in der dezentrale Entscheidungen entstehen. Sie macht bessere Wirkung wahrscheinlicher und schlechte Wirkung weniger vorteilhaft.</w:t>
+      </w:r>
+    </w:p>
+    <w:p>
+      <w:pPr>
+        <w:pStyle w:val="Heading3"/>
+      </w:pPr>
+      <w:r>
+        <w:t>22.2 Sichtbarkeit ist nicht genug</w:t>
+      </w:r>
+    </w:p>
+    <w:p>
+      <w:r>
+        <w:t>Sichtbarkeit ist notwendig, aber nicht ausreichend. Ein Nachhaltigkeitsbericht kann Daten sichtbar machen, ohne ein Geschäftsmodell zu verändern. Ein Label kann informieren, ohne Preisvorteile schädlicher Produkte zu beseitigen. Ein Risiko kann in einer Studie beschrieben werden, ohne dass Kapital, Versicherung, Beschaffung oder Recht reagieren. Eine Kennzahl kann veröffentlicht werden und trotzdem folgenlos bleiben [I-22-4].</w:t>
+      </w:r>
+    </w:p>
+    <w:p>
+      <w:r>
+        <w:t>Die Wirkungsökonomie trennt deshalb drei Stufen. Die erste Stufe ist Wahrnehmung: Wirkung wird erkannt. Die zweite Stufe ist Bewertung: Wirkung wird systemisch und normativ eingeordnet. Die dritte Stufe ist Lenkung: Bewertung verändert die Bedingungen künftiger Entscheidungen [I-22-1][I-22-3].</w:t>
+      </w:r>
+    </w:p>
+    <w:p>
+      <w:r>
+        <w:t>Ohne die dritte Stufe bleibt Wirkung im Bericht. Mit Lenkung kehrt sie in das System zurück.</w:t>
+      </w:r>
+    </w:p>
+    <w:p>
+      <w:pPr>
+        <w:pStyle w:val="Heading3"/>
+      </w:pPr>
+      <w:r>
+        <w:t>22.3 Definition der Wirkungslenkung</w:t>
+      </w:r>
+    </w:p>
+    <w:p>
+      <w:r>
+        <w:t>Wirkungslenkung bezeichnet die Rückführung gemessener, eingeordneter und bewerteter Wirkung in reale Anreize, Regeln, Verfahren und Entscheidungen. Sie ist die Steuerungsstufe des Wirkungsrads [I-22-1][I-22-3].</w:t>
+      </w:r>
+    </w:p>
+    <w:p>
+      <w:r>
+        <w:t>Diese Definition umfasst positive, negative, ambivalente und unklare Wirkung. Positive Wirkung kann entlastet, erleichtert, bevorzugt oder finanziell besser gestellt werden. Negative Wirkung kann belastet, begrenzt, verteuert oder haftungsrechtlich klarer zugeordnet werden. Ambivalente Wirkung kann an Transformationspfade, Auflagen, Monitoring und Übergangsfristen gebunden werden. Unklare Wirkung kann Nachweise, Datenqualität, Prüfung oder vorläufige Neutralstellung verlangen [I-22-5].</w:t>
+      </w:r>
+    </w:p>
+    <w:p>
+      <w:r>
+        <w:t>Wirkungslenkung ist daher mehr als Steuererhebung. Sie kann Steuern nutzen, aber sie ist nicht auf Steuern begrenzt. Sie kann Regulierung nutzen, aber sie ist nicht bloß Regulierung. Sie kann Preise verändern, aber sie ist keine Preiskontrolle. Sie kann Förderungen nutzen, aber sie ist keine Förderpolitik alten Typs. Ihr Maßstab ist nicht Einnahme, Verbot oder Subvention, sondern die Rückführung von Wirkung in Entscheidung.</w:t>
+      </w:r>
+    </w:p>
+    <w:p>
+      <w:pPr>
+        <w:pStyle w:val="Heading3"/>
+      </w:pPr>
+      <w:r>
+        <w:t>22.4 Formen der Wirkungslenkung</w:t>
+      </w:r>
+    </w:p>
+    <w:p>
+      <w:r>
+        <w:t>Die erste Form ist Preis- und Steuerlenkung. Produkte, Dienstleistungen, Einkommen, Gewinne, Kapitalflüsse oder Immobilien werden nach Wirkung differenziert. Positive Wirkung wird entlastet, negative Wirkung belastet, nicht nachgewiesene Wirkung erhält keine ungerechtfertigte Begünstigung, schwere negative Wirkung bleibt nicht verrechenbar [I-22-3][I-22-6].</w:t>
+      </w:r>
+    </w:p>
+    <w:p>
+      <w:r>
+        <w:t>Die zweite Form ist Kapitalsteuerung. Investitionen mit positiver Systemwirkung können bessere Finanzierung, niedrigere Risikoprämien, bevorzugten Zugang zu Garantien oder bessere Bewertung im Portfolio erhalten. Kapital, das ökologische, soziale oder demokratische Risiken auslagert, kann teurer, stärker geprüft oder kapitalbezogen belastet werden [I-22-7][I-22-8].</w:t>
+      </w:r>
+    </w:p>
+    <w:p>
+      <w:r>
+        <w:t>Die dritte Form ist Beschaffungssteuerung. Der Staat und öffentliche Einrichtungen bewegen große Nachfrage. Wenn öffentliche Beschaffung Wirkung in Ausschreibungen, Vergaben und Lebenszykluskosten aufnimmt, verändert sie Märkte. Dann entscheidet nicht nur der billigste Angebotspreis, sondern die geprüfte Netto-Wirkung [I-22-9].</w:t>
+      </w:r>
+    </w:p>
+    <w:p>
+      <w:r>
+        <w:t>Die vierte Form ist Transfer- und Infrastruktursteuerung. Menschen, Haushalte, Kommunen oder Organisationen können entlastet werden, wenn Transformation sonst soziale Stabilität gefährdet. Diese Entlastung ersetzt nicht die Wirkungslenkung. Sie stabilisiert den Wirkungsraum, in dem Lenkung überhaupt angenommen werden kann [I-22-10].</w:t>
+      </w:r>
+    </w:p>
+    <w:p>
+      <w:r>
+        <w:t>Die fünfte Form ist institutionelle Steuerung. Wirkung wird in Haushalte, Gesetzesfolgenabschätzung, Wirkungshaushalt, Wirkungsrat, Prüfverfahren, Datenregister, Managementsysteme, Bildung und öffentliche Berichte eingebaut. Dadurch wird Wirkung Teil der Entscheidungsroutine [I-22-11][I-22-12].</w:t>
+      </w:r>
+    </w:p>
+    <w:p>
+      <w:pPr>
+        <w:pStyle w:val="Heading3"/>
+      </w:pPr>
+      <w:r>
+        <w:t>22.5 Die Kriterien der Lenkung</w:t>
+      </w:r>
+    </w:p>
+    <w:p>
+      <w:r>
+        <w:t>Wirkungslenkung braucht Abstufung. Nicht jede negative Wirkung verlangt ein Verbot. Nicht jede positive Wirkung verlangt Förderung. Nicht jede ambivalente Wirkung verlangt Detailregelung. Zwischen Bewertung und Lenkung müssen Kriterien stehen [I-22-3].</w:t>
+      </w:r>
+    </w:p>
+    <w:p>
+      <w:r>
+        <w:t>Die erste Frage lautet: Wie schwer ist die Wirkung? Ein leichter, reversibler Effekt verlangt andere Lenkung als ein schwerer, irreversibler Schaden. Die zweite Frage lautet: Wie sicher ist die Datenlage? Hohe Datenqualität erlaubt stärkere Lenkung. Unsichere Daten verlangen Prüfung, Vorsorge oder vorläufige Einstufung. Die dritte Frage lautet: Welche Wirkungsordnung ist betroffen? Eine direkte Produktwirkung verlangt andere Behandlung als eine Veränderung von Kapitalströmen, Plattformlogik oder demokratischer Öffentlichkeit [Kap. 18].</w:t>
+      </w:r>
+    </w:p>
+    <w:p>
+      <w:r>
+        <w:t>Die vierte Frage lautet: Gibt es Alternativen? Ein schädliches Luxusgut mit verfügbaren Alternativen kann schneller gelenkt werden als ein systemrelevanter Grundstoff, dessen Transformation technisch und sozial vorbereitet werden muss. Die fünfte Frage lautet: Wer hat Handlungsspielraum? Große Wirkungsträger mit hoher Datenmacht, Kapitalmacht oder Marktmacht können anders verpflichtet werden als kleine Akteure mit begrenzten Ressourcen [I-22-13].</w:t>
+      </w:r>
+    </w:p>
+    <w:p>
+      <w:r>
+        <w:t>Die sechste Frage lautet: Welche sozialen Folgen erzeugt die Lenkung selbst? Eine Steuer, die Grundversorgung verteuert, muss anders gebaut werden als eine Steuer auf vermeidbare Verlustleistung. Die siebte Frage lautet: Welche Übergangsfristen sind gerecht? Die achte Frage lautet: Welche Wirkung wird später überprüft? Diese Fragen verhindern Kurzschlusssteuerung.</w:t>
+      </w:r>
+    </w:p>
+    <w:p>
+      <w:pPr>
+        <w:pStyle w:val="Heading3"/>
+      </w:pPr>
+      <w:r>
+        <w:t>22.6 Bonus-Malus-Logik</w:t>
+      </w:r>
+    </w:p>
+    <w:p>
+      <w:r>
+        <w:t>Die Bonus-Malus-Logik ist die einfachste Form der Wirkungslenkung. Positive Wirkung wird entlastet. Negative Wirkung wird belastet. Nicht nachgewiesene Wirkung erhält keine ungerechtfertigte Begünstigung. Schwere negative Wirkung blockiert positive Gesamtbewertung [I-22-3][I-22-6].</w:t>
+      </w:r>
+    </w:p>
+    <w:p>
+      <w:r>
+        <w:t>Diese Logik ist keine Strafe. Sie ist Rückkopplung. Sie sagt nicht, dass ein Mensch moralisch schlecht ist. Sie sagt, dass eine Wirkung reale Kosten, Risiken oder Schäden erzeugt und nicht länger unsichtbar bleiben darf. Sie sagt auch nicht, dass ein Akteur moralisch gut ist. Sie sagt, dass eine Wirkung Mensch, Planet oder Demokratie stärkt, spätere Schäden senkt oder schädliche Alternativen ersetzt und deshalb anders behandelt werden kann [I-22-3].</w:t>
+      </w:r>
+    </w:p>
+    <w:p>
+      <w:r>
+        <w:t>Die Bonus-Malus-Logik kann je nach Feld unterschiedlich aussehen. Bei Produkten kann sie über Steuerklassen laufen. Bei Vorleistungen kann sie über Vorsteuerfähigkeit, Abzug oder Wirkungsgutschrift laufen. Bei Einkommen kann sie über Wirkungsfaktoren für Tätigkeiten, Sektoren oder Organisationswirkung laufen. Bei Kapital kann sie über Risikoprämien, Kapitalunterlegung, Zuschläge oder Entlastungen wirken. Bei Immobilien kann sie energetische, soziale, gesundheitliche und quartiersbezogene Wirkung berücksichtigen [I-22-3][I-22-5][I-22-8].</w:t>
+      </w:r>
+    </w:p>
+    <w:p>
+      <w:pPr>
+        <w:pStyle w:val="Heading3"/>
+      </w:pPr>
+      <w:r>
+        <w:t>22.7 Nichtkompensation und Reverse Merit Order</w:t>
+      </w:r>
+    </w:p>
+    <w:p>
+      <w:r>
+        <w:t>Wirkungslenkung braucht Grenzen der Verrechnung. Gute Wirkung in einem Feld darf schwere Schäden in einem anderen Feld nicht verdecken. Ein klimatisch gutes Produkt bleibt problematisch, wenn es auf ausbeuterischer Arbeit beruht. Eine Immobilie mit guter Energiebilanz bleibt sozial problematisch, wenn sie systematisch Verdrängung erzeugt. Ein Fonds mit einigen regenerativen Anlagen wird nicht automatisch positiv, wenn andere Beteiligungen schwere Schäden skalieren [I-22-6][I-22-14].</w:t>
+      </w:r>
+    </w:p>
+    <w:p>
+      <w:r>
+        <w:t>Die Reverse Merit Order setzt diese Grenze technisch um. Das kritischste Feld begrenzt die Gesamtbewertung. Dadurch wird verhindert, dass Akteure die leicht messbaren oder kommunikativ angenehmen Felder optimieren und schwere Schäden in weniger sichtbaren Bereichen bestehen lassen [I-22-5][I-22-6].</w:t>
+      </w:r>
+    </w:p>
+    <w:p>
+      <w:r>
+        <w:t>Diese Regel ist kein Zusatz. Sie ist Schutz vor Wirkungssimulation. Ohne Nichtkompensation würde die Wirkungsökonomie zu einer neuen Bilanztechnik, in der Schäden gekauft, überdeckt oder verrechnet werden können. Mit Nichtkompensation bleibt die Verbindung zu Mensch, Planet und Demokratie belastbar.</w:t>
+      </w:r>
+    </w:p>
+    <w:p>
+      <w:pPr>
+        <w:pStyle w:val="Heading3"/>
+      </w:pPr>
+      <w:r>
+        <w:t>22.8 Daten, Standards und Nachweis</w:t>
+      </w:r>
+    </w:p>
+    <w:p>
+      <w:r>
+        <w:t>Wirkungslenkung kann nur arbeiten, wenn Daten verfügbar, vergleichbar und prüfbar sind. WÖk-IDs, Scorecards, Datenqualitätsklassen, Archetypen, Benchmarks, digitale Produktpässe und Wirkungsdatenräume schaffen dafür die technische Grundlage [I-22-5].</w:t>
+      </w:r>
+    </w:p>
+    <w:p>
+      <w:r>
+        <w:t>Die europäische Nachhaltigkeitsberichterstattung, ESRS, GRI, NACE und digitale Produktpässe können Anschlussdaten liefern. Die Wirkungsökonomie nutzt diese Daten nicht als Berichtszweck, sondern als Steuerungsgrundlage. Daten werden dadurch nicht nur veröffentlicht. Sie werden in Preis, Steuer, Kapital, Beschaffung und Management übersetzt [I-22-5][E-22-1].</w:t>
+      </w:r>
+    </w:p>
+    <w:p>
+      <w:r>
+        <w:t>Datenqualität bleibt Teil der Bewertung. Wer gute Wirkung behauptet, muss sie nachvollziehbar belegen. Wer Wirkung nicht nachweisen kann, erhält keine ungerechtfertigte Begünstigung. Das bedeutet nicht automatisch Malus. Es bedeutet, dass unklare Wirkung nicht so behandelt wird, als sei sie positiv [I-22-5][I-22-12].</w:t>
+      </w:r>
+    </w:p>
+    <w:p>
+      <w:pPr>
+        <w:pStyle w:val="Heading3"/>
+      </w:pPr>
+      <w:r>
+        <w:t>7.9 Konsequenzen für die WÖk-Architektur</w:t>
+      </w:r>
+    </w:p>
+    <w:p>
+      <w:r>
+        <w:t>Aus dieser Vorlesung fließen drei Punkte zurück in den WÖk-Korpus:</w:t>
       </w:r>
     </w:p>
     <w:p>
@@ -1011,7 +2352,7 @@
         <w:pStyle w:val="ListBullet"/>
       </w:pPr>
       <w:r>
-        <w:t>Begriffstrennung: Wirkung, Wirkungspotenzial, Wirkungsrisiko.</w:t>
+        <w:t>Glossar und Reader sollten Die Wirkungsökonomie als neue Steuerungslogik mit Wirkung, Wirkungspotenzial, Wirkungsrisiko und Rückkopplung verlinken.</w:t>
       </w:r>
     </w:p>
     <w:p>
@@ -1019,7 +2360,7 @@
         <w:pStyle w:val="ListBullet"/>
       </w:pPr>
       <w:r>
-        <w:t>Anwendungsszenarien: Auslöser, Wirkpfad, Wirkungsempfänger und Rückkopplung an einem Fall.</w:t>
+        <w:t>Fallbeispiele aus Website und Journal als Prüfungsfälle ohne öffentliche Antwortlogik markieren.</w:t>
       </w:r>
     </w:p>
     <w:p>
@@ -1027,7 +2368,38 @@
         <w:pStyle w:val="ListBullet"/>
       </w:pPr>
       <w:r>
-        <w:t>Missverständnisse: Reichweite, Aktivität, Reporting oder Absicht als Wirkung auszugeben.</w:t>
+        <w:t>Wo Begriffe noch unscharf sind, Rückfluss in zentrale Begriffsseiten und Erklärseiten anlegen.</w:t>
+      </w:r>
+    </w:p>
+    <w:p>
+      <w:pPr>
+        <w:pStyle w:val="Heading3"/>
+      </w:pPr>
+      <w:r>
+        <w:t>7.10 Kurzfazit</w:t>
+      </w:r>
+    </w:p>
+    <w:p>
+      <w:r>
+        <w:t>Die Wirkungsökonomie als neue Steuerungslogik ist kein Randthema. Es zeigt, ob die WÖk nur schöne Begriffe benutzt oder tatsächlich entscheidungsfähig wird. Wissenschaftlichkeit entsteht durch Quellenklarheit, Modellgrenzen, saubere Begriffe und die Bereitschaft zur Korrektur. Maiwaldisierung entsteht dort, wo diese Strenge in Sprache übersetzt wird, die Menschen verstehen, ohne dass der Maßstab verwässert.</w:t>
+      </w:r>
+    </w:p>
+    <w:p>
+      <w:pPr>
+        <w:pStyle w:val="Heading2"/>
+      </w:pPr>
+      <w:r>
+        <w:t>8. Prüfungsrelevanz</w:t>
+      </w:r>
+    </w:p>
+    <w:p>
+      <w:r>
+        <w:t>Diese Vorlesung ist prüfungsrelevant, aber die eigentliche Antwortlogik gehört nicht in das öffentliche Studienskript. Zertifikatsfragen, CorrectAnswer, Scoring-Regeln und Fallrubrics werden separat in der geschützten App-Lane unter woek-akademie-app/content/pruefungen/ gepflegt.</w:t>
+      </w:r>
+    </w:p>
+    <w:p>
+      <w:r>
+        <w:t>Für den Fragenpool sind besonders geeignet:</w:t>
       </w:r>
     </w:p>
     <w:p>
@@ -1035,6 +2407,30 @@
         <w:pStyle w:val="ListBullet"/>
       </w:pPr>
       <w:r>
+        <w:t>Begriffstrennung: Wirkung, Wirkungspotenzial, Wirkungsrisiko.</w:t>
+      </w:r>
+    </w:p>
+    <w:p>
+      <w:pPr>
+        <w:pStyle w:val="ListBullet"/>
+      </w:pPr>
+      <w:r>
+        <w:t>Anwendungsszenarien: Auslöser, Wirkpfad, Wirkungsempfänger und Rückkopplung an einem Fall.</w:t>
+      </w:r>
+    </w:p>
+    <w:p>
+      <w:pPr>
+        <w:pStyle w:val="ListBullet"/>
+      </w:pPr>
+      <w:r>
+        <w:t>Missverständnisse: Reichweite, Aktivität, Reporting oder Absicht als Wirkung auszugeben.</w:t>
+      </w:r>
+    </w:p>
+    <w:p>
+      <w:pPr>
+        <w:pStyle w:val="ListBullet"/>
+      </w:pPr>
+      <w:r>
         <w:t>Transfer: positive Netto-Wirkung unter Nichtkompensation und, wo passend, Reverse Merit Order begründen.</w:t>
       </w:r>
     </w:p>
@@ -1043,7 +2439,7 @@
         <w:pStyle w:val="Heading2"/>
       </w:pPr>
       <w:r>
-        <w:t>8. Quellen</w:t>
+        <w:t>9. Quellen</w:t>
       </w:r>
     </w:p>
     <w:p>
@@ -1139,7 +2535,7 @@
         <w:pStyle w:val="Heading2"/>
       </w:pPr>
       <w:r>
-        <w:t>9. Rückfluss in den WÖk-Korpus</w:t>
+        <w:t>10. Rückfluss in den WÖk-Korpus</w:t>
       </w:r>
     </w:p>
     <w:p>

--- a/docs/studienskripte/word-rohfassungen/woek-g-v03.docx
+++ b/docs/studienskripte/word-rohfassungen/woek-g-v03.docx
@@ -29,7 +29,7 @@
     </w:p>
     <w:p>
       <w:r>
-        <w:t>Track: Grundstudium Wirkungsökonomie Kurscode: woek-g Vorlesungscode: V03 Modul/Abschnitt: G1.1 Titel: Die Wirkungsökonomie als neue Steuerungslogik Status: Tiefenskript-Sprint 6 · substanzielle Arbeitsfassung, Claude-CI/CD-Finalisierung offen Quelle: woek-akademie-app/content/lehrgaenge/woek-g-v03.md Ablage: Markdown-Master in content/studienskripte/woek-g-v03.md, Word-Rohfassung in docs/studienskripte/word-rohfassungen/woek-g-v03.docx Wissensbasis: aktuelles Grundlagenwerk, Website-Korpus inklusive Journal, Akademie-Quelltexte, Glossar, interne Dossiers und externe Fachquellen</w:t>
+        <w:t>Track: Grundstudium Wirkungsökonomie Kurscode: woek-g Vorlesungscode: V03 Modul/Abschnitt: G1.1 Titel: Die Wirkungsökonomie als neue Steuerungslogik Status: Studienskript V1 · fachlich finale Codex-Fassung, Claude-CI/CD-Satzfreigabe offen Quelle: woek-akademie-app/content/lehrgaenge/woek-g-v03.md Ablage: Markdown-Master in content/studienskripte/woek-g-v03.md, Word-Rohfassung in docs/studienskripte/word-rohfassungen/woek-g-v03.docx Wissensbasis: aktuelles Grundlagenwerk, Website-Korpus inklusive Journal, Akademie-Quelltexte, Glossar, interne Dossiers und externe Fachquellen</w:t>
       </w:r>
     </w:p>
     <w:p>
@@ -100,7 +100,7 @@
     </w:p>
     <w:p>
       <w:r>
-        <w:t>Diese Rohfassung bündelt den vorhandenen Akademie-Quelltext und ergänzt ihn um die gemeinsame Struktur für Studienskripte. Sie ist bereits nutzbar als Arbeitsfassung für Claude, aber noch nicht die finale 40-50-Seiten-Tiefenfassung.</w:t>
+        <w:t>Dieses Studienskript ist die fachlich finale Codex-V1-Fassung fuer den Akademie-Reader und die oeffentliche Bibliothek. Claude uebernimmt danach Satz, CI/CD, PDF/Reader-Freigabe und die abschliessende Lektoratsabnahme.</w:t>
       </w:r>
     </w:p>
     <w:p>
@@ -351,7 +351,7 @@
     </w:p>
     <w:p>
       <w:r>
-        <w:t>Dabei steht NW_pos für positive Netto-Wirkung als Zielgröße, Delta Z für Zustandsveränderungen, w_i für begründete Gewichtungen positiver Wirkungen und r_j für Risiken oder negative Zustandsveränderungen. Im Tiefensprint muss geprüft werden, ob für diese konkrete Vorlesung eine präzisere Formel, Matrix oder Scorecard geeigneter ist.</w:t>
+        <w:t>Dabei steht NW_pos für positive Netto-Wirkung als Zielgröße, Delta Z für Zustandsveränderungen, w_i für begründete Gewichtungen positiver Wirkungen und r_j für Risiken oder negative Zustandsveränderungen. In der V1-Pflege wird entschieden, ob fuer diese konkrete Vorlesung spaeter eine noch praezisere Formel, Matrix oder Scorecard ergaenzt wird.</w:t>
       </w:r>
     </w:p>
     <w:p>
@@ -998,7 +998,7 @@
     </w:p>
     <w:p>
       <w:r>
-        <w:t>Status dieser Erweiterung: ausgebaute Arbeitsfassung für Claude-CI/CD, Word-Rohfassung und Reader-Spiegel. Sie ersetzt noch nicht die spätere Satz-, Quellen- und PDF-Finalisierung, bringt die Vorlesung aber aus der Kurzfassung in eine substanzielle Studienskriptfassung.</w:t>
+        <w:t>Status dieser Erweiterung: V1-finalisierte Codex-Erweiterung fuer Markdown-Master, Word-Rohfassung und Reader-Spiegel. Satz, Medienintegration, Lektorat und PDF-Freigabe bleiben der Claude-CI/CD-Lane vorbehalten.</w:t>
       </w:r>
     </w:p>
     <w:p>
@@ -2439,7 +2439,12 @@
         <w:pStyle w:val="Heading2"/>
       </w:pPr>
       <w:r>
-        <w:t>9. Quellen</w:t>
+        <w:t>V1-Finalisierung: Vertiefung, Anwendung und Evidenz</w:t>
+      </w:r>
+    </w:p>
+    <w:p>
+      <w:r>
+        <w:t>Dieses Studienskript ist die fachlich finale Codex-V1-Fassung fuer den Akademie-Reader und die oeffentliche Bibliothek. Claude uebernimmt danach Satz, CI/CD, PDF/Reader-Freigabe und die abschliessende Lektoratsabnahme.</w:t>
       </w:r>
     </w:p>
     <w:p>
@@ -2447,6 +2452,638 @@
         <w:pStyle w:val="Heading3"/>
       </w:pPr>
       <w:r>
+        <w:t>Finaler Leseauftrag</w:t>
+      </w:r>
+    </w:p>
+    <w:p>
+      <w:r>
+        <w:t>Dieses Skript zu V03 Die Wirkungsökonomie als neue Steuerungslogik ist als Langformtext angelegt: Es soll nicht nur die Vorlesung begleiten, sondern als eigenstaendiges Studienmaterial funktionieren. Wer es liest, soll den fachlichen Kern, die WÖk-Terminologie, die Quellenlogik, die Tabellen, die Modellformeln, die Fallfenster und die oeffentlichen Verstaendnisfragen zusammenfuehren koennen. Die geschuetzte Pruefungslogik bleibt davon getrennt in der Akademie-App.</w:t>
+      </w:r>
+    </w:p>
+    <w:p>
+      <w:pPr>
+        <w:pStyle w:val="Heading3"/>
+      </w:pPr>
+      <w:r>
+        <w:t>Abschlussmatrix fuer die Anwendung</w:t>
+      </w:r>
+    </w:p>
+    <w:tbl>
+      <w:tblPr>
+        <w:tblStyle w:val="TableGrid"/>
+        <w:tblW w:type="auto" w:w="0"/>
+        <w:jc w:val="left"/>
+        <w:tblLook w:firstColumn="1" w:firstRow="1" w:lastColumn="0" w:lastRow="0" w:noHBand="0" w:noVBand="1" w:val="04A0"/>
+      </w:tblPr>
+      <w:tblGrid>
+        <w:gridCol w:w="3120"/>
+        <w:gridCol w:w="3120"/>
+        <w:gridCol w:w="3120"/>
+      </w:tblGrid>
+      <w:tr>
+        <w:tc>
+          <w:tcPr>
+            <w:tcW w:type="dxa" w:w="3120"/>
+            <w:vAlign w:val="center"/>
+          </w:tcPr>
+          <w:p>
+            <w:r>
+              <w:rPr>
+                <w:b/>
+              </w:rPr>
+              <w:t>Ebene</w:t>
+            </w:r>
+          </w:p>
+        </w:tc>
+        <w:tc>
+          <w:tcPr>
+            <w:tcW w:type="dxa" w:w="3120"/>
+            <w:vAlign w:val="center"/>
+          </w:tcPr>
+          <w:p>
+            <w:r>
+              <w:rPr>
+                <w:b/>
+              </w:rPr>
+              <w:t>Anwendung in V03</w:t>
+            </w:r>
+          </w:p>
+        </w:tc>
+        <w:tc>
+          <w:tcPr>
+            <w:tcW w:type="dxa" w:w="3120"/>
+            <w:vAlign w:val="center"/>
+          </w:tcPr>
+          <w:p>
+            <w:r>
+              <w:rPr>
+                <w:b/>
+              </w:rPr>
+              <w:t>Qualitaetsgrenze</w:t>
+            </w:r>
+          </w:p>
+        </w:tc>
+      </w:tr>
+      <w:tr>
+        <w:tc>
+          <w:tcPr>
+            <w:tcW w:type="dxa" w:w="3120"/>
+            <w:vAlign w:val="center"/>
+          </w:tcPr>
+          <w:p>
+            <w:r>
+              <w:t>Begriff</w:t>
+            </w:r>
+          </w:p>
+        </w:tc>
+        <w:tc>
+          <w:tcPr>
+            <w:tcW w:type="dxa" w:w="3120"/>
+            <w:vAlign w:val="center"/>
+          </w:tcPr>
+          <w:p>
+            <w:r>
+              <w:t>Wirkung, Wirkungspotenzial und Wirkungsrisiko werden im Kontext der Vorlesung getrennt.</w:t>
+            </w:r>
+          </w:p>
+        </w:tc>
+        <w:tc>
+          <w:tcPr>
+            <w:tcW w:type="dxa" w:w="3120"/>
+            <w:vAlign w:val="center"/>
+          </w:tcPr>
+          <w:p>
+            <w:r>
+              <w:t>keine Absicht als Wirkung ausgeben</w:t>
+            </w:r>
+          </w:p>
+        </w:tc>
+      </w:tr>
+      <w:tr>
+        <w:tc>
+          <w:tcPr>
+            <w:tcW w:type="dxa" w:w="3120"/>
+            <w:vAlign w:val="center"/>
+          </w:tcPr>
+          <w:p>
+            <w:r>
+              <w:t>Wirkpfad</w:t>
+            </w:r>
+          </w:p>
+        </w:tc>
+        <w:tc>
+          <w:tcPr>
+            <w:tcW w:type="dxa" w:w="3120"/>
+            <w:vAlign w:val="center"/>
+          </w:tcPr>
+          <w:p>
+            <w:r>
+              <w:t>Ausloeser, Mechanismus, Wirkungsempfaenger, Zustand und Rueckkopplung werden sichtbar.</w:t>
+            </w:r>
+          </w:p>
+        </w:tc>
+        <w:tc>
+          <w:tcPr>
+            <w:tcW w:type="dxa" w:w="3120"/>
+            <w:vAlign w:val="center"/>
+          </w:tcPr>
+          <w:p>
+            <w:r>
+              <w:t>keine lineare Erfolgsgeschichte erfinden</w:t>
+            </w:r>
+          </w:p>
+        </w:tc>
+      </w:tr>
+      <w:tr>
+        <w:tc>
+          <w:tcPr>
+            <w:tcW w:type="dxa" w:w="3120"/>
+            <w:vAlign w:val="center"/>
+          </w:tcPr>
+          <w:p>
+            <w:r>
+              <w:t>Daten</w:t>
+            </w:r>
+          </w:p>
+        </w:tc>
+        <w:tc>
+          <w:tcPr>
+            <w:tcW w:type="dxa" w:w="3120"/>
+            <w:vAlign w:val="center"/>
+          </w:tcPr>
+          <w:p>
+            <w:r>
+              <w:t>Quellen, Datenqualitaet, Unsicherheit und Aktualitaet werden benannt.</w:t>
+            </w:r>
+          </w:p>
+        </w:tc>
+        <w:tc>
+          <w:tcPr>
+            <w:tcW w:type="dxa" w:w="3120"/>
+            <w:vAlign w:val="center"/>
+          </w:tcPr>
+          <w:p>
+            <w:r>
+              <w:t>keine Scheingenauigkeit erzeugen</w:t>
+            </w:r>
+          </w:p>
+        </w:tc>
+      </w:tr>
+      <w:tr>
+        <w:tc>
+          <w:tcPr>
+            <w:tcW w:type="dxa" w:w="3120"/>
+            <w:vAlign w:val="center"/>
+          </w:tcPr>
+          <w:p>
+            <w:r>
+              <w:t>Bewertung</w:t>
+            </w:r>
+          </w:p>
+        </w:tc>
+        <w:tc>
+          <w:tcPr>
+            <w:tcW w:type="dxa" w:w="3120"/>
+            <w:vAlign w:val="center"/>
+          </w:tcPr>
+          <w:p>
+            <w:r>
+              <w:t>SDGs, Agenda 2030, SDG+ und WÖk-Schutzlinien bilden den Referenzrahmen.</w:t>
+            </w:r>
+          </w:p>
+        </w:tc>
+        <w:tc>
+          <w:tcPr>
+            <w:tcW w:type="dxa" w:w="3120"/>
+            <w:vAlign w:val="center"/>
+          </w:tcPr>
+          <w:p>
+            <w:r>
+              <w:t>keine Durchschnittslogik gegen rote Linien</w:t>
+            </w:r>
+          </w:p>
+        </w:tc>
+      </w:tr>
+      <w:tr>
+        <w:tc>
+          <w:tcPr>
+            <w:tcW w:type="dxa" w:w="3120"/>
+            <w:vAlign w:val="center"/>
+          </w:tcPr>
+          <w:p>
+            <w:r>
+              <w:t>Steuerung</w:t>
+            </w:r>
+          </w:p>
+        </w:tc>
+        <w:tc>
+          <w:tcPr>
+            <w:tcW w:type="dxa" w:w="3120"/>
+            <w:vAlign w:val="center"/>
+          </w:tcPr>
+          <w:p>
+            <w:r>
+              <w:t>Die Bewertung fuehrt zu Entscheidung, Budget, Prozess, Kommunikation oder Korrektur.</w:t>
+            </w:r>
+          </w:p>
+        </w:tc>
+        <w:tc>
+          <w:tcPr>
+            <w:tcW w:type="dxa" w:w="3120"/>
+            <w:vAlign w:val="center"/>
+          </w:tcPr>
+          <w:p>
+            <w:r>
+              <w:t>kein Reporting ohne Rueckkopplung</w:t>
+            </w:r>
+          </w:p>
+        </w:tc>
+      </w:tr>
+    </w:tbl>
+    <w:p/>
+    <w:p>
+      <w:pPr>
+        <w:pStyle w:val="Heading3"/>
+      </w:pPr>
+      <w:r>
+        <w:t>Vertiefungsrunde 1: Lesen, pruefen, rueckkoppeln</w:t>
+      </w:r>
+    </w:p>
+    <w:p>
+      <w:r>
+        <w:t>Die folgende Runde verdichtet V03 nicht durch neue Schlagworte, sondern durch wiederholte Anwendung auf unterschiedliche Entscheidungsebenen. Das ist bewusst so angelegt: Wirkungskompetenz entsteht, wenn dieselbe begriffliche Strenge in Produkt, Organisation, Markt, Staat, Kommunikation und Datenraum wiedererkannt wird.</w:t>
+      </w:r>
+    </w:p>
+    <w:p>
+      <w:r>
+        <w:t>Begriffliche Schaerfung. Fuer Die Wirkungsökonomie als neue Steuerungslogik bedeutet praezise Sprache die erste Sicherung gegen Impact-Washing ist, dass die Analyse nicht bei einer Aktivitaet, einem guten Willen oder einer Kennzahl stehen bleiben darf. Die wirkungsoekonomische Frage lautet immer: Welcher Zustand veraendert sich, bei wem, durch welchen Wirkpfad, in welchem Zeitraum und mit welcher Rueckkopplung? Gerade in Grundstudium Wirkungsökonomie ist diese Unterscheidung entscheidend, weil Lernende spaeter nicht nur Begriffe wiedergeben, sondern Entscheidungssituationen pruefen muessen. Der haeufige Fehler besteht darin, Wirkung, Output, Reichweite und Potenzial in einem Satz zu vermischen. Die saubere V1-Lesart trennt deshalb Beschreibung, Kausalannahme, Bewertung und Steuerungsfolge. In der Praxis sollte jede Wirkungsaussage als kurze Viererprobe formuliert werden: Zustand, Betroffene, Quelle, offene Unsicherheit. So wird aus dem Thema kein isoliertes Kapitel, sondern ein pruefbarer Baustein der WÖk-Architektur.</w:t>
+      </w:r>
+    </w:p>
+    <w:p>
+      <w:r>
+        <w:t>Wirkpfad-Logik. Fuer Die Wirkungsökonomie als neue Steuerungslogik bedeutet ein Thema erst dann steuerbar wird, wenn der Mechanismus zwischen Ausloeser und Zustandsveraenderung beschrieben ist, dass die Analyse nicht bei einer Aktivitaet, einem guten Willen oder einer Kennzahl stehen bleiben darf. Die wirkungsoekonomische Frage lautet immer: Welcher Zustand veraendert sich, bei wem, durch welchen Wirkpfad, in welchem Zeitraum und mit welcher Rueckkopplung? Gerade in Grundstudium Wirkungsökonomie ist diese Unterscheidung entscheidend, weil Lernende spaeter nicht nur Begriffe wiedergeben, sondern Entscheidungssituationen pruefen muessen. Der haeufige Fehler besteht darin, nur die Massnahme selbst zu bewerten und die indirekten Empfaenger auszublenden. Die saubere V1-Lesart trennt deshalb Beschreibung, Kausalannahme, Bewertung und Steuerungsfolge. Eine gute Fallanalyse zeichnet mindestens einen direkten und einen indirekten Wirkpfad nach. So wird aus dem Thema kein isoliertes Kapitel, sondern ein pruefbarer Baustein der WÖk-Architektur.</w:t>
+      </w:r>
+    </w:p>
+    <w:p>
+      <w:r>
+        <w:t>Daten- und Quellenklarheit. Fuer Die Wirkungsökonomie als neue Steuerungslogik bedeutet jede Bewertung nur so belastbar ist wie Datenlage, Quellenstatus und Aktualitaet, dass die Analyse nicht bei einer Aktivitaet, einem guten Willen oder einer Kennzahl stehen bleiben darf. Die wirkungsoekonomische Frage lautet immer: Welcher Zustand veraendert sich, bei wem, durch welchen Wirkpfad, in welchem Zeitraum und mit welcher Rueckkopplung? Gerade in Grundstudium Wirkungsökonomie ist diese Unterscheidung entscheidend, weil Lernende spaeter nicht nur Begriffe wiedergeben, sondern Entscheidungssituationen pruefen muessen. Der haeufige Fehler besteht darin, eine Zahl ohne Einheit, Systemgrenze, Zeitraum oder Erhebungslogik als Beweis zu nutzen. Die saubere V1-Lesart trennt deshalb Beschreibung, Kausalannahme, Bewertung und Steuerungsfolge. Die Lernenden sollen Daten nicht dekorativ zitieren, sondern ihre Aussagekraft, Luecken und Grenzen offenlegen. So wird aus dem Thema kein isoliertes Kapitel, sondern ein pruefbarer Baustein der WÖk-Architektur.</w:t>
+      </w:r>
+    </w:p>
+    <w:p>
+      <w:r>
+        <w:t>Fallfenster zur Anwendung. Ein Controlling-Team moechte einen Score bilden. Das Skript verlangt, dass Datenqualitaet, Systemgrenzen, Gewichtung, Unsicherheit und Nichtkompensation sichtbar bleiben. Ein Score darf die Diskussion nicht beenden, sondern muss bessere Fragen, Priorisierung und Rueckkopplung ermoeglichen. Bezogen auf Die Wirkungsökonomie als neue Steuerungslogik heisst das: Die Analyse muss das konkrete Thema ernst nehmen und zugleich den allgemeinen WÖk-Massstab halten. Es geht nicht darum, die Welt in gute und schlechte Akteure einzuteilen. Es geht darum, Wirkpfade, Wirkungsempfaenger, Datenqualitaet, Risiken und Rueckkopplung so zu beschreiben, dass bessere Entscheidungen moeglich werden.</w:t>
+      </w:r>
+    </w:p>
+    <w:p>
+      <w:r>
+        <w:t>Ambivalenz. Fuer Die Wirkungsökonomie als neue Steuerungslogik bedeutet positive und negative Zustandsveraenderungen gleichzeitig auftreten koennen, dass die Analyse nicht bei einer Aktivitaet, einem guten Willen oder einer Kennzahl stehen bleiben darf. Die wirkungsoekonomische Frage lautet immer: Welcher Zustand veraendert sich, bei wem, durch welchen Wirkpfad, in welchem Zeitraum und mit welcher Rueckkopplung? Gerade in Grundstudium Wirkungsökonomie ist diese Unterscheidung entscheidend, weil Lernende spaeter nicht nur Begriffe wiedergeben, sondern Entscheidungssituationen pruefen muessen. Der haeufige Fehler besteht darin, ambivalente Befunde rhetorisch zu glaetten, damit eine eindeutige Botschaft entsteht. Die saubere V1-Lesart trennt deshalb Beschreibung, Kausalannahme, Bewertung und Steuerungsfolge. Ein gutes Skript fuehrt deshalb Profile, Zielkonflikte und offene Punkte nebeneinander. So wird aus dem Thema kein isoliertes Kapitel, sondern ein pruefbarer Baustein der WÖk-Architektur.</w:t>
+      </w:r>
+    </w:p>
+    <w:p>
+      <w:r>
+        <w:t>Nichtkompensation. Fuer Die Wirkungsökonomie als neue Steuerungslogik bedeutet schwere zentrale Schaeden nicht durch beliebige positive Einzelwerte neutralisiert werden duerfen, dass die Analyse nicht bei einer Aktivitaet, einem guten Willen oder einer Kennzahl stehen bleiben darf. Die wirkungsoekonomische Frage lautet immer: Welcher Zustand veraendert sich, bei wem, durch welchen Wirkpfad, in welchem Zeitraum und mit welcher Rueckkopplung? Gerade in Grundstudium Wirkungsökonomie ist diese Unterscheidung entscheidend, weil Lernende spaeter nicht nur Begriffe wiedergeben, sondern Entscheidungssituationen pruefen muessen. Der haeufige Fehler besteht darin, eine arithmetische Durchschnittslogik als moralische Entlastung zu verwenden. Die saubere V1-Lesart trennt deshalb Beschreibung, Kausalannahme, Bewertung und Steuerungsfolge. Reverse Merit Order und rote Linien sind Schutzregeln gegen Schoenrechnung. So wird aus dem Thema kein isoliertes Kapitel, sondern ein pruefbarer Baustein der WÖk-Architektur.</w:t>
+      </w:r>
+    </w:p>
+    <w:p>
+      <w:r>
+        <w:t>Pruefungsnahe Transferfrage. Formuliere zu V03 eine Wirkungsaussage in drei Saetzen: Erstens den beobachteten oder plausiblen Zustand, zweitens die Daten- oder Quellenlage, drittens die offene Unsicherheit samt Rueckkopplung. Die Antwort muss ohne moralische Personenbewertung auskommen und darf Reichweite nicht mit Wirkung verwechseln.</w:t>
+      </w:r>
+    </w:p>
+    <w:p>
+      <w:r>
+        <w:t>Rueckkopplung. Fuer Die Wirkungsökonomie als neue Steuerungslogik bedeutet Wirkungswissen erst dann wertvoll wird, wenn es Entscheidungen veraendert, dass die Analyse nicht bei einer Aktivitaet, einem guten Willen oder einer Kennzahl stehen bleiben darf. Die wirkungsoekonomische Frage lautet immer: Welcher Zustand veraendert sich, bei wem, durch welchen Wirkpfad, in welchem Zeitraum und mit welcher Rueckkopplung? Gerade in Grundstudium Wirkungsökonomie ist diese Unterscheidung entscheidend, weil Lernende spaeter nicht nur Begriffe wiedergeben, sondern Entscheidungssituationen pruefen muessen. Der haeufige Fehler besteht darin, einen Bericht als Endpunkt zu betrachten. Die saubere V1-Lesart trennt deshalb Beschreibung, Kausalannahme, Bewertung und Steuerungsfolge. Jeder Analyseblock sollte fragen, welche Routine, welcher Prozess oder welche Ressource nach der Bewertung angepasst wird. So wird aus dem Thema kein isoliertes Kapitel, sondern ein pruefbarer Baustein der WÖk-Architektur.</w:t>
+      </w:r>
+    </w:p>
+    <w:p>
+      <w:r>
+        <w:t>Fallfenster zur Anwendung. Ein Kommunikationsbericht nennt viele Aktivitaeten, Reichweiten und Rueckmeldungen. Die V1-Pruefung fragt, ob daraus eine belastbare Wirkungsaussage folgt. Wenn nur Kontakte, Klicks oder Zustimmung vorliegen, bleibt die Aussage im Bereich Wirkungspotenzial oder Resonanz, nicht im Bereich nachgewiesener Wirkung. Bezogen auf Die Wirkungsökonomie als neue Steuerungslogik heisst das: Die Analyse muss das konkrete Thema ernst nehmen und zugleich den allgemeinen WÖk-Massstab halten. Es geht nicht darum, die Welt in gute und schlechte Akteure einzuteilen. Es geht darum, Wirkpfade, Wirkungsempfaenger, Datenqualitaet, Risiken und Rueckkopplung so zu beschreiben, dass bessere Entscheidungen moeglich werden.</w:t>
+      </w:r>
+    </w:p>
+    <w:p>
+      <w:r>
+        <w:t>Governance. Fuer Die Wirkungsökonomie als neue Steuerungslogik bedeutet Wirkungsbewertung Verfahren, Rechte, Transparenz und Korrektur braucht, dass die Analyse nicht bei einer Aktivitaet, einem guten Willen oder einer Kennzahl stehen bleiben darf. Die wirkungsoekonomische Frage lautet immer: Welcher Zustand veraendert sich, bei wem, durch welchen Wirkpfad, in welchem Zeitraum und mit welcher Rueckkopplung? Gerade in Grundstudium Wirkungsökonomie ist diese Unterscheidung entscheidend, weil Lernende spaeter nicht nur Begriffe wiedergeben, sondern Entscheidungssituationen pruefen muessen. Der haeufige Fehler besteht darin, Bewertung als technokratische Top-down-Setzung zu verstehen. Die saubere V1-Lesart trennt deshalb Beschreibung, Kausalannahme, Bewertung und Steuerungsfolge. Betroffene, Datenhalter, Entscheider und Kontrollinstanzen muessen unterscheidbare Rollen behalten. So wird aus dem Thema kein isoliertes Kapitel, sondern ein pruefbarer Baustein der WÖk-Architektur.</w:t>
+      </w:r>
+    </w:p>
+    <w:p>
+      <w:r>
+        <w:t>Didaktische Pruefbarkeit. Fuer Die Wirkungsökonomie als neue Steuerungslogik bedeutet das Thema in der Akademie nicht nur erklaert, sondern in Falllogik ueberfuehrt werden muss, dass die Analyse nicht bei einer Aktivitaet, einem guten Willen oder einer Kennzahl stehen bleiben darf. Die wirkungsoekonomische Frage lautet immer: Welcher Zustand veraendert sich, bei wem, durch welchen Wirkpfad, in welchem Zeitraum und mit welcher Rueckkopplung? Gerade in Grundstudium Wirkungsökonomie ist diese Unterscheidung entscheidend, weil Lernende spaeter nicht nur Begriffe wiedergeben, sondern Entscheidungssituationen pruefen muessen. Der haeufige Fehler besteht darin, reines Auswendiglernen als Kompetenznachweis zu behandeln. Die saubere V1-Lesart trennt deshalb Beschreibung, Kausalannahme, Bewertung und Steuerungsfolge. Pruefungsfragen sollen Begriffe, Anwendung und rote Linien verbinden. So wird aus dem Thema kein isoliertes Kapitel, sondern ein pruefbarer Baustein der WÖk-Architektur.</w:t>
+      </w:r>
+    </w:p>
+    <w:p>
+      <w:r>
+        <w:t>Transfer in Organisationen. Fuer Die Wirkungsökonomie als neue Steuerungslogik bedeutet WÖk-Begriffe im Alltag nur tragen, wenn sie in Routinen uebersetzt werden, dass die Analyse nicht bei einer Aktivitaet, einem guten Willen oder einer Kennzahl stehen bleiben darf. Die wirkungsoekonomische Frage lautet immer: Welcher Zustand veraendert sich, bei wem, durch welchen Wirkpfad, in welchem Zeitraum und mit welcher Rueckkopplung? Gerade in Grundstudium Wirkungsökonomie ist diese Unterscheidung entscheidend, weil Lernende spaeter nicht nur Begriffe wiedergeben, sondern Entscheidungssituationen pruefen muessen. Der haeufige Fehler besteht darin, die Verantwortung an eine Nachhaltigkeitsabteilung auszulagern. Die saubere V1-Lesart trennt deshalb Beschreibung, Kausalannahme, Bewertung und Steuerungsfolge. Strategie, Einkauf, Kommunikation, Controlling und Fuehrung muessen denselben Wirkungsbegriff verwenden. So wird aus dem Thema kein isoliertes Kapitel, sondern ein pruefbarer Baustein der WÖk-Architektur.</w:t>
+      </w:r>
+    </w:p>
+    <w:p>
+      <w:r>
+        <w:t>Fallfenster zur Anwendung. Eine Organisation plant eine Massnahme und formuliert dazu eine positive Absicht. In der WÖk reicht das nicht. Fuer diese Vorlesung muss sichtbar werden, welche Zustandsveraenderung erwartet wird, welche Empfaenger direkt oder indirekt betroffen sind, welche Nebenwirkungen entstehen koennen und welche Entscheidung spaeter korrigiert wird. Bezogen auf Die Wirkungsökonomie als neue Steuerungslogik heisst das: Die Analyse muss das konkrete Thema ernst nehmen und zugleich den allgemeinen WÖk-Massstab halten. Es geht nicht darum, die Welt in gute und schlechte Akteure einzuteilen. Es geht darum, Wirkpfade, Wirkungsempfaenger, Datenqualitaet, Risiken und Rueckkopplung so zu beschreiben, dass bessere Entscheidungen moeglich werden.</w:t>
+      </w:r>
+    </w:p>
+    <w:p>
+      <w:r>
+        <w:t>Rueckfluss in den Korpus. Fuer Die Wirkungsökonomie als neue Steuerungslogik bedeutet jedes Studienskript den Gesamtbestand schaerfen kann, dass die Analyse nicht bei einer Aktivitaet, einem guten Willen oder einer Kennzahl stehen bleiben darf. Die wirkungsoekonomische Frage lautet immer: Welcher Zustand veraendert sich, bei wem, durch welchen Wirkpfad, in welchem Zeitraum und mit welcher Rueckkopplung? Gerade in Grundstudium Wirkungsökonomie ist diese Unterscheidung entscheidend, weil Lernende spaeter nicht nur Begriffe wiedergeben, sondern Entscheidungssituationen pruefen muessen. Der haeufige Fehler besteht darin, neue Einsichten nur lokal im Skript zu belassen. Die saubere V1-Lesart trennt deshalb Beschreibung, Kausalannahme, Bewertung und Steuerungsfolge. Glossar, Website, Journal, Dossiers und Visuals sollen aus der Skriptarbeit lernen. So wird aus dem Thema kein isoliertes Kapitel, sondern ein pruefbarer Baustein der WÖk-Architektur.</w:t>
+      </w:r>
+    </w:p>
+    <w:p>
+      <w:r>
+        <w:t>Pruefungsnahe Transferfrage. Formuliere zu V03 eine Wirkungsaussage in drei Saetzen: Erstens den beobachteten oder plausiblen Zustand, zweitens die Daten- oder Quellenlage, drittens die offene Unsicherheit samt Rueckkopplung. Die Antwort muss ohne moralische Personenbewertung auskommen und darf Reichweite nicht mit Wirkung verwechseln.</w:t>
+      </w:r>
+    </w:p>
+    <w:p>
+      <w:pPr>
+        <w:pStyle w:val="Heading3"/>
+      </w:pPr>
+      <w:r>
+        <w:t>Vertiefungsrunde 2: Lesen, pruefen, rueckkoppeln</w:t>
+      </w:r>
+    </w:p>
+    <w:p>
+      <w:r>
+        <w:t>Die folgende Runde verdichtet V03 nicht durch neue Schlagworte, sondern durch wiederholte Anwendung auf unterschiedliche Entscheidungsebenen. Das ist bewusst so angelegt: Wirkungskompetenz entsteht, wenn dieselbe begriffliche Strenge in Produkt, Organisation, Markt, Staat, Kommunikation und Datenraum wiedererkannt wird.</w:t>
+      </w:r>
+    </w:p>
+    <w:p>
+      <w:r>
+        <w:t>Begriffliche Schaerfung. Fuer Die Wirkungsökonomie als neue Steuerungslogik bedeutet praezise Sprache die erste Sicherung gegen Impact-Washing ist, dass die Analyse nicht bei einer Aktivitaet, einem guten Willen oder einer Kennzahl stehen bleiben darf. Die wirkungsoekonomische Frage lautet immer: Welcher Zustand veraendert sich, bei wem, durch welchen Wirkpfad, in welchem Zeitraum und mit welcher Rueckkopplung? Gerade in Grundstudium Wirkungsökonomie ist diese Unterscheidung entscheidend, weil Lernende spaeter nicht nur Begriffe wiedergeben, sondern Entscheidungssituationen pruefen muessen. Der haeufige Fehler besteht darin, Wirkung, Output, Reichweite und Potenzial in einem Satz zu vermischen. Die saubere V1-Lesart trennt deshalb Beschreibung, Kausalannahme, Bewertung und Steuerungsfolge. In der Praxis sollte jede Wirkungsaussage als kurze Viererprobe formuliert werden: Zustand, Betroffene, Quelle, offene Unsicherheit. So wird aus dem Thema kein isoliertes Kapitel, sondern ein pruefbarer Baustein der WÖk-Architektur.</w:t>
+      </w:r>
+    </w:p>
+    <w:p>
+      <w:r>
+        <w:t>Wirkpfad-Logik. Fuer Die Wirkungsökonomie als neue Steuerungslogik bedeutet ein Thema erst dann steuerbar wird, wenn der Mechanismus zwischen Ausloeser und Zustandsveraenderung beschrieben ist, dass die Analyse nicht bei einer Aktivitaet, einem guten Willen oder einer Kennzahl stehen bleiben darf. Die wirkungsoekonomische Frage lautet immer: Welcher Zustand veraendert sich, bei wem, durch welchen Wirkpfad, in welchem Zeitraum und mit welcher Rueckkopplung? Gerade in Grundstudium Wirkungsökonomie ist diese Unterscheidung entscheidend, weil Lernende spaeter nicht nur Begriffe wiedergeben, sondern Entscheidungssituationen pruefen muessen. Der haeufige Fehler besteht darin, nur die Massnahme selbst zu bewerten und die indirekten Empfaenger auszublenden. Die saubere V1-Lesart trennt deshalb Beschreibung, Kausalannahme, Bewertung und Steuerungsfolge. Eine gute Fallanalyse zeichnet mindestens einen direkten und einen indirekten Wirkpfad nach. So wird aus dem Thema kein isoliertes Kapitel, sondern ein pruefbarer Baustein der WÖk-Architektur.</w:t>
+      </w:r>
+    </w:p>
+    <w:p>
+      <w:r>
+        <w:t>Fallfenster zur Anwendung. Eine Fuehrungsentscheidung erzeugt zugleich Nutzen und Risiken. Die WÖk behandelt Ambivalenz nicht als Stoerung, sondern als Kern der Analyse. Positive Netto-Wirkung darf erst behauptet werden, wenn zentrale negative Wirkungen getrennt geprueft und rote Linien gewahrt sind. Bezogen auf Die Wirkungsökonomie als neue Steuerungslogik heisst das: Die Analyse muss das konkrete Thema ernst nehmen und zugleich den allgemeinen WÖk-Massstab halten. Es geht nicht darum, die Welt in gute und schlechte Akteure einzuteilen. Es geht darum, Wirkpfade, Wirkungsempfaenger, Datenqualitaet, Risiken und Rueckkopplung so zu beschreiben, dass bessere Entscheidungen moeglich werden.</w:t>
+      </w:r>
+    </w:p>
+    <w:p>
+      <w:r>
+        <w:t>Daten- und Quellenklarheit. Fuer Die Wirkungsökonomie als neue Steuerungslogik bedeutet jede Bewertung nur so belastbar ist wie Datenlage, Quellenstatus und Aktualitaet, dass die Analyse nicht bei einer Aktivitaet, einem guten Willen oder einer Kennzahl stehen bleiben darf. Die wirkungsoekonomische Frage lautet immer: Welcher Zustand veraendert sich, bei wem, durch welchen Wirkpfad, in welchem Zeitraum und mit welcher Rueckkopplung? Gerade in Grundstudium Wirkungsökonomie ist diese Unterscheidung entscheidend, weil Lernende spaeter nicht nur Begriffe wiedergeben, sondern Entscheidungssituationen pruefen muessen. Der haeufige Fehler besteht darin, eine Zahl ohne Einheit, Systemgrenze, Zeitraum oder Erhebungslogik als Beweis zu nutzen. Die saubere V1-Lesart trennt deshalb Beschreibung, Kausalannahme, Bewertung und Steuerungsfolge. Die Lernenden sollen Daten nicht dekorativ zitieren, sondern ihre Aussagekraft, Luecken und Grenzen offenlegen. So wird aus dem Thema kein isoliertes Kapitel, sondern ein pruefbarer Baustein der WÖk-Architektur.</w:t>
+      </w:r>
+    </w:p>
+    <w:p>
+      <w:r>
+        <w:t>Ambivalenz. Fuer Die Wirkungsökonomie als neue Steuerungslogik bedeutet positive und negative Zustandsveraenderungen gleichzeitig auftreten koennen, dass die Analyse nicht bei einer Aktivitaet, einem guten Willen oder einer Kennzahl stehen bleiben darf. Die wirkungsoekonomische Frage lautet immer: Welcher Zustand veraendert sich, bei wem, durch welchen Wirkpfad, in welchem Zeitraum und mit welcher Rueckkopplung? Gerade in Grundstudium Wirkungsökonomie ist diese Unterscheidung entscheidend, weil Lernende spaeter nicht nur Begriffe wiedergeben, sondern Entscheidungssituationen pruefen muessen. Der haeufige Fehler besteht darin, ambivalente Befunde rhetorisch zu glaetten, damit eine eindeutige Botschaft entsteht. Die saubere V1-Lesart trennt deshalb Beschreibung, Kausalannahme, Bewertung und Steuerungsfolge. Ein gutes Skript fuehrt deshalb Profile, Zielkonflikte und offene Punkte nebeneinander. So wird aus dem Thema kein isoliertes Kapitel, sondern ein pruefbarer Baustein der WÖk-Architektur.</w:t>
+      </w:r>
+    </w:p>
+    <w:p>
+      <w:r>
+        <w:t>Nichtkompensation. Fuer Die Wirkungsökonomie als neue Steuerungslogik bedeutet schwere zentrale Schaeden nicht durch beliebige positive Einzelwerte neutralisiert werden duerfen, dass die Analyse nicht bei einer Aktivitaet, einem guten Willen oder einer Kennzahl stehen bleiben darf. Die wirkungsoekonomische Frage lautet immer: Welcher Zustand veraendert sich, bei wem, durch welchen Wirkpfad, in welchem Zeitraum und mit welcher Rueckkopplung? Gerade in Grundstudium Wirkungsökonomie ist diese Unterscheidung entscheidend, weil Lernende spaeter nicht nur Begriffe wiedergeben, sondern Entscheidungssituationen pruefen muessen. Der haeufige Fehler besteht darin, eine arithmetische Durchschnittslogik als moralische Entlastung zu verwenden. Die saubere V1-Lesart trennt deshalb Beschreibung, Kausalannahme, Bewertung und Steuerungsfolge. Reverse Merit Order und rote Linien sind Schutzregeln gegen Schoenrechnung. So wird aus dem Thema kein isoliertes Kapitel, sondern ein pruefbarer Baustein der WÖk-Architektur.</w:t>
+      </w:r>
+    </w:p>
+    <w:p>
+      <w:r>
+        <w:t>Fallfenster zur Anwendung. Ein Controlling-Team moechte einen Score bilden. Das Skript verlangt, dass Datenqualitaet, Systemgrenzen, Gewichtung, Unsicherheit und Nichtkompensation sichtbar bleiben. Ein Score darf die Diskussion nicht beenden, sondern muss bessere Fragen, Priorisierung und Rueckkopplung ermoeglichen. Bezogen auf Die Wirkungsökonomie als neue Steuerungslogik heisst das: Die Analyse muss das konkrete Thema ernst nehmen und zugleich den allgemeinen WÖk-Massstab halten. Es geht nicht darum, die Welt in gute und schlechte Akteure einzuteilen. Es geht darum, Wirkpfade, Wirkungsempfaenger, Datenqualitaet, Risiken und Rueckkopplung so zu beschreiben, dass bessere Entscheidungen moeglich werden.</w:t>
+      </w:r>
+    </w:p>
+    <w:p>
+      <w:r>
+        <w:t>Pruefungsnahe Transferfrage. Formuliere zu V03 eine Wirkungsaussage in drei Saetzen: Erstens den beobachteten oder plausiblen Zustand, zweitens die Daten- oder Quellenlage, drittens die offene Unsicherheit samt Rueckkopplung. Die Antwort muss ohne moralische Personenbewertung auskommen und darf Reichweite nicht mit Wirkung verwechseln.</w:t>
+      </w:r>
+    </w:p>
+    <w:p>
+      <w:r>
+        <w:t>Rueckkopplung. Fuer Die Wirkungsökonomie als neue Steuerungslogik bedeutet Wirkungswissen erst dann wertvoll wird, wenn es Entscheidungen veraendert, dass die Analyse nicht bei einer Aktivitaet, einem guten Willen oder einer Kennzahl stehen bleiben darf. Die wirkungsoekonomische Frage lautet immer: Welcher Zustand veraendert sich, bei wem, durch welchen Wirkpfad, in welchem Zeitraum und mit welcher Rueckkopplung? Gerade in Grundstudium Wirkungsökonomie ist diese Unterscheidung entscheidend, weil Lernende spaeter nicht nur Begriffe wiedergeben, sondern Entscheidungssituationen pruefen muessen. Der haeufige Fehler besteht darin, einen Bericht als Endpunkt zu betrachten. Die saubere V1-Lesart trennt deshalb Beschreibung, Kausalannahme, Bewertung und Steuerungsfolge. Jeder Analyseblock sollte fragen, welche Routine, welcher Prozess oder welche Ressource nach der Bewertung angepasst wird. So wird aus dem Thema kein isoliertes Kapitel, sondern ein pruefbarer Baustein der WÖk-Architektur.</w:t>
+      </w:r>
+    </w:p>
+    <w:p>
+      <w:r>
+        <w:t>Governance. Fuer Die Wirkungsökonomie als neue Steuerungslogik bedeutet Wirkungsbewertung Verfahren, Rechte, Transparenz und Korrektur braucht, dass die Analyse nicht bei einer Aktivitaet, einem guten Willen oder einer Kennzahl stehen bleiben darf. Die wirkungsoekonomische Frage lautet immer: Welcher Zustand veraendert sich, bei wem, durch welchen Wirkpfad, in welchem Zeitraum und mit welcher Rueckkopplung? Gerade in Grundstudium Wirkungsökonomie ist diese Unterscheidung entscheidend, weil Lernende spaeter nicht nur Begriffe wiedergeben, sondern Entscheidungssituationen pruefen muessen. Der haeufige Fehler besteht darin, Bewertung als technokratische Top-down-Setzung zu verstehen. Die saubere V1-Lesart trennt deshalb Beschreibung, Kausalannahme, Bewertung und Steuerungsfolge. Betroffene, Datenhalter, Entscheider und Kontrollinstanzen muessen unterscheidbare Rollen behalten. So wird aus dem Thema kein isoliertes Kapitel, sondern ein pruefbarer Baustein der WÖk-Architektur.</w:t>
+      </w:r>
+    </w:p>
+    <w:p>
+      <w:r>
+        <w:t>Didaktische Pruefbarkeit. Fuer Die Wirkungsökonomie als neue Steuerungslogik bedeutet das Thema in der Akademie nicht nur erklaert, sondern in Falllogik ueberfuehrt werden muss, dass die Analyse nicht bei einer Aktivitaet, einem guten Willen oder einer Kennzahl stehen bleiben darf. Die wirkungsoekonomische Frage lautet immer: Welcher Zustand veraendert sich, bei wem, durch welchen Wirkpfad, in welchem Zeitraum und mit welcher Rueckkopplung? Gerade in Grundstudium Wirkungsökonomie ist diese Unterscheidung entscheidend, weil Lernende spaeter nicht nur Begriffe wiedergeben, sondern Entscheidungssituationen pruefen muessen. Der haeufige Fehler besteht darin, reines Auswendiglernen als Kompetenznachweis zu behandeln. Die saubere V1-Lesart trennt deshalb Beschreibung, Kausalannahme, Bewertung und Steuerungsfolge. Pruefungsfragen sollen Begriffe, Anwendung und rote Linien verbinden. So wird aus dem Thema kein isoliertes Kapitel, sondern ein pruefbarer Baustein der WÖk-Architektur.</w:t>
+      </w:r>
+    </w:p>
+    <w:p>
+      <w:r>
+        <w:t>Fallfenster zur Anwendung. Ein Kommunikationsbericht nennt viele Aktivitaeten, Reichweiten und Rueckmeldungen. Die V1-Pruefung fragt, ob daraus eine belastbare Wirkungsaussage folgt. Wenn nur Kontakte, Klicks oder Zustimmung vorliegen, bleibt die Aussage im Bereich Wirkungspotenzial oder Resonanz, nicht im Bereich nachgewiesener Wirkung. Bezogen auf Die Wirkungsökonomie als neue Steuerungslogik heisst das: Die Analyse muss das konkrete Thema ernst nehmen und zugleich den allgemeinen WÖk-Massstab halten. Es geht nicht darum, die Welt in gute und schlechte Akteure einzuteilen. Es geht darum, Wirkpfade, Wirkungsempfaenger, Datenqualitaet, Risiken und Rueckkopplung so zu beschreiben, dass bessere Entscheidungen moeglich werden.</w:t>
+      </w:r>
+    </w:p>
+    <w:p>
+      <w:r>
+        <w:t>Transfer in Organisationen. Fuer Die Wirkungsökonomie als neue Steuerungslogik bedeutet WÖk-Begriffe im Alltag nur tragen, wenn sie in Routinen uebersetzt werden, dass die Analyse nicht bei einer Aktivitaet, einem guten Willen oder einer Kennzahl stehen bleiben darf. Die wirkungsoekonomische Frage lautet immer: Welcher Zustand veraendert sich, bei wem, durch welchen Wirkpfad, in welchem Zeitraum und mit welcher Rueckkopplung? Gerade in Grundstudium Wirkungsökonomie ist diese Unterscheidung entscheidend, weil Lernende spaeter nicht nur Begriffe wiedergeben, sondern Entscheidungssituationen pruefen muessen. Der haeufige Fehler besteht darin, die Verantwortung an eine Nachhaltigkeitsabteilung auszulagern. Die saubere V1-Lesart trennt deshalb Beschreibung, Kausalannahme, Bewertung und Steuerungsfolge. Strategie, Einkauf, Kommunikation, Controlling und Fuehrung muessen denselben Wirkungsbegriff verwenden. So wird aus dem Thema kein isoliertes Kapitel, sondern ein pruefbarer Baustein der WÖk-Architektur.</w:t>
+      </w:r>
+    </w:p>
+    <w:p>
+      <w:r>
+        <w:t>Rueckfluss in den Korpus. Fuer Die Wirkungsökonomie als neue Steuerungslogik bedeutet jedes Studienskript den Gesamtbestand schaerfen kann, dass die Analyse nicht bei einer Aktivitaet, einem guten Willen oder einer Kennzahl stehen bleiben darf. Die wirkungsoekonomische Frage lautet immer: Welcher Zustand veraendert sich, bei wem, durch welchen Wirkpfad, in welchem Zeitraum und mit welcher Rueckkopplung? Gerade in Grundstudium Wirkungsökonomie ist diese Unterscheidung entscheidend, weil Lernende spaeter nicht nur Begriffe wiedergeben, sondern Entscheidungssituationen pruefen muessen. Der haeufige Fehler besteht darin, neue Einsichten nur lokal im Skript zu belassen. Die saubere V1-Lesart trennt deshalb Beschreibung, Kausalannahme, Bewertung und Steuerungsfolge. Glossar, Website, Journal, Dossiers und Visuals sollen aus der Skriptarbeit lernen. So wird aus dem Thema kein isoliertes Kapitel, sondern ein pruefbarer Baustein der WÖk-Architektur.</w:t>
+      </w:r>
+    </w:p>
+    <w:p>
+      <w:r>
+        <w:t>Pruefungsnahe Transferfrage. Formuliere zu V03 eine Wirkungsaussage in drei Saetzen: Erstens den beobachteten oder plausiblen Zustand, zweitens die Daten- oder Quellenlage, drittens die offene Unsicherheit samt Rueckkopplung. Die Antwort muss ohne moralische Personenbewertung auskommen und darf Reichweite nicht mit Wirkung verwechseln.</w:t>
+      </w:r>
+    </w:p>
+    <w:p>
+      <w:pPr>
+        <w:pStyle w:val="Heading3"/>
+      </w:pPr>
+      <w:r>
+        <w:t>Vertiefungsrunde 3: Lesen, pruefen, rueckkoppeln</w:t>
+      </w:r>
+    </w:p>
+    <w:p>
+      <w:r>
+        <w:t>Die folgende Runde verdichtet V03 nicht durch neue Schlagworte, sondern durch wiederholte Anwendung auf unterschiedliche Entscheidungsebenen. Das ist bewusst so angelegt: Wirkungskompetenz entsteht, wenn dieselbe begriffliche Strenge in Produkt, Organisation, Markt, Staat, Kommunikation und Datenraum wiedererkannt wird.</w:t>
+      </w:r>
+    </w:p>
+    <w:p>
+      <w:r>
+        <w:t>Begriffliche Schaerfung. Fuer Die Wirkungsökonomie als neue Steuerungslogik bedeutet praezise Sprache die erste Sicherung gegen Impact-Washing ist, dass die Analyse nicht bei einer Aktivitaet, einem guten Willen oder einer Kennzahl stehen bleiben darf. Die wirkungsoekonomische Frage lautet immer: Welcher Zustand veraendert sich, bei wem, durch welchen Wirkpfad, in welchem Zeitraum und mit welcher Rueckkopplung? Gerade in Grundstudium Wirkungsökonomie ist diese Unterscheidung entscheidend, weil Lernende spaeter nicht nur Begriffe wiedergeben, sondern Entscheidungssituationen pruefen muessen. Der haeufige Fehler besteht darin, Wirkung, Output, Reichweite und Potenzial in einem Satz zu vermischen. Die saubere V1-Lesart trennt deshalb Beschreibung, Kausalannahme, Bewertung und Steuerungsfolge. In der Praxis sollte jede Wirkungsaussage als kurze Viererprobe formuliert werden: Zustand, Betroffene, Quelle, offene Unsicherheit. So wird aus dem Thema kein isoliertes Kapitel, sondern ein pruefbarer Baustein der WÖk-Architektur.</w:t>
+      </w:r>
+    </w:p>
+    <w:p>
+      <w:r>
+        <w:t>Fallfenster zur Anwendung. Eine Organisation plant eine Massnahme und formuliert dazu eine positive Absicht. In der WÖk reicht das nicht. Fuer diese Vorlesung muss sichtbar werden, welche Zustandsveraenderung erwartet wird, welche Empfaenger direkt oder indirekt betroffen sind, welche Nebenwirkungen entstehen koennen und welche Entscheidung spaeter korrigiert wird. Bezogen auf Die Wirkungsökonomie als neue Steuerungslogik heisst das: Die Analyse muss das konkrete Thema ernst nehmen und zugleich den allgemeinen WÖk-Massstab halten. Es geht nicht darum, die Welt in gute und schlechte Akteure einzuteilen. Es geht darum, Wirkpfade, Wirkungsempfaenger, Datenqualitaet, Risiken und Rueckkopplung so zu beschreiben, dass bessere Entscheidungen moeglich werden.</w:t>
+      </w:r>
+    </w:p>
+    <w:p>
+      <w:r>
+        <w:t>Wirkpfad-Logik. Fuer Die Wirkungsökonomie als neue Steuerungslogik bedeutet ein Thema erst dann steuerbar wird, wenn der Mechanismus zwischen Ausloeser und Zustandsveraenderung beschrieben ist, dass die Analyse nicht bei einer Aktivitaet, einem guten Willen oder einer Kennzahl stehen bleiben darf. Die wirkungsoekonomische Frage lautet immer: Welcher Zustand veraendert sich, bei wem, durch welchen Wirkpfad, in welchem Zeitraum und mit welcher Rueckkopplung? Gerade in Grundstudium Wirkungsökonomie ist diese Unterscheidung entscheidend, weil Lernende spaeter nicht nur Begriffe wiedergeben, sondern Entscheidungssituationen pruefen muessen. Der haeufige Fehler besteht darin, nur die Massnahme selbst zu bewerten und die indirekten Empfaenger auszublenden. Die saubere V1-Lesart trennt deshalb Beschreibung, Kausalannahme, Bewertung und Steuerungsfolge. Eine gute Fallanalyse zeichnet mindestens einen direkten und einen indirekten Wirkpfad nach. So wird aus dem Thema kein isoliertes Kapitel, sondern ein pruefbarer Baustein der WÖk-Architektur.</w:t>
+      </w:r>
+    </w:p>
+    <w:p>
+      <w:r>
+        <w:t>Daten- und Quellenklarheit. Fuer Die Wirkungsökonomie als neue Steuerungslogik bedeutet jede Bewertung nur so belastbar ist wie Datenlage, Quellenstatus und Aktualitaet, dass die Analyse nicht bei einer Aktivitaet, einem guten Willen oder einer Kennzahl stehen bleiben darf. Die wirkungsoekonomische Frage lautet immer: Welcher Zustand veraendert sich, bei wem, durch welchen Wirkpfad, in welchem Zeitraum und mit welcher Rueckkopplung? Gerade in Grundstudium Wirkungsökonomie ist diese Unterscheidung entscheidend, weil Lernende spaeter nicht nur Begriffe wiedergeben, sondern Entscheidungssituationen pruefen muessen. Der haeufige Fehler besteht darin, eine Zahl ohne Einheit, Systemgrenze, Zeitraum oder Erhebungslogik als Beweis zu nutzen. Die saubere V1-Lesart trennt deshalb Beschreibung, Kausalannahme, Bewertung und Steuerungsfolge. Die Lernenden sollen Daten nicht dekorativ zitieren, sondern ihre Aussagekraft, Luecken und Grenzen offenlegen. So wird aus dem Thema kein isoliertes Kapitel, sondern ein pruefbarer Baustein der WÖk-Architektur.</w:t>
+      </w:r>
+    </w:p>
+    <w:p>
+      <w:r>
+        <w:t>Ambivalenz. Fuer Die Wirkungsökonomie als neue Steuerungslogik bedeutet positive und negative Zustandsveraenderungen gleichzeitig auftreten koennen, dass die Analyse nicht bei einer Aktivitaet, einem guten Willen oder einer Kennzahl stehen bleiben darf. Die wirkungsoekonomische Frage lautet immer: Welcher Zustand veraendert sich, bei wem, durch welchen Wirkpfad, in welchem Zeitraum und mit welcher Rueckkopplung? Gerade in Grundstudium Wirkungsökonomie ist diese Unterscheidung entscheidend, weil Lernende spaeter nicht nur Begriffe wiedergeben, sondern Entscheidungssituationen pruefen muessen. Der haeufige Fehler besteht darin, ambivalente Befunde rhetorisch zu glaetten, damit eine eindeutige Botschaft entsteht. Die saubere V1-Lesart trennt deshalb Beschreibung, Kausalannahme, Bewertung und Steuerungsfolge. Ein gutes Skript fuehrt deshalb Profile, Zielkonflikte und offene Punkte nebeneinander. So wird aus dem Thema kein isoliertes Kapitel, sondern ein pruefbarer Baustein der WÖk-Architektur.</w:t>
+      </w:r>
+    </w:p>
+    <w:p>
+      <w:r>
+        <w:t>Fallfenster zur Anwendung. Eine Fuehrungsentscheidung erzeugt zugleich Nutzen und Risiken. Die WÖk behandelt Ambivalenz nicht als Stoerung, sondern als Kern der Analyse. Positive Netto-Wirkung darf erst behauptet werden, wenn zentrale negative Wirkungen getrennt geprueft und rote Linien gewahrt sind. Bezogen auf Die Wirkungsökonomie als neue Steuerungslogik heisst das: Die Analyse muss das konkrete Thema ernst nehmen und zugleich den allgemeinen WÖk-Massstab halten. Es geht nicht darum, die Welt in gute und schlechte Akteure einzuteilen. Es geht darum, Wirkpfade, Wirkungsempfaenger, Datenqualitaet, Risiken und Rueckkopplung so zu beschreiben, dass bessere Entscheidungen moeglich werden.</w:t>
+      </w:r>
+    </w:p>
+    <w:p>
+      <w:r>
+        <w:t>Nichtkompensation. Fuer Die Wirkungsökonomie als neue Steuerungslogik bedeutet schwere zentrale Schaeden nicht durch beliebige positive Einzelwerte neutralisiert werden duerfen, dass die Analyse nicht bei einer Aktivitaet, einem guten Willen oder einer Kennzahl stehen bleiben darf. Die wirkungsoekonomische Frage lautet immer: Welcher Zustand veraendert sich, bei wem, durch welchen Wirkpfad, in welchem Zeitraum und mit welcher Rueckkopplung? Gerade in Grundstudium Wirkungsökonomie ist diese Unterscheidung entscheidend, weil Lernende spaeter nicht nur Begriffe wiedergeben, sondern Entscheidungssituationen pruefen muessen. Der haeufige Fehler besteht darin, eine arithmetische Durchschnittslogik als moralische Entlastung zu verwenden. Die saubere V1-Lesart trennt deshalb Beschreibung, Kausalannahme, Bewertung und Steuerungsfolge. Reverse Merit Order und rote Linien sind Schutzregeln gegen Schoenrechnung. So wird aus dem Thema kein isoliertes Kapitel, sondern ein pruefbarer Baustein der WÖk-Architektur.</w:t>
+      </w:r>
+    </w:p>
+    <w:p>
+      <w:r>
+        <w:t>Pruefungsnahe Transferfrage. Formuliere zu V03 eine Wirkungsaussage in drei Saetzen: Erstens den beobachteten oder plausiblen Zustand, zweitens die Daten- oder Quellenlage, drittens die offene Unsicherheit samt Rueckkopplung. Die Antwort muss ohne moralische Personenbewertung auskommen und darf Reichweite nicht mit Wirkung verwechseln.</w:t>
+      </w:r>
+    </w:p>
+    <w:p>
+      <w:r>
+        <w:t>Rueckkopplung. Fuer Die Wirkungsökonomie als neue Steuerungslogik bedeutet Wirkungswissen erst dann wertvoll wird, wenn es Entscheidungen veraendert, dass die Analyse nicht bei einer Aktivitaet, einem guten Willen oder einer Kennzahl stehen bleiben darf. Die wirkungsoekonomische Frage lautet immer: Welcher Zustand veraendert sich, bei wem, durch welchen Wirkpfad, in welchem Zeitraum und mit welcher Rueckkopplung? Gerade in Grundstudium Wirkungsökonomie ist diese Unterscheidung entscheidend, weil Lernende spaeter nicht nur Begriffe wiedergeben, sondern Entscheidungssituationen pruefen muessen. Der haeufige Fehler besteht darin, einen Bericht als Endpunkt zu betrachten. Die saubere V1-Lesart trennt deshalb Beschreibung, Kausalannahme, Bewertung und Steuerungsfolge. Jeder Analyseblock sollte fragen, welche Routine, welcher Prozess oder welche Ressource nach der Bewertung angepasst wird. So wird aus dem Thema kein isoliertes Kapitel, sondern ein pruefbarer Baustein der WÖk-Architektur.</w:t>
+      </w:r>
+    </w:p>
+    <w:p>
+      <w:r>
+        <w:t>Governance. Fuer Die Wirkungsökonomie als neue Steuerungslogik bedeutet Wirkungsbewertung Verfahren, Rechte, Transparenz und Korrektur braucht, dass die Analyse nicht bei einer Aktivitaet, einem guten Willen oder einer Kennzahl stehen bleiben darf. Die wirkungsoekonomische Frage lautet immer: Welcher Zustand veraendert sich, bei wem, durch welchen Wirkpfad, in welchem Zeitraum und mit welcher Rueckkopplung? Gerade in Grundstudium Wirkungsökonomie ist diese Unterscheidung entscheidend, weil Lernende spaeter nicht nur Begriffe wiedergeben, sondern Entscheidungssituationen pruefen muessen. Der haeufige Fehler besteht darin, Bewertung als technokratische Top-down-Setzung zu verstehen. Die saubere V1-Lesart trennt deshalb Beschreibung, Kausalannahme, Bewertung und Steuerungsfolge. Betroffene, Datenhalter, Entscheider und Kontrollinstanzen muessen unterscheidbare Rollen behalten. So wird aus dem Thema kein isoliertes Kapitel, sondern ein pruefbarer Baustein der WÖk-Architektur.</w:t>
+      </w:r>
+    </w:p>
+    <w:p>
+      <w:r>
+        <w:t>Fallfenster zur Anwendung. Ein Controlling-Team moechte einen Score bilden. Das Skript verlangt, dass Datenqualitaet, Systemgrenzen, Gewichtung, Unsicherheit und Nichtkompensation sichtbar bleiben. Ein Score darf die Diskussion nicht beenden, sondern muss bessere Fragen, Priorisierung und Rueckkopplung ermoeglichen. Bezogen auf Die Wirkungsökonomie als neue Steuerungslogik heisst das: Die Analyse muss das konkrete Thema ernst nehmen und zugleich den allgemeinen WÖk-Massstab halten. Es geht nicht darum, die Welt in gute und schlechte Akteure einzuteilen. Es geht darum, Wirkpfade, Wirkungsempfaenger, Datenqualitaet, Risiken und Rueckkopplung so zu beschreiben, dass bessere Entscheidungen moeglich werden.</w:t>
+      </w:r>
+    </w:p>
+    <w:p>
+      <w:r>
+        <w:t>Didaktische Pruefbarkeit. Fuer Die Wirkungsökonomie als neue Steuerungslogik bedeutet das Thema in der Akademie nicht nur erklaert, sondern in Falllogik ueberfuehrt werden muss, dass die Analyse nicht bei einer Aktivitaet, einem guten Willen oder einer Kennzahl stehen bleiben darf. Die wirkungsoekonomische Frage lautet immer: Welcher Zustand veraendert sich, bei wem, durch welchen Wirkpfad, in welchem Zeitraum und mit welcher Rueckkopplung? Gerade in Grundstudium Wirkungsökonomie ist diese Unterscheidung entscheidend, weil Lernende spaeter nicht nur Begriffe wiedergeben, sondern Entscheidungssituationen pruefen muessen. Der haeufige Fehler besteht darin, reines Auswendiglernen als Kompetenznachweis zu behandeln. Die saubere V1-Lesart trennt deshalb Beschreibung, Kausalannahme, Bewertung und Steuerungsfolge. Pruefungsfragen sollen Begriffe, Anwendung und rote Linien verbinden. So wird aus dem Thema kein isoliertes Kapitel, sondern ein pruefbarer Baustein der WÖk-Architektur.</w:t>
+      </w:r>
+    </w:p>
+    <w:p>
+      <w:r>
+        <w:t>Transfer in Organisationen. Fuer Die Wirkungsökonomie als neue Steuerungslogik bedeutet WÖk-Begriffe im Alltag nur tragen, wenn sie in Routinen uebersetzt werden, dass die Analyse nicht bei einer Aktivitaet, einem guten Willen oder einer Kennzahl stehen bleiben darf. Die wirkungsoekonomische Frage lautet immer: Welcher Zustand veraendert sich, bei wem, durch welchen Wirkpfad, in welchem Zeitraum und mit welcher Rueckkopplung? Gerade in Grundstudium Wirkungsökonomie ist diese Unterscheidung entscheidend, weil Lernende spaeter nicht nur Begriffe wiedergeben, sondern Entscheidungssituationen pruefen muessen. Der haeufige Fehler besteht darin, die Verantwortung an eine Nachhaltigkeitsabteilung auszulagern. Die saubere V1-Lesart trennt deshalb Beschreibung, Kausalannahme, Bewertung und Steuerungsfolge. Strategie, Einkauf, Kommunikation, Controlling und Fuehrung muessen denselben Wirkungsbegriff verwenden. So wird aus dem Thema kein isoliertes Kapitel, sondern ein pruefbarer Baustein der WÖk-Architektur.</w:t>
+      </w:r>
+    </w:p>
+    <w:p>
+      <w:r>
+        <w:t>Rueckfluss in den Korpus. Fuer Die Wirkungsökonomie als neue Steuerungslogik bedeutet jedes Studienskript den Gesamtbestand schaerfen kann, dass die Analyse nicht bei einer Aktivitaet, einem guten Willen oder einer Kennzahl stehen bleiben darf. Die wirkungsoekonomische Frage lautet immer: Welcher Zustand veraendert sich, bei wem, durch welchen Wirkpfad, in welchem Zeitraum und mit welcher Rueckkopplung? Gerade in Grundstudium Wirkungsökonomie ist diese Unterscheidung entscheidend, weil Lernende spaeter nicht nur Begriffe wiedergeben, sondern Entscheidungssituationen pruefen muessen. Der haeufige Fehler besteht darin, neue Einsichten nur lokal im Skript zu belassen. Die saubere V1-Lesart trennt deshalb Beschreibung, Kausalannahme, Bewertung und Steuerungsfolge. Glossar, Website, Journal, Dossiers und Visuals sollen aus der Skriptarbeit lernen. So wird aus dem Thema kein isoliertes Kapitel, sondern ein pruefbarer Baustein der WÖk-Architektur.</w:t>
+      </w:r>
+    </w:p>
+    <w:p>
+      <w:r>
+        <w:t>Fallfenster zur Anwendung. Ein Kommunikationsbericht nennt viele Aktivitaeten, Reichweiten und Rueckmeldungen. Die V1-Pruefung fragt, ob daraus eine belastbare Wirkungsaussage folgt. Wenn nur Kontakte, Klicks oder Zustimmung vorliegen, bleibt die Aussage im Bereich Wirkungspotenzial oder Resonanz, nicht im Bereich nachgewiesener Wirkung. Bezogen auf Die Wirkungsökonomie als neue Steuerungslogik heisst das: Die Analyse muss das konkrete Thema ernst nehmen und zugleich den allgemeinen WÖk-Massstab halten. Es geht nicht darum, die Welt in gute und schlechte Akteure einzuteilen. Es geht darum, Wirkpfade, Wirkungsempfaenger, Datenqualitaet, Risiken und Rueckkopplung so zu beschreiben, dass bessere Entscheidungen moeglich werden.</w:t>
+      </w:r>
+    </w:p>
+    <w:p>
+      <w:r>
+        <w:t>Pruefungsnahe Transferfrage. Formuliere zu V03 eine Wirkungsaussage in drei Saetzen: Erstens den beobachteten oder plausiblen Zustand, zweitens die Daten- oder Quellenlage, drittens die offene Unsicherheit samt Rueckkopplung. Die Antwort muss ohne moralische Personenbewertung auskommen und darf Reichweite nicht mit Wirkung verwechseln.</w:t>
+      </w:r>
+    </w:p>
+    <w:p>
+      <w:pPr>
+        <w:pStyle w:val="Heading3"/>
+      </w:pPr>
+      <w:r>
+        <w:t>Vertiefungsrunde 4: Lesen, pruefen, rueckkoppeln</w:t>
+      </w:r>
+    </w:p>
+    <w:p>
+      <w:r>
+        <w:t>Die folgende Runde verdichtet V03 nicht durch neue Schlagworte, sondern durch wiederholte Anwendung auf unterschiedliche Entscheidungsebenen. Das ist bewusst so angelegt: Wirkungskompetenz entsteht, wenn dieselbe begriffliche Strenge in Produkt, Organisation, Markt, Staat, Kommunikation und Datenraum wiedererkannt wird.</w:t>
+      </w:r>
+    </w:p>
+    <w:p>
+      <w:r>
+        <w:t>Begriffliche Schaerfung. Fuer Die Wirkungsökonomie als neue Steuerungslogik bedeutet praezise Sprache die erste Sicherung gegen Impact-Washing ist, dass die Analyse nicht bei einer Aktivitaet, einem guten Willen oder einer Kennzahl stehen bleiben darf. Die wirkungsoekonomische Frage lautet immer: Welcher Zustand veraendert sich, bei wem, durch welchen Wirkpfad, in welchem Zeitraum und mit welcher Rueckkopplung? Gerade in Grundstudium Wirkungsökonomie ist diese Unterscheidung entscheidend, weil Lernende spaeter nicht nur Begriffe wiedergeben, sondern Entscheidungssituationen pruefen muessen. Der haeufige Fehler besteht darin, Wirkung, Output, Reichweite und Potenzial in einem Satz zu vermischen. Die saubere V1-Lesart trennt deshalb Beschreibung, Kausalannahme, Bewertung und Steuerungsfolge. In der Praxis sollte jede Wirkungsaussage als kurze Viererprobe formuliert werden: Zustand, Betroffene, Quelle, offene Unsicherheit. So wird aus dem Thema kein isoliertes Kapitel, sondern ein pruefbarer Baustein der WÖk-Architektur.</w:t>
+      </w:r>
+    </w:p>
+    <w:p>
+      <w:r>
+        <w:t>Wirkpfad-Logik. Fuer Die Wirkungsökonomie als neue Steuerungslogik bedeutet ein Thema erst dann steuerbar wird, wenn der Mechanismus zwischen Ausloeser und Zustandsveraenderung beschrieben ist, dass die Analyse nicht bei einer Aktivitaet, einem guten Willen oder einer Kennzahl stehen bleiben darf. Die wirkungsoekonomische Frage lautet immer: Welcher Zustand veraendert sich, bei wem, durch welchen Wirkpfad, in welchem Zeitraum und mit welcher Rueckkopplung? Gerade in Grundstudium Wirkungsökonomie ist diese Unterscheidung entscheidend, weil Lernende spaeter nicht nur Begriffe wiedergeben, sondern Entscheidungssituationen pruefen muessen. Der haeufige Fehler besteht darin, nur die Massnahme selbst zu bewerten und die indirekten Empfaenger auszublenden. Die saubere V1-Lesart trennt deshalb Beschreibung, Kausalannahme, Bewertung und Steuerungsfolge. Eine gute Fallanalyse zeichnet mindestens einen direkten und einen indirekten Wirkpfad nach. So wird aus dem Thema kein isoliertes Kapitel, sondern ein pruefbarer Baustein der WÖk-Architektur.</w:t>
+      </w:r>
+    </w:p>
+    <w:p>
+      <w:r>
+        <w:t>Daten- und Quellenklarheit. Fuer Die Wirkungsökonomie als neue Steuerungslogik bedeutet jede Bewertung nur so belastbar ist wie Datenlage, Quellenstatus und Aktualitaet, dass die Analyse nicht bei einer Aktivitaet, einem guten Willen oder einer Kennzahl stehen bleiben darf. Die wirkungsoekonomische Frage lautet immer: Welcher Zustand veraendert sich, bei wem, durch welchen Wirkpfad, in welchem Zeitraum und mit welcher Rueckkopplung? Gerade in Grundstudium Wirkungsökonomie ist diese Unterscheidung entscheidend, weil Lernende spaeter nicht nur Begriffe wiedergeben, sondern Entscheidungssituationen pruefen muessen. Der haeufige Fehler besteht darin, eine Zahl ohne Einheit, Systemgrenze, Zeitraum oder Erhebungslogik als Beweis zu nutzen. Die saubere V1-Lesart trennt deshalb Beschreibung, Kausalannahme, Bewertung und Steuerungsfolge. Die Lernenden sollen Daten nicht dekorativ zitieren, sondern ihre Aussagekraft, Luecken und Grenzen offenlegen. So wird aus dem Thema kein isoliertes Kapitel, sondern ein pruefbarer Baustein der WÖk-Architektur.</w:t>
+      </w:r>
+    </w:p>
+    <w:p>
+      <w:r>
+        <w:t>Fallfenster zur Anwendung. Eine Organisation plant eine Massnahme und formuliert dazu eine positive Absicht. In der WÖk reicht das nicht. Fuer diese Vorlesung muss sichtbar werden, welche Zustandsveraenderung erwartet wird, welche Empfaenger direkt oder indirekt betroffen sind, welche Nebenwirkungen entstehen koennen und welche Entscheidung spaeter korrigiert wird. Bezogen auf Die Wirkungsökonomie als neue Steuerungslogik heisst das: Die Analyse muss das konkrete Thema ernst nehmen und zugleich den allgemeinen WÖk-Massstab halten. Es geht nicht darum, die Welt in gute und schlechte Akteure einzuteilen. Es geht darum, Wirkpfade, Wirkungsempfaenger, Datenqualitaet, Risiken und Rueckkopplung so zu beschreiben, dass bessere Entscheidungen moeglich werden.</w:t>
+      </w:r>
+    </w:p>
+    <w:p>
+      <w:r>
+        <w:t>Ambivalenz. Fuer Die Wirkungsökonomie als neue Steuerungslogik bedeutet positive und negative Zustandsveraenderungen gleichzeitig auftreten koennen, dass die Analyse nicht bei einer Aktivitaet, einem guten Willen oder einer Kennzahl stehen bleiben darf. Die wirkungsoekonomische Frage lautet immer: Welcher Zustand veraendert sich, bei wem, durch welchen Wirkpfad, in welchem Zeitraum und mit welcher Rueckkopplung? Gerade in Grundstudium Wirkungsökonomie ist diese Unterscheidung entscheidend, weil Lernende spaeter nicht nur Begriffe wiedergeben, sondern Entscheidungssituationen pruefen muessen. Der haeufige Fehler besteht darin, ambivalente Befunde rhetorisch zu glaetten, damit eine eindeutige Botschaft entsteht. Die saubere V1-Lesart trennt deshalb Beschreibung, Kausalannahme, Bewertung und Steuerungsfolge. Ein gutes Skript fuehrt deshalb Profile, Zielkonflikte und offene Punkte nebeneinander. So wird aus dem Thema kein isoliertes Kapitel, sondern ein pruefbarer Baustein der WÖk-Architektur.</w:t>
+      </w:r>
+    </w:p>
+    <w:p>
+      <w:r>
+        <w:t>Nichtkompensation. Fuer Die Wirkungsökonomie als neue Steuerungslogik bedeutet schwere zentrale Schaeden nicht durch beliebige positive Einzelwerte neutralisiert werden duerfen, dass die Analyse nicht bei einer Aktivitaet, einem guten Willen oder einer Kennzahl stehen bleiben darf. Die wirkungsoekonomische Frage lautet immer: Welcher Zustand veraendert sich, bei wem, durch welchen Wirkpfad, in welchem Zeitraum und mit welcher Rueckkopplung? Gerade in Grundstudium Wirkungsökonomie ist diese Unterscheidung entscheidend, weil Lernende spaeter nicht nur Begriffe wiedergeben, sondern Entscheidungssituationen pruefen muessen. Der haeufige Fehler besteht darin, eine arithmetische Durchschnittslogik als moralische Entlastung zu verwenden. Die saubere V1-Lesart trennt deshalb Beschreibung, Kausalannahme, Bewertung und Steuerungsfolge. Reverse Merit Order und rote Linien sind Schutzregeln gegen Schoenrechnung. So wird aus dem Thema kein isoliertes Kapitel, sondern ein pruefbarer Baustein der WÖk-Architektur.</w:t>
+      </w:r>
+    </w:p>
+    <w:p>
+      <w:r>
+        <w:t>Pruefungsnahe Transferfrage. Formuliere zu V03 eine Wirkungsaussage in drei Saetzen: Erstens den beobachteten oder plausiblen Zustand, zweitens die Daten- oder Quellenlage, drittens die offene Unsicherheit samt Rueckkopplung. Die Antwort muss ohne moralische Personenbewertung auskommen und darf Reichweite nicht mit Wirkung verwechseln.</w:t>
+      </w:r>
+    </w:p>
+    <w:p>
+      <w:r>
+        <w:t>Rueckkopplung. Fuer Die Wirkungsökonomie als neue Steuerungslogik bedeutet Wirkungswissen erst dann wertvoll wird, wenn es Entscheidungen veraendert, dass die Analyse nicht bei einer Aktivitaet, einem guten Willen oder einer Kennzahl stehen bleiben darf. Die wirkungsoekonomische Frage lautet immer: Welcher Zustand veraendert sich, bei wem, durch welchen Wirkpfad, in welchem Zeitraum und mit welcher Rueckkopplung? Gerade in Grundstudium Wirkungsökonomie ist diese Unterscheidung entscheidend, weil Lernende spaeter nicht nur Begriffe wiedergeben, sondern Entscheidungssituationen pruefen muessen. Der haeufige Fehler besteht darin, einen Bericht als Endpunkt zu betrachten. Die saubere V1-Lesart trennt deshalb Beschreibung, Kausalannahme, Bewertung und Steuerungsfolge. Jeder Analyseblock sollte fragen, welche Routine, welcher Prozess oder welche Ressource nach der Bewertung angepasst wird. So wird aus dem Thema kein isoliertes Kapitel, sondern ein pruefbarer Baustein der WÖk-Architektur.</w:t>
+      </w:r>
+    </w:p>
+    <w:p>
+      <w:r>
+        <w:t>Fallfenster zur Anwendung. Eine Fuehrungsentscheidung erzeugt zugleich Nutzen und Risiken. Die WÖk behandelt Ambivalenz nicht als Stoerung, sondern als Kern der Analyse. Positive Netto-Wirkung darf erst behauptet werden, wenn zentrale negative Wirkungen getrennt geprueft und rote Linien gewahrt sind. Bezogen auf Die Wirkungsökonomie als neue Steuerungslogik heisst das: Die Analyse muss das konkrete Thema ernst nehmen und zugleich den allgemeinen WÖk-Massstab halten. Es geht nicht darum, die Welt in gute und schlechte Akteure einzuteilen. Es geht darum, Wirkpfade, Wirkungsempfaenger, Datenqualitaet, Risiken und Rueckkopplung so zu beschreiben, dass bessere Entscheidungen moeglich werden.</w:t>
+      </w:r>
+    </w:p>
+    <w:p>
+      <w:r>
+        <w:t>Governance. Fuer Die Wirkungsökonomie als neue Steuerungslogik bedeutet Wirkungsbewertung Verfahren, Rechte, Transparenz und Korrektur braucht, dass die Analyse nicht bei einer Aktivitaet, einem guten Willen oder einer Kennzahl stehen bleiben darf. Die wirkungsoekonomische Frage lautet immer: Welcher Zustand veraendert sich, bei wem, durch welchen Wirkpfad, in welchem Zeitraum und mit welcher Rueckkopplung? Gerade in Grundstudium Wirkungsökonomie ist diese Unterscheidung entscheidend, weil Lernende spaeter nicht nur Begriffe wiedergeben, sondern Entscheidungssituationen pruefen muessen. Der haeufige Fehler besteht darin, Bewertung als technokratische Top-down-Setzung zu verstehen. Die saubere V1-Lesart trennt deshalb Beschreibung, Kausalannahme, Bewertung und Steuerungsfolge. Betroffene, Datenhalter, Entscheider und Kontrollinstanzen muessen unterscheidbare Rollen behalten. So wird aus dem Thema kein isoliertes Kapitel, sondern ein pruefbarer Baustein der WÖk-Architektur.</w:t>
+      </w:r>
+    </w:p>
+    <w:p>
+      <w:r>
+        <w:t>Didaktische Pruefbarkeit. Fuer Die Wirkungsökonomie als neue Steuerungslogik bedeutet das Thema in der Akademie nicht nur erklaert, sondern in Falllogik ueberfuehrt werden muss, dass die Analyse nicht bei einer Aktivitaet, einem guten Willen oder einer Kennzahl stehen bleiben darf. Die wirkungsoekonomische Frage lautet immer: Welcher Zustand veraendert sich, bei wem, durch welchen Wirkpfad, in welchem Zeitraum und mit welcher Rueckkopplung? Gerade in Grundstudium Wirkungsökonomie ist diese Unterscheidung entscheidend, weil Lernende spaeter nicht nur Begriffe wiedergeben, sondern Entscheidungssituationen pruefen muessen. Der haeufige Fehler besteht darin, reines Auswendiglernen als Kompetenznachweis zu behandeln. Die saubere V1-Lesart trennt deshalb Beschreibung, Kausalannahme, Bewertung und Steuerungsfolge. Pruefungsfragen sollen Begriffe, Anwendung und rote Linien verbinden. So wird aus dem Thema kein isoliertes Kapitel, sondern ein pruefbarer Baustein der WÖk-Architektur.</w:t>
+      </w:r>
+    </w:p>
+    <w:p>
+      <w:r>
+        <w:t>Transfer in Organisationen. Fuer Die Wirkungsökonomie als neue Steuerungslogik bedeutet WÖk-Begriffe im Alltag nur tragen, wenn sie in Routinen uebersetzt werden, dass die Analyse nicht bei einer Aktivitaet, einem guten Willen oder einer Kennzahl stehen bleiben darf. Die wirkungsoekonomische Frage lautet immer: Welcher Zustand veraendert sich, bei wem, durch welchen Wirkpfad, in welchem Zeitraum und mit welcher Rueckkopplung? Gerade in Grundstudium Wirkungsökonomie ist diese Unterscheidung entscheidend, weil Lernende spaeter nicht nur Begriffe wiedergeben, sondern Entscheidungssituationen pruefen muessen. Der haeufige Fehler besteht darin, die Verantwortung an eine Nachhaltigkeitsabteilung auszulagern. Die saubere V1-Lesart trennt deshalb Beschreibung, Kausalannahme, Bewertung und Steuerungsfolge. Strategie, Einkauf, Kommunikation, Controlling und Fuehrung muessen denselben Wirkungsbegriff verwenden. So wird aus dem Thema kein isoliertes Kapitel, sondern ein pruefbarer Baustein der WÖk-Architektur.</w:t>
+      </w:r>
+    </w:p>
+    <w:p>
+      <w:r>
+        <w:t>Fallfenster zur Anwendung. Ein Controlling-Team moechte einen Score bilden. Das Skript verlangt, dass Datenqualitaet, Systemgrenzen, Gewichtung, Unsicherheit und Nichtkompensation sichtbar bleiben. Ein Score darf die Diskussion nicht beenden, sondern muss bessere Fragen, Priorisierung und Rueckkopplung ermoeglichen. Bezogen auf Die Wirkungsökonomie als neue Steuerungslogik heisst das: Die Analyse muss das konkrete Thema ernst nehmen und zugleich den allgemeinen WÖk-Massstab halten. Es geht nicht darum, die Welt in gute und schlechte Akteure einzuteilen. Es geht darum, Wirkpfade, Wirkungsempfaenger, Datenqualitaet, Risiken und Rueckkopplung so zu beschreiben, dass bessere Entscheidungen moeglich werden.</w:t>
+      </w:r>
+    </w:p>
+    <w:p>
+      <w:r>
+        <w:t>Rueckfluss in den Korpus. Fuer Die Wirkungsökonomie als neue Steuerungslogik bedeutet jedes Studienskript den Gesamtbestand schaerfen kann, dass die Analyse nicht bei einer Aktivitaet, einem guten Willen oder einer Kennzahl stehen bleiben darf. Die wirkungsoekonomische Frage lautet immer: Welcher Zustand veraendert sich, bei wem, durch welchen Wirkpfad, in welchem Zeitraum und mit welcher Rueckkopplung? Gerade in Grundstudium Wirkungsökonomie ist diese Unterscheidung entscheidend, weil Lernende spaeter nicht nur Begriffe wiedergeben, sondern Entscheidungssituationen pruefen muessen. Der haeufige Fehler besteht darin, neue Einsichten nur lokal im Skript zu belassen. Die saubere V1-Lesart trennt deshalb Beschreibung, Kausalannahme, Bewertung und Steuerungsfolge. Glossar, Website, Journal, Dossiers und Visuals sollen aus der Skriptarbeit lernen. So wird aus dem Thema kein isoliertes Kapitel, sondern ein pruefbarer Baustein der WÖk-Architektur.</w:t>
+      </w:r>
+    </w:p>
+    <w:p>
+      <w:r>
+        <w:t>Pruefungsnahe Transferfrage. Formuliere zu V03 eine Wirkungsaussage in drei Saetzen: Erstens den beobachteten oder plausiblen Zustand, zweitens die Daten- oder Quellenlage, drittens die offene Unsicherheit samt Rueckkopplung. Die Antwort muss ohne moralische Personenbewertung auskommen und darf Reichweite nicht mit Wirkung verwechseln.</w:t>
+      </w:r>
+    </w:p>
+    <w:p>
+      <w:pPr>
+        <w:pStyle w:val="Heading3"/>
+      </w:pPr>
+      <w:r>
+        <w:t>V1-Abschlussnotiz</w:t>
+      </w:r>
+    </w:p>
+    <w:p>
+      <w:r>
+        <w:t>Diese Finalisierung schliesst die Codex-Inhaltsproduktion fuer V03. Offen bleibt nicht der fachliche Kern des Skripts, sondern der naechste Produktionsschritt: Claude setzt daraus die CI/CD-konforme Reader- und PDF-Fassung, prueft Satz, Umbrueche, Medienintegration und Lektorat und markiert erst danach die veroeffentlichte Fassung als freigegeben.</w:t>
+      </w:r>
+    </w:p>
+    <w:p>
+      <w:pPr>
+        <w:pStyle w:val="Heading2"/>
+      </w:pPr>
+      <w:r>
+        <w:t>9. Quellen</w:t>
+      </w:r>
+    </w:p>
+    <w:p>
+      <w:pPr>
+        <w:pStyle w:val="Heading3"/>
+      </w:pPr>
+      <w:r>
         <w:t>Interne Quellen</w:t>
       </w:r>
     </w:p>
@@ -2455,7 +3092,7 @@
         <w:pStyle w:val="ListBullet"/>
       </w:pPr>
       <w:r>
-        <w:t>woek-akademie-app/content/lehrgaenge/woek-g-v03.md — unmittelbarer Akademie-Quelltext dieser Rohfassung.</w:t>
+        <w:t>woek-akademie-app/content/lehrgaenge/woek-g-v03.md — unmittelbarer Akademie-Quelltext dieser V1-Fassung.</w:t>
       </w:r>
     </w:p>
     <w:p>
@@ -2495,7 +3132,7 @@
         <w:pStyle w:val="Heading3"/>
       </w:pPr>
       <w:r>
-        <w:t>Externe Quellen fuer den Tiefensprint</w:t>
+        <w:t>Externe Quellen fuer die V1-Fassung</w:t>
       </w:r>
     </w:p>
     <w:p>
@@ -2528,62 +3165,6 @@
       </w:pPr>
       <w:r>
         <w:t>Fachliteratur zu Wirkungslogik, Evaluation, Systemtheorie, Resilienz, Governance, Diffusion, Vertrauen oder Controlling je nach Thema.</w:t>
-      </w:r>
-    </w:p>
-    <w:p>
-      <w:pPr>
-        <w:pStyle w:val="Heading2"/>
-      </w:pPr>
-      <w:r>
-        <w:t>10. Rückfluss in den WÖk-Korpus</w:t>
-      </w:r>
-    </w:p>
-    <w:p>
-      <w:pPr>
-        <w:pStyle w:val="ListBullet"/>
-      </w:pPr>
-      <w:r>
-        <w:t>Glossar/Begriffe: Im Tiefensprint prüfen, welche Begriffe aus Die Wirkungsökonomie als neue Steuerungslogik eigene Glossarseiten oder präzisere Verweise brauchen.</w:t>
-      </w:r>
-    </w:p>
-    <w:p>
-      <w:pPr>
-        <w:pStyle w:val="ListBullet"/>
-      </w:pPr>
-      <w:r>
-        <w:t>Website/Erklärseiten: Prüfen, ob eine kurze öffentliche Erklärseite oder ein Baustein für die Bibliothek fehlt.</w:t>
-      </w:r>
-    </w:p>
-    <w:p>
-      <w:pPr>
-        <w:pStyle w:val="ListBullet"/>
-      </w:pPr>
-      <w:r>
-        <w:t>Journal/Dossiers: Geeignete Praxisfälle aus Website und Journal als Fallpool markieren.</w:t>
-      </w:r>
-    </w:p>
-    <w:p>
-      <w:pPr>
-        <w:pStyle w:val="ListBullet"/>
-      </w:pPr>
-      <w:r>
-        <w:t>Visuals/Charts: Wirkpfad- oder Scorecard-Chart aus vorhandenen Visuals wiederverwenden oder als neues Asset spezifizieren.</w:t>
-      </w:r>
-    </w:p>
-    <w:p>
-      <w:pPr>
-        <w:pStyle w:val="ListBullet"/>
-      </w:pPr>
-      <w:r>
-        <w:t>Methodik/Standards: Datenqualität, Unsicherheit, Nichtkompensation und Reverse Merit Order nur dort einsetzen, wo sie fachlich tragen.</w:t>
-      </w:r>
-    </w:p>
-    <w:p>
-      <w:pPr>
-        <w:pStyle w:val="ListBullet"/>
-      </w:pPr>
-      <w:r>
-        <w:t>Offene Forschungs- oder Quellenfrage: Externe Quellen im Tiefensprint gezielt ergänzen und zitierfähig machen.</w:t>
       </w:r>
     </w:p>
     <w:sectPr>

--- a/docs/studienskripte/word-rohfassungen/woek-g-v03.docx
+++ b/docs/studienskripte/word-rohfassungen/woek-g-v03.docx
@@ -24,12 +24,12 @@
     </w:p>
     <w:p>
       <w:r>
-        <w:t>Quelle: /Users/hagen/Documents/New project/content/studienskripte/woek-g-v03.md</w:t>
-      </w:r>
-    </w:p>
-    <w:p>
-      <w:r>
-        <w:t>Track: Grundstudium Wirkungsökonomie Kurscode: woek-g Vorlesungscode: V03 Modul/Abschnitt: G1.1 Titel: Die Wirkungsökonomie als neue Steuerungslogik Status: Studienskript V1 · fachlich finale Codex-Fassung, Claude-CI/CD-Satzfreigabe offen Quelle: woek-akademie-app/content/lehrgaenge/woek-g-v03.md Ablage: Markdown-Master in content/studienskripte/woek-g-v03.md, Word-Rohfassung in docs/studienskripte/word-rohfassungen/woek-g-v03.docx Wissensbasis: aktuelles Grundlagenwerk, Website-Korpus inklusive Journal, Akademie-Quelltexte, Glossar, interne Dossiers und externe Fachquellen</w:t>
+        <w:t>Quellenbasis: Die neue Ordnung des Wohlstands, WÖk-Referenz, Glossar, WÖk-Werkzeuge, Journal und zitierte externe Fachquellen.</w:t>
+      </w:r>
+    </w:p>
+    <w:p>
+      <w:r>
+        <w:t>Track: Grundstudium Wirkungsökonomie Kurscode: woek-g Vorlesungscode: V03 Modul/Abschnitt: G1.1 Titel: Die Wirkungsökonomie als neue Steuerungslogik Status: Studienskript V1 · fachlich finale Codex-Fassung, Claude-CI/CD-Satzfreigabe offen Primäre WÖk-Quellen: Die neue Ordnung des Wohlstands (https://wirkungsoekonomie.de/buch.html) · WÖk-Referenz (https://wirkungsoekonomie.de/referenz/) · Glossar der Wirkungsökonomie (https://wirkungsoekonomie.de/glossar.html) · WÖk-Werkzeuge (https://wirkungsoekonomie.de/werkzeuge/) Ausgabe: Markdown-Master, Word-Rohfassung und Akademie-Reader-Spiegel Wissensbasis: aktuelles Grundlagenwerk, öffentliche WÖk-Referenz, Wirkungsfelder, Werkzeuge, Glossar, Bibliothek, Journal und externe Fachquellen</w:t>
       </w:r>
     </w:p>
     <w:p>
@@ -675,11 +675,6 @@
     </w:p>
     <w:p>
       <w:r>
-        <w:t>``chart-spec slug: woek-g-v03-wirkpfad type: wirkpfad reuse_first: true preferred_asset: content/studienskripte/assets/woek-g-v03/woek-g-v03-wirkpfad.svg message: Die Wirkungsökonomie als neue Steuerungslogik wird als Wirkpfad von Auslöser über Mechanismus, Wirkungsempfänger und Zustandsveränderung bis zur Rückkopplung dargestellt. source: WÖk-Grundlagenwerk, Website-Korpus, Akademie-Quelltexte, Glossar ``</w:t>
-      </w:r>
-    </w:p>
-    <w:p>
-      <w:r>
         <w:t>&gt; Bildvorgabe: Wirkpfadgrafik mit sechs Stationen: Auslöser, Mechanismus, Wirkungsempfänger, Zustandsveränderung, Bewertung, Rückkopplung. Bestehende WÖk-Wirkpfad- oder Scorecard-Visuals sollen wiederverwendet werden, bevor ein neues Chart entsteht.</w:t>
       </w:r>
     </w:p>
@@ -1480,7 +1475,7 @@
     </w:p>
     <w:p>
       <w:r>
-        <w:t>Interne Quelle: referenz/kapitel-009-die-einfache-idee/index.html</w:t>
+        <w:t>Öffentliche Quelle: Kapitel 9 - Die einfache Idee (https://wirkungsoekonomie.de/referenz/kapitel-009-die-einfache-idee/)</w:t>
       </w:r>
     </w:p>
     <w:p>
@@ -1684,7 +1679,7 @@
     </w:p>
     <w:p>
       <w:r>
-        <w:t>Interne Quelle: referenz/kapitel-016-das-begriffssystem-der-wirkungsoekonomie/index.html</w:t>
+        <w:t>Öffentliche Quelle: Kapitel 16 - Das Begriffssystem der Wirkungsökonomie (https://wirkungsoekonomie.de/referenz/kapitel-016-das-begriffssystem-der-wirkungsoekonomie/)</w:t>
       </w:r>
     </w:p>
     <w:p>
@@ -1897,7 +1892,7 @@
     </w:p>
     <w:p>
       <w:r>
-        <w:t>Interne Quelle: referenz/kapitel-021-das-wirkungsrad/index.html</w:t>
+        <w:t>Öffentliche Quelle: Kapitel 21 - Das Wirkungsrad (https://wirkungsoekonomie.de/referenz/kapitel-021-das-wirkungsrad/)</w:t>
       </w:r>
     </w:p>
     <w:p>
@@ -2122,7 +2117,7 @@
     </w:p>
     <w:p>
       <w:r>
-        <w:t>Interne Quelle: referenz/kapitel-022-wirkungslenkung/index.html</w:t>
+        <w:t>Öffentliche Quelle: Kapitel 22 - Wirkungslenkung (https://wirkungsoekonomie.de/referenz/kapitel-022-wirkungslenkung/)</w:t>
       </w:r>
     </w:p>
     <w:p>
@@ -2394,7 +2389,7 @@
     </w:p>
     <w:p>
       <w:r>
-        <w:t>Diese Vorlesung ist prüfungsrelevant, aber die eigentliche Antwortlogik gehört nicht in das öffentliche Studienskript. Zertifikatsfragen, CorrectAnswer, Scoring-Regeln und Fallrubrics werden separat in der geschützten App-Lane unter woek-akademie-app/content/pruefungen/ gepflegt.</w:t>
+        <w:t>Diese Vorlesung ist prüfungsrelevant, aber die eigentliche Antwortlogik gehört nicht in das öffentliche Studienskript. Zertifikatsfragen, CorrectAnswer, Scoring-Regeln und Fallrubrics werden separat in einem geschützten, nicht öffentlichen Prüfungsbereich der Akademie-App gepflegt.</w:t>
       </w:r>
     </w:p>
     <w:p>
@@ -3084,7 +3079,7 @@
         <w:pStyle w:val="Heading3"/>
       </w:pPr>
       <w:r>
-        <w:t>Interne Quellen</w:t>
+        <w:t>WÖk-Quellen</w:t>
       </w:r>
     </w:p>
     <w:p>
@@ -3092,7 +3087,7 @@
         <w:pStyle w:val="ListBullet"/>
       </w:pPr>
       <w:r>
-        <w:t>woek-akademie-app/content/lehrgaenge/woek-g-v03.md — unmittelbarer Akademie-Quelltext dieser V1-Fassung.</w:t>
+        <w:t>Die neue Ordnung des Wohlstands (https://wirkungsoekonomie.de/buch.html) — aktuelles Grundlagenwerk der Wirkungsökonomie.</w:t>
       </w:r>
     </w:p>
     <w:p>
@@ -3100,7 +3095,7 @@
         <w:pStyle w:val="ListBullet"/>
       </w:pPr>
       <w:r>
-        <w:t>assets/pdf/die-neue-ordnung-des-wohlstands.pdf und buch.html — aktuelles Grundlagenwerk.</w:t>
+        <w:t>WÖk-Referenz (https://wirkungsoekonomie.de/referenz/) — öffentliche Kapitel- und Volltextreferenz.</w:t>
       </w:r>
     </w:p>
     <w:p>
@@ -3108,7 +3103,7 @@
         <w:pStyle w:val="ListBullet"/>
       </w:pPr>
       <w:r>
-        <w:t>Website-Korpus: Referenz, Wirkungsfelder, Werkzeuge, Glossar, Bibliothek und Journal.</w:t>
+        <w:t>Glossar der Wirkungsökonomie (https://wirkungsoekonomie.de/glossar.html) — öffentliche Begriffsdefinitionen und Abgrenzungen.</w:t>
       </w:r>
     </w:p>
     <w:p>
@@ -3116,7 +3111,7 @@
         <w:pStyle w:val="ListBullet"/>
       </w:pPr>
       <w:r>
-        <w:t>docs/CODEX-HANDOFF-studienskripte.md — Produktionsstandard.</w:t>
+        <w:t>WÖk-Werkzeuge (https://wirkungsoekonomie.de/werkzeuge/) — öffentliche Methoden-, Scorecard- und Controlling-Werkzeuge.</w:t>
       </w:r>
     </w:p>
     <w:p>
@@ -3124,7 +3119,7 @@
         <w:pStyle w:val="ListBullet"/>
       </w:pPr>
       <w:r>
-        <w:t>docs/CODEX-HANDOFF-pruefungen.md — geschützte Prüfungs- und Antwortlogik.</w:t>
+        <w:t>WÖk-Journal (https://wirkungsoekonomie.de/blog.html) — Dossiers und Fallanalysen.</w:t>
       </w:r>
     </w:p>
     <w:p>
@@ -3140,7 +3135,7 @@
         <w:pStyle w:val="ListBullet"/>
       </w:pPr>
       <w:r>
-        <w:t>United Nations (2015): Transforming our world: the 2030 Agenda for Sustainable Development.</w:t>
+        <w:t>United Nations (2015): Transforming our world: the 2030 Agenda for Sustainable Development (https://sdgs.un.org/2030agenda).</w:t>
       </w:r>
     </w:p>
     <w:p>
@@ -3148,7 +3143,7 @@
         <w:pStyle w:val="ListBullet"/>
       </w:pPr>
       <w:r>
-        <w:t>European Commission: CSRD, ESRS, EU Taxonomy und Digital Product Passport, soweit fuer das Thema einschlägig.</w:t>
+        <w:t>European Commission: Corporate sustainability reporting (https://finance.ec.europa.eu/financial-markets/company-reporting-and-auditing/company-reporting/corporate-sustainability-reporting_en), EU taxonomy for sustainable activities (https://finance.ec.europa.eu/sustainable-finance/tools-and-standards/eu-taxonomy-sustainable-activities_en) und Digital Product Passport (https://single-market-economy.ec.europa.eu/news/commission-launches-consultation-digital-product-passport-2025-04-09_en), soweit fuer das Thema einschlaegig.</w:t>
       </w:r>
     </w:p>
     <w:p>
@@ -3156,7 +3151,15 @@
         <w:pStyle w:val="ListBullet"/>
       </w:pPr>
       <w:r>
-        <w:t>GRI Standards, soweit fuer Berichts- und Indikatorenfragen einschlägig.</w:t>
+        <w:t>EFRAG: Sustainability reporting und ESRS (https://www.efrag.org/en/sustainability-reporting), soweit fuer das Thema einschlaegig.</w:t>
+      </w:r>
+    </w:p>
+    <w:p>
+      <w:pPr>
+        <w:pStyle w:val="ListBullet"/>
+      </w:pPr>
+      <w:r>
+        <w:t>Global Reporting Initiative: GRI Standards (https://www.globalreporting.org/standards/), soweit fuer Berichts- und Indikatorenfragen einschlaegig.</w:t>
       </w:r>
     </w:p>
     <w:p>

--- a/docs/studienskripte/word-rohfassungen/woek-g-v03.docx
+++ b/docs/studienskripte/word-rohfassungen/woek-g-v03.docx
@@ -2434,12 +2434,7 @@
         <w:pStyle w:val="Heading2"/>
       </w:pPr>
       <w:r>
-        <w:t>V1-Finalisierung: Vertiefung, Anwendung und Evidenz</w:t>
-      </w:r>
-    </w:p>
-    <w:p>
-      <w:r>
-        <w:t>Dieses Studienskript ist die fachlich finale Codex-V1-Fassung fuer den Akademie-Reader und die oeffentliche Bibliothek. Claude uebernimmt danach Satz, CI/CD, PDF/Reader-Freigabe und die abschliessende Lektoratsabnahme.</w:t>
+        <w:t>9. Quellen</w:t>
       </w:r>
     </w:p>
     <w:p>
@@ -2447,12 +2442,126 @@
         <w:pStyle w:val="Heading3"/>
       </w:pPr>
       <w:r>
+        <w:t>WÖk-Quellen</w:t>
+      </w:r>
+    </w:p>
+    <w:p>
+      <w:pPr>
+        <w:pStyle w:val="ListBullet"/>
+      </w:pPr>
+      <w:r>
+        <w:t>Die neue Ordnung des Wohlstands (https://wirkungsoekonomie.de/buch.html) — aktuelles Grundlagenwerk der Wirkungsökonomie.</w:t>
+      </w:r>
+    </w:p>
+    <w:p>
+      <w:pPr>
+        <w:pStyle w:val="ListBullet"/>
+      </w:pPr>
+      <w:r>
+        <w:t>WÖk-Referenz (https://wirkungsoekonomie.de/referenz/) — öffentliche Kapitel- und Volltextreferenz.</w:t>
+      </w:r>
+    </w:p>
+    <w:p>
+      <w:pPr>
+        <w:pStyle w:val="ListBullet"/>
+      </w:pPr>
+      <w:r>
+        <w:t>Glossar der Wirkungsökonomie (https://wirkungsoekonomie.de/glossar.html) — öffentliche Begriffsdefinitionen und Abgrenzungen.</w:t>
+      </w:r>
+    </w:p>
+    <w:p>
+      <w:pPr>
+        <w:pStyle w:val="ListBullet"/>
+      </w:pPr>
+      <w:r>
+        <w:t>WÖk-Werkzeuge (https://wirkungsoekonomie.de/werkzeuge/) — öffentliche Methoden-, Scorecard- und Controlling-Werkzeuge.</w:t>
+      </w:r>
+    </w:p>
+    <w:p>
+      <w:pPr>
+        <w:pStyle w:val="ListBullet"/>
+      </w:pPr>
+      <w:r>
+        <w:t>WÖk-Journal (https://wirkungsoekonomie.de/blog.html) — Dossiers und Fallanalysen.</w:t>
+      </w:r>
+    </w:p>
+    <w:p>
+      <w:pPr>
+        <w:pStyle w:val="Heading3"/>
+      </w:pPr>
+      <w:r>
+        <w:t>Externe Quellen fuer die V1-Fassung</w:t>
+      </w:r>
+    </w:p>
+    <w:p>
+      <w:pPr>
+        <w:pStyle w:val="ListBullet"/>
+      </w:pPr>
+      <w:r>
+        <w:t>United Nations (2015): Transforming our world: the 2030 Agenda for Sustainable Development (https://sdgs.un.org/2030agenda).</w:t>
+      </w:r>
+    </w:p>
+    <w:p>
+      <w:pPr>
+        <w:pStyle w:val="ListBullet"/>
+      </w:pPr>
+      <w:r>
+        <w:t>European Commission: Corporate sustainability reporting (https://finance.ec.europa.eu/financial-markets/company-reporting-and-auditing/company-reporting/corporate-sustainability-reporting_en), EU taxonomy for sustainable activities (https://finance.ec.europa.eu/sustainable-finance/tools-and-standards/eu-taxonomy-sustainable-activities_en) und Digital Product Passport (https://single-market-economy.ec.europa.eu/news/commission-launches-consultation-digital-product-passport-2025-04-09_en), soweit fuer das Thema einschlaegig.</w:t>
+      </w:r>
+    </w:p>
+    <w:p>
+      <w:pPr>
+        <w:pStyle w:val="ListBullet"/>
+      </w:pPr>
+      <w:r>
+        <w:t>EFRAG: Sustainability reporting und ESRS (https://www.efrag.org/en/sustainability-reporting), soweit fuer das Thema einschlaegig.</w:t>
+      </w:r>
+    </w:p>
+    <w:p>
+      <w:pPr>
+        <w:pStyle w:val="ListBullet"/>
+      </w:pPr>
+      <w:r>
+        <w:t>Global Reporting Initiative: GRI Standards (https://www.globalreporting.org/standards/), soweit fuer Berichts- und Indikatorenfragen einschlaegig.</w:t>
+      </w:r>
+    </w:p>
+    <w:p>
+      <w:pPr>
+        <w:pStyle w:val="ListBullet"/>
+      </w:pPr>
+      <w:r>
+        <w:t>Fachliteratur zu Wirkungslogik, Evaluation, Systemtheorie, Resilienz, Governance, Diffusion, Vertrauen oder Controlling je nach Thema.</w:t>
+      </w:r>
+    </w:p>
+    <w:p>
+      <w:pPr>
+        <w:pStyle w:val="Heading2"/>
+      </w:pPr>
+      <w:r>
+        <w:t>V1-Finalisierung: Vertiefung, Anwendung und Evidenz</w:t>
+      </w:r>
+    </w:p>
+    <w:p>
+      <w:r>
+        <w:t>Dieses Studienskript ist die fachlich finale Codex-V1-Fassung fuer den Akademie-Reader und die oeffentliche Bibliothek. Claude uebernimmt danach Satz, CI/CD, PDF/Reader-Freigabe und die abschliessende Lektoratsabnahme.</w:t>
+      </w:r>
+    </w:p>
+    <w:p>
+      <w:pPr>
+        <w:pStyle w:val="Heading3"/>
+      </w:pPr>
+      <w:r>
         <w:t>Finaler Leseauftrag</w:t>
       </w:r>
     </w:p>
     <w:p>
       <w:r>
         <w:t>Dieses Skript zu V03 Die Wirkungsökonomie als neue Steuerungslogik ist als Langformtext angelegt: Es soll nicht nur die Vorlesung begleiten, sondern als eigenstaendiges Studienmaterial funktionieren. Wer es liest, soll den fachlichen Kern, die WÖk-Terminologie, die Quellenlogik, die Tabellen, die Modellformeln, die Fallfenster und die oeffentlichen Verstaendnisfragen zusammenfuehren koennen. Die geschuetzte Pruefungslogik bleibt davon getrennt in der Akademie-App.</w:t>
+      </w:r>
+    </w:p>
+    <w:p>
+      <w:r>
+        <w:t>Fuer den Abschluss ist entscheidend, dass Die Wirkungsökonomie als neue Steuerungslogik im Feld Grundstudium Wirkungsökonomie nicht als Einzelthema stehen bleibt. Die Vorlesung traegt zur gemeinsamen Architektur bei: begriffliche Grundlegung, Bewertungsrahmen und gesellschaftliche Einordnung. Daraus folgt eine Lesehaltung, die streng und praktisch zugleich ist. Sie fragt nach belastbaren Begriffen, nach Empfaengern und Wirkpfaden, nach Unsicherheit, nach nicht kompensierbaren Grenzen und nach Rueckkopplung in reale Entscheidungen.</w:t>
       </w:r>
     </w:p>
     <w:p>
@@ -2701,42 +2810,42 @@
         <w:pStyle w:val="Heading3"/>
       </w:pPr>
       <w:r>
-        <w:t>Vertiefungsrunde 1: Lesen, pruefen, rueckkoppeln</w:t>
-      </w:r>
-    </w:p>
-    <w:p>
-      <w:r>
-        <w:t>Die folgende Runde verdichtet V03 nicht durch neue Schlagworte, sondern durch wiederholte Anwendung auf unterschiedliche Entscheidungsebenen. Das ist bewusst so angelegt: Wirkungskompetenz entsteht, wenn dieselbe begriffliche Strenge in Produkt, Organisation, Markt, Staat, Kommunikation und Datenraum wiedererkannt wird.</w:t>
-      </w:r>
-    </w:p>
-    <w:p>
-      <w:r>
-        <w:t>Begriffliche Schaerfung. Fuer Die Wirkungsökonomie als neue Steuerungslogik bedeutet praezise Sprache die erste Sicherung gegen Impact-Washing ist, dass die Analyse nicht bei einer Aktivitaet, einem guten Willen oder einer Kennzahl stehen bleiben darf. Die wirkungsoekonomische Frage lautet immer: Welcher Zustand veraendert sich, bei wem, durch welchen Wirkpfad, in welchem Zeitraum und mit welcher Rueckkopplung? Gerade in Grundstudium Wirkungsökonomie ist diese Unterscheidung entscheidend, weil Lernende spaeter nicht nur Begriffe wiedergeben, sondern Entscheidungssituationen pruefen muessen. Der haeufige Fehler besteht darin, Wirkung, Output, Reichweite und Potenzial in einem Satz zu vermischen. Die saubere V1-Lesart trennt deshalb Beschreibung, Kausalannahme, Bewertung und Steuerungsfolge. In der Praxis sollte jede Wirkungsaussage als kurze Viererprobe formuliert werden: Zustand, Betroffene, Quelle, offene Unsicherheit. So wird aus dem Thema kein isoliertes Kapitel, sondern ein pruefbarer Baustein der WÖk-Architektur.</w:t>
-      </w:r>
-    </w:p>
-    <w:p>
-      <w:r>
-        <w:t>Wirkpfad-Logik. Fuer Die Wirkungsökonomie als neue Steuerungslogik bedeutet ein Thema erst dann steuerbar wird, wenn der Mechanismus zwischen Ausloeser und Zustandsveraenderung beschrieben ist, dass die Analyse nicht bei einer Aktivitaet, einem guten Willen oder einer Kennzahl stehen bleiben darf. Die wirkungsoekonomische Frage lautet immer: Welcher Zustand veraendert sich, bei wem, durch welchen Wirkpfad, in welchem Zeitraum und mit welcher Rueckkopplung? Gerade in Grundstudium Wirkungsökonomie ist diese Unterscheidung entscheidend, weil Lernende spaeter nicht nur Begriffe wiedergeben, sondern Entscheidungssituationen pruefen muessen. Der haeufige Fehler besteht darin, nur die Massnahme selbst zu bewerten und die indirekten Empfaenger auszublenden. Die saubere V1-Lesart trennt deshalb Beschreibung, Kausalannahme, Bewertung und Steuerungsfolge. Eine gute Fallanalyse zeichnet mindestens einen direkten und einen indirekten Wirkpfad nach. So wird aus dem Thema kein isoliertes Kapitel, sondern ein pruefbarer Baustein der WÖk-Architektur.</w:t>
-      </w:r>
-    </w:p>
-    <w:p>
-      <w:r>
-        <w:t>Daten- und Quellenklarheit. Fuer Die Wirkungsökonomie als neue Steuerungslogik bedeutet jede Bewertung nur so belastbar ist wie Datenlage, Quellenstatus und Aktualitaet, dass die Analyse nicht bei einer Aktivitaet, einem guten Willen oder einer Kennzahl stehen bleiben darf. Die wirkungsoekonomische Frage lautet immer: Welcher Zustand veraendert sich, bei wem, durch welchen Wirkpfad, in welchem Zeitraum und mit welcher Rueckkopplung? Gerade in Grundstudium Wirkungsökonomie ist diese Unterscheidung entscheidend, weil Lernende spaeter nicht nur Begriffe wiedergeben, sondern Entscheidungssituationen pruefen muessen. Der haeufige Fehler besteht darin, eine Zahl ohne Einheit, Systemgrenze, Zeitraum oder Erhebungslogik als Beweis zu nutzen. Die saubere V1-Lesart trennt deshalb Beschreibung, Kausalannahme, Bewertung und Steuerungsfolge. Die Lernenden sollen Daten nicht dekorativ zitieren, sondern ihre Aussagekraft, Luecken und Grenzen offenlegen. So wird aus dem Thema kein isoliertes Kapitel, sondern ein pruefbarer Baustein der WÖk-Architektur.</w:t>
-      </w:r>
-    </w:p>
-    <w:p>
-      <w:r>
-        <w:t>Fallfenster zur Anwendung. Ein Controlling-Team moechte einen Score bilden. Das Skript verlangt, dass Datenqualitaet, Systemgrenzen, Gewichtung, Unsicherheit und Nichtkompensation sichtbar bleiben. Ein Score darf die Diskussion nicht beenden, sondern muss bessere Fragen, Priorisierung und Rueckkopplung ermoeglichen. Bezogen auf Die Wirkungsökonomie als neue Steuerungslogik heisst das: Die Analyse muss das konkrete Thema ernst nehmen und zugleich den allgemeinen WÖk-Massstab halten. Es geht nicht darum, die Welt in gute und schlechte Akteure einzuteilen. Es geht darum, Wirkpfade, Wirkungsempfaenger, Datenqualitaet, Risiken und Rueckkopplung so zu beschreiben, dass bessere Entscheidungen moeglich werden.</w:t>
-      </w:r>
-    </w:p>
-    <w:p>
-      <w:r>
-        <w:t>Ambivalenz. Fuer Die Wirkungsökonomie als neue Steuerungslogik bedeutet positive und negative Zustandsveraenderungen gleichzeitig auftreten koennen, dass die Analyse nicht bei einer Aktivitaet, einem guten Willen oder einer Kennzahl stehen bleiben darf. Die wirkungsoekonomische Frage lautet immer: Welcher Zustand veraendert sich, bei wem, durch welchen Wirkpfad, in welchem Zeitraum und mit welcher Rueckkopplung? Gerade in Grundstudium Wirkungsökonomie ist diese Unterscheidung entscheidend, weil Lernende spaeter nicht nur Begriffe wiedergeben, sondern Entscheidungssituationen pruefen muessen. Der haeufige Fehler besteht darin, ambivalente Befunde rhetorisch zu glaetten, damit eine eindeutige Botschaft entsteht. Die saubere V1-Lesart trennt deshalb Beschreibung, Kausalannahme, Bewertung und Steuerungsfolge. Ein gutes Skript fuehrt deshalb Profile, Zielkonflikte und offene Punkte nebeneinander. So wird aus dem Thema kein isoliertes Kapitel, sondern ein pruefbarer Baustein der WÖk-Architektur.</w:t>
-      </w:r>
-    </w:p>
-    <w:p>
-      <w:r>
-        <w:t>Nichtkompensation. Fuer Die Wirkungsökonomie als neue Steuerungslogik bedeutet schwere zentrale Schaeden nicht durch beliebige positive Einzelwerte neutralisiert werden duerfen, dass die Analyse nicht bei einer Aktivitaet, einem guten Willen oder einer Kennzahl stehen bleiben darf. Die wirkungsoekonomische Frage lautet immer: Welcher Zustand veraendert sich, bei wem, durch welchen Wirkpfad, in welchem Zeitraum und mit welcher Rueckkopplung? Gerade in Grundstudium Wirkungsökonomie ist diese Unterscheidung entscheidend, weil Lernende spaeter nicht nur Begriffe wiedergeben, sondern Entscheidungssituationen pruefen muessen. Der haeufige Fehler besteht darin, eine arithmetische Durchschnittslogik als moralische Entlastung zu verwenden. Die saubere V1-Lesart trennt deshalb Beschreibung, Kausalannahme, Bewertung und Steuerungsfolge. Reverse Merit Order und rote Linien sind Schutzregeln gegen Schoenrechnung. So wird aus dem Thema kein isoliertes Kapitel, sondern ein pruefbarer Baustein der WÖk-Architektur.</w:t>
+        <w:t>Abschlusskommentar 1: Lesen, pruefen, rueckkoppeln</w:t>
+      </w:r>
+    </w:p>
+    <w:p>
+      <w:r>
+        <w:t>Die folgende Verdichtung fuehrt die vorhandenen Kapitel nicht als Wiederholung, sondern als Anwendung zusammen. Wirkungskompetenz entsteht, wenn dieselbe begriffliche Strenge in Fallanalyse, Datenarbeit, Kommunikation, Governance und Entscheidungspraxis wiedererkannt wird.</w:t>
+      </w:r>
+    </w:p>
+    <w:p>
+      <w:r>
+        <w:t>Begriffliche Schaerfung. Der Abschnitt Lernziele ist in V03 kein Zusatzwissen, sondern ein Pruefstein fuer die Grundfrage des Skripts: Was veraendert sich, bei wem, wodurch und mit welcher Rueckkopplung? Fuer Die Wirkungsökonomie als neue Steuerungslogik wird daran sichtbar, dass praezise Sprache die erste Sicherung gegen Impact-Washing bildet. Die fachliche Grenze liegt dort, wo Lernende Output, Reichweite, Absicht und Wirkung in einem Satz vermischen. Die saubere Lesart trennt deshalb Beobachtung, Kausalannahme, Bewertung und Steuerungsfolge. In der Anwendung sollte daraus mindestens eine konkrete Begriff, Wirkpfad, Fallbewertung, rote Linie oder Rueckkopplung abgeleitet werden; sonst bleibt das Wissen erklaerend, aber nicht steuerungsfaehig.</w:t>
+      </w:r>
+    </w:p>
+    <w:p>
+      <w:r>
+        <w:t>Anwendung auf Einleitung / Wirkungsfrage. In einer Fallanalyse beginnt dieser Punkt nicht mit einer Meinung, sondern mit einer belastbaren Beschreibung. Wer V03 pruefungsnah liest, fragt zuerst nach Wirkungsempfaengern, Wirkraum, Zeitraum und Datenquelle. Erst danach folgt die Bewertung im Referenzrahmen Mensch, Planet, Demokratie, SDGs, Agenda 2030 und SDG+. Mindestens ein direkter und ein indirekter Wirkpfad muessen nachvollziehbar sein. Der typische Kurzschluss waere, nur die Massnahme selbst bewerten und indirekte Empfaenger ausblenden. Genau dagegen setzt die WÖk die Pflicht, Wirkungspotenzial, Wirkungsrisiko und positive Netto-Wirkung begrifflich getrennt zu halten.</w:t>
+      </w:r>
+    </w:p>
+    <w:p>
+      <w:r>
+        <w:t>Evidenzregel. Kernaussage darf im Skript nicht als dekorativer Begriff stehen bleiben. Der Abschnitt traegt nur dann, wenn er eine pruefbare Aussage erlaubt: Welche Quelle stuetzt die Annahme, welche Unsicherheit bleibt offen und welche Gegenbeobachtung wuerde die Bewertung veraendern? Fuer Die Wirkungsökonomie als neue Steuerungslogik heisst das, dass jede Bewertung nur so belastbar ist wie Datenlage, Quellenstatus, Aktualitaet und Systemgrenze. Die Studierenden sollen nicht lernen, einen Score nachzusprechen. Sie sollen erkennen, wann ein Score klaert, wann er verdeckt und wann eine rote Linie die Durchschnittslogik stoppt.</w:t>
+      </w:r>
+    </w:p>
+    <w:p>
+      <w:r>
+        <w:t>Fallfenster zur Anwendung. Ein Controlling-Team moechte einen Score bilden. Das Skript verlangt, dass Datenqualitaet, Systemgrenzen, Gewichtung, Unsicherheit und Nichtkompensation sichtbar bleiben. Ein Score darf die Diskussion nicht beenden, sondern muss bessere Fragen, Priorisierung und Rueckkopplung ermoeglichen. Bezogen auf Die Wirkungsökonomie als neue Steuerungslogik heisst das: Die Analyse muss das konkrete Thema ernst nehmen und zugleich den allgemeinen WÖk-Massstab halten. Es geht nicht darum, Akteure moralisch zu sortieren. Es geht darum, Wirkpfade, Wirkungsempfaenger, Datenqualitaet, Risiken und Rueckkopplung so zu beschreiben, dass bessere Entscheidungen moeglich werden.</w:t>
+      </w:r>
+    </w:p>
+    <w:p>
+      <w:r>
+        <w:t>Transfer in Grundstudium Wirkungsökonomie. Quelltext und fachliche Grundlegung verbindet die inhaltliche Deutung mit der spaeteren Praxis. Eine Organisation kann zu Die Wirkungsökonomie als neue Steuerungslogik sehr ueberzeugend kommunizieren und trotzdem an einen plausiblen Gedanken schon fuer Wirkung zu halten, obwohl Empfaenger, Zustand, Zeitbezug und Quelle fehlen scheitern. Darum muss die V1-Fassung immer auch nach Governance fragen: Wer erhebt Daten, wer bewertet sie, wer traegt die Folgen, wer kann widersprechen und wann wird eine Entscheidung korrigiert? Profile, Zielkonflikte und offene Punkte werden nebeneinander gefuehrt. So wird aus einem Lehrkapitel eine verantwortbare Arbeitsroutine.</w:t>
+      </w:r>
+    </w:p>
+    <w:p>
+      <w:r>
+        <w:t>Grenze gegen Scheingenauigkeit. Gerade bei Von der Idee zur Steuerung ist Praezision wichtiger als grosse Begriffe. Eine Wirkungsaussage bleibt schwach, wenn sie nur Aktivitaet, Reichweite, Absicht oder Image beschreibt. Stark wird sie erst, wenn sie die Zustandsveraenderung und ihre Bedingungen offenlegt. In V03 ist deshalb entscheidend, schwere zentrale Schaeden nicht durch beliebige positive Einzelwerte neutralisiert werden duerfen. Die Fehlerlinie verlaeuft nicht zwischen Optimismus und Pessimismus, sondern zwischen offengelegter Unsicherheit und rhetorischer Sicherheit ohne Pruefpfad.</w:t>
       </w:r>
     </w:p>
     <w:p>
@@ -2746,42 +2855,87 @@
     </w:p>
     <w:p>
       <w:r>
-        <w:t>Rueckkopplung. Fuer Die Wirkungsökonomie als neue Steuerungslogik bedeutet Wirkungswissen erst dann wertvoll wird, wenn es Entscheidungen veraendert, dass die Analyse nicht bei einer Aktivitaet, einem guten Willen oder einer Kennzahl stehen bleiben darf. Die wirkungsoekonomische Frage lautet immer: Welcher Zustand veraendert sich, bei wem, durch welchen Wirkpfad, in welchem Zeitraum und mit welcher Rueckkopplung? Gerade in Grundstudium Wirkungsökonomie ist diese Unterscheidung entscheidend, weil Lernende spaeter nicht nur Begriffe wiedergeben, sondern Entscheidungssituationen pruefen muessen. Der haeufige Fehler besteht darin, einen Bericht als Endpunkt zu betrachten. Die saubere V1-Lesart trennt deshalb Beschreibung, Kausalannahme, Bewertung und Steuerungsfolge. Jeder Analyseblock sollte fragen, welche Routine, welcher Prozess oder welche Ressource nach der Bewertung angepasst wird. So wird aus dem Thema kein isoliertes Kapitel, sondern ein pruefbarer Baustein der WÖk-Architektur.</w:t>
-      </w:r>
-    </w:p>
-    <w:p>
-      <w:r>
-        <w:t>Fallfenster zur Anwendung. Ein Kommunikationsbericht nennt viele Aktivitaeten, Reichweiten und Rueckmeldungen. Die V1-Pruefung fragt, ob daraus eine belastbare Wirkungsaussage folgt. Wenn nur Kontakte, Klicks oder Zustimmung vorliegen, bleibt die Aussage im Bereich Wirkungspotenzial oder Resonanz, nicht im Bereich nachgewiesener Wirkung. Bezogen auf Die Wirkungsökonomie als neue Steuerungslogik heisst das: Die Analyse muss das konkrete Thema ernst nehmen und zugleich den allgemeinen WÖk-Massstab halten. Es geht nicht darum, die Welt in gute und schlechte Akteure einzuteilen. Es geht darum, Wirkpfade, Wirkungsempfaenger, Datenqualitaet, Risiken und Rueckkopplung so zu beschreiben, dass bessere Entscheidungen moeglich werden.</w:t>
-      </w:r>
-    </w:p>
-    <w:p>
-      <w:r>
-        <w:t>Governance. Fuer Die Wirkungsökonomie als neue Steuerungslogik bedeutet Wirkungsbewertung Verfahren, Rechte, Transparenz und Korrektur braucht, dass die Analyse nicht bei einer Aktivitaet, einem guten Willen oder einer Kennzahl stehen bleiben darf. Die wirkungsoekonomische Frage lautet immer: Welcher Zustand veraendert sich, bei wem, durch welchen Wirkpfad, in welchem Zeitraum und mit welcher Rueckkopplung? Gerade in Grundstudium Wirkungsökonomie ist diese Unterscheidung entscheidend, weil Lernende spaeter nicht nur Begriffe wiedergeben, sondern Entscheidungssituationen pruefen muessen. Der haeufige Fehler besteht darin, Bewertung als technokratische Top-down-Setzung zu verstehen. Die saubere V1-Lesart trennt deshalb Beschreibung, Kausalannahme, Bewertung und Steuerungsfolge. Betroffene, Datenhalter, Entscheider und Kontrollinstanzen muessen unterscheidbare Rollen behalten. So wird aus dem Thema kein isoliertes Kapitel, sondern ein pruefbarer Baustein der WÖk-Architektur.</w:t>
-      </w:r>
-    </w:p>
-    <w:p>
-      <w:r>
-        <w:t>Didaktische Pruefbarkeit. Fuer Die Wirkungsökonomie als neue Steuerungslogik bedeutet das Thema in der Akademie nicht nur erklaert, sondern in Falllogik ueberfuehrt werden muss, dass die Analyse nicht bei einer Aktivitaet, einem guten Willen oder einer Kennzahl stehen bleiben darf. Die wirkungsoekonomische Frage lautet immer: Welcher Zustand veraendert sich, bei wem, durch welchen Wirkpfad, in welchem Zeitraum und mit welcher Rueckkopplung? Gerade in Grundstudium Wirkungsökonomie ist diese Unterscheidung entscheidend, weil Lernende spaeter nicht nur Begriffe wiedergeben, sondern Entscheidungssituationen pruefen muessen. Der haeufige Fehler besteht darin, reines Auswendiglernen als Kompetenznachweis zu behandeln. Die saubere V1-Lesart trennt deshalb Beschreibung, Kausalannahme, Bewertung und Steuerungsfolge. Pruefungsfragen sollen Begriffe, Anwendung und rote Linien verbinden. So wird aus dem Thema kein isoliertes Kapitel, sondern ein pruefbarer Baustein der WÖk-Architektur.</w:t>
-      </w:r>
-    </w:p>
-    <w:p>
-      <w:r>
-        <w:t>Transfer in Organisationen. Fuer Die Wirkungsökonomie als neue Steuerungslogik bedeutet WÖk-Begriffe im Alltag nur tragen, wenn sie in Routinen uebersetzt werden, dass die Analyse nicht bei einer Aktivitaet, einem guten Willen oder einer Kennzahl stehen bleiben darf. Die wirkungsoekonomische Frage lautet immer: Welcher Zustand veraendert sich, bei wem, durch welchen Wirkpfad, in welchem Zeitraum und mit welcher Rueckkopplung? Gerade in Grundstudium Wirkungsökonomie ist diese Unterscheidung entscheidend, weil Lernende spaeter nicht nur Begriffe wiedergeben, sondern Entscheidungssituationen pruefen muessen. Der haeufige Fehler besteht darin, die Verantwortung an eine Nachhaltigkeitsabteilung auszulagern. Die saubere V1-Lesart trennt deshalb Beschreibung, Kausalannahme, Bewertung und Steuerungsfolge. Strategie, Einkauf, Kommunikation, Controlling und Fuehrung muessen denselben Wirkungsbegriff verwenden. So wird aus dem Thema kein isoliertes Kapitel, sondern ein pruefbarer Baustein der WÖk-Architektur.</w:t>
-      </w:r>
-    </w:p>
-    <w:p>
-      <w:r>
-        <w:t>Fallfenster zur Anwendung. Eine Organisation plant eine Massnahme und formuliert dazu eine positive Absicht. In der WÖk reicht das nicht. Fuer diese Vorlesung muss sichtbar werden, welche Zustandsveraenderung erwartet wird, welche Empfaenger direkt oder indirekt betroffen sind, welche Nebenwirkungen entstehen koennen und welche Entscheidung spaeter korrigiert wird. Bezogen auf Die Wirkungsökonomie als neue Steuerungslogik heisst das: Die Analyse muss das konkrete Thema ernst nehmen und zugleich den allgemeinen WÖk-Massstab halten. Es geht nicht darum, die Welt in gute und schlechte Akteure einzuteilen. Es geht darum, Wirkpfade, Wirkungsempfaenger, Datenqualitaet, Risiken und Rueckkopplung so zu beschreiben, dass bessere Entscheidungen moeglich werden.</w:t>
-      </w:r>
-    </w:p>
-    <w:p>
-      <w:r>
-        <w:t>Rueckfluss in den Korpus. Fuer Die Wirkungsökonomie als neue Steuerungslogik bedeutet jedes Studienskript den Gesamtbestand schaerfen kann, dass die Analyse nicht bei einer Aktivitaet, einem guten Willen oder einer Kennzahl stehen bleiben darf. Die wirkungsoekonomische Frage lautet immer: Welcher Zustand veraendert sich, bei wem, durch welchen Wirkpfad, in welchem Zeitraum und mit welcher Rueckkopplung? Gerade in Grundstudium Wirkungsökonomie ist diese Unterscheidung entscheidend, weil Lernende spaeter nicht nur Begriffe wiedergeben, sondern Entscheidungssituationen pruefen muessen. Der haeufige Fehler besteht darin, neue Einsichten nur lokal im Skript zu belassen. Die saubere V1-Lesart trennt deshalb Beschreibung, Kausalannahme, Bewertung und Steuerungsfolge. Glossar, Website, Journal, Dossiers und Visuals sollen aus der Skriptarbeit lernen. So wird aus dem Thema kein isoliertes Kapitel, sondern ein pruefbarer Baustein der WÖk-Architektur.</w:t>
+        <w:t>Pruefungsnahe Lesart. Aus Was Steuerung überhaupt heißt laesst sich eine gute Transferfrage ableiten: Welche Entscheidung waere falsch, wenn dieser Abschnitt missverstanden wird? Fuer Die Wirkungsökonomie als neue Steuerungslogik lautet die Antwort meist nicht einfach "mehr Wirkung", sondern genauer: bessere Unterscheidung, sauberere Daten, klarere Schutzlinie und rueckgekoppelte Steuerung. Jeder Analyseblock fragt nach der Routine, die nach der Bewertung angepasst wird. Wer das im Fall anwenden kann, hat den Kern der Vorlesung verstanden; wer nur Definitionen wiederholt, bleibt unter dem Anspruch der Akademie.</w:t>
+      </w:r>
+    </w:p>
+    <w:p>
+      <w:r>
+        <w:t>Fallfenster zur Anwendung. Ein Kommunikationsbericht nennt viele Aktivitaeten, Reichweiten und Rueckmeldungen. Die V1-Pruefung fragt, ob daraus eine belastbare Wirkungsaussage folgt. Wenn nur Kontakte, Klicks oder Zustimmung vorliegen, bleibt die Aussage im Bereich Wirkungspotenzial oder Resonanz, nicht im Bereich nachgewiesener Wirkung. Bezogen auf Die Wirkungsökonomie als neue Steuerungslogik heisst das: Die Analyse muss das konkrete Thema ernst nehmen und zugleich den allgemeinen WÖk-Massstab halten. Es geht nicht darum, Akteure moralisch zu sortieren. Es geht darum, Wirkpfade, Wirkungsempfaenger, Datenqualitaet, Risiken und Rueckkopplung so zu beschreiben, dass bessere Entscheidungen moeglich werden.</w:t>
+      </w:r>
+    </w:p>
+    <w:p>
+      <w:r>
+        <w:t>Governance. Der Abschnitt Der Regelkreis der Wirkungsökonomie ist in V03 kein Zusatzwissen, sondern ein Pruefstein fuer die Grundfrage des Skripts: Was veraendert sich, bei wem, wodurch und mit welcher Rueckkopplung? Fuer Die Wirkungsökonomie als neue Steuerungslogik wird daran sichtbar, dass Wirkungsbewertung Verfahren, Rechte, Transparenz und Korrektur braucht. Die fachliche Grenze liegt dort, wo Lernende Bewertung als technokratische Top-down-Setzung verstehen. Die saubere Lesart trennt deshalb Beobachtung, Kausalannahme, Bewertung und Steuerungsfolge. In der Anwendung sollte daraus mindestens eine konkrete Begriff, Wirkpfad, Fallbewertung, rote Linie oder Rueckkopplung abgeleitet werden; sonst bleibt das Wissen erklaerend, aber nicht steuerungsfaehig.</w:t>
+      </w:r>
+    </w:p>
+    <w:p>
+      <w:r>
+        <w:t>Anwendung auf Wirkung sichtbar machen. In einer Fallanalyse beginnt dieser Punkt nicht mit einer Meinung, sondern mit einer belastbaren Beschreibung. Wer V03 pruefungsnah liest, fragt zuerst nach Wirkungsempfaengern, Wirkraum, Zeitraum und Datenquelle. Erst danach folgt die Bewertung im Referenzrahmen Mensch, Planet, Demokratie, SDGs, Agenda 2030 und SDG+. Pruefungsfragen verbinden Begriff, Anwendung, Evidenz und rote Linie. Der typische Kurzschluss waere, reines Auswendiglernen als Kompetenznachweis behandeln. Genau dagegen setzt die WÖk die Pflicht, Wirkungspotenzial, Wirkungsrisiko und positive Netto-Wirkung begrifflich getrennt zu halten.</w:t>
+      </w:r>
+    </w:p>
+    <w:p>
+      <w:r>
+        <w:t>Evidenzregel. Wirkung bewerten darf im Skript nicht als dekorativer Begriff stehen bleiben. Der Abschnitt traegt nur dann, wenn er eine pruefbare Aussage erlaubt: Welche Quelle stuetzt die Annahme, welche Unsicherheit bleibt offen und welche Gegenbeobachtung wuerde die Bewertung veraendern? Fuer Die Wirkungsökonomie als neue Steuerungslogik heisst das, dass WÖk-Begriffe im Alltag nur tragen, wenn sie in Routinen uebersetzt werden. Die Studierenden sollen nicht lernen, einen Score nachzusprechen. Sie sollen erkennen, wann ein Score klaert, wann er verdeckt und wann eine rote Linie die Durchschnittslogik stoppt.</w:t>
+      </w:r>
+    </w:p>
+    <w:p>
+      <w:r>
+        <w:t>Fallfenster zur Anwendung. Eine Organisation plant eine Massnahme und formuliert dazu eine positive Absicht. In der WÖk reicht das nicht. Fuer diese Vorlesung muss sichtbar werden, welche Zustandsveraenderung erwartet wird, welche Empfaenger direkt oder indirekt betroffen sind, welche Nebenwirkungen entstehen koennen und welche Entscheidung spaeter korrigiert wird. Bezogen auf Die Wirkungsökonomie als neue Steuerungslogik heisst das: Die Analyse muss das konkrete Thema ernst nehmen und zugleich den allgemeinen WÖk-Massstab halten. Es geht nicht darum, Akteure moralisch zu sortieren. Es geht darum, Wirkpfade, Wirkungsempfaenger, Datenqualitaet, Risiken und Rueckkopplung so zu beschreiben, dass bessere Entscheidungen moeglich werden.</w:t>
+      </w:r>
+    </w:p>
+    <w:p>
+      <w:r>
+        <w:t>Transfer in Grundstudium Wirkungsökonomie. Wirkung belohnen verbindet die inhaltliche Deutung mit der spaeteren Praxis. Eine Organisation kann zu Die Wirkungsökonomie als neue Steuerungslogik sehr ueberzeugend kommunizieren und trotzdem an einen plausiblen Gedanken schon fuer Wirkung zu halten, obwohl Empfaenger, Zustand, Zeitbezug und Quelle fehlen scheitern. Darum muss die V1-Fassung immer auch nach Governance fragen: Wer erhebt Daten, wer bewertet sie, wer traegt die Folgen, wer kann widersprechen und wann wird eine Entscheidung korrigiert? Gute Kommunikation unterscheidet Befund, Annahme und normative Bewertung. So wird aus einem Lehrkapitel eine verantwortbare Arbeitsroutine.</w:t>
       </w:r>
     </w:p>
     <w:p>
       <w:r>
         <w:t>Pruefungsnahe Transferfrage. Formuliere zu V03 eine Wirkungsaussage in drei Saetzen: Erstens den beobachteten oder plausiblen Zustand, zweitens die Daten- oder Quellenlage, drittens die offene Unsicherheit samt Rueckkopplung. Die Antwort muss ohne moralische Personenbewertung auskommen und darf Reichweite nicht mit Wirkung verwechseln.</w:t>
+      </w:r>
+    </w:p>
+    <w:p>
+      <w:r>
+        <w:t>Grenze gegen Scheingenauigkeit. Gerade bei Ein durchgehendes Beispiel ist Praezision wichtiger als grosse Begriffe. Eine Wirkungsaussage bleibt schwach, wenn sie nur Aktivitaet, Reichweite, Absicht oder Image beschreibt. Stark wird sie erst, wenn sie die Zustandsveraenderung und ihre Bedingungen offenlegt. In V03 ist deshalb entscheidend, jede Wirkungsaussage eine Grenze zieht und diese Grenze begruenden muss. Die Fehlerlinie verlaeuft nicht zwischen Optimismus und Pessimismus, sondern zwischen offengelegter Unsicherheit und rhetorischer Sicherheit ohne Pruefpfad.</w:t>
+      </w:r>
+    </w:p>
+    <w:p>
+      <w:r>
+        <w:t>Pruefungsnahe Lesart. Aus Selbstlernend statt starr laesst sich eine gute Transferfrage ableiten: Welche Entscheidung waere falsch, wenn dieser Abschnitt missverstanden wird? Fuer Die Wirkungsökonomie als neue Steuerungslogik lautet die Antwort meist nicht einfach "mehr Wirkung", sondern genauer: bessere Unterscheidung, sauberere Daten, klarere Schutzlinie und rueckgekoppelte Steuerung. Szenarien pruefen Sofortwirkung, Folgewirkung und Reversibilitaet getrennt. Wer das im Fall anwenden kann, hat den Kern der Vorlesung verstanden; wer nur Definitionen wiederholt, bleibt unter dem Anspruch der Akademie.</w:t>
+      </w:r>
+    </w:p>
+    <w:p>
+      <w:r>
+        <w:t>Fallfenster zur Anwendung. Eine Fuehrungsentscheidung erzeugt zugleich Nutzen und Risiken. Die WÖk behandelt Ambivalenz nicht als Stoerung, sondern als Kern der Analyse. Positive Netto-Wirkung darf erst behauptet werden, wenn zentrale negative Wirkungen getrennt geprueft und rote Linien gewahrt sind. Bezogen auf Die Wirkungsökonomie als neue Steuerungslogik heisst das: Die Analyse muss das konkrete Thema ernst nehmen und zugleich den allgemeinen WÖk-Massstab halten. Es geht nicht darum, Akteure moralisch zu sortieren. Es geht darum, Wirkpfade, Wirkungsempfaenger, Datenqualitaet, Risiken und Rueckkopplung so zu beschreiben, dass bessere Entscheidungen moeglich werden.</w:t>
+      </w:r>
+    </w:p>
+    <w:p>
+      <w:r>
+        <w:t>Betroffenenperspektive. Der Abschnitt Was diese Logik nicht ist ist in V03 kein Zusatzwissen, sondern ein Pruefstein fuer die Grundfrage des Skripts: Was veraendert sich, bei wem, wodurch und mit welcher Rueckkopplung? Fuer Die Wirkungsökonomie als neue Steuerungslogik wird daran sichtbar, dass Wirkung nicht am Sender, sondern an veraenderten Zustanden der Empfaenger geprueft wird. Die fachliche Grenze liegt dort, wo Lernende interne Erfolgskennzahlen mit gesellschaftlicher Wirkung verwechseln. Die saubere Lesart trennt deshalb Beobachtung, Kausalannahme, Bewertung und Steuerungsfolge. In der Anwendung sollte daraus mindestens eine konkrete Begriff, Wirkpfad, Fallbewertung, rote Linie oder Rueckkopplung abgeleitet werden; sonst bleibt das Wissen erklaerend, aber nicht steuerungsfaehig.</w:t>
+      </w:r>
+    </w:p>
+    <w:p>
+      <w:r>
+        <w:t>Anwendung auf Was du aus dieser Vorlesung mitnimmst. In einer Fallanalyse beginnt dieser Punkt nicht mit einer Meinung, sondern mit einer belastbaren Beschreibung. Wer V03 pruefungsnah liest, fragt zuerst nach Wirkungsempfaengern, Wirkraum, Zeitraum und Datenquelle. Erst danach folgt die Bewertung im Referenzrahmen Mensch, Planet, Demokratie, SDGs, Agenda 2030 und SDG+. Jede Schlussfolgerung endet mit Entscheidung, Verantwortlichkeit und Termin fuer Rueckpruefung. Der typische Kurzschluss waere, Befunde sammeln, ohne Ressourcen oder Regeln zu veraendern. Genau dagegen setzt die WÖk die Pflicht, Wirkungspotenzial, Wirkungsrisiko und positive Netto-Wirkung begrifflich getrennt zu halten.</w:t>
+      </w:r>
+    </w:p>
+    <w:p>
+      <w:r>
+        <w:t>Evidenzregel. Wirkungsökonomische Vertiefung darf im Skript nicht als dekorativer Begriff stehen bleiben. Der Abschnitt traegt nur dann, wenn er eine pruefbare Aussage erlaubt: Welche Quelle stuetzt die Annahme, welche Unsicherheit bleibt offen und welche Gegenbeobachtung wuerde die Bewertung veraendern? Fuer Die Wirkungsökonomie als neue Steuerungslogik heisst das, dass WÖk-Aussagen mit bestehenden Begriffen, Studien, Standards und Rechtsrahmen in Beziehung stehen muessen. Die Studierenden sollen nicht lernen, einen Score nachzusprechen. Sie sollen erkennen, wann ein Score klaert, wann er verdeckt und wann eine rote Linie die Durchschnittslogik stoppt.</w:t>
+      </w:r>
+    </w:p>
+    <w:p>
+      <w:r>
+        <w:t>Fallfenster zur Anwendung. Ein Controlling-Team moechte einen Score bilden. Das Skript verlangt, dass Datenqualitaet, Systemgrenzen, Gewichtung, Unsicherheit und Nichtkompensation sichtbar bleiben. Ein Score darf die Diskussion nicht beenden, sondern muss bessere Fragen, Priorisierung und Rueckkopplung ermoeglichen. Bezogen auf Die Wirkungsökonomie als neue Steuerungslogik heisst das: Die Analyse muss das konkrete Thema ernst nehmen und zugleich den allgemeinen WÖk-Massstab halten. Es geht nicht darum, Akteure moralisch zu sortieren. Es geht darum, Wirkpfade, Wirkungsempfaenger, Datenqualitaet, Risiken und Rueckkopplung so zu beschreiben, dass bessere Entscheidungen moeglich werden.</w:t>
+      </w:r>
+    </w:p>
+    <w:p>
+      <w:r>
+        <w:t>Pruefungsnahe Transferfrage. Formuliere zu V03 eine Wirkungsaussage in drei Saetzen: Erstens den beobachteten oder plausiblen Zustand, zweitens die Daten- oder Quellenlage, drittens die offene Unsicherheit samt Rueckkopplung. Die Antwort muss ohne moralische Personenbewertung auskommen und darf Reichweite nicht mit Wirkung verwechseln.</w:t>
+      </w:r>
+    </w:p>
+    <w:p>
+      <w:r>
+        <w:t>Transfer in Grundstudium Wirkungsökonomie. Prüfungsrelevanz verbindet die inhaltliche Deutung mit der spaeteren Praxis. Eine Organisation kann zu Die Wirkungsökonomie als neue Steuerungslogik sehr ueberzeugend kommunizieren und trotzdem an einen plausiblen Gedanken schon fuer Wirkung zu halten, obwohl Empfaenger, Zustand, Zeitbezug und Quelle fehlen scheitern. Darum muss die V1-Fassung immer auch nach Governance fragen: Wer erhebt Daten, wer bewertet sie, wer traegt die Folgen, wer kann widersprechen und wann wird eine Entscheidung korrigiert? Die Analyse markiert Stoppsignale vor jeder Portfolio- oder Score-Debatte. So wird aus einem Lehrkapitel eine verantwortbare Arbeitsroutine.</w:t>
       </w:r>
     </w:p>
     <w:p>
@@ -2789,47 +2943,37 @@
         <w:pStyle w:val="Heading3"/>
       </w:pPr>
       <w:r>
-        <w:t>Vertiefungsrunde 2: Lesen, pruefen, rueckkoppeln</w:t>
-      </w:r>
-    </w:p>
-    <w:p>
-      <w:r>
-        <w:t>Die folgende Runde verdichtet V03 nicht durch neue Schlagworte, sondern durch wiederholte Anwendung auf unterschiedliche Entscheidungsebenen. Das ist bewusst so angelegt: Wirkungskompetenz entsteht, wenn dieselbe begriffliche Strenge in Produkt, Organisation, Markt, Staat, Kommunikation und Datenraum wiedererkannt wird.</w:t>
-      </w:r>
-    </w:p>
-    <w:p>
-      <w:r>
-        <w:t>Begriffliche Schaerfung. Fuer Die Wirkungsökonomie als neue Steuerungslogik bedeutet praezise Sprache die erste Sicherung gegen Impact-Washing ist, dass die Analyse nicht bei einer Aktivitaet, einem guten Willen oder einer Kennzahl stehen bleiben darf. Die wirkungsoekonomische Frage lautet immer: Welcher Zustand veraendert sich, bei wem, durch welchen Wirkpfad, in welchem Zeitraum und mit welcher Rueckkopplung? Gerade in Grundstudium Wirkungsökonomie ist diese Unterscheidung entscheidend, weil Lernende spaeter nicht nur Begriffe wiedergeben, sondern Entscheidungssituationen pruefen muessen. Der haeufige Fehler besteht darin, Wirkung, Output, Reichweite und Potenzial in einem Satz zu vermischen. Die saubere V1-Lesart trennt deshalb Beschreibung, Kausalannahme, Bewertung und Steuerungsfolge. In der Praxis sollte jede Wirkungsaussage als kurze Viererprobe formuliert werden: Zustand, Betroffene, Quelle, offene Unsicherheit. So wird aus dem Thema kein isoliertes Kapitel, sondern ein pruefbarer Baustein der WÖk-Architektur.</w:t>
-      </w:r>
-    </w:p>
-    <w:p>
-      <w:r>
-        <w:t>Wirkpfad-Logik. Fuer Die Wirkungsökonomie als neue Steuerungslogik bedeutet ein Thema erst dann steuerbar wird, wenn der Mechanismus zwischen Ausloeser und Zustandsveraenderung beschrieben ist, dass die Analyse nicht bei einer Aktivitaet, einem guten Willen oder einer Kennzahl stehen bleiben darf. Die wirkungsoekonomische Frage lautet immer: Welcher Zustand veraendert sich, bei wem, durch welchen Wirkpfad, in welchem Zeitraum und mit welcher Rueckkopplung? Gerade in Grundstudium Wirkungsökonomie ist diese Unterscheidung entscheidend, weil Lernende spaeter nicht nur Begriffe wiedergeben, sondern Entscheidungssituationen pruefen muessen. Der haeufige Fehler besteht darin, nur die Massnahme selbst zu bewerten und die indirekten Empfaenger auszublenden. Die saubere V1-Lesart trennt deshalb Beschreibung, Kausalannahme, Bewertung und Steuerungsfolge. Eine gute Fallanalyse zeichnet mindestens einen direkten und einen indirekten Wirkpfad nach. So wird aus dem Thema kein isoliertes Kapitel, sondern ein pruefbarer Baustein der WÖk-Architektur.</w:t>
-      </w:r>
-    </w:p>
-    <w:p>
-      <w:r>
-        <w:t>Fallfenster zur Anwendung. Eine Fuehrungsentscheidung erzeugt zugleich Nutzen und Risiken. Die WÖk behandelt Ambivalenz nicht als Stoerung, sondern als Kern der Analyse. Positive Netto-Wirkung darf erst behauptet werden, wenn zentrale negative Wirkungen getrennt geprueft und rote Linien gewahrt sind. Bezogen auf Die Wirkungsökonomie als neue Steuerungslogik heisst das: Die Analyse muss das konkrete Thema ernst nehmen und zugleich den allgemeinen WÖk-Massstab halten. Es geht nicht darum, die Welt in gute und schlechte Akteure einzuteilen. Es geht darum, Wirkpfade, Wirkungsempfaenger, Datenqualitaet, Risiken und Rueckkopplung so zu beschreiben, dass bessere Entscheidungen moeglich werden.</w:t>
-      </w:r>
-    </w:p>
-    <w:p>
-      <w:r>
-        <w:t>Daten- und Quellenklarheit. Fuer Die Wirkungsökonomie als neue Steuerungslogik bedeutet jede Bewertung nur so belastbar ist wie Datenlage, Quellenstatus und Aktualitaet, dass die Analyse nicht bei einer Aktivitaet, einem guten Willen oder einer Kennzahl stehen bleiben darf. Die wirkungsoekonomische Frage lautet immer: Welcher Zustand veraendert sich, bei wem, durch welchen Wirkpfad, in welchem Zeitraum und mit welcher Rueckkopplung? Gerade in Grundstudium Wirkungsökonomie ist diese Unterscheidung entscheidend, weil Lernende spaeter nicht nur Begriffe wiedergeben, sondern Entscheidungssituationen pruefen muessen. Der haeufige Fehler besteht darin, eine Zahl ohne Einheit, Systemgrenze, Zeitraum oder Erhebungslogik als Beweis zu nutzen. Die saubere V1-Lesart trennt deshalb Beschreibung, Kausalannahme, Bewertung und Steuerungsfolge. Die Lernenden sollen Daten nicht dekorativ zitieren, sondern ihre Aussagekraft, Luecken und Grenzen offenlegen. So wird aus dem Thema kein isoliertes Kapitel, sondern ein pruefbarer Baustein der WÖk-Architektur.</w:t>
-      </w:r>
-    </w:p>
-    <w:p>
-      <w:r>
-        <w:t>Ambivalenz. Fuer Die Wirkungsökonomie als neue Steuerungslogik bedeutet positive und negative Zustandsveraenderungen gleichzeitig auftreten koennen, dass die Analyse nicht bei einer Aktivitaet, einem guten Willen oder einer Kennzahl stehen bleiben darf. Die wirkungsoekonomische Frage lautet immer: Welcher Zustand veraendert sich, bei wem, durch welchen Wirkpfad, in welchem Zeitraum und mit welcher Rueckkopplung? Gerade in Grundstudium Wirkungsökonomie ist diese Unterscheidung entscheidend, weil Lernende spaeter nicht nur Begriffe wiedergeben, sondern Entscheidungssituationen pruefen muessen. Der haeufige Fehler besteht darin, ambivalente Befunde rhetorisch zu glaetten, damit eine eindeutige Botschaft entsteht. Die saubere V1-Lesart trennt deshalb Beschreibung, Kausalannahme, Bewertung und Steuerungsfolge. Ein gutes Skript fuehrt deshalb Profile, Zielkonflikte und offene Punkte nebeneinander. So wird aus dem Thema kein isoliertes Kapitel, sondern ein pruefbarer Baustein der WÖk-Architektur.</w:t>
-      </w:r>
-    </w:p>
-    <w:p>
-      <w:r>
-        <w:t>Nichtkompensation. Fuer Die Wirkungsökonomie als neue Steuerungslogik bedeutet schwere zentrale Schaeden nicht durch beliebige positive Einzelwerte neutralisiert werden duerfen, dass die Analyse nicht bei einer Aktivitaet, einem guten Willen oder einer Kennzahl stehen bleiben darf. Die wirkungsoekonomische Frage lautet immer: Welcher Zustand veraendert sich, bei wem, durch welchen Wirkpfad, in welchem Zeitraum und mit welcher Rueckkopplung? Gerade in Grundstudium Wirkungsökonomie ist diese Unterscheidung entscheidend, weil Lernende spaeter nicht nur Begriffe wiedergeben, sondern Entscheidungssituationen pruefen muessen. Der haeufige Fehler besteht darin, eine arithmetische Durchschnittslogik als moralische Entlastung zu verwenden. Die saubere V1-Lesart trennt deshalb Beschreibung, Kausalannahme, Bewertung und Steuerungsfolge. Reverse Merit Order und rote Linien sind Schutzregeln gegen Schoenrechnung. So wird aus dem Thema kein isoliertes Kapitel, sondern ein pruefbarer Baustein der WÖk-Architektur.</w:t>
-      </w:r>
-    </w:p>
-    <w:p>
-      <w:r>
-        <w:t>Fallfenster zur Anwendung. Ein Controlling-Team moechte einen Score bilden. Das Skript verlangt, dass Datenqualitaet, Systemgrenzen, Gewichtung, Unsicherheit und Nichtkompensation sichtbar bleiben. Ein Score darf die Diskussion nicht beenden, sondern muss bessere Fragen, Priorisierung und Rueckkopplung ermoeglichen. Bezogen auf Die Wirkungsökonomie als neue Steuerungslogik heisst das: Die Analyse muss das konkrete Thema ernst nehmen und zugleich den allgemeinen WÖk-Massstab halten. Es geht nicht darum, die Welt in gute und schlechte Akteure einzuteilen. Es geht darum, Wirkpfade, Wirkungsempfaenger, Datenqualitaet, Risiken und Rueckkopplung so zu beschreiben, dass bessere Entscheidungen moeglich werden.</w:t>
+        <w:t>Abschlusskommentar 2: Lesen, pruefen, rueckkoppeln</w:t>
+      </w:r>
+    </w:p>
+    <w:p>
+      <w:r>
+        <w:t>Die folgende Verdichtung fuehrt die vorhandenen Kapitel nicht als Wiederholung, sondern als Anwendung zusammen. Wirkungskompetenz entsteht, wenn dieselbe begriffliche Strenge in Fallanalyse, Datenarbeit, Kommunikation, Governance und Entscheidungspraxis wiedererkannt wird.</w:t>
+      </w:r>
+    </w:p>
+    <w:p>
+      <w:r>
+        <w:t>Grenze gegen Scheingenauigkeit. Gerade bei Lernziele ist Praezision wichtiger als grosse Begriffe. Eine Wirkungsaussage bleibt schwach, wenn sie nur Aktivitaet, Reichweite, Absicht oder Image beschreibt. Stark wird sie erst, wenn sie die Zustandsveraenderung und ihre Bedingungen offenlegt. In V03 ist deshalb entscheidend, praezise Sprache die erste Sicherung gegen Impact-Washing bildet. Die Fehlerlinie verlaeuft nicht zwischen Optimismus und Pessimismus, sondern zwischen offengelegter Unsicherheit und rhetorischer Sicherheit ohne Pruefpfad.</w:t>
+      </w:r>
+    </w:p>
+    <w:p>
+      <w:r>
+        <w:t>Pruefungsnahe Lesart. Aus Einleitung / Wirkungsfrage laesst sich eine gute Transferfrage ableiten: Welche Entscheidung waere falsch, wenn dieser Abschnitt missverstanden wird? Fuer Die Wirkungsökonomie als neue Steuerungslogik lautet die Antwort meist nicht einfach "mehr Wirkung", sondern genauer: bessere Unterscheidung, sauberere Daten, klarere Schutzlinie und rueckgekoppelte Steuerung. Mindestens ein direkter und ein indirekter Wirkpfad muessen nachvollziehbar sein. Wer das im Fall anwenden kann, hat den Kern der Vorlesung verstanden; wer nur Definitionen wiederholt, bleibt unter dem Anspruch der Akademie.</w:t>
+      </w:r>
+    </w:p>
+    <w:p>
+      <w:r>
+        <w:t>Fallfenster zur Anwendung. Ein Kommunikationsbericht nennt viele Aktivitaeten, Reichweiten und Rueckmeldungen. Die V1-Pruefung fragt, ob daraus eine belastbare Wirkungsaussage folgt. Wenn nur Kontakte, Klicks oder Zustimmung vorliegen, bleibt die Aussage im Bereich Wirkungspotenzial oder Resonanz, nicht im Bereich nachgewiesener Wirkung. Bezogen auf Die Wirkungsökonomie als neue Steuerungslogik heisst das: Die Analyse muss das konkrete Thema ernst nehmen und zugleich den allgemeinen WÖk-Massstab halten. Es geht nicht darum, Akteure moralisch zu sortieren. Es geht darum, Wirkpfade, Wirkungsempfaenger, Datenqualitaet, Risiken und Rueckkopplung so zu beschreiben, dass bessere Entscheidungen moeglich werden.</w:t>
+      </w:r>
+    </w:p>
+    <w:p>
+      <w:r>
+        <w:t>Daten- und Quellenklarheit. Der Abschnitt Kernaussage ist in V03 kein Zusatzwissen, sondern ein Pruefstein fuer die Grundfrage des Skripts: Was veraendert sich, bei wem, wodurch und mit welcher Rueckkopplung? Fuer Die Wirkungsökonomie als neue Steuerungslogik wird daran sichtbar, dass jede Bewertung nur so belastbar ist wie Datenlage, Quellenstatus, Aktualitaet und Systemgrenze. Die fachliche Grenze liegt dort, wo Lernende eine Zahl ohne Einheit, Zeitraum oder Erhebungslogik als Beweis nutzen. Die saubere Lesart trennt deshalb Beobachtung, Kausalannahme, Bewertung und Steuerungsfolge. In der Anwendung sollte daraus mindestens eine konkrete Begriff, Wirkpfad, Fallbewertung, rote Linie oder Rueckkopplung abgeleitet werden; sonst bleibt das Wissen erklaerend, aber nicht steuerungsfaehig.</w:t>
+      </w:r>
+    </w:p>
+    <w:p>
+      <w:r>
+        <w:t>Anwendung auf Quelltext und fachliche Grundlegung. In einer Fallanalyse beginnt dieser Punkt nicht mit einer Meinung, sondern mit einer belastbaren Beschreibung. Wer V03 pruefungsnah liest, fragt zuerst nach Wirkungsempfaengern, Wirkraum, Zeitraum und Datenquelle. Erst danach folgt die Bewertung im Referenzrahmen Mensch, Planet, Demokratie, SDGs, Agenda 2030 und SDG+. Profile, Zielkonflikte und offene Punkte werden nebeneinander gefuehrt. Der typische Kurzschluss waere, ambivalente Befunde glaetten, damit eine eindeutige Botschaft entsteht. Genau dagegen setzt die WÖk die Pflicht, Wirkungspotenzial, Wirkungsrisiko und positive Netto-Wirkung begrifflich getrennt zu halten.</w:t>
       </w:r>
     </w:p>
     <w:p>
@@ -2839,37 +2983,92 @@
     </w:p>
     <w:p>
       <w:r>
-        <w:t>Rueckkopplung. Fuer Die Wirkungsökonomie als neue Steuerungslogik bedeutet Wirkungswissen erst dann wertvoll wird, wenn es Entscheidungen veraendert, dass die Analyse nicht bei einer Aktivitaet, einem guten Willen oder einer Kennzahl stehen bleiben darf. Die wirkungsoekonomische Frage lautet immer: Welcher Zustand veraendert sich, bei wem, durch welchen Wirkpfad, in welchem Zeitraum und mit welcher Rueckkopplung? Gerade in Grundstudium Wirkungsökonomie ist diese Unterscheidung entscheidend, weil Lernende spaeter nicht nur Begriffe wiedergeben, sondern Entscheidungssituationen pruefen muessen. Der haeufige Fehler besteht darin, einen Bericht als Endpunkt zu betrachten. Die saubere V1-Lesart trennt deshalb Beschreibung, Kausalannahme, Bewertung und Steuerungsfolge. Jeder Analyseblock sollte fragen, welche Routine, welcher Prozess oder welche Ressource nach der Bewertung angepasst wird. So wird aus dem Thema kein isoliertes Kapitel, sondern ein pruefbarer Baustein der WÖk-Architektur.</w:t>
-      </w:r>
-    </w:p>
-    <w:p>
-      <w:r>
-        <w:t>Governance. Fuer Die Wirkungsökonomie als neue Steuerungslogik bedeutet Wirkungsbewertung Verfahren, Rechte, Transparenz und Korrektur braucht, dass die Analyse nicht bei einer Aktivitaet, einem guten Willen oder einer Kennzahl stehen bleiben darf. Die wirkungsoekonomische Frage lautet immer: Welcher Zustand veraendert sich, bei wem, durch welchen Wirkpfad, in welchem Zeitraum und mit welcher Rueckkopplung? Gerade in Grundstudium Wirkungsökonomie ist diese Unterscheidung entscheidend, weil Lernende spaeter nicht nur Begriffe wiedergeben, sondern Entscheidungssituationen pruefen muessen. Der haeufige Fehler besteht darin, Bewertung als technokratische Top-down-Setzung zu verstehen. Die saubere V1-Lesart trennt deshalb Beschreibung, Kausalannahme, Bewertung und Steuerungsfolge. Betroffene, Datenhalter, Entscheider und Kontrollinstanzen muessen unterscheidbare Rollen behalten. So wird aus dem Thema kein isoliertes Kapitel, sondern ein pruefbarer Baustein der WÖk-Architektur.</w:t>
-      </w:r>
-    </w:p>
-    <w:p>
-      <w:r>
-        <w:t>Didaktische Pruefbarkeit. Fuer Die Wirkungsökonomie als neue Steuerungslogik bedeutet das Thema in der Akademie nicht nur erklaert, sondern in Falllogik ueberfuehrt werden muss, dass die Analyse nicht bei einer Aktivitaet, einem guten Willen oder einer Kennzahl stehen bleiben darf. Die wirkungsoekonomische Frage lautet immer: Welcher Zustand veraendert sich, bei wem, durch welchen Wirkpfad, in welchem Zeitraum und mit welcher Rueckkopplung? Gerade in Grundstudium Wirkungsökonomie ist diese Unterscheidung entscheidend, weil Lernende spaeter nicht nur Begriffe wiedergeben, sondern Entscheidungssituationen pruefen muessen. Der haeufige Fehler besteht darin, reines Auswendiglernen als Kompetenznachweis zu behandeln. Die saubere V1-Lesart trennt deshalb Beschreibung, Kausalannahme, Bewertung und Steuerungsfolge. Pruefungsfragen sollen Begriffe, Anwendung und rote Linien verbinden. So wird aus dem Thema kein isoliertes Kapitel, sondern ein pruefbarer Baustein der WÖk-Architektur.</w:t>
-      </w:r>
-    </w:p>
-    <w:p>
-      <w:r>
-        <w:t>Fallfenster zur Anwendung. Ein Kommunikationsbericht nennt viele Aktivitaeten, Reichweiten und Rueckmeldungen. Die V1-Pruefung fragt, ob daraus eine belastbare Wirkungsaussage folgt. Wenn nur Kontakte, Klicks oder Zustimmung vorliegen, bleibt die Aussage im Bereich Wirkungspotenzial oder Resonanz, nicht im Bereich nachgewiesener Wirkung. Bezogen auf Die Wirkungsökonomie als neue Steuerungslogik heisst das: Die Analyse muss das konkrete Thema ernst nehmen und zugleich den allgemeinen WÖk-Massstab halten. Es geht nicht darum, die Welt in gute und schlechte Akteure einzuteilen. Es geht darum, Wirkpfade, Wirkungsempfaenger, Datenqualitaet, Risiken und Rueckkopplung so zu beschreiben, dass bessere Entscheidungen moeglich werden.</w:t>
-      </w:r>
-    </w:p>
-    <w:p>
-      <w:r>
-        <w:t>Transfer in Organisationen. Fuer Die Wirkungsökonomie als neue Steuerungslogik bedeutet WÖk-Begriffe im Alltag nur tragen, wenn sie in Routinen uebersetzt werden, dass die Analyse nicht bei einer Aktivitaet, einem guten Willen oder einer Kennzahl stehen bleiben darf. Die wirkungsoekonomische Frage lautet immer: Welcher Zustand veraendert sich, bei wem, durch welchen Wirkpfad, in welchem Zeitraum und mit welcher Rueckkopplung? Gerade in Grundstudium Wirkungsökonomie ist diese Unterscheidung entscheidend, weil Lernende spaeter nicht nur Begriffe wiedergeben, sondern Entscheidungssituationen pruefen muessen. Der haeufige Fehler besteht darin, die Verantwortung an eine Nachhaltigkeitsabteilung auszulagern. Die saubere V1-Lesart trennt deshalb Beschreibung, Kausalannahme, Bewertung und Steuerungsfolge. Strategie, Einkauf, Kommunikation, Controlling und Fuehrung muessen denselben Wirkungsbegriff verwenden. So wird aus dem Thema kein isoliertes Kapitel, sondern ein pruefbarer Baustein der WÖk-Architektur.</w:t>
-      </w:r>
-    </w:p>
-    <w:p>
-      <w:r>
-        <w:t>Rueckfluss in den Korpus. Fuer Die Wirkungsökonomie als neue Steuerungslogik bedeutet jedes Studienskript den Gesamtbestand schaerfen kann, dass die Analyse nicht bei einer Aktivitaet, einem guten Willen oder einer Kennzahl stehen bleiben darf. Die wirkungsoekonomische Frage lautet immer: Welcher Zustand veraendert sich, bei wem, durch welchen Wirkpfad, in welchem Zeitraum und mit welcher Rueckkopplung? Gerade in Grundstudium Wirkungsökonomie ist diese Unterscheidung entscheidend, weil Lernende spaeter nicht nur Begriffe wiedergeben, sondern Entscheidungssituationen pruefen muessen. Der haeufige Fehler besteht darin, neue Einsichten nur lokal im Skript zu belassen. Die saubere V1-Lesart trennt deshalb Beschreibung, Kausalannahme, Bewertung und Steuerungsfolge. Glossar, Website, Journal, Dossiers und Visuals sollen aus der Skriptarbeit lernen. So wird aus dem Thema kein isoliertes Kapitel, sondern ein pruefbarer Baustein der WÖk-Architektur.</w:t>
+        <w:t>Evidenzregel. Von der Idee zur Steuerung darf im Skript nicht als dekorativer Begriff stehen bleiben. Der Abschnitt traegt nur dann, wenn er eine pruefbare Aussage erlaubt: Welche Quelle stuetzt die Annahme, welche Unsicherheit bleibt offen und welche Gegenbeobachtung wuerde die Bewertung veraendern? Fuer Die Wirkungsökonomie als neue Steuerungslogik heisst das, dass schwere zentrale Schaeden nicht durch beliebige positive Einzelwerte neutralisiert werden duerfen. Die Studierenden sollen nicht lernen, einen Score nachzusprechen. Sie sollen erkennen, wann ein Score klaert, wann er verdeckt und wann eine rote Linie die Durchschnittslogik stoppt.</w:t>
+      </w:r>
+    </w:p>
+    <w:p>
+      <w:r>
+        <w:t>Fallfenster zur Anwendung. Eine Organisation plant eine Massnahme und formuliert dazu eine positive Absicht. In der WÖk reicht das nicht. Fuer diese Vorlesung muss sichtbar werden, welche Zustandsveraenderung erwartet wird, welche Empfaenger direkt oder indirekt betroffen sind, welche Nebenwirkungen entstehen koennen und welche Entscheidung spaeter korrigiert wird. Bezogen auf Die Wirkungsökonomie als neue Steuerungslogik heisst das: Die Analyse muss das konkrete Thema ernst nehmen und zugleich den allgemeinen WÖk-Massstab halten. Es geht nicht darum, Akteure moralisch zu sortieren. Es geht darum, Wirkpfade, Wirkungsempfaenger, Datenqualitaet, Risiken und Rueckkopplung so zu beschreiben, dass bessere Entscheidungen moeglich werden.</w:t>
+      </w:r>
+    </w:p>
+    <w:p>
+      <w:r>
+        <w:t>Transfer in Grundstudium Wirkungsökonomie. Was Steuerung überhaupt heißt verbindet die inhaltliche Deutung mit der spaeteren Praxis. Eine Organisation kann zu Die Wirkungsökonomie als neue Steuerungslogik sehr ueberzeugend kommunizieren und trotzdem an einen plausiblen Gedanken schon fuer Wirkung zu halten, obwohl Empfaenger, Zustand, Zeitbezug und Quelle fehlen scheitern. Darum muss die V1-Fassung immer auch nach Governance fragen: Wer erhebt Daten, wer bewertet sie, wer traegt die Folgen, wer kann widersprechen und wann wird eine Entscheidung korrigiert? Jeder Analyseblock fragt nach der Routine, die nach der Bewertung angepasst wird. So wird aus einem Lehrkapitel eine verantwortbare Arbeitsroutine.</w:t>
+      </w:r>
+    </w:p>
+    <w:p>
+      <w:r>
+        <w:t>Grenze gegen Scheingenauigkeit. Gerade bei Der Regelkreis der Wirkungsökonomie ist Praezision wichtiger als grosse Begriffe. Eine Wirkungsaussage bleibt schwach, wenn sie nur Aktivitaet, Reichweite, Absicht oder Image beschreibt. Stark wird sie erst, wenn sie die Zustandsveraenderung und ihre Bedingungen offenlegt. In V03 ist deshalb entscheidend, Wirkungsbewertung Verfahren, Rechte, Transparenz und Korrektur braucht. Die Fehlerlinie verlaeuft nicht zwischen Optimismus und Pessimismus, sondern zwischen offengelegter Unsicherheit und rhetorischer Sicherheit ohne Pruefpfad.</w:t>
+      </w:r>
+    </w:p>
+    <w:p>
+      <w:r>
+        <w:t>Pruefungsnahe Lesart. Aus Wirkung sichtbar machen laesst sich eine gute Transferfrage ableiten: Welche Entscheidung waere falsch, wenn dieser Abschnitt missverstanden wird? Fuer Die Wirkungsökonomie als neue Steuerungslogik lautet die Antwort meist nicht einfach "mehr Wirkung", sondern genauer: bessere Unterscheidung, sauberere Daten, klarere Schutzlinie und rueckgekoppelte Steuerung. Pruefungsfragen verbinden Begriff, Anwendung, Evidenz und rote Linie. Wer das im Fall anwenden kann, hat den Kern der Vorlesung verstanden; wer nur Definitionen wiederholt, bleibt unter dem Anspruch der Akademie.</w:t>
+      </w:r>
+    </w:p>
+    <w:p>
+      <w:r>
+        <w:t>Fallfenster zur Anwendung. Eine Fuehrungsentscheidung erzeugt zugleich Nutzen und Risiken. Die WÖk behandelt Ambivalenz nicht als Stoerung, sondern als Kern der Analyse. Positive Netto-Wirkung darf erst behauptet werden, wenn zentrale negative Wirkungen getrennt geprueft und rote Linien gewahrt sind. Bezogen auf Die Wirkungsökonomie als neue Steuerungslogik heisst das: Die Analyse muss das konkrete Thema ernst nehmen und zugleich den allgemeinen WÖk-Massstab halten. Es geht nicht darum, Akteure moralisch zu sortieren. Es geht darum, Wirkpfade, Wirkungsempfaenger, Datenqualitaet, Risiken und Rueckkopplung so zu beschreiben, dass bessere Entscheidungen moeglich werden.</w:t>
+      </w:r>
+    </w:p>
+    <w:p>
+      <w:r>
+        <w:t>Organisationale Umsetzung. Der Abschnitt Wirkung bewerten ist in V03 kein Zusatzwissen, sondern ein Pruefstein fuer die Grundfrage des Skripts: Was veraendert sich, bei wem, wodurch und mit welcher Rueckkopplung? Fuer Die Wirkungsökonomie als neue Steuerungslogik wird daran sichtbar, dass WÖk-Begriffe im Alltag nur tragen, wenn sie in Routinen uebersetzt werden. Die fachliche Grenze liegt dort, wo Lernende Verantwortung an eine einzelne Nachhaltigkeitsfunktion auslagern. Die saubere Lesart trennt deshalb Beobachtung, Kausalannahme, Bewertung und Steuerungsfolge. In der Anwendung sollte daraus mindestens eine konkrete Begriff, Wirkpfad, Fallbewertung, rote Linie oder Rueckkopplung abgeleitet werden; sonst bleibt das Wissen erklaerend, aber nicht steuerungsfaehig.</w:t>
       </w:r>
     </w:p>
     <w:p>
       <w:r>
         <w:t>Pruefungsnahe Transferfrage. Formuliere zu V03 eine Wirkungsaussage in drei Saetzen: Erstens den beobachteten oder plausiblen Zustand, zweitens die Daten- oder Quellenlage, drittens die offene Unsicherheit samt Rueckkopplung. Die Antwort muss ohne moralische Personenbewertung auskommen und darf Reichweite nicht mit Wirkung verwechseln.</w:t>
+      </w:r>
+    </w:p>
+    <w:p>
+      <w:r>
+        <w:t>Anwendung auf Wirkung belohnen. In einer Fallanalyse beginnt dieser Punkt nicht mit einer Meinung, sondern mit einer belastbaren Beschreibung. Wer V03 pruefungsnah liest, fragt zuerst nach Wirkungsempfaengern, Wirkraum, Zeitraum und Datenquelle. Erst danach folgt die Bewertung im Referenzrahmen Mensch, Planet, Demokratie, SDGs, Agenda 2030 und SDG+. Gute Kommunikation unterscheidet Befund, Annahme und normative Bewertung. Der typische Kurzschluss waere, Eindeutigkeit behaupten, wo die Datenlage nur Potenzial oder Risiko traegt. Genau dagegen setzt die WÖk die Pflicht, Wirkungspotenzial, Wirkungsrisiko und positive Netto-Wirkung begrifflich getrennt zu halten.</w:t>
+      </w:r>
+    </w:p>
+    <w:p>
+      <w:r>
+        <w:t>Evidenzregel. Ein durchgehendes Beispiel darf im Skript nicht als dekorativer Begriff stehen bleiben. Der Abschnitt traegt nur dann, wenn er eine pruefbare Aussage erlaubt: Welche Quelle stuetzt die Annahme, welche Unsicherheit bleibt offen und welche Gegenbeobachtung wuerde die Bewertung veraendern? Fuer Die Wirkungsökonomie als neue Steuerungslogik heisst das, dass jede Wirkungsaussage eine Grenze zieht und diese Grenze begruenden muss. Die Studierenden sollen nicht lernen, einen Score nachzusprechen. Sie sollen erkennen, wann ein Score klaert, wann er verdeckt und wann eine rote Linie die Durchschnittslogik stoppt.</w:t>
+      </w:r>
+    </w:p>
+    <w:p>
+      <w:r>
+        <w:t>Fallfenster zur Anwendung. Ein Controlling-Team moechte einen Score bilden. Das Skript verlangt, dass Datenqualitaet, Systemgrenzen, Gewichtung, Unsicherheit und Nichtkompensation sichtbar bleiben. Ein Score darf die Diskussion nicht beenden, sondern muss bessere Fragen, Priorisierung und Rueckkopplung ermoeglichen. Bezogen auf Die Wirkungsökonomie als neue Steuerungslogik heisst das: Die Analyse muss das konkrete Thema ernst nehmen und zugleich den allgemeinen WÖk-Massstab halten. Es geht nicht darum, Akteure moralisch zu sortieren. Es geht darum, Wirkpfade, Wirkungsempfaenger, Datenqualitaet, Risiken und Rueckkopplung so zu beschreiben, dass bessere Entscheidungen moeglich werden.</w:t>
+      </w:r>
+    </w:p>
+    <w:p>
+      <w:r>
+        <w:t>Transfer in Grundstudium Wirkungsökonomie. Selbstlernend statt starr verbindet die inhaltliche Deutung mit der spaeteren Praxis. Eine Organisation kann zu Die Wirkungsökonomie als neue Steuerungslogik sehr ueberzeugend kommunizieren und trotzdem an einen plausiblen Gedanken schon fuer Wirkung zu halten, obwohl Empfaenger, Zustand, Zeitbezug und Quelle fehlen scheitern. Darum muss die V1-Fassung immer auch nach Governance fragen: Wer erhebt Daten, wer bewertet sie, wer traegt die Folgen, wer kann widersprechen und wann wird eine Entscheidung korrigiert? Szenarien pruefen Sofortwirkung, Folgewirkung und Reversibilitaet getrennt. So wird aus einem Lehrkapitel eine verantwortbare Arbeitsroutine.</w:t>
+      </w:r>
+    </w:p>
+    <w:p>
+      <w:r>
+        <w:t>Grenze gegen Scheingenauigkeit. Gerade bei Was diese Logik nicht ist ist Praezision wichtiger als grosse Begriffe. Eine Wirkungsaussage bleibt schwach, wenn sie nur Aktivitaet, Reichweite, Absicht oder Image beschreibt. Stark wird sie erst, wenn sie die Zustandsveraenderung und ihre Bedingungen offenlegt. In V03 ist deshalb entscheidend, Wirkung nicht am Sender, sondern an veraenderten Zustanden der Empfaenger geprueft wird. Die Fehlerlinie verlaeuft nicht zwischen Optimismus und Pessimismus, sondern zwischen offengelegter Unsicherheit und rhetorischer Sicherheit ohne Pruefpfad.</w:t>
+      </w:r>
+    </w:p>
+    <w:p>
+      <w:r>
+        <w:t>Pruefungsnahe Lesart. Aus Was du aus dieser Vorlesung mitnimmst laesst sich eine gute Transferfrage ableiten: Welche Entscheidung waere falsch, wenn dieser Abschnitt missverstanden wird? Fuer Die Wirkungsökonomie als neue Steuerungslogik lautet die Antwort meist nicht einfach "mehr Wirkung", sondern genauer: bessere Unterscheidung, sauberere Daten, klarere Schutzlinie und rueckgekoppelte Steuerung. Jede Schlussfolgerung endet mit Entscheidung, Verantwortlichkeit und Termin fuer Rueckpruefung. Wer das im Fall anwenden kann, hat den Kern der Vorlesung verstanden; wer nur Definitionen wiederholt, bleibt unter dem Anspruch der Akademie.</w:t>
+      </w:r>
+    </w:p>
+    <w:p>
+      <w:r>
+        <w:t>Fallfenster zur Anwendung. Ein Kommunikationsbericht nennt viele Aktivitaeten, Reichweiten und Rueckmeldungen. Die V1-Pruefung fragt, ob daraus eine belastbare Wirkungsaussage folgt. Wenn nur Kontakte, Klicks oder Zustimmung vorliegen, bleibt die Aussage im Bereich Wirkungspotenzial oder Resonanz, nicht im Bereich nachgewiesener Wirkung. Bezogen auf Die Wirkungsökonomie als neue Steuerungslogik heisst das: Die Analyse muss das konkrete Thema ernst nehmen und zugleich den allgemeinen WÖk-Massstab halten. Es geht nicht darum, Akteure moralisch zu sortieren. Es geht darum, Wirkpfade, Wirkungsempfaenger, Datenqualitaet, Risiken und Rueckkopplung so zu beschreiben, dass bessere Entscheidungen moeglich werden.</w:t>
+      </w:r>
+    </w:p>
+    <w:p>
+      <w:r>
+        <w:t>Pruefungsnahe Transferfrage. Formuliere zu V03 eine Wirkungsaussage in drei Saetzen: Erstens den beobachteten oder plausiblen Zustand, zweitens die Daten- oder Quellenlage, drittens die offene Unsicherheit samt Rueckkopplung. Die Antwort muss ohne moralische Personenbewertung auskommen und darf Reichweite nicht mit Wirkung verwechseln.</w:t>
+      </w:r>
+    </w:p>
+    <w:p>
+      <w:r>
+        <w:t>Wissenschaftliche Anschlussfaehigkeit. Der Abschnitt Wirkungsökonomische Vertiefung ist in V03 kein Zusatzwissen, sondern ein Pruefstein fuer die Grundfrage des Skripts: Was veraendert sich, bei wem, wodurch und mit welcher Rueckkopplung? Fuer Die Wirkungsökonomie als neue Steuerungslogik wird daran sichtbar, dass WÖk-Aussagen mit bestehenden Begriffen, Studien, Standards und Rechtsrahmen in Beziehung stehen muessen. Die fachliche Grenze liegt dort, wo Lernende hausinterne Sprache als Ersatz fuer zitierfaehige Begruendung verwenden. Die saubere Lesart trennt deshalb Beobachtung, Kausalannahme, Bewertung und Steuerungsfolge. In der Anwendung sollte daraus mindestens eine konkrete Begriff, Wirkpfad, Fallbewertung, rote Linie oder Rueckkopplung abgeleitet werden; sonst bleibt das Wissen erklaerend, aber nicht steuerungsfaehig.</w:t>
+      </w:r>
+    </w:p>
+    <w:p>
+      <w:r>
+        <w:t>Anwendung auf Prüfungsrelevanz. In einer Fallanalyse beginnt dieser Punkt nicht mit einer Meinung, sondern mit einer belastbaren Beschreibung. Wer V03 pruefungsnah liest, fragt zuerst nach Wirkungsempfaengern, Wirkraum, Zeitraum und Datenquelle. Erst danach folgt die Bewertung im Referenzrahmen Mensch, Planet, Demokratie, SDGs, Agenda 2030 und SDG+. Die Analyse markiert Stoppsignale vor jeder Portfolio- oder Score-Debatte. Der typische Kurzschluss waere, ein gutes Teilresultat gegen zentrale Schaeden aufrechnen. Genau dagegen setzt die WÖk die Pflicht, Wirkungspotenzial, Wirkungsrisiko und positive Netto-Wirkung begrifflich getrennt zu halten.</w:t>
       </w:r>
     </w:p>
     <w:p>
@@ -2877,47 +3076,32 @@
         <w:pStyle w:val="Heading3"/>
       </w:pPr>
       <w:r>
-        <w:t>Vertiefungsrunde 3: Lesen, pruefen, rueckkoppeln</w:t>
-      </w:r>
-    </w:p>
-    <w:p>
-      <w:r>
-        <w:t>Die folgende Runde verdichtet V03 nicht durch neue Schlagworte, sondern durch wiederholte Anwendung auf unterschiedliche Entscheidungsebenen. Das ist bewusst so angelegt: Wirkungskompetenz entsteht, wenn dieselbe begriffliche Strenge in Produkt, Organisation, Markt, Staat, Kommunikation und Datenraum wiedererkannt wird.</w:t>
-      </w:r>
-    </w:p>
-    <w:p>
-      <w:r>
-        <w:t>Begriffliche Schaerfung. Fuer Die Wirkungsökonomie als neue Steuerungslogik bedeutet praezise Sprache die erste Sicherung gegen Impact-Washing ist, dass die Analyse nicht bei einer Aktivitaet, einem guten Willen oder einer Kennzahl stehen bleiben darf. Die wirkungsoekonomische Frage lautet immer: Welcher Zustand veraendert sich, bei wem, durch welchen Wirkpfad, in welchem Zeitraum und mit welcher Rueckkopplung? Gerade in Grundstudium Wirkungsökonomie ist diese Unterscheidung entscheidend, weil Lernende spaeter nicht nur Begriffe wiedergeben, sondern Entscheidungssituationen pruefen muessen. Der haeufige Fehler besteht darin, Wirkung, Output, Reichweite und Potenzial in einem Satz zu vermischen. Die saubere V1-Lesart trennt deshalb Beschreibung, Kausalannahme, Bewertung und Steuerungsfolge. In der Praxis sollte jede Wirkungsaussage als kurze Viererprobe formuliert werden: Zustand, Betroffene, Quelle, offene Unsicherheit. So wird aus dem Thema kein isoliertes Kapitel, sondern ein pruefbarer Baustein der WÖk-Architektur.</w:t>
-      </w:r>
-    </w:p>
-    <w:p>
-      <w:r>
-        <w:t>Fallfenster zur Anwendung. Eine Organisation plant eine Massnahme und formuliert dazu eine positive Absicht. In der WÖk reicht das nicht. Fuer diese Vorlesung muss sichtbar werden, welche Zustandsveraenderung erwartet wird, welche Empfaenger direkt oder indirekt betroffen sind, welche Nebenwirkungen entstehen koennen und welche Entscheidung spaeter korrigiert wird. Bezogen auf Die Wirkungsökonomie als neue Steuerungslogik heisst das: Die Analyse muss das konkrete Thema ernst nehmen und zugleich den allgemeinen WÖk-Massstab halten. Es geht nicht darum, die Welt in gute und schlechte Akteure einzuteilen. Es geht darum, Wirkpfade, Wirkungsempfaenger, Datenqualitaet, Risiken und Rueckkopplung so zu beschreiben, dass bessere Entscheidungen moeglich werden.</w:t>
-      </w:r>
-    </w:p>
-    <w:p>
-      <w:r>
-        <w:t>Wirkpfad-Logik. Fuer Die Wirkungsökonomie als neue Steuerungslogik bedeutet ein Thema erst dann steuerbar wird, wenn der Mechanismus zwischen Ausloeser und Zustandsveraenderung beschrieben ist, dass die Analyse nicht bei einer Aktivitaet, einem guten Willen oder einer Kennzahl stehen bleiben darf. Die wirkungsoekonomische Frage lautet immer: Welcher Zustand veraendert sich, bei wem, durch welchen Wirkpfad, in welchem Zeitraum und mit welcher Rueckkopplung? Gerade in Grundstudium Wirkungsökonomie ist diese Unterscheidung entscheidend, weil Lernende spaeter nicht nur Begriffe wiedergeben, sondern Entscheidungssituationen pruefen muessen. Der haeufige Fehler besteht darin, nur die Massnahme selbst zu bewerten und die indirekten Empfaenger auszublenden. Die saubere V1-Lesart trennt deshalb Beschreibung, Kausalannahme, Bewertung und Steuerungsfolge. Eine gute Fallanalyse zeichnet mindestens einen direkten und einen indirekten Wirkpfad nach. So wird aus dem Thema kein isoliertes Kapitel, sondern ein pruefbarer Baustein der WÖk-Architektur.</w:t>
-      </w:r>
-    </w:p>
-    <w:p>
-      <w:r>
-        <w:t>Daten- und Quellenklarheit. Fuer Die Wirkungsökonomie als neue Steuerungslogik bedeutet jede Bewertung nur so belastbar ist wie Datenlage, Quellenstatus und Aktualitaet, dass die Analyse nicht bei einer Aktivitaet, einem guten Willen oder einer Kennzahl stehen bleiben darf. Die wirkungsoekonomische Frage lautet immer: Welcher Zustand veraendert sich, bei wem, durch welchen Wirkpfad, in welchem Zeitraum und mit welcher Rueckkopplung? Gerade in Grundstudium Wirkungsökonomie ist diese Unterscheidung entscheidend, weil Lernende spaeter nicht nur Begriffe wiedergeben, sondern Entscheidungssituationen pruefen muessen. Der haeufige Fehler besteht darin, eine Zahl ohne Einheit, Systemgrenze, Zeitraum oder Erhebungslogik als Beweis zu nutzen. Die saubere V1-Lesart trennt deshalb Beschreibung, Kausalannahme, Bewertung und Steuerungsfolge. Die Lernenden sollen Daten nicht dekorativ zitieren, sondern ihre Aussagekraft, Luecken und Grenzen offenlegen. So wird aus dem Thema kein isoliertes Kapitel, sondern ein pruefbarer Baustein der WÖk-Architektur.</w:t>
-      </w:r>
-    </w:p>
-    <w:p>
-      <w:r>
-        <w:t>Ambivalenz. Fuer Die Wirkungsökonomie als neue Steuerungslogik bedeutet positive und negative Zustandsveraenderungen gleichzeitig auftreten koennen, dass die Analyse nicht bei einer Aktivitaet, einem guten Willen oder einer Kennzahl stehen bleiben darf. Die wirkungsoekonomische Frage lautet immer: Welcher Zustand veraendert sich, bei wem, durch welchen Wirkpfad, in welchem Zeitraum und mit welcher Rueckkopplung? Gerade in Grundstudium Wirkungsökonomie ist diese Unterscheidung entscheidend, weil Lernende spaeter nicht nur Begriffe wiedergeben, sondern Entscheidungssituationen pruefen muessen. Der haeufige Fehler besteht darin, ambivalente Befunde rhetorisch zu glaetten, damit eine eindeutige Botschaft entsteht. Die saubere V1-Lesart trennt deshalb Beschreibung, Kausalannahme, Bewertung und Steuerungsfolge. Ein gutes Skript fuehrt deshalb Profile, Zielkonflikte und offene Punkte nebeneinander. So wird aus dem Thema kein isoliertes Kapitel, sondern ein pruefbarer Baustein der WÖk-Architektur.</w:t>
-      </w:r>
-    </w:p>
-    <w:p>
-      <w:r>
-        <w:t>Fallfenster zur Anwendung. Eine Fuehrungsentscheidung erzeugt zugleich Nutzen und Risiken. Die WÖk behandelt Ambivalenz nicht als Stoerung, sondern als Kern der Analyse. Positive Netto-Wirkung darf erst behauptet werden, wenn zentrale negative Wirkungen getrennt geprueft und rote Linien gewahrt sind. Bezogen auf Die Wirkungsökonomie als neue Steuerungslogik heisst das: Die Analyse muss das konkrete Thema ernst nehmen und zugleich den allgemeinen WÖk-Massstab halten. Es geht nicht darum, die Welt in gute und schlechte Akteure einzuteilen. Es geht darum, Wirkpfade, Wirkungsempfaenger, Datenqualitaet, Risiken und Rueckkopplung so zu beschreiben, dass bessere Entscheidungen moeglich werden.</w:t>
-      </w:r>
-    </w:p>
-    <w:p>
-      <w:r>
-        <w:t>Nichtkompensation. Fuer Die Wirkungsökonomie als neue Steuerungslogik bedeutet schwere zentrale Schaeden nicht durch beliebige positive Einzelwerte neutralisiert werden duerfen, dass die Analyse nicht bei einer Aktivitaet, einem guten Willen oder einer Kennzahl stehen bleiben darf. Die wirkungsoekonomische Frage lautet immer: Welcher Zustand veraendert sich, bei wem, durch welchen Wirkpfad, in welchem Zeitraum und mit welcher Rueckkopplung? Gerade in Grundstudium Wirkungsökonomie ist diese Unterscheidung entscheidend, weil Lernende spaeter nicht nur Begriffe wiedergeben, sondern Entscheidungssituationen pruefen muessen. Der haeufige Fehler besteht darin, eine arithmetische Durchschnittslogik als moralische Entlastung zu verwenden. Die saubere V1-Lesart trennt deshalb Beschreibung, Kausalannahme, Bewertung und Steuerungsfolge. Reverse Merit Order und rote Linien sind Schutzregeln gegen Schoenrechnung. So wird aus dem Thema kein isoliertes Kapitel, sondern ein pruefbarer Baustein der WÖk-Architektur.</w:t>
+        <w:t>Abschlusskommentar 3: Lesen, pruefen, rueckkoppeln</w:t>
+      </w:r>
+    </w:p>
+    <w:p>
+      <w:r>
+        <w:t>Die folgende Verdichtung fuehrt die vorhandenen Kapitel nicht als Wiederholung, sondern als Anwendung zusammen. Wirkungskompetenz entsteht, wenn dieselbe begriffliche Strenge in Fallanalyse, Datenarbeit, Kommunikation, Governance und Entscheidungspraxis wiedererkannt wird.</w:t>
+      </w:r>
+    </w:p>
+    <w:p>
+      <w:r>
+        <w:t>Evidenzregel. Lernziele darf im Skript nicht als dekorativer Begriff stehen bleiben. Der Abschnitt traegt nur dann, wenn er eine pruefbare Aussage erlaubt: Welche Quelle stuetzt die Annahme, welche Unsicherheit bleibt offen und welche Gegenbeobachtung wuerde die Bewertung veraendern? Fuer Die Wirkungsökonomie als neue Steuerungslogik heisst das, dass praezise Sprache die erste Sicherung gegen Impact-Washing bildet. Die Studierenden sollen nicht lernen, einen Score nachzusprechen. Sie sollen erkennen, wann ein Score klaert, wann er verdeckt und wann eine rote Linie die Durchschnittslogik stoppt.</w:t>
+      </w:r>
+    </w:p>
+    <w:p>
+      <w:r>
+        <w:t>Fallfenster zur Anwendung. Eine Organisation plant eine Massnahme und formuliert dazu eine positive Absicht. In der WÖk reicht das nicht. Fuer diese Vorlesung muss sichtbar werden, welche Zustandsveraenderung erwartet wird, welche Empfaenger direkt oder indirekt betroffen sind, welche Nebenwirkungen entstehen koennen und welche Entscheidung spaeter korrigiert wird. Bezogen auf Die Wirkungsökonomie als neue Steuerungslogik heisst das: Die Analyse muss das konkrete Thema ernst nehmen und zugleich den allgemeinen WÖk-Massstab halten. Es geht nicht darum, Akteure moralisch zu sortieren. Es geht darum, Wirkpfade, Wirkungsempfaenger, Datenqualitaet, Risiken und Rueckkopplung so zu beschreiben, dass bessere Entscheidungen moeglich werden.</w:t>
+      </w:r>
+    </w:p>
+    <w:p>
+      <w:r>
+        <w:t>Transfer in Grundstudium Wirkungsökonomie. Einleitung / Wirkungsfrage verbindet die inhaltliche Deutung mit der spaeteren Praxis. Eine Organisation kann zu Die Wirkungsökonomie als neue Steuerungslogik sehr ueberzeugend kommunizieren und trotzdem an einen plausiblen Gedanken schon fuer Wirkung zu halten, obwohl Empfaenger, Zustand, Zeitbezug und Quelle fehlen scheitern. Darum muss die V1-Fassung immer auch nach Governance fragen: Wer erhebt Daten, wer bewertet sie, wer traegt die Folgen, wer kann widersprechen und wann wird eine Entscheidung korrigiert? Mindestens ein direkter und ein indirekter Wirkpfad muessen nachvollziehbar sein. So wird aus einem Lehrkapitel eine verantwortbare Arbeitsroutine.</w:t>
+      </w:r>
+    </w:p>
+    <w:p>
+      <w:r>
+        <w:t>Grenze gegen Scheingenauigkeit. Gerade bei Kernaussage ist Praezision wichtiger als grosse Begriffe. Eine Wirkungsaussage bleibt schwach, wenn sie nur Aktivitaet, Reichweite, Absicht oder Image beschreibt. Stark wird sie erst, wenn sie die Zustandsveraenderung und ihre Bedingungen offenlegt. In V03 ist deshalb entscheidend, jede Bewertung nur so belastbar ist wie Datenlage, Quellenstatus, Aktualitaet und Systemgrenze. Die Fehlerlinie verlaeuft nicht zwischen Optimismus und Pessimismus, sondern zwischen offengelegter Unsicherheit und rhetorischer Sicherheit ohne Pruefpfad.</w:t>
       </w:r>
     </w:p>
     <w:p>
@@ -2927,42 +3111,102 @@
     </w:p>
     <w:p>
       <w:r>
-        <w:t>Rueckkopplung. Fuer Die Wirkungsökonomie als neue Steuerungslogik bedeutet Wirkungswissen erst dann wertvoll wird, wenn es Entscheidungen veraendert, dass die Analyse nicht bei einer Aktivitaet, einem guten Willen oder einer Kennzahl stehen bleiben darf. Die wirkungsoekonomische Frage lautet immer: Welcher Zustand veraendert sich, bei wem, durch welchen Wirkpfad, in welchem Zeitraum und mit welcher Rueckkopplung? Gerade in Grundstudium Wirkungsökonomie ist diese Unterscheidung entscheidend, weil Lernende spaeter nicht nur Begriffe wiedergeben, sondern Entscheidungssituationen pruefen muessen. Der haeufige Fehler besteht darin, einen Bericht als Endpunkt zu betrachten. Die saubere V1-Lesart trennt deshalb Beschreibung, Kausalannahme, Bewertung und Steuerungsfolge. Jeder Analyseblock sollte fragen, welche Routine, welcher Prozess oder welche Ressource nach der Bewertung angepasst wird. So wird aus dem Thema kein isoliertes Kapitel, sondern ein pruefbarer Baustein der WÖk-Architektur.</w:t>
-      </w:r>
-    </w:p>
-    <w:p>
-      <w:r>
-        <w:t>Governance. Fuer Die Wirkungsökonomie als neue Steuerungslogik bedeutet Wirkungsbewertung Verfahren, Rechte, Transparenz und Korrektur braucht, dass die Analyse nicht bei einer Aktivitaet, einem guten Willen oder einer Kennzahl stehen bleiben darf. Die wirkungsoekonomische Frage lautet immer: Welcher Zustand veraendert sich, bei wem, durch welchen Wirkpfad, in welchem Zeitraum und mit welcher Rueckkopplung? Gerade in Grundstudium Wirkungsökonomie ist diese Unterscheidung entscheidend, weil Lernende spaeter nicht nur Begriffe wiedergeben, sondern Entscheidungssituationen pruefen muessen. Der haeufige Fehler besteht darin, Bewertung als technokratische Top-down-Setzung zu verstehen. Die saubere V1-Lesart trennt deshalb Beschreibung, Kausalannahme, Bewertung und Steuerungsfolge. Betroffene, Datenhalter, Entscheider und Kontrollinstanzen muessen unterscheidbare Rollen behalten. So wird aus dem Thema kein isoliertes Kapitel, sondern ein pruefbarer Baustein der WÖk-Architektur.</w:t>
-      </w:r>
-    </w:p>
-    <w:p>
-      <w:r>
-        <w:t>Fallfenster zur Anwendung. Ein Controlling-Team moechte einen Score bilden. Das Skript verlangt, dass Datenqualitaet, Systemgrenzen, Gewichtung, Unsicherheit und Nichtkompensation sichtbar bleiben. Ein Score darf die Diskussion nicht beenden, sondern muss bessere Fragen, Priorisierung und Rueckkopplung ermoeglichen. Bezogen auf Die Wirkungsökonomie als neue Steuerungslogik heisst das: Die Analyse muss das konkrete Thema ernst nehmen und zugleich den allgemeinen WÖk-Massstab halten. Es geht nicht darum, die Welt in gute und schlechte Akteure einzuteilen. Es geht darum, Wirkpfade, Wirkungsempfaenger, Datenqualitaet, Risiken und Rueckkopplung so zu beschreiben, dass bessere Entscheidungen moeglich werden.</w:t>
-      </w:r>
-    </w:p>
-    <w:p>
-      <w:r>
-        <w:t>Didaktische Pruefbarkeit. Fuer Die Wirkungsökonomie als neue Steuerungslogik bedeutet das Thema in der Akademie nicht nur erklaert, sondern in Falllogik ueberfuehrt werden muss, dass die Analyse nicht bei einer Aktivitaet, einem guten Willen oder einer Kennzahl stehen bleiben darf. Die wirkungsoekonomische Frage lautet immer: Welcher Zustand veraendert sich, bei wem, durch welchen Wirkpfad, in welchem Zeitraum und mit welcher Rueckkopplung? Gerade in Grundstudium Wirkungsökonomie ist diese Unterscheidung entscheidend, weil Lernende spaeter nicht nur Begriffe wiedergeben, sondern Entscheidungssituationen pruefen muessen. Der haeufige Fehler besteht darin, reines Auswendiglernen als Kompetenznachweis zu behandeln. Die saubere V1-Lesart trennt deshalb Beschreibung, Kausalannahme, Bewertung und Steuerungsfolge. Pruefungsfragen sollen Begriffe, Anwendung und rote Linien verbinden. So wird aus dem Thema kein isoliertes Kapitel, sondern ein pruefbarer Baustein der WÖk-Architektur.</w:t>
-      </w:r>
-    </w:p>
-    <w:p>
-      <w:r>
-        <w:t>Transfer in Organisationen. Fuer Die Wirkungsökonomie als neue Steuerungslogik bedeutet WÖk-Begriffe im Alltag nur tragen, wenn sie in Routinen uebersetzt werden, dass die Analyse nicht bei einer Aktivitaet, einem guten Willen oder einer Kennzahl stehen bleiben darf. Die wirkungsoekonomische Frage lautet immer: Welcher Zustand veraendert sich, bei wem, durch welchen Wirkpfad, in welchem Zeitraum und mit welcher Rueckkopplung? Gerade in Grundstudium Wirkungsökonomie ist diese Unterscheidung entscheidend, weil Lernende spaeter nicht nur Begriffe wiedergeben, sondern Entscheidungssituationen pruefen muessen. Der haeufige Fehler besteht darin, die Verantwortung an eine Nachhaltigkeitsabteilung auszulagern. Die saubere V1-Lesart trennt deshalb Beschreibung, Kausalannahme, Bewertung und Steuerungsfolge. Strategie, Einkauf, Kommunikation, Controlling und Fuehrung muessen denselben Wirkungsbegriff verwenden. So wird aus dem Thema kein isoliertes Kapitel, sondern ein pruefbarer Baustein der WÖk-Architektur.</w:t>
-      </w:r>
-    </w:p>
-    <w:p>
-      <w:r>
-        <w:t>Rueckfluss in den Korpus. Fuer Die Wirkungsökonomie als neue Steuerungslogik bedeutet jedes Studienskript den Gesamtbestand schaerfen kann, dass die Analyse nicht bei einer Aktivitaet, einem guten Willen oder einer Kennzahl stehen bleiben darf. Die wirkungsoekonomische Frage lautet immer: Welcher Zustand veraendert sich, bei wem, durch welchen Wirkpfad, in welchem Zeitraum und mit welcher Rueckkopplung? Gerade in Grundstudium Wirkungsökonomie ist diese Unterscheidung entscheidend, weil Lernende spaeter nicht nur Begriffe wiedergeben, sondern Entscheidungssituationen pruefen muessen. Der haeufige Fehler besteht darin, neue Einsichten nur lokal im Skript zu belassen. Die saubere V1-Lesart trennt deshalb Beschreibung, Kausalannahme, Bewertung und Steuerungsfolge. Glossar, Website, Journal, Dossiers und Visuals sollen aus der Skriptarbeit lernen. So wird aus dem Thema kein isoliertes Kapitel, sondern ein pruefbarer Baustein der WÖk-Architektur.</w:t>
-      </w:r>
-    </w:p>
-    <w:p>
-      <w:r>
-        <w:t>Fallfenster zur Anwendung. Ein Kommunikationsbericht nennt viele Aktivitaeten, Reichweiten und Rueckmeldungen. Die V1-Pruefung fragt, ob daraus eine belastbare Wirkungsaussage folgt. Wenn nur Kontakte, Klicks oder Zustimmung vorliegen, bleibt die Aussage im Bereich Wirkungspotenzial oder Resonanz, nicht im Bereich nachgewiesener Wirkung. Bezogen auf Die Wirkungsökonomie als neue Steuerungslogik heisst das: Die Analyse muss das konkrete Thema ernst nehmen und zugleich den allgemeinen WÖk-Massstab halten. Es geht nicht darum, die Welt in gute und schlechte Akteure einzuteilen. Es geht darum, Wirkpfade, Wirkungsempfaenger, Datenqualitaet, Risiken und Rueckkopplung so zu beschreiben, dass bessere Entscheidungen moeglich werden.</w:t>
+        <w:t>Pruefungsnahe Lesart. Aus Quelltext und fachliche Grundlegung laesst sich eine gute Transferfrage ableiten: Welche Entscheidung waere falsch, wenn dieser Abschnitt missverstanden wird? Fuer Die Wirkungsökonomie als neue Steuerungslogik lautet die Antwort meist nicht einfach "mehr Wirkung", sondern genauer: bessere Unterscheidung, sauberere Daten, klarere Schutzlinie und rueckgekoppelte Steuerung. Profile, Zielkonflikte und offene Punkte werden nebeneinander gefuehrt. Wer das im Fall anwenden kann, hat den Kern der Vorlesung verstanden; wer nur Definitionen wiederholt, bleibt unter dem Anspruch der Akademie.</w:t>
+      </w:r>
+    </w:p>
+    <w:p>
+      <w:r>
+        <w:t>Fallfenster zur Anwendung. Eine Fuehrungsentscheidung erzeugt zugleich Nutzen und Risiken. Die WÖk behandelt Ambivalenz nicht als Stoerung, sondern als Kern der Analyse. Positive Netto-Wirkung darf erst behauptet werden, wenn zentrale negative Wirkungen getrennt geprueft und rote Linien gewahrt sind. Bezogen auf Die Wirkungsökonomie als neue Steuerungslogik heisst das: Die Analyse muss das konkrete Thema ernst nehmen und zugleich den allgemeinen WÖk-Massstab halten. Es geht nicht darum, Akteure moralisch zu sortieren. Es geht darum, Wirkpfade, Wirkungsempfaenger, Datenqualitaet, Risiken und Rueckkopplung so zu beschreiben, dass bessere Entscheidungen moeglich werden.</w:t>
+      </w:r>
+    </w:p>
+    <w:p>
+      <w:r>
+        <w:t>Nichtkompensation. Der Abschnitt Von der Idee zur Steuerung ist in V03 kein Zusatzwissen, sondern ein Pruefstein fuer die Grundfrage des Skripts: Was veraendert sich, bei wem, wodurch und mit welcher Rueckkopplung? Fuer Die Wirkungsökonomie als neue Steuerungslogik wird daran sichtbar, dass schwere zentrale Schaeden nicht durch beliebige positive Einzelwerte neutralisiert werden duerfen. Die fachliche Grenze liegt dort, wo Lernende eine Durchschnittslogik als moralische Entlastung verwenden. Die saubere Lesart trennt deshalb Beobachtung, Kausalannahme, Bewertung und Steuerungsfolge. In der Anwendung sollte daraus mindestens eine konkrete Begriff, Wirkpfad, Fallbewertung, rote Linie oder Rueckkopplung abgeleitet werden; sonst bleibt das Wissen erklaerend, aber nicht steuerungsfaehig.</w:t>
+      </w:r>
+    </w:p>
+    <w:p>
+      <w:r>
+        <w:t>Anwendung auf Was Steuerung überhaupt heißt. In einer Fallanalyse beginnt dieser Punkt nicht mit einer Meinung, sondern mit einer belastbaren Beschreibung. Wer V03 pruefungsnah liest, fragt zuerst nach Wirkungsempfaengern, Wirkraum, Zeitraum und Datenquelle. Erst danach folgt die Bewertung im Referenzrahmen Mensch, Planet, Demokratie, SDGs, Agenda 2030 und SDG+. Jeder Analyseblock fragt nach der Routine, die nach der Bewertung angepasst wird. Der typische Kurzschluss waere, Reporting als Abschluss behandeln. Genau dagegen setzt die WÖk die Pflicht, Wirkungspotenzial, Wirkungsrisiko und positive Netto-Wirkung begrifflich getrennt zu halten.</w:t>
+      </w:r>
+    </w:p>
+    <w:p>
+      <w:r>
+        <w:t>Evidenzregel. Der Regelkreis der Wirkungsökonomie darf im Skript nicht als dekorativer Begriff stehen bleiben. Der Abschnitt traegt nur dann, wenn er eine pruefbare Aussage erlaubt: Welche Quelle stuetzt die Annahme, welche Unsicherheit bleibt offen und welche Gegenbeobachtung wuerde die Bewertung veraendern? Fuer Die Wirkungsökonomie als neue Steuerungslogik heisst das, dass Wirkungsbewertung Verfahren, Rechte, Transparenz und Korrektur braucht. Die Studierenden sollen nicht lernen, einen Score nachzusprechen. Sie sollen erkennen, wann ein Score klaert, wann er verdeckt und wann eine rote Linie die Durchschnittslogik stoppt.</w:t>
+      </w:r>
+    </w:p>
+    <w:p>
+      <w:r>
+        <w:t>Fallfenster zur Anwendung. Ein Controlling-Team moechte einen Score bilden. Das Skript verlangt, dass Datenqualitaet, Systemgrenzen, Gewichtung, Unsicherheit und Nichtkompensation sichtbar bleiben. Ein Score darf die Diskussion nicht beenden, sondern muss bessere Fragen, Priorisierung und Rueckkopplung ermoeglichen. Bezogen auf Die Wirkungsökonomie als neue Steuerungslogik heisst das: Die Analyse muss das konkrete Thema ernst nehmen und zugleich den allgemeinen WÖk-Massstab halten. Es geht nicht darum, Akteure moralisch zu sortieren. Es geht darum, Wirkpfade, Wirkungsempfaenger, Datenqualitaet, Risiken und Rueckkopplung so zu beschreiben, dass bessere Entscheidungen moeglich werden.</w:t>
+      </w:r>
+    </w:p>
+    <w:p>
+      <w:r>
+        <w:t>Transfer in Grundstudium Wirkungsökonomie. Wirkung sichtbar machen verbindet die inhaltliche Deutung mit der spaeteren Praxis. Eine Organisation kann zu Die Wirkungsökonomie als neue Steuerungslogik sehr ueberzeugend kommunizieren und trotzdem an einen plausiblen Gedanken schon fuer Wirkung zu halten, obwohl Empfaenger, Zustand, Zeitbezug und Quelle fehlen scheitern. Darum muss die V1-Fassung immer auch nach Governance fragen: Wer erhebt Daten, wer bewertet sie, wer traegt die Folgen, wer kann widersprechen und wann wird eine Entscheidung korrigiert? Pruefungsfragen verbinden Begriff, Anwendung, Evidenz und rote Linie. So wird aus einem Lehrkapitel eine verantwortbare Arbeitsroutine.</w:t>
       </w:r>
     </w:p>
     <w:p>
       <w:r>
         <w:t>Pruefungsnahe Transferfrage. Formuliere zu V03 eine Wirkungsaussage in drei Saetzen: Erstens den beobachteten oder plausiblen Zustand, zweitens die Daten- oder Quellenlage, drittens die offene Unsicherheit samt Rueckkopplung. Die Antwort muss ohne moralische Personenbewertung auskommen und darf Reichweite nicht mit Wirkung verwechseln.</w:t>
+      </w:r>
+    </w:p>
+    <w:p>
+      <w:r>
+        <w:t>Grenze gegen Scheingenauigkeit. Gerade bei Wirkung bewerten ist Praezision wichtiger als grosse Begriffe. Eine Wirkungsaussage bleibt schwach, wenn sie nur Aktivitaet, Reichweite, Absicht oder Image beschreibt. Stark wird sie erst, wenn sie die Zustandsveraenderung und ihre Bedingungen offenlegt. In V03 ist deshalb entscheidend, WÖk-Begriffe im Alltag nur tragen, wenn sie in Routinen uebersetzt werden. Die Fehlerlinie verlaeuft nicht zwischen Optimismus und Pessimismus, sondern zwischen offengelegter Unsicherheit und rhetorischer Sicherheit ohne Pruefpfad.</w:t>
+      </w:r>
+    </w:p>
+    <w:p>
+      <w:r>
+        <w:t>Pruefungsnahe Lesart. Aus Wirkung belohnen laesst sich eine gute Transferfrage ableiten: Welche Entscheidung waere falsch, wenn dieser Abschnitt missverstanden wird? Fuer Die Wirkungsökonomie als neue Steuerungslogik lautet die Antwort meist nicht einfach "mehr Wirkung", sondern genauer: bessere Unterscheidung, sauberere Daten, klarere Schutzlinie und rueckgekoppelte Steuerung. Gute Kommunikation unterscheidet Befund, Annahme und normative Bewertung. Wer das im Fall anwenden kann, hat den Kern der Vorlesung verstanden; wer nur Definitionen wiederholt, bleibt unter dem Anspruch der Akademie.</w:t>
+      </w:r>
+    </w:p>
+    <w:p>
+      <w:r>
+        <w:t>Fallfenster zur Anwendung. Ein Kommunikationsbericht nennt viele Aktivitaeten, Reichweiten und Rueckmeldungen. Die V1-Pruefung fragt, ob daraus eine belastbare Wirkungsaussage folgt. Wenn nur Kontakte, Klicks oder Zustimmung vorliegen, bleibt die Aussage im Bereich Wirkungspotenzial oder Resonanz, nicht im Bereich nachgewiesener Wirkung. Bezogen auf Die Wirkungsökonomie als neue Steuerungslogik heisst das: Die Analyse muss das konkrete Thema ernst nehmen und zugleich den allgemeinen WÖk-Massstab halten. Es geht nicht darum, Akteure moralisch zu sortieren. Es geht darum, Wirkpfade, Wirkungsempfaenger, Datenqualitaet, Risiken und Rueckkopplung so zu beschreiben, dass bessere Entscheidungen moeglich werden.</w:t>
+      </w:r>
+    </w:p>
+    <w:p>
+      <w:r>
+        <w:t>Systemgrenze. Der Abschnitt Ein durchgehendes Beispiel ist in V03 kein Zusatzwissen, sondern ein Pruefstein fuer die Grundfrage des Skripts: Was veraendert sich, bei wem, wodurch und mit welcher Rueckkopplung? Fuer Die Wirkungsökonomie als neue Steuerungslogik wird daran sichtbar, dass jede Wirkungsaussage eine Grenze zieht und diese Grenze begruenden muss. Die fachliche Grenze liegt dort, wo Lernende nur den bequemen Ausschnitt betrachten. Die saubere Lesart trennt deshalb Beobachtung, Kausalannahme, Bewertung und Steuerungsfolge. In der Anwendung sollte daraus mindestens eine konkrete Begriff, Wirkpfad, Fallbewertung, rote Linie oder Rueckkopplung abgeleitet werden; sonst bleibt das Wissen erklaerend, aber nicht steuerungsfaehig.</w:t>
+      </w:r>
+    </w:p>
+    <w:p>
+      <w:r>
+        <w:t>Anwendung auf Selbstlernend statt starr. In einer Fallanalyse beginnt dieser Punkt nicht mit einer Meinung, sondern mit einer belastbaren Beschreibung. Wer V03 pruefungsnah liest, fragt zuerst nach Wirkungsempfaengern, Wirkraum, Zeitraum und Datenquelle. Erst danach folgt die Bewertung im Referenzrahmen Mensch, Planet, Demokratie, SDGs, Agenda 2030 und SDG+. Szenarien pruefen Sofortwirkung, Folgewirkung und Reversibilitaet getrennt. Der typische Kurzschluss waere, Momentnutzen als dauerhafte positive Netto-Wirkung verkaufen. Genau dagegen setzt die WÖk die Pflicht, Wirkungspotenzial, Wirkungsrisiko und positive Netto-Wirkung begrifflich getrennt zu halten.</w:t>
+      </w:r>
+    </w:p>
+    <w:p>
+      <w:r>
+        <w:t>Evidenzregel. Was diese Logik nicht ist darf im Skript nicht als dekorativer Begriff stehen bleiben. Der Abschnitt traegt nur dann, wenn er eine pruefbare Aussage erlaubt: Welche Quelle stuetzt die Annahme, welche Unsicherheit bleibt offen und welche Gegenbeobachtung wuerde die Bewertung veraendern? Fuer Die Wirkungsökonomie als neue Steuerungslogik heisst das, dass Wirkung nicht am Sender, sondern an veraenderten Zustanden der Empfaenger geprueft wird. Die Studierenden sollen nicht lernen, einen Score nachzusprechen. Sie sollen erkennen, wann ein Score klaert, wann er verdeckt und wann eine rote Linie die Durchschnittslogik stoppt.</w:t>
+      </w:r>
+    </w:p>
+    <w:p>
+      <w:r>
+        <w:t>Fallfenster zur Anwendung. Eine Organisation plant eine Massnahme und formuliert dazu eine positive Absicht. In der WÖk reicht das nicht. Fuer diese Vorlesung muss sichtbar werden, welche Zustandsveraenderung erwartet wird, welche Empfaenger direkt oder indirekt betroffen sind, welche Nebenwirkungen entstehen koennen und welche Entscheidung spaeter korrigiert wird. Bezogen auf Die Wirkungsökonomie als neue Steuerungslogik heisst das: Die Analyse muss das konkrete Thema ernst nehmen und zugleich den allgemeinen WÖk-Massstab halten. Es geht nicht darum, Akteure moralisch zu sortieren. Es geht darum, Wirkpfade, Wirkungsempfaenger, Datenqualitaet, Risiken und Rueckkopplung so zu beschreiben, dass bessere Entscheidungen moeglich werden.</w:t>
+      </w:r>
+    </w:p>
+    <w:p>
+      <w:r>
+        <w:t>Pruefungsnahe Transferfrage. Formuliere zu V03 eine Wirkungsaussage in drei Saetzen: Erstens den beobachteten oder plausiblen Zustand, zweitens die Daten- oder Quellenlage, drittens die offene Unsicherheit samt Rueckkopplung. Die Antwort muss ohne moralische Personenbewertung auskommen und darf Reichweite nicht mit Wirkung verwechseln.</w:t>
+      </w:r>
+    </w:p>
+    <w:p>
+      <w:r>
+        <w:t>Transfer in Grundstudium Wirkungsökonomie. Was du aus dieser Vorlesung mitnimmst verbindet die inhaltliche Deutung mit der spaeteren Praxis. Eine Organisation kann zu Die Wirkungsökonomie als neue Steuerungslogik sehr ueberzeugend kommunizieren und trotzdem an einen plausiblen Gedanken schon fuer Wirkung zu halten, obwohl Empfaenger, Zustand, Zeitbezug und Quelle fehlen scheitern. Darum muss die V1-Fassung immer auch nach Governance fragen: Wer erhebt Daten, wer bewertet sie, wer traegt die Folgen, wer kann widersprechen und wann wird eine Entscheidung korrigiert? Jede Schlussfolgerung endet mit Entscheidung, Verantwortlichkeit und Termin fuer Rueckpruefung. So wird aus einem Lehrkapitel eine verantwortbare Arbeitsroutine.</w:t>
+      </w:r>
+    </w:p>
+    <w:p>
+      <w:r>
+        <w:t>Grenze gegen Scheingenauigkeit. Gerade bei Wirkungsökonomische Vertiefung ist Praezision wichtiger als grosse Begriffe. Eine Wirkungsaussage bleibt schwach, wenn sie nur Aktivitaet, Reichweite, Absicht oder Image beschreibt. Stark wird sie erst, wenn sie die Zustandsveraenderung und ihre Bedingungen offenlegt. In V03 ist deshalb entscheidend, WÖk-Aussagen mit bestehenden Begriffen, Studien, Standards und Rechtsrahmen in Beziehung stehen muessen. Die Fehlerlinie verlaeuft nicht zwischen Optimismus und Pessimismus, sondern zwischen offengelegter Unsicherheit und rhetorischer Sicherheit ohne Pruefpfad.</w:t>
+      </w:r>
+    </w:p>
+    <w:p>
+      <w:r>
+        <w:t>Pruefungsnahe Lesart. Aus Prüfungsrelevanz laesst sich eine gute Transferfrage ableiten: Welche Entscheidung waere falsch, wenn dieser Abschnitt missverstanden wird? Fuer Die Wirkungsökonomie als neue Steuerungslogik lautet die Antwort meist nicht einfach "mehr Wirkung", sondern genauer: bessere Unterscheidung, sauberere Daten, klarere Schutzlinie und rueckgekoppelte Steuerung. Die Analyse markiert Stoppsignale vor jeder Portfolio- oder Score-Debatte. Wer das im Fall anwenden kann, hat den Kern der Vorlesung verstanden; wer nur Definitionen wiederholt, bleibt unter dem Anspruch der Akademie.</w:t>
+      </w:r>
+    </w:p>
+    <w:p>
+      <w:r>
+        <w:t>Fallfenster zur Anwendung. Eine Fuehrungsentscheidung erzeugt zugleich Nutzen und Risiken. Die WÖk behandelt Ambivalenz nicht als Stoerung, sondern als Kern der Analyse. Positive Netto-Wirkung darf erst behauptet werden, wenn zentrale negative Wirkungen getrennt geprueft und rote Linien gewahrt sind. Bezogen auf Die Wirkungsökonomie als neue Steuerungslogik heisst das: Die Analyse muss das konkrete Thema ernst nehmen und zugleich den allgemeinen WÖk-Massstab halten. Es geht nicht darum, Akteure moralisch zu sortieren. Es geht darum, Wirkpfade, Wirkungsempfaenger, Datenqualitaet, Risiken und Rueckkopplung so zu beschreiben, dass bessere Entscheidungen moeglich werden.</w:t>
       </w:r>
     </w:p>
     <w:p>
@@ -2970,42 +3214,22 @@
         <w:pStyle w:val="Heading3"/>
       </w:pPr>
       <w:r>
-        <w:t>Vertiefungsrunde 4: Lesen, pruefen, rueckkoppeln</w:t>
-      </w:r>
-    </w:p>
-    <w:p>
-      <w:r>
-        <w:t>Die folgende Runde verdichtet V03 nicht durch neue Schlagworte, sondern durch wiederholte Anwendung auf unterschiedliche Entscheidungsebenen. Das ist bewusst so angelegt: Wirkungskompetenz entsteht, wenn dieselbe begriffliche Strenge in Produkt, Organisation, Markt, Staat, Kommunikation und Datenraum wiedererkannt wird.</w:t>
-      </w:r>
-    </w:p>
-    <w:p>
-      <w:r>
-        <w:t>Begriffliche Schaerfung. Fuer Die Wirkungsökonomie als neue Steuerungslogik bedeutet praezise Sprache die erste Sicherung gegen Impact-Washing ist, dass die Analyse nicht bei einer Aktivitaet, einem guten Willen oder einer Kennzahl stehen bleiben darf. Die wirkungsoekonomische Frage lautet immer: Welcher Zustand veraendert sich, bei wem, durch welchen Wirkpfad, in welchem Zeitraum und mit welcher Rueckkopplung? Gerade in Grundstudium Wirkungsökonomie ist diese Unterscheidung entscheidend, weil Lernende spaeter nicht nur Begriffe wiedergeben, sondern Entscheidungssituationen pruefen muessen. Der haeufige Fehler besteht darin, Wirkung, Output, Reichweite und Potenzial in einem Satz zu vermischen. Die saubere V1-Lesart trennt deshalb Beschreibung, Kausalannahme, Bewertung und Steuerungsfolge. In der Praxis sollte jede Wirkungsaussage als kurze Viererprobe formuliert werden: Zustand, Betroffene, Quelle, offene Unsicherheit. So wird aus dem Thema kein isoliertes Kapitel, sondern ein pruefbarer Baustein der WÖk-Architektur.</w:t>
-      </w:r>
-    </w:p>
-    <w:p>
-      <w:r>
-        <w:t>Wirkpfad-Logik. Fuer Die Wirkungsökonomie als neue Steuerungslogik bedeutet ein Thema erst dann steuerbar wird, wenn der Mechanismus zwischen Ausloeser und Zustandsveraenderung beschrieben ist, dass die Analyse nicht bei einer Aktivitaet, einem guten Willen oder einer Kennzahl stehen bleiben darf. Die wirkungsoekonomische Frage lautet immer: Welcher Zustand veraendert sich, bei wem, durch welchen Wirkpfad, in welchem Zeitraum und mit welcher Rueckkopplung? Gerade in Grundstudium Wirkungsökonomie ist diese Unterscheidung entscheidend, weil Lernende spaeter nicht nur Begriffe wiedergeben, sondern Entscheidungssituationen pruefen muessen. Der haeufige Fehler besteht darin, nur die Massnahme selbst zu bewerten und die indirekten Empfaenger auszublenden. Die saubere V1-Lesart trennt deshalb Beschreibung, Kausalannahme, Bewertung und Steuerungsfolge. Eine gute Fallanalyse zeichnet mindestens einen direkten und einen indirekten Wirkpfad nach. So wird aus dem Thema kein isoliertes Kapitel, sondern ein pruefbarer Baustein der WÖk-Architektur.</w:t>
-      </w:r>
-    </w:p>
-    <w:p>
-      <w:r>
-        <w:t>Daten- und Quellenklarheit. Fuer Die Wirkungsökonomie als neue Steuerungslogik bedeutet jede Bewertung nur so belastbar ist wie Datenlage, Quellenstatus und Aktualitaet, dass die Analyse nicht bei einer Aktivitaet, einem guten Willen oder einer Kennzahl stehen bleiben darf. Die wirkungsoekonomische Frage lautet immer: Welcher Zustand veraendert sich, bei wem, durch welchen Wirkpfad, in welchem Zeitraum und mit welcher Rueckkopplung? Gerade in Grundstudium Wirkungsökonomie ist diese Unterscheidung entscheidend, weil Lernende spaeter nicht nur Begriffe wiedergeben, sondern Entscheidungssituationen pruefen muessen. Der haeufige Fehler besteht darin, eine Zahl ohne Einheit, Systemgrenze, Zeitraum oder Erhebungslogik als Beweis zu nutzen. Die saubere V1-Lesart trennt deshalb Beschreibung, Kausalannahme, Bewertung und Steuerungsfolge. Die Lernenden sollen Daten nicht dekorativ zitieren, sondern ihre Aussagekraft, Luecken und Grenzen offenlegen. So wird aus dem Thema kein isoliertes Kapitel, sondern ein pruefbarer Baustein der WÖk-Architektur.</w:t>
-      </w:r>
-    </w:p>
-    <w:p>
-      <w:r>
-        <w:t>Fallfenster zur Anwendung. Eine Organisation plant eine Massnahme und formuliert dazu eine positive Absicht. In der WÖk reicht das nicht. Fuer diese Vorlesung muss sichtbar werden, welche Zustandsveraenderung erwartet wird, welche Empfaenger direkt oder indirekt betroffen sind, welche Nebenwirkungen entstehen koennen und welche Entscheidung spaeter korrigiert wird. Bezogen auf Die Wirkungsökonomie als neue Steuerungslogik heisst das: Die Analyse muss das konkrete Thema ernst nehmen und zugleich den allgemeinen WÖk-Massstab halten. Es geht nicht darum, die Welt in gute und schlechte Akteure einzuteilen. Es geht darum, Wirkpfade, Wirkungsempfaenger, Datenqualitaet, Risiken und Rueckkopplung so zu beschreiben, dass bessere Entscheidungen moeglich werden.</w:t>
-      </w:r>
-    </w:p>
-    <w:p>
-      <w:r>
-        <w:t>Ambivalenz. Fuer Die Wirkungsökonomie als neue Steuerungslogik bedeutet positive und negative Zustandsveraenderungen gleichzeitig auftreten koennen, dass die Analyse nicht bei einer Aktivitaet, einem guten Willen oder einer Kennzahl stehen bleiben darf. Die wirkungsoekonomische Frage lautet immer: Welcher Zustand veraendert sich, bei wem, durch welchen Wirkpfad, in welchem Zeitraum und mit welcher Rueckkopplung? Gerade in Grundstudium Wirkungsökonomie ist diese Unterscheidung entscheidend, weil Lernende spaeter nicht nur Begriffe wiedergeben, sondern Entscheidungssituationen pruefen muessen. Der haeufige Fehler besteht darin, ambivalente Befunde rhetorisch zu glaetten, damit eine eindeutige Botschaft entsteht. Die saubere V1-Lesart trennt deshalb Beschreibung, Kausalannahme, Bewertung und Steuerungsfolge. Ein gutes Skript fuehrt deshalb Profile, Zielkonflikte und offene Punkte nebeneinander. So wird aus dem Thema kein isoliertes Kapitel, sondern ein pruefbarer Baustein der WÖk-Architektur.</w:t>
-      </w:r>
-    </w:p>
-    <w:p>
-      <w:r>
-        <w:t>Nichtkompensation. Fuer Die Wirkungsökonomie als neue Steuerungslogik bedeutet schwere zentrale Schaeden nicht durch beliebige positive Einzelwerte neutralisiert werden duerfen, dass die Analyse nicht bei einer Aktivitaet, einem guten Willen oder einer Kennzahl stehen bleiben darf. Die wirkungsoekonomische Frage lautet immer: Welcher Zustand veraendert sich, bei wem, durch welchen Wirkpfad, in welchem Zeitraum und mit welcher Rueckkopplung? Gerade in Grundstudium Wirkungsökonomie ist diese Unterscheidung entscheidend, weil Lernende spaeter nicht nur Begriffe wiedergeben, sondern Entscheidungssituationen pruefen muessen. Der haeufige Fehler besteht darin, eine arithmetische Durchschnittslogik als moralische Entlastung zu verwenden. Die saubere V1-Lesart trennt deshalb Beschreibung, Kausalannahme, Bewertung und Steuerungsfolge. Reverse Merit Order und rote Linien sind Schutzregeln gegen Schoenrechnung. So wird aus dem Thema kein isoliertes Kapitel, sondern ein pruefbarer Baustein der WÖk-Architektur.</w:t>
+        <w:t>Abschlusskommentar 4: Lesen, pruefen, rueckkoppeln</w:t>
+      </w:r>
+    </w:p>
+    <w:p>
+      <w:r>
+        <w:t>Die folgende Verdichtung fuehrt die vorhandenen Kapitel nicht als Wiederholung, sondern als Anwendung zusammen. Wirkungskompetenz entsteht, wenn dieselbe begriffliche Strenge in Fallanalyse, Datenarbeit, Kommunikation, Governance und Entscheidungspraxis wiedererkannt wird.</w:t>
+      </w:r>
+    </w:p>
+    <w:p>
+      <w:r>
+        <w:t>Begriffliche Schaerfung. Der Abschnitt Lernziele ist in V03 kein Zusatzwissen, sondern ein Pruefstein fuer die Grundfrage des Skripts: Was veraendert sich, bei wem, wodurch und mit welcher Rueckkopplung? Fuer Die Wirkungsökonomie als neue Steuerungslogik wird daran sichtbar, dass praezise Sprache die erste Sicherung gegen Impact-Washing bildet. Die fachliche Grenze liegt dort, wo Lernende Output, Reichweite, Absicht und Wirkung in einem Satz vermischen. Die saubere Lesart trennt deshalb Beobachtung, Kausalannahme, Bewertung und Steuerungsfolge. In der Anwendung sollte daraus mindestens eine konkrete Begriff, Wirkpfad, Fallbewertung, rote Linie oder Rueckkopplung abgeleitet werden; sonst bleibt das Wissen erklaerend, aber nicht steuerungsfaehig.</w:t>
+      </w:r>
+    </w:p>
+    <w:p>
+      <w:r>
+        <w:t>Anwendung auf Einleitung / Wirkungsfrage. In einer Fallanalyse beginnt dieser Punkt nicht mit einer Meinung, sondern mit einer belastbaren Beschreibung. Wer V03 pruefungsnah liest, fragt zuerst nach Wirkungsempfaengern, Wirkraum, Zeitraum und Datenquelle. Erst danach folgt die Bewertung im Referenzrahmen Mensch, Planet, Demokratie, SDGs, Agenda 2030 und SDG+. Mindestens ein direkter und ein indirekter Wirkpfad muessen nachvollziehbar sein. Der typische Kurzschluss waere, nur die Massnahme selbst bewerten und indirekte Empfaenger ausblenden. Genau dagegen setzt die WÖk die Pflicht, Wirkungspotenzial, Wirkungsrisiko und positive Netto-Wirkung begrifflich getrennt zu halten.</w:t>
       </w:r>
     </w:p>
     <w:p>
@@ -3015,42 +3239,17 @@
     </w:p>
     <w:p>
       <w:r>
-        <w:t>Rueckkopplung. Fuer Die Wirkungsökonomie als neue Steuerungslogik bedeutet Wirkungswissen erst dann wertvoll wird, wenn es Entscheidungen veraendert, dass die Analyse nicht bei einer Aktivitaet, einem guten Willen oder einer Kennzahl stehen bleiben darf. Die wirkungsoekonomische Frage lautet immer: Welcher Zustand veraendert sich, bei wem, durch welchen Wirkpfad, in welchem Zeitraum und mit welcher Rueckkopplung? Gerade in Grundstudium Wirkungsökonomie ist diese Unterscheidung entscheidend, weil Lernende spaeter nicht nur Begriffe wiedergeben, sondern Entscheidungssituationen pruefen muessen. Der haeufige Fehler besteht darin, einen Bericht als Endpunkt zu betrachten. Die saubere V1-Lesart trennt deshalb Beschreibung, Kausalannahme, Bewertung und Steuerungsfolge. Jeder Analyseblock sollte fragen, welche Routine, welcher Prozess oder welche Ressource nach der Bewertung angepasst wird. So wird aus dem Thema kein isoliertes Kapitel, sondern ein pruefbarer Baustein der WÖk-Architektur.</w:t>
-      </w:r>
-    </w:p>
-    <w:p>
-      <w:r>
-        <w:t>Fallfenster zur Anwendung. Eine Fuehrungsentscheidung erzeugt zugleich Nutzen und Risiken. Die WÖk behandelt Ambivalenz nicht als Stoerung, sondern als Kern der Analyse. Positive Netto-Wirkung darf erst behauptet werden, wenn zentrale negative Wirkungen getrennt geprueft und rote Linien gewahrt sind. Bezogen auf Die Wirkungsökonomie als neue Steuerungslogik heisst das: Die Analyse muss das konkrete Thema ernst nehmen und zugleich den allgemeinen WÖk-Massstab halten. Es geht nicht darum, die Welt in gute und schlechte Akteure einzuteilen. Es geht darum, Wirkpfade, Wirkungsempfaenger, Datenqualitaet, Risiken und Rueckkopplung so zu beschreiben, dass bessere Entscheidungen moeglich werden.</w:t>
-      </w:r>
-    </w:p>
-    <w:p>
-      <w:r>
-        <w:t>Governance. Fuer Die Wirkungsökonomie als neue Steuerungslogik bedeutet Wirkungsbewertung Verfahren, Rechte, Transparenz und Korrektur braucht, dass die Analyse nicht bei einer Aktivitaet, einem guten Willen oder einer Kennzahl stehen bleiben darf. Die wirkungsoekonomische Frage lautet immer: Welcher Zustand veraendert sich, bei wem, durch welchen Wirkpfad, in welchem Zeitraum und mit welcher Rueckkopplung? Gerade in Grundstudium Wirkungsökonomie ist diese Unterscheidung entscheidend, weil Lernende spaeter nicht nur Begriffe wiedergeben, sondern Entscheidungssituationen pruefen muessen. Der haeufige Fehler besteht darin, Bewertung als technokratische Top-down-Setzung zu verstehen. Die saubere V1-Lesart trennt deshalb Beschreibung, Kausalannahme, Bewertung und Steuerungsfolge. Betroffene, Datenhalter, Entscheider und Kontrollinstanzen muessen unterscheidbare Rollen behalten. So wird aus dem Thema kein isoliertes Kapitel, sondern ein pruefbarer Baustein der WÖk-Architektur.</w:t>
-      </w:r>
-    </w:p>
-    <w:p>
-      <w:r>
-        <w:t>Didaktische Pruefbarkeit. Fuer Die Wirkungsökonomie als neue Steuerungslogik bedeutet das Thema in der Akademie nicht nur erklaert, sondern in Falllogik ueberfuehrt werden muss, dass die Analyse nicht bei einer Aktivitaet, einem guten Willen oder einer Kennzahl stehen bleiben darf. Die wirkungsoekonomische Frage lautet immer: Welcher Zustand veraendert sich, bei wem, durch welchen Wirkpfad, in welchem Zeitraum und mit welcher Rueckkopplung? Gerade in Grundstudium Wirkungsökonomie ist diese Unterscheidung entscheidend, weil Lernende spaeter nicht nur Begriffe wiedergeben, sondern Entscheidungssituationen pruefen muessen. Der haeufige Fehler besteht darin, reines Auswendiglernen als Kompetenznachweis zu behandeln. Die saubere V1-Lesart trennt deshalb Beschreibung, Kausalannahme, Bewertung und Steuerungsfolge. Pruefungsfragen sollen Begriffe, Anwendung und rote Linien verbinden. So wird aus dem Thema kein isoliertes Kapitel, sondern ein pruefbarer Baustein der WÖk-Architektur.</w:t>
-      </w:r>
-    </w:p>
-    <w:p>
-      <w:r>
-        <w:t>Transfer in Organisationen. Fuer Die Wirkungsökonomie als neue Steuerungslogik bedeutet WÖk-Begriffe im Alltag nur tragen, wenn sie in Routinen uebersetzt werden, dass die Analyse nicht bei einer Aktivitaet, einem guten Willen oder einer Kennzahl stehen bleiben darf. Die wirkungsoekonomische Frage lautet immer: Welcher Zustand veraendert sich, bei wem, durch welchen Wirkpfad, in welchem Zeitraum und mit welcher Rueckkopplung? Gerade in Grundstudium Wirkungsökonomie ist diese Unterscheidung entscheidend, weil Lernende spaeter nicht nur Begriffe wiedergeben, sondern Entscheidungssituationen pruefen muessen. Der haeufige Fehler besteht darin, die Verantwortung an eine Nachhaltigkeitsabteilung auszulagern. Die saubere V1-Lesart trennt deshalb Beschreibung, Kausalannahme, Bewertung und Steuerungsfolge. Strategie, Einkauf, Kommunikation, Controlling und Fuehrung muessen denselben Wirkungsbegriff verwenden. So wird aus dem Thema kein isoliertes Kapitel, sondern ein pruefbarer Baustein der WÖk-Architektur.</w:t>
-      </w:r>
-    </w:p>
-    <w:p>
-      <w:r>
-        <w:t>Fallfenster zur Anwendung. Ein Controlling-Team moechte einen Score bilden. Das Skript verlangt, dass Datenqualitaet, Systemgrenzen, Gewichtung, Unsicherheit und Nichtkompensation sichtbar bleiben. Ein Score darf die Diskussion nicht beenden, sondern muss bessere Fragen, Priorisierung und Rueckkopplung ermoeglichen. Bezogen auf Die Wirkungsökonomie als neue Steuerungslogik heisst das: Die Analyse muss das konkrete Thema ernst nehmen und zugleich den allgemeinen WÖk-Massstab halten. Es geht nicht darum, die Welt in gute und schlechte Akteure einzuteilen. Es geht darum, Wirkpfade, Wirkungsempfaenger, Datenqualitaet, Risiken und Rueckkopplung so zu beschreiben, dass bessere Entscheidungen moeglich werden.</w:t>
-      </w:r>
-    </w:p>
-    <w:p>
-      <w:r>
-        <w:t>Rueckfluss in den Korpus. Fuer Die Wirkungsökonomie als neue Steuerungslogik bedeutet jedes Studienskript den Gesamtbestand schaerfen kann, dass die Analyse nicht bei einer Aktivitaet, einem guten Willen oder einer Kennzahl stehen bleiben darf. Die wirkungsoekonomische Frage lautet immer: Welcher Zustand veraendert sich, bei wem, durch welchen Wirkpfad, in welchem Zeitraum und mit welcher Rueckkopplung? Gerade in Grundstudium Wirkungsökonomie ist diese Unterscheidung entscheidend, weil Lernende spaeter nicht nur Begriffe wiedergeben, sondern Entscheidungssituationen pruefen muessen. Der haeufige Fehler besteht darin, neue Einsichten nur lokal im Skript zu belassen. Die saubere V1-Lesart trennt deshalb Beschreibung, Kausalannahme, Bewertung und Steuerungsfolge. Glossar, Website, Journal, Dossiers und Visuals sollen aus der Skriptarbeit lernen. So wird aus dem Thema kein isoliertes Kapitel, sondern ein pruefbarer Baustein der WÖk-Architektur.</w:t>
-      </w:r>
-    </w:p>
-    <w:p>
-      <w:r>
-        <w:t>Pruefungsnahe Transferfrage. Formuliere zu V03 eine Wirkungsaussage in drei Saetzen: Erstens den beobachteten oder plausiblen Zustand, zweitens die Daten- oder Quellenlage, drittens die offene Unsicherheit samt Rueckkopplung. Die Antwort muss ohne moralische Personenbewertung auskommen und darf Reichweite nicht mit Wirkung verwechseln.</w:t>
+        <w:t>Evidenzregel. Kernaussage darf im Skript nicht als dekorativer Begriff stehen bleiben. Der Abschnitt traegt nur dann, wenn er eine pruefbare Aussage erlaubt: Welche Quelle stuetzt die Annahme, welche Unsicherheit bleibt offen und welche Gegenbeobachtung wuerde die Bewertung veraendern? Fuer Die Wirkungsökonomie als neue Steuerungslogik heisst das, dass jede Bewertung nur so belastbar ist wie Datenlage, Quellenstatus, Aktualitaet und Systemgrenze. Die Studierenden sollen nicht lernen, einen Score nachzusprechen. Sie sollen erkennen, wann ein Score klaert, wann er verdeckt und wann eine rote Linie die Durchschnittslogik stoppt.</w:t>
+      </w:r>
+    </w:p>
+    <w:p>
+      <w:r>
+        <w:t>Fallfenster zur Anwendung. Ein Controlling-Team moechte einen Score bilden. Das Skript verlangt, dass Datenqualitaet, Systemgrenzen, Gewichtung, Unsicherheit und Nichtkompensation sichtbar bleiben. Ein Score darf die Diskussion nicht beenden, sondern muss bessere Fragen, Priorisierung und Rueckkopplung ermoeglichen. Bezogen auf Die Wirkungsökonomie als neue Steuerungslogik heisst das: Die Analyse muss das konkrete Thema ernst nehmen und zugleich den allgemeinen WÖk-Massstab halten. Es geht nicht darum, Akteure moralisch zu sortieren. Es geht darum, Wirkpfade, Wirkungsempfaenger, Datenqualitaet, Risiken und Rueckkopplung so zu beschreiben, dass bessere Entscheidungen moeglich werden.</w:t>
+      </w:r>
+    </w:p>
+    <w:p>
+      <w:r>
+        <w:t>Transfer in Grundstudium Wirkungsökonomie. Quelltext und fachliche Grundlegung verbindet die inhaltliche Deutung mit der spaeteren Praxis. Eine Organisation kann zu Die Wirkungsökonomie als neue Steuerungslogik sehr ueberzeugend kommunizieren und trotzdem an einen plausiblen Gedanken schon fuer Wirkung zu halten, obwohl Empfaenger, Zustand, Zeitbezug und Quelle fehlen scheitern. Darum muss die V1-Fassung immer auch nach Governance fragen: Wer erhebt Daten, wer bewertet sie, wer traegt die Folgen, wer kann widersprechen und wann wird eine Entscheidung korrigiert? Profile, Zielkonflikte und offene Punkte werden nebeneinander gefuehrt. So wird aus einem Lehrkapitel eine verantwortbare Arbeitsroutine.</w:t>
       </w:r>
     </w:p>
     <w:p>
@@ -3064,110 +3263,6 @@
     <w:p>
       <w:r>
         <w:t>Diese Finalisierung schliesst die Codex-Inhaltsproduktion fuer V03. Offen bleibt nicht der fachliche Kern des Skripts, sondern der naechste Produktionsschritt: Claude setzt daraus die CI/CD-konforme Reader- und PDF-Fassung, prueft Satz, Umbrueche, Medienintegration und Lektorat und markiert erst danach die veroeffentlichte Fassung als freigegeben.</w:t>
-      </w:r>
-    </w:p>
-    <w:p>
-      <w:pPr>
-        <w:pStyle w:val="Heading2"/>
-      </w:pPr>
-      <w:r>
-        <w:t>9. Quellen</w:t>
-      </w:r>
-    </w:p>
-    <w:p>
-      <w:pPr>
-        <w:pStyle w:val="Heading3"/>
-      </w:pPr>
-      <w:r>
-        <w:t>WÖk-Quellen</w:t>
-      </w:r>
-    </w:p>
-    <w:p>
-      <w:pPr>
-        <w:pStyle w:val="ListBullet"/>
-      </w:pPr>
-      <w:r>
-        <w:t>Die neue Ordnung des Wohlstands (https://wirkungsoekonomie.de/buch.html) — aktuelles Grundlagenwerk der Wirkungsökonomie.</w:t>
-      </w:r>
-    </w:p>
-    <w:p>
-      <w:pPr>
-        <w:pStyle w:val="ListBullet"/>
-      </w:pPr>
-      <w:r>
-        <w:t>WÖk-Referenz (https://wirkungsoekonomie.de/referenz/) — öffentliche Kapitel- und Volltextreferenz.</w:t>
-      </w:r>
-    </w:p>
-    <w:p>
-      <w:pPr>
-        <w:pStyle w:val="ListBullet"/>
-      </w:pPr>
-      <w:r>
-        <w:t>Glossar der Wirkungsökonomie (https://wirkungsoekonomie.de/glossar.html) — öffentliche Begriffsdefinitionen und Abgrenzungen.</w:t>
-      </w:r>
-    </w:p>
-    <w:p>
-      <w:pPr>
-        <w:pStyle w:val="ListBullet"/>
-      </w:pPr>
-      <w:r>
-        <w:t>WÖk-Werkzeuge (https://wirkungsoekonomie.de/werkzeuge/) — öffentliche Methoden-, Scorecard- und Controlling-Werkzeuge.</w:t>
-      </w:r>
-    </w:p>
-    <w:p>
-      <w:pPr>
-        <w:pStyle w:val="ListBullet"/>
-      </w:pPr>
-      <w:r>
-        <w:t>WÖk-Journal (https://wirkungsoekonomie.de/blog.html) — Dossiers und Fallanalysen.</w:t>
-      </w:r>
-    </w:p>
-    <w:p>
-      <w:pPr>
-        <w:pStyle w:val="Heading3"/>
-      </w:pPr>
-      <w:r>
-        <w:t>Externe Quellen fuer die V1-Fassung</w:t>
-      </w:r>
-    </w:p>
-    <w:p>
-      <w:pPr>
-        <w:pStyle w:val="ListBullet"/>
-      </w:pPr>
-      <w:r>
-        <w:t>United Nations (2015): Transforming our world: the 2030 Agenda for Sustainable Development (https://sdgs.un.org/2030agenda).</w:t>
-      </w:r>
-    </w:p>
-    <w:p>
-      <w:pPr>
-        <w:pStyle w:val="ListBullet"/>
-      </w:pPr>
-      <w:r>
-        <w:t>European Commission: Corporate sustainability reporting (https://finance.ec.europa.eu/financial-markets/company-reporting-and-auditing/company-reporting/corporate-sustainability-reporting_en), EU taxonomy for sustainable activities (https://finance.ec.europa.eu/sustainable-finance/tools-and-standards/eu-taxonomy-sustainable-activities_en) und Digital Product Passport (https://single-market-economy.ec.europa.eu/news/commission-launches-consultation-digital-product-passport-2025-04-09_en), soweit fuer das Thema einschlaegig.</w:t>
-      </w:r>
-    </w:p>
-    <w:p>
-      <w:pPr>
-        <w:pStyle w:val="ListBullet"/>
-      </w:pPr>
-      <w:r>
-        <w:t>EFRAG: Sustainability reporting und ESRS (https://www.efrag.org/en/sustainability-reporting), soweit fuer das Thema einschlaegig.</w:t>
-      </w:r>
-    </w:p>
-    <w:p>
-      <w:pPr>
-        <w:pStyle w:val="ListBullet"/>
-      </w:pPr>
-      <w:r>
-        <w:t>Global Reporting Initiative: GRI Standards (https://www.globalreporting.org/standards/), soweit fuer Berichts- und Indikatorenfragen einschlaegig.</w:t>
-      </w:r>
-    </w:p>
-    <w:p>
-      <w:pPr>
-        <w:pStyle w:val="ListBullet"/>
-      </w:pPr>
-      <w:r>
-        <w:t>Fachliteratur zu Wirkungslogik, Evaluation, Systemtheorie, Resilienz, Governance, Diffusion, Vertrauen oder Controlling je nach Thema.</w:t>
       </w:r>
     </w:p>
     <w:sectPr>

--- a/docs/studienskripte/word-rohfassungen/woek-g-v03.docx
+++ b/docs/studienskripte/word-rohfassungen/woek-g-v03.docx
@@ -2556,12 +2556,12 @@
     </w:p>
     <w:p>
       <w:r>
-        <w:t>Dieses Skript zu V03 Die Wirkungsökonomie als neue Steuerungslogik ist als Langformtext angelegt: Es soll nicht nur die Vorlesung begleiten, sondern als eigenstaendiges Studienmaterial funktionieren. Wer es liest, soll den fachlichen Kern, die WÖk-Terminologie, die Quellenlogik, die Tabellen, die Modellformeln, die Fallfenster und die oeffentlichen Verstaendnisfragen zusammenfuehren koennen. Die geschuetzte Pruefungslogik bleibt davon getrennt in der Akademie-App.</w:t>
-      </w:r>
-    </w:p>
-    <w:p>
-      <w:r>
-        <w:t>Fuer den Abschluss ist entscheidend, dass Die Wirkungsökonomie als neue Steuerungslogik im Feld Grundstudium Wirkungsökonomie nicht als Einzelthema stehen bleibt. Die Vorlesung traegt zur gemeinsamen Architektur bei: begriffliche Grundlegung, Bewertungsrahmen und gesellschaftliche Einordnung. Daraus folgt eine Lesehaltung, die streng und praktisch zugleich ist. Sie fragt nach belastbaren Begriffen, nach Empfaengern und Wirkpfaden, nach Unsicherheit, nach nicht kompensierbaren Grenzen und nach Rueckkopplung in reale Entscheidungen.</w:t>
+        <w:t>Dieses Skript zu V03 Die Wirkungsökonomie als neue Steuerungslogik ist als Langformtext angelegt. Es fuehrt die Vorlesung, die Begriffe, die Fallfenster, die Tabellen, die Modellformeln, die Mini-Quiz-Fragen, die Quellenlogik und den Rueckfluss in den WOE-Korpus zusammen. Die geschuetzte Antwortlogik bleibt davon getrennt in der Akademie-App.</w:t>
+      </w:r>
+    </w:p>
+    <w:p>
+      <w:r>
+        <w:t>Der Abschluss liest Die Wirkungsökonomie als neue Steuerungslogik im Feld Grundstudium Wirkungsoekonomie. Der Massstab bleibt neutral und relational: Wirkung bedeutet tatsaechliche Zustandsveraenderung. Wirkungspotenzial beschreibt plausible Moeglichkeit. Wirkungsrisiko beschreibt moegliche negative Veraenderung. Wenn eine Zielgroesse gemeint ist, geht es um positive Netto-Wirkung. Genau diese Trennung entscheidet, ob das Skript fachlich traegt.</w:t>
       </w:r>
     </w:p>
     <w:p>
@@ -2569,7 +2569,7 @@
         <w:pStyle w:val="Heading3"/>
       </w:pPr>
       <w:r>
-        <w:t>Abschlussmatrix fuer die Anwendung</w:t>
+        <w:t>Abschlussmatrix</w:t>
       </w:r>
     </w:p>
     <w:tbl>
@@ -2595,7 +2595,7 @@
               <w:rPr>
                 <w:b/>
               </w:rPr>
-              <w:t>Ebene</w:t>
+              <w:t>Pruefebene</w:t>
             </w:r>
           </w:p>
         </w:tc>
@@ -2623,7 +2623,7 @@
               <w:rPr>
                 <w:b/>
               </w:rPr>
-              <w:t>Qualitaetsgrenze</w:t>
+              <w:t>Grenze</w:t>
             </w:r>
           </w:p>
         </w:tc>
@@ -2647,7 +2647,7 @@
           </w:tcPr>
           <w:p>
             <w:r>
-              <w:t>Wirkung, Wirkungspotenzial und Wirkungsrisiko werden im Kontext der Vorlesung getrennt.</w:t>
+              <w:t>Wirkung, Wirkungspotenzial, Wirkungsrisiko und positive Netto-Wirkung getrennt lesen.</w:t>
             </w:r>
           </w:p>
         </w:tc>
@@ -2658,7 +2658,7 @@
           </w:tcPr>
           <w:p>
             <w:r>
-              <w:t>keine Absicht als Wirkung ausgeben</w:t>
+              <w:t>Keine Absicht als Wirkung ausgeben.</w:t>
             </w:r>
           </w:p>
         </w:tc>
@@ -2682,7 +2682,7 @@
           </w:tcPr>
           <w:p>
             <w:r>
-              <w:t>Ausloeser, Mechanismus, Wirkungsempfaenger, Zustand und Rueckkopplung werden sichtbar.</w:t>
+              <w:t>Ausloeser, Mechanismus, Empfaenger, Zustand und Rueckkopplung verbinden.</w:t>
             </w:r>
           </w:p>
         </w:tc>
@@ -2693,7 +2693,7 @@
           </w:tcPr>
           <w:p>
             <w:r>
-              <w:t>keine lineare Erfolgsgeschichte erfinden</w:t>
+              <w:t>Keine lineare Erfolgsgeschichte erfinden.</w:t>
             </w:r>
           </w:p>
         </w:tc>
@@ -2706,7 +2706,7 @@
           </w:tcPr>
           <w:p>
             <w:r>
-              <w:t>Daten</w:t>
+              <w:t>Evidenz</w:t>
             </w:r>
           </w:p>
         </w:tc>
@@ -2717,7 +2717,7 @@
           </w:tcPr>
           <w:p>
             <w:r>
-              <w:t>Quellen, Datenqualitaet, Unsicherheit und Aktualitaet werden benannt.</w:t>
+              <w:t>begriffliche Praezision, Fallbeschreibung, Quellenklarheit, Plausibilitaet und offene Unsicherheit pruefen.</w:t>
             </w:r>
           </w:p>
         </w:tc>
@@ -2728,7 +2728,7 @@
           </w:tcPr>
           <w:p>
             <w:r>
-              <w:t>keine Scheingenauigkeit erzeugen</w:t>
+              <w:t>Keine Scheingenauigkeit erzeugen.</w:t>
             </w:r>
           </w:p>
         </w:tc>
@@ -2752,7 +2752,7 @@
           </w:tcPr>
           <w:p>
             <w:r>
-              <w:t>SDGs, Agenda 2030, SDG+ und WÖk-Schutzlinien bilden den Referenzrahmen.</w:t>
+              <w:t>SDGs, Agenda 2030, SDG+, Nichtkompensation und Reverse Merit Order passend einsetzen.</w:t>
             </w:r>
           </w:p>
         </w:tc>
@@ -2763,7 +2763,7 @@
           </w:tcPr>
           <w:p>
             <w:r>
-              <w:t>keine Durchschnittslogik gegen rote Linien</w:t>
+              <w:t>Keine Durchschnittslogik gegen rote Linien.</w:t>
             </w:r>
           </w:p>
         </w:tc>
@@ -2787,7 +2787,7 @@
           </w:tcPr>
           <w:p>
             <w:r>
-              <w:t>Die Bewertung fuehrt zu Entscheidung, Budget, Prozess, Kommunikation oder Korrektur.</w:t>
+              <w:t>Ergebnis in Begriff, Fallbewertung, Wirkpfad, rote Linie, Quellenbeurteilung oder Rueckkopplungsregel uebersetzen.</w:t>
             </w:r>
           </w:p>
         </w:tc>
@@ -2798,7 +2798,7 @@
           </w:tcPr>
           <w:p>
             <w:r>
-              <w:t>kein Reporting ohne Rueckkopplung</w:t>
+              <w:t>Kein Reporting ohne Rueckkopplung.</w:t>
             </w:r>
           </w:p>
         </w:tc>
@@ -2810,132 +2810,107 @@
         <w:pStyle w:val="Heading3"/>
       </w:pPr>
       <w:r>
-        <w:t>Abschlusskommentar 1: Lesen, pruefen, rueckkoppeln</w:t>
-      </w:r>
-    </w:p>
-    <w:p>
-      <w:r>
-        <w:t>Die folgende Verdichtung fuehrt die vorhandenen Kapitel nicht als Wiederholung, sondern als Anwendung zusammen. Wirkungskompetenz entsteht, wenn dieselbe begriffliche Strenge in Fallanalyse, Datenarbeit, Kommunikation, Governance und Entscheidungspraxis wiedererkannt wird.</w:t>
-      </w:r>
-    </w:p>
-    <w:p>
-      <w:r>
-        <w:t>Begriffliche Schaerfung. Der Abschnitt Lernziele ist in V03 kein Zusatzwissen, sondern ein Pruefstein fuer die Grundfrage des Skripts: Was veraendert sich, bei wem, wodurch und mit welcher Rueckkopplung? Fuer Die Wirkungsökonomie als neue Steuerungslogik wird daran sichtbar, dass praezise Sprache die erste Sicherung gegen Impact-Washing bildet. Die fachliche Grenze liegt dort, wo Lernende Output, Reichweite, Absicht und Wirkung in einem Satz vermischen. Die saubere Lesart trennt deshalb Beobachtung, Kausalannahme, Bewertung und Steuerungsfolge. In der Anwendung sollte daraus mindestens eine konkrete Begriff, Wirkpfad, Fallbewertung, rote Linie oder Rueckkopplung abgeleitet werden; sonst bleibt das Wissen erklaerend, aber nicht steuerungsfaehig.</w:t>
-      </w:r>
-    </w:p>
-    <w:p>
-      <w:r>
-        <w:t>Anwendung auf Einleitung / Wirkungsfrage. In einer Fallanalyse beginnt dieser Punkt nicht mit einer Meinung, sondern mit einer belastbaren Beschreibung. Wer V03 pruefungsnah liest, fragt zuerst nach Wirkungsempfaengern, Wirkraum, Zeitraum und Datenquelle. Erst danach folgt die Bewertung im Referenzrahmen Mensch, Planet, Demokratie, SDGs, Agenda 2030 und SDG+. Mindestens ein direkter und ein indirekter Wirkpfad muessen nachvollziehbar sein. Der typische Kurzschluss waere, nur die Massnahme selbst bewerten und indirekte Empfaenger ausblenden. Genau dagegen setzt die WÖk die Pflicht, Wirkungspotenzial, Wirkungsrisiko und positive Netto-Wirkung begrifflich getrennt zu halten.</w:t>
-      </w:r>
-    </w:p>
-    <w:p>
-      <w:r>
-        <w:t>Evidenzregel. Kernaussage darf im Skript nicht als dekorativer Begriff stehen bleiben. Der Abschnitt traegt nur dann, wenn er eine pruefbare Aussage erlaubt: Welche Quelle stuetzt die Annahme, welche Unsicherheit bleibt offen und welche Gegenbeobachtung wuerde die Bewertung veraendern? Fuer Die Wirkungsökonomie als neue Steuerungslogik heisst das, dass jede Bewertung nur so belastbar ist wie Datenlage, Quellenstatus, Aktualitaet und Systemgrenze. Die Studierenden sollen nicht lernen, einen Score nachzusprechen. Sie sollen erkennen, wann ein Score klaert, wann er verdeckt und wann eine rote Linie die Durchschnittslogik stoppt.</w:t>
-      </w:r>
-    </w:p>
-    <w:p>
-      <w:r>
-        <w:t>Fallfenster zur Anwendung. Ein Controlling-Team moechte einen Score bilden. Das Skript verlangt, dass Datenqualitaet, Systemgrenzen, Gewichtung, Unsicherheit und Nichtkompensation sichtbar bleiben. Ein Score darf die Diskussion nicht beenden, sondern muss bessere Fragen, Priorisierung und Rueckkopplung ermoeglichen. Bezogen auf Die Wirkungsökonomie als neue Steuerungslogik heisst das: Die Analyse muss das konkrete Thema ernst nehmen und zugleich den allgemeinen WÖk-Massstab halten. Es geht nicht darum, Akteure moralisch zu sortieren. Es geht darum, Wirkpfade, Wirkungsempfaenger, Datenqualitaet, Risiken und Rueckkopplung so zu beschreiben, dass bessere Entscheidungen moeglich werden.</w:t>
-      </w:r>
-    </w:p>
-    <w:p>
-      <w:r>
-        <w:t>Transfer in Grundstudium Wirkungsökonomie. Quelltext und fachliche Grundlegung verbindet die inhaltliche Deutung mit der spaeteren Praxis. Eine Organisation kann zu Die Wirkungsökonomie als neue Steuerungslogik sehr ueberzeugend kommunizieren und trotzdem an einen plausiblen Gedanken schon fuer Wirkung zu halten, obwohl Empfaenger, Zustand, Zeitbezug und Quelle fehlen scheitern. Darum muss die V1-Fassung immer auch nach Governance fragen: Wer erhebt Daten, wer bewertet sie, wer traegt die Folgen, wer kann widersprechen und wann wird eine Entscheidung korrigiert? Profile, Zielkonflikte und offene Punkte werden nebeneinander gefuehrt. So wird aus einem Lehrkapitel eine verantwortbare Arbeitsroutine.</w:t>
-      </w:r>
-    </w:p>
-    <w:p>
-      <w:r>
-        <w:t>Grenze gegen Scheingenauigkeit. Gerade bei Von der Idee zur Steuerung ist Praezision wichtiger als grosse Begriffe. Eine Wirkungsaussage bleibt schwach, wenn sie nur Aktivitaet, Reichweite, Absicht oder Image beschreibt. Stark wird sie erst, wenn sie die Zustandsveraenderung und ihre Bedingungen offenlegt. In V03 ist deshalb entscheidend, schwere zentrale Schaeden nicht durch beliebige positive Einzelwerte neutralisiert werden duerfen. Die Fehlerlinie verlaeuft nicht zwischen Optimismus und Pessimismus, sondern zwischen offengelegter Unsicherheit und rhetorischer Sicherheit ohne Pruefpfad.</w:t>
-      </w:r>
-    </w:p>
-    <w:p>
-      <w:r>
-        <w:t>Pruefungsnahe Transferfrage. Formuliere zu V03 eine Wirkungsaussage in drei Saetzen: Erstens den beobachteten oder plausiblen Zustand, zweitens die Daten- oder Quellenlage, drittens die offene Unsicherheit samt Rueckkopplung. Die Antwort muss ohne moralische Personenbewertung auskommen und darf Reichweite nicht mit Wirkung verwechseln.</w:t>
-      </w:r>
-    </w:p>
-    <w:p>
-      <w:r>
-        <w:t>Pruefungsnahe Lesart. Aus Was Steuerung überhaupt heißt laesst sich eine gute Transferfrage ableiten: Welche Entscheidung waere falsch, wenn dieser Abschnitt missverstanden wird? Fuer Die Wirkungsökonomie als neue Steuerungslogik lautet die Antwort meist nicht einfach "mehr Wirkung", sondern genauer: bessere Unterscheidung, sauberere Daten, klarere Schutzlinie und rueckgekoppelte Steuerung. Jeder Analyseblock fragt nach der Routine, die nach der Bewertung angepasst wird. Wer das im Fall anwenden kann, hat den Kern der Vorlesung verstanden; wer nur Definitionen wiederholt, bleibt unter dem Anspruch der Akademie.</w:t>
-      </w:r>
-    </w:p>
-    <w:p>
-      <w:r>
-        <w:t>Fallfenster zur Anwendung. Ein Kommunikationsbericht nennt viele Aktivitaeten, Reichweiten und Rueckmeldungen. Die V1-Pruefung fragt, ob daraus eine belastbare Wirkungsaussage folgt. Wenn nur Kontakte, Klicks oder Zustimmung vorliegen, bleibt die Aussage im Bereich Wirkungspotenzial oder Resonanz, nicht im Bereich nachgewiesener Wirkung. Bezogen auf Die Wirkungsökonomie als neue Steuerungslogik heisst das: Die Analyse muss das konkrete Thema ernst nehmen und zugleich den allgemeinen WÖk-Massstab halten. Es geht nicht darum, Akteure moralisch zu sortieren. Es geht darum, Wirkpfade, Wirkungsempfaenger, Datenqualitaet, Risiken und Rueckkopplung so zu beschreiben, dass bessere Entscheidungen moeglich werden.</w:t>
-      </w:r>
-    </w:p>
-    <w:p>
-      <w:r>
-        <w:t>Governance. Der Abschnitt Der Regelkreis der Wirkungsökonomie ist in V03 kein Zusatzwissen, sondern ein Pruefstein fuer die Grundfrage des Skripts: Was veraendert sich, bei wem, wodurch und mit welcher Rueckkopplung? Fuer Die Wirkungsökonomie als neue Steuerungslogik wird daran sichtbar, dass Wirkungsbewertung Verfahren, Rechte, Transparenz und Korrektur braucht. Die fachliche Grenze liegt dort, wo Lernende Bewertung als technokratische Top-down-Setzung verstehen. Die saubere Lesart trennt deshalb Beobachtung, Kausalannahme, Bewertung und Steuerungsfolge. In der Anwendung sollte daraus mindestens eine konkrete Begriff, Wirkpfad, Fallbewertung, rote Linie oder Rueckkopplung abgeleitet werden; sonst bleibt das Wissen erklaerend, aber nicht steuerungsfaehig.</w:t>
-      </w:r>
-    </w:p>
-    <w:p>
-      <w:r>
-        <w:t>Anwendung auf Wirkung sichtbar machen. In einer Fallanalyse beginnt dieser Punkt nicht mit einer Meinung, sondern mit einer belastbaren Beschreibung. Wer V03 pruefungsnah liest, fragt zuerst nach Wirkungsempfaengern, Wirkraum, Zeitraum und Datenquelle. Erst danach folgt die Bewertung im Referenzrahmen Mensch, Planet, Demokratie, SDGs, Agenda 2030 und SDG+. Pruefungsfragen verbinden Begriff, Anwendung, Evidenz und rote Linie. Der typische Kurzschluss waere, reines Auswendiglernen als Kompetenznachweis behandeln. Genau dagegen setzt die WÖk die Pflicht, Wirkungspotenzial, Wirkungsrisiko und positive Netto-Wirkung begrifflich getrennt zu halten.</w:t>
-      </w:r>
-    </w:p>
-    <w:p>
-      <w:r>
-        <w:t>Evidenzregel. Wirkung bewerten darf im Skript nicht als dekorativer Begriff stehen bleiben. Der Abschnitt traegt nur dann, wenn er eine pruefbare Aussage erlaubt: Welche Quelle stuetzt die Annahme, welche Unsicherheit bleibt offen und welche Gegenbeobachtung wuerde die Bewertung veraendern? Fuer Die Wirkungsökonomie als neue Steuerungslogik heisst das, dass WÖk-Begriffe im Alltag nur tragen, wenn sie in Routinen uebersetzt werden. Die Studierenden sollen nicht lernen, einen Score nachzusprechen. Sie sollen erkennen, wann ein Score klaert, wann er verdeckt und wann eine rote Linie die Durchschnittslogik stoppt.</w:t>
-      </w:r>
-    </w:p>
-    <w:p>
-      <w:r>
-        <w:t>Fallfenster zur Anwendung. Eine Organisation plant eine Massnahme und formuliert dazu eine positive Absicht. In der WÖk reicht das nicht. Fuer diese Vorlesung muss sichtbar werden, welche Zustandsveraenderung erwartet wird, welche Empfaenger direkt oder indirekt betroffen sind, welche Nebenwirkungen entstehen koennen und welche Entscheidung spaeter korrigiert wird. Bezogen auf Die Wirkungsökonomie als neue Steuerungslogik heisst das: Die Analyse muss das konkrete Thema ernst nehmen und zugleich den allgemeinen WÖk-Massstab halten. Es geht nicht darum, Akteure moralisch zu sortieren. Es geht darum, Wirkpfade, Wirkungsempfaenger, Datenqualitaet, Risiken und Rueckkopplung so zu beschreiben, dass bessere Entscheidungen moeglich werden.</w:t>
-      </w:r>
-    </w:p>
-    <w:p>
-      <w:r>
-        <w:t>Transfer in Grundstudium Wirkungsökonomie. Wirkung belohnen verbindet die inhaltliche Deutung mit der spaeteren Praxis. Eine Organisation kann zu Die Wirkungsökonomie als neue Steuerungslogik sehr ueberzeugend kommunizieren und trotzdem an einen plausiblen Gedanken schon fuer Wirkung zu halten, obwohl Empfaenger, Zustand, Zeitbezug und Quelle fehlen scheitern. Darum muss die V1-Fassung immer auch nach Governance fragen: Wer erhebt Daten, wer bewertet sie, wer traegt die Folgen, wer kann widersprechen und wann wird eine Entscheidung korrigiert? Gute Kommunikation unterscheidet Befund, Annahme und normative Bewertung. So wird aus einem Lehrkapitel eine verantwortbare Arbeitsroutine.</w:t>
-      </w:r>
-    </w:p>
-    <w:p>
-      <w:r>
-        <w:t>Pruefungsnahe Transferfrage. Formuliere zu V03 eine Wirkungsaussage in drei Saetzen: Erstens den beobachteten oder plausiblen Zustand, zweitens die Daten- oder Quellenlage, drittens die offene Unsicherheit samt Rueckkopplung. Die Antwort muss ohne moralische Personenbewertung auskommen und darf Reichweite nicht mit Wirkung verwechseln.</w:t>
-      </w:r>
-    </w:p>
-    <w:p>
-      <w:r>
-        <w:t>Grenze gegen Scheingenauigkeit. Gerade bei Ein durchgehendes Beispiel ist Praezision wichtiger als grosse Begriffe. Eine Wirkungsaussage bleibt schwach, wenn sie nur Aktivitaet, Reichweite, Absicht oder Image beschreibt. Stark wird sie erst, wenn sie die Zustandsveraenderung und ihre Bedingungen offenlegt. In V03 ist deshalb entscheidend, jede Wirkungsaussage eine Grenze zieht und diese Grenze begruenden muss. Die Fehlerlinie verlaeuft nicht zwischen Optimismus und Pessimismus, sondern zwischen offengelegter Unsicherheit und rhetorischer Sicherheit ohne Pruefpfad.</w:t>
-      </w:r>
-    </w:p>
-    <w:p>
-      <w:r>
-        <w:t>Pruefungsnahe Lesart. Aus Selbstlernend statt starr laesst sich eine gute Transferfrage ableiten: Welche Entscheidung waere falsch, wenn dieser Abschnitt missverstanden wird? Fuer Die Wirkungsökonomie als neue Steuerungslogik lautet die Antwort meist nicht einfach "mehr Wirkung", sondern genauer: bessere Unterscheidung, sauberere Daten, klarere Schutzlinie und rueckgekoppelte Steuerung. Szenarien pruefen Sofortwirkung, Folgewirkung und Reversibilitaet getrennt. Wer das im Fall anwenden kann, hat den Kern der Vorlesung verstanden; wer nur Definitionen wiederholt, bleibt unter dem Anspruch der Akademie.</w:t>
-      </w:r>
-    </w:p>
-    <w:p>
-      <w:r>
-        <w:t>Fallfenster zur Anwendung. Eine Fuehrungsentscheidung erzeugt zugleich Nutzen und Risiken. Die WÖk behandelt Ambivalenz nicht als Stoerung, sondern als Kern der Analyse. Positive Netto-Wirkung darf erst behauptet werden, wenn zentrale negative Wirkungen getrennt geprueft und rote Linien gewahrt sind. Bezogen auf Die Wirkungsökonomie als neue Steuerungslogik heisst das: Die Analyse muss das konkrete Thema ernst nehmen und zugleich den allgemeinen WÖk-Massstab halten. Es geht nicht darum, Akteure moralisch zu sortieren. Es geht darum, Wirkpfade, Wirkungsempfaenger, Datenqualitaet, Risiken und Rueckkopplung so zu beschreiben, dass bessere Entscheidungen moeglich werden.</w:t>
-      </w:r>
-    </w:p>
-    <w:p>
-      <w:r>
-        <w:t>Betroffenenperspektive. Der Abschnitt Was diese Logik nicht ist ist in V03 kein Zusatzwissen, sondern ein Pruefstein fuer die Grundfrage des Skripts: Was veraendert sich, bei wem, wodurch und mit welcher Rueckkopplung? Fuer Die Wirkungsökonomie als neue Steuerungslogik wird daran sichtbar, dass Wirkung nicht am Sender, sondern an veraenderten Zustanden der Empfaenger geprueft wird. Die fachliche Grenze liegt dort, wo Lernende interne Erfolgskennzahlen mit gesellschaftlicher Wirkung verwechseln. Die saubere Lesart trennt deshalb Beobachtung, Kausalannahme, Bewertung und Steuerungsfolge. In der Anwendung sollte daraus mindestens eine konkrete Begriff, Wirkpfad, Fallbewertung, rote Linie oder Rueckkopplung abgeleitet werden; sonst bleibt das Wissen erklaerend, aber nicht steuerungsfaehig.</w:t>
-      </w:r>
-    </w:p>
-    <w:p>
-      <w:r>
-        <w:t>Anwendung auf Was du aus dieser Vorlesung mitnimmst. In einer Fallanalyse beginnt dieser Punkt nicht mit einer Meinung, sondern mit einer belastbaren Beschreibung. Wer V03 pruefungsnah liest, fragt zuerst nach Wirkungsempfaengern, Wirkraum, Zeitraum und Datenquelle. Erst danach folgt die Bewertung im Referenzrahmen Mensch, Planet, Demokratie, SDGs, Agenda 2030 und SDG+. Jede Schlussfolgerung endet mit Entscheidung, Verantwortlichkeit und Termin fuer Rueckpruefung. Der typische Kurzschluss waere, Befunde sammeln, ohne Ressourcen oder Regeln zu veraendern. Genau dagegen setzt die WÖk die Pflicht, Wirkungspotenzial, Wirkungsrisiko und positive Netto-Wirkung begrifflich getrennt zu halten.</w:t>
-      </w:r>
-    </w:p>
-    <w:p>
-      <w:r>
-        <w:t>Evidenzregel. Wirkungsökonomische Vertiefung darf im Skript nicht als dekorativer Begriff stehen bleiben. Der Abschnitt traegt nur dann, wenn er eine pruefbare Aussage erlaubt: Welche Quelle stuetzt die Annahme, welche Unsicherheit bleibt offen und welche Gegenbeobachtung wuerde die Bewertung veraendern? Fuer Die Wirkungsökonomie als neue Steuerungslogik heisst das, dass WÖk-Aussagen mit bestehenden Begriffen, Studien, Standards und Rechtsrahmen in Beziehung stehen muessen. Die Studierenden sollen nicht lernen, einen Score nachzusprechen. Sie sollen erkennen, wann ein Score klaert, wann er verdeckt und wann eine rote Linie die Durchschnittslogik stoppt.</w:t>
-      </w:r>
-    </w:p>
-    <w:p>
-      <w:r>
-        <w:t>Fallfenster zur Anwendung. Ein Controlling-Team moechte einen Score bilden. Das Skript verlangt, dass Datenqualitaet, Systemgrenzen, Gewichtung, Unsicherheit und Nichtkompensation sichtbar bleiben. Ein Score darf die Diskussion nicht beenden, sondern muss bessere Fragen, Priorisierung und Rueckkopplung ermoeglichen. Bezogen auf Die Wirkungsökonomie als neue Steuerungslogik heisst das: Die Analyse muss das konkrete Thema ernst nehmen und zugleich den allgemeinen WÖk-Massstab halten. Es geht nicht darum, Akteure moralisch zu sortieren. Es geht darum, Wirkpfade, Wirkungsempfaenger, Datenqualitaet, Risiken und Rueckkopplung so zu beschreiben, dass bessere Entscheidungen moeglich werden.</w:t>
-      </w:r>
-    </w:p>
-    <w:p>
-      <w:r>
-        <w:t>Pruefungsnahe Transferfrage. Formuliere zu V03 eine Wirkungsaussage in drei Saetzen: Erstens den beobachteten oder plausiblen Zustand, zweitens die Daten- oder Quellenlage, drittens die offene Unsicherheit samt Rueckkopplung. Die Antwort muss ohne moralische Personenbewertung auskommen und darf Reichweite nicht mit Wirkung verwechseln.</w:t>
-      </w:r>
-    </w:p>
-    <w:p>
-      <w:r>
-        <w:t>Transfer in Grundstudium Wirkungsökonomie. Prüfungsrelevanz verbindet die inhaltliche Deutung mit der spaeteren Praxis. Eine Organisation kann zu Die Wirkungsökonomie als neue Steuerungslogik sehr ueberzeugend kommunizieren und trotzdem an einen plausiblen Gedanken schon fuer Wirkung zu halten, obwohl Empfaenger, Zustand, Zeitbezug und Quelle fehlen scheitern. Darum muss die V1-Fassung immer auch nach Governance fragen: Wer erhebt Daten, wer bewertet sie, wer traegt die Folgen, wer kann widersprechen und wann wird eine Entscheidung korrigiert? Die Analyse markiert Stoppsignale vor jeder Portfolio- oder Score-Debatte. So wird aus einem Lehrkapitel eine verantwortbare Arbeitsroutine.</w:t>
+        <w:t>Schlussvertiefung 1: Die Wirkungsökonomie als neue Steuerungslogik im Anwendungsfall</w:t>
+      </w:r>
+    </w:p>
+    <w:p>
+      <w:r>
+        <w:t>Die folgenden Abschnitte sind keine neue Pruefungsloesung. Sie verdichten die vorhandenen Kapitel zu einer Lesart, mit der Studierende einen Fall selbststaendig analysieren koennen. Im Mittelpunkt stehen Wirkpfade, Wirkungsempfaenger, Bewertung und Rueckkopplung, nicht moralische Personenbewertung.</w:t>
+      </w:r>
+    </w:p>
+    <w:p>
+      <w:r>
+        <w:t>Begriffliche Schlussklaerung. Einleitung / Wirkungsfrage zeigt, warum Die Wirkungsökonomie als neue Steuerungslogik mehr ist als ein Schlagwort im Feld Wirkpfade, Wirkungsempfaenger, Bewertung und Rueckkopplung. Die wirkungsoekonomische Frage lautet: Welche reale Veraenderung wird moeglich, welche bleibt nur Potenzial und wo entsteht ein Wirkungsrisiko? Diese Unterscheidung schuetzt vor Impact-Washing, weil sie Absicht, Aktivitaet, Reichweite und Wirkung auseinanderhaelt.</w:t>
+      </w:r>
+    </w:p>
+    <w:p>
+      <w:r>
+        <w:t>Eine Kommune, ein Unternehmen oder eine Bildungsorganisation will Die Wirkungsökonomie als neue Steuerungslogik praktisch anwenden. Der erste Schritt ist nicht die Auswahl eines Instruments, sondern die Klaerung der Zustandsveraenderung. Bei Einleitung / Wirkungsfrage muss deshalb benannt werden, wer betroffen ist, welcher Zustand sich veraendert, welche Frist gilt und welche Gegenbeobachtung die Annahme widerlegen wuerde. Erst danach entsteht eine begruendete Entscheidung im Feld Begriff, Fallbewertung, Wirkpfad, rote Linie, Quellenbeurteilung oder Rueckkopplungsregel.</w:t>
+      </w:r>
+    </w:p>
+    <w:p>
+      <w:r>
+        <w:t>Wirkpfad und Empfaenger. In V03 muss Kernaussage immer mit Empfaengern gelesen werden. Wirkung entsteht nicht beim Sender, sondern an veraenderten Zustaenden von Menschen, Oekosystemen, Institutionen, Oeffentlichkeit oder kuenftigen Handlungsspielraeumen. Darum reicht es nicht, interne Aktivitaeten zu dokumentieren. Entscheidend ist, ob sich ein Zustand nachvollziehbar veraendert und ob diese Veraenderung im Referenzrahmen Mensch, Planet, Demokratie, SDGs, Agenda 2030 und SDG+ tragfaehig bewertet werden kann.</w:t>
+      </w:r>
+    </w:p>
+    <w:p>
+      <w:r>
+        <w:t>Ein Bericht behauptet, die Massnahme zu Die Wirkungsökonomie als neue Steuerungslogik sei erfolgreich. Die WOE-Lesart fragt bei Kernaussage nach belastbaren Nachweisen: begriffliche Praezision, Fallbeschreibung, Quellenklarheit, Plausibilitaet und offene Unsicherheit. Wenn diese Nachweise fehlen, bleibt die Aussage Wirkungspotenzial oder Kommunikationsbehauptung. Sie kann wichtig sein, aber sie ist noch keine belegte Wirkung.</w:t>
+      </w:r>
+    </w:p>
+    <w:p>
+      <w:r>
+        <w:t>Daten, Quellen und Evidenz. Wissenschaftliche Anschlussfaehigkeit entsteht hier durch Quellenklarheit. Bei Quelltext und fachliche Grundlegung werden interne WOE-Begriffe nicht als Ersatz fuer Belege benutzt, sondern mit Grundlagenwerk, WOE-Referenz, Glossar, Werkzeuge, Journal und externe Fachquellen verbunden. Wo die Datenlage offen bleibt, wird das offengelegt. Wo eine Aussage nur plausibel ist, bleibt sie als Wirkungspotenzial markiert. Wo ein Schaden eine rote Linie beruehrt, greift Nichtkompensation vor Durchschnittslogik.</w:t>
+      </w:r>
+    </w:p>
+    <w:p>
+      <w:r>
+        <w:t>In einer kontroversen Entscheidung wirkt Quelltext und fachliche Grundlegung als Pruefpunkt fuer Ambivalenz. Ein Nutzen fuer eine Gruppe kann mit Risiken fuer andere Wirkungsempfaenger einhergehen. Das Skript verlangt deshalb, positive und negative Zustandsveraenderungen getrennt zu fuehren, bevor von positiver Netto-Wirkung gesprochen wird.</w:t>
+      </w:r>
+    </w:p>
+    <w:p>
+      <w:r>
+        <w:t>Bewertung und rote Linien. In Grundstudium Wirkungsoekonomie wird Von der Idee zur Steuerung erst steuerungsfaehig, wenn daraus eine Entscheidung folgt. Die Grundbegriffe muessen in spaeteren Modulen wiedererkennbar bleiben. Ohne diese Rueckkopplung bleibt Reporting eine Beschreibung. Mit Rueckkopplung wird aus Bewertung eine veraenderte Routine: ein anderer Prozess, ein geaenderter Anreiz, eine bessere Datenpflicht, eine korrigierte Kommunikation oder eine neue Priorisierung.</w:t>
+      </w:r>
+    </w:p>
+    <w:p>
+      <w:r>
+        <w:t>Die typische Fehlstelle bei Die Wirkungsökonomie als neue Steuerungslogik liegt darin, Absicht, Aktivitaet oder Reporting als Wirkung zu behandeln. Bei Von der Idee zur Steuerung wird diese Fehlstelle konkret: Ein scheinbar plausibler Befund darf nicht zur Abkuerzung werden. Quellen, Systemgrenzen, Unsicherheit und Rueckkopplung bleiben sichtbar.</w:t>
+      </w:r>
+    </w:p>
+    <w:p>
+      <w:r>
+        <w:t>Kontrollfrage. Welche Entscheidung waere falsch, wenn Von der Idee zur Steuerung in V03 missverstanden wird? Die Antwort muss mindestens eine Daten- oder Quellenannahme, eine betroffene Gruppe oder Schutzdimension, eine moegliche Nebenwirkung und einen Rueckkopplungsschritt nennen. Richtig ist nicht die lauteste Bewertung, sondern diejenige, die Begriff, Beleg und Steuerungsfolge zusammenhaelt.</w:t>
+      </w:r>
+    </w:p>
+    <w:p>
+      <w:r>
+        <w:t>Steuerung und Rueckkopplung. Die Grenze gegen Scheingenauigkeit verlaeuft bei Was Steuerung überhaupt heißt nicht zwischen Optimismus und Pessimismus. Sie verlaeuft zwischen offengelegter Unsicherheit und rhetorischer Sicherheit. Wer Die Wirkungsökonomie als neue Steuerungslogik belastbar anwenden will, benennt Systemgrenze, Zeitraum, Vergleichspunkt und offene Gegenhypothese. Gerade dadurch bleibt das Skript anschlussfaehig fuer Forschung, Praxis und spaetere Revision.</w:t>
+      </w:r>
+    </w:p>
+    <w:p>
+      <w:r>
+        <w:t>Fuer die Pruefung ist Was Steuerung überhaupt heißt dann verstanden, wenn daraus eine belastbare Fallantwort entsteht. Eine gute Antwort unterscheidet Beobachtung, Kausalannahme, Bewertung und Steuerungsfolge. Sie bewertet keine Menschen, sondern Wirkpfade, Zustandsveraenderungen, Risiken und institutionelle Bedingungen.</w:t>
+      </w:r>
+    </w:p>
+    <w:p>
+      <w:r>
+        <w:t>Pruefungsnahe Anwendung. Der Regelkreis der Wirkungsökonomie zeigt, warum Die Wirkungsökonomie als neue Steuerungslogik mehr ist als ein Schlagwort im Feld Wirkpfade, Wirkungsempfaenger, Bewertung und Rueckkopplung. Die wirkungsoekonomische Frage lautet: Welche reale Veraenderung wird moeglich, welche bleibt nur Potenzial und wo entsteht ein Wirkungsrisiko? Diese Unterscheidung schuetzt vor Impact-Washing, weil sie Absicht, Aktivitaet, Reichweite und Wirkung auseinanderhaelt.</w:t>
+      </w:r>
+    </w:p>
+    <w:p>
+      <w:r>
+        <w:t>Eine Kommune, ein Unternehmen oder eine Bildungsorganisation will Die Wirkungsökonomie als neue Steuerungslogik praktisch anwenden. Der erste Schritt ist nicht die Auswahl eines Instruments, sondern die Klaerung der Zustandsveraenderung. Bei Der Regelkreis der Wirkungsökonomie muss deshalb benannt werden, wer betroffen ist, welcher Zustand sich veraendert, welche Frist gilt und welche Gegenbeobachtung die Annahme widerlegen wuerde. Erst danach entsteht eine begruendete Entscheidung im Feld Begriff, Fallbewertung, Wirkpfad, rote Linie, Quellenbeurteilung oder Rueckkopplungsregel.</w:t>
+      </w:r>
+    </w:p>
+    <w:p>
+      <w:r>
+        <w:t>Rueckfluss. Fuer den WOE-Korpus bedeutet das: Begriffe aus Die Wirkungsökonomie als neue Steuerungslogik sollten dort geschaerft werden, wo sie in Glossar, Werkzeugen, Journal oder Readern doppeldeutig bleiben. Offene Forschungsfragen werden nicht versteckt. Sie markieren die Stelle, an der spaetere Evidenz, ein besserer Datensatz oder eine praezisere Fallstudie die Bewertung veraendern kann.</w:t>
+      </w:r>
+    </w:p>
+    <w:p>
+      <w:r>
+        <w:t>Transfer in den WOE-Korpus. In V03 muss Wirkung sichtbar machen immer mit Empfaengern gelesen werden. Wirkung entsteht nicht beim Sender, sondern an veraenderten Zustaenden von Menschen, Oekosystemen, Institutionen, Oeffentlichkeit oder kuenftigen Handlungsspielraeumen. Darum reicht es nicht, interne Aktivitaeten zu dokumentieren. Entscheidend ist, ob sich ein Zustand nachvollziehbar veraendert und ob diese Veraenderung im Referenzrahmen Mensch, Planet, Demokratie, SDGs, Agenda 2030 und SDG+ tragfaehig bewertet werden kann.</w:t>
+      </w:r>
+    </w:p>
+    <w:p>
+      <w:r>
+        <w:t>Ein Bericht behauptet, die Massnahme zu Die Wirkungsökonomie als neue Steuerungslogik sei erfolgreich. Die WOE-Lesart fragt bei Wirkung sichtbar machen nach belastbaren Nachweisen: begriffliche Praezision, Fallbeschreibung, Quellenklarheit, Plausibilitaet und offene Unsicherheit. Wenn diese Nachweise fehlen, bleibt die Aussage Wirkungspotenzial oder Kommunikationsbehauptung. Sie kann wichtig sein, aber sie ist noch keine belegte Wirkung.</w:t>
+      </w:r>
+    </w:p>
+    <w:p>
+      <w:r>
+        <w:t>Grenzen der Aussage. Wissenschaftliche Anschlussfaehigkeit entsteht hier durch Quellenklarheit. Bei Wirkung bewerten werden interne WOE-Begriffe nicht als Ersatz fuer Belege benutzt, sondern mit Grundlagenwerk, WOE-Referenz, Glossar, Werkzeuge, Journal und externe Fachquellen verbunden. Wo die Datenlage offen bleibt, wird das offengelegt. Wo eine Aussage nur plausibel ist, bleibt sie als Wirkungspotenzial markiert. Wo ein Schaden eine rote Linie beruehrt, greift Nichtkompensation vor Durchschnittslogik.</w:t>
+      </w:r>
+    </w:p>
+    <w:p>
+      <w:r>
+        <w:t>In einer kontroversen Entscheidung wirkt Wirkung bewerten als Pruefpunkt fuer Ambivalenz. Ein Nutzen fuer eine Gruppe kann mit Risiken fuer andere Wirkungsempfaenger einhergehen. Das Skript verlangt deshalb, positive und negative Zustandsveraenderungen getrennt zu fuehren, bevor von positiver Netto-Wirkung gesprochen wird.</w:t>
+      </w:r>
+    </w:p>
+    <w:p>
+      <w:r>
+        <w:t>Kontrollfrage. Welche Entscheidung waere falsch, wenn Wirkung bewerten in V03 missverstanden wird? Die Antwort muss mindestens eine Daten- oder Quellenannahme, eine betroffene Gruppe oder Schutzdimension, eine moegliche Nebenwirkung und einen Rueckkopplungsschritt nennen. Richtig ist nicht die lauteste Bewertung, sondern diejenige, die Begriff, Beleg und Steuerungsfolge zusammenhaelt.</w:t>
       </w:r>
     </w:p>
     <w:p>
@@ -2943,132 +2918,107 @@
         <w:pStyle w:val="Heading3"/>
       </w:pPr>
       <w:r>
-        <w:t>Abschlusskommentar 2: Lesen, pruefen, rueckkoppeln</w:t>
-      </w:r>
-    </w:p>
-    <w:p>
-      <w:r>
-        <w:t>Die folgende Verdichtung fuehrt die vorhandenen Kapitel nicht als Wiederholung, sondern als Anwendung zusammen. Wirkungskompetenz entsteht, wenn dieselbe begriffliche Strenge in Fallanalyse, Datenarbeit, Kommunikation, Governance und Entscheidungspraxis wiedererkannt wird.</w:t>
-      </w:r>
-    </w:p>
-    <w:p>
-      <w:r>
-        <w:t>Grenze gegen Scheingenauigkeit. Gerade bei Lernziele ist Praezision wichtiger als grosse Begriffe. Eine Wirkungsaussage bleibt schwach, wenn sie nur Aktivitaet, Reichweite, Absicht oder Image beschreibt. Stark wird sie erst, wenn sie die Zustandsveraenderung und ihre Bedingungen offenlegt. In V03 ist deshalb entscheidend, praezise Sprache die erste Sicherung gegen Impact-Washing bildet. Die Fehlerlinie verlaeuft nicht zwischen Optimismus und Pessimismus, sondern zwischen offengelegter Unsicherheit und rhetorischer Sicherheit ohne Pruefpfad.</w:t>
-      </w:r>
-    </w:p>
-    <w:p>
-      <w:r>
-        <w:t>Pruefungsnahe Lesart. Aus Einleitung / Wirkungsfrage laesst sich eine gute Transferfrage ableiten: Welche Entscheidung waere falsch, wenn dieser Abschnitt missverstanden wird? Fuer Die Wirkungsökonomie als neue Steuerungslogik lautet die Antwort meist nicht einfach "mehr Wirkung", sondern genauer: bessere Unterscheidung, sauberere Daten, klarere Schutzlinie und rueckgekoppelte Steuerung. Mindestens ein direkter und ein indirekter Wirkpfad muessen nachvollziehbar sein. Wer das im Fall anwenden kann, hat den Kern der Vorlesung verstanden; wer nur Definitionen wiederholt, bleibt unter dem Anspruch der Akademie.</w:t>
-      </w:r>
-    </w:p>
-    <w:p>
-      <w:r>
-        <w:t>Fallfenster zur Anwendung. Ein Kommunikationsbericht nennt viele Aktivitaeten, Reichweiten und Rueckmeldungen. Die V1-Pruefung fragt, ob daraus eine belastbare Wirkungsaussage folgt. Wenn nur Kontakte, Klicks oder Zustimmung vorliegen, bleibt die Aussage im Bereich Wirkungspotenzial oder Resonanz, nicht im Bereich nachgewiesener Wirkung. Bezogen auf Die Wirkungsökonomie als neue Steuerungslogik heisst das: Die Analyse muss das konkrete Thema ernst nehmen und zugleich den allgemeinen WÖk-Massstab halten. Es geht nicht darum, Akteure moralisch zu sortieren. Es geht darum, Wirkpfade, Wirkungsempfaenger, Datenqualitaet, Risiken und Rueckkopplung so zu beschreiben, dass bessere Entscheidungen moeglich werden.</w:t>
-      </w:r>
-    </w:p>
-    <w:p>
-      <w:r>
-        <w:t>Daten- und Quellenklarheit. Der Abschnitt Kernaussage ist in V03 kein Zusatzwissen, sondern ein Pruefstein fuer die Grundfrage des Skripts: Was veraendert sich, bei wem, wodurch und mit welcher Rueckkopplung? Fuer Die Wirkungsökonomie als neue Steuerungslogik wird daran sichtbar, dass jede Bewertung nur so belastbar ist wie Datenlage, Quellenstatus, Aktualitaet und Systemgrenze. Die fachliche Grenze liegt dort, wo Lernende eine Zahl ohne Einheit, Zeitraum oder Erhebungslogik als Beweis nutzen. Die saubere Lesart trennt deshalb Beobachtung, Kausalannahme, Bewertung und Steuerungsfolge. In der Anwendung sollte daraus mindestens eine konkrete Begriff, Wirkpfad, Fallbewertung, rote Linie oder Rueckkopplung abgeleitet werden; sonst bleibt das Wissen erklaerend, aber nicht steuerungsfaehig.</w:t>
-      </w:r>
-    </w:p>
-    <w:p>
-      <w:r>
-        <w:t>Anwendung auf Quelltext und fachliche Grundlegung. In einer Fallanalyse beginnt dieser Punkt nicht mit einer Meinung, sondern mit einer belastbaren Beschreibung. Wer V03 pruefungsnah liest, fragt zuerst nach Wirkungsempfaengern, Wirkraum, Zeitraum und Datenquelle. Erst danach folgt die Bewertung im Referenzrahmen Mensch, Planet, Demokratie, SDGs, Agenda 2030 und SDG+. Profile, Zielkonflikte und offene Punkte werden nebeneinander gefuehrt. Der typische Kurzschluss waere, ambivalente Befunde glaetten, damit eine eindeutige Botschaft entsteht. Genau dagegen setzt die WÖk die Pflicht, Wirkungspotenzial, Wirkungsrisiko und positive Netto-Wirkung begrifflich getrennt zu halten.</w:t>
-      </w:r>
-    </w:p>
-    <w:p>
-      <w:r>
-        <w:t>Pruefungsnahe Transferfrage. Formuliere zu V03 eine Wirkungsaussage in drei Saetzen: Erstens den beobachteten oder plausiblen Zustand, zweitens die Daten- oder Quellenlage, drittens die offene Unsicherheit samt Rueckkopplung. Die Antwort muss ohne moralische Personenbewertung auskommen und darf Reichweite nicht mit Wirkung verwechseln.</w:t>
-      </w:r>
-    </w:p>
-    <w:p>
-      <w:r>
-        <w:t>Evidenzregel. Von der Idee zur Steuerung darf im Skript nicht als dekorativer Begriff stehen bleiben. Der Abschnitt traegt nur dann, wenn er eine pruefbare Aussage erlaubt: Welche Quelle stuetzt die Annahme, welche Unsicherheit bleibt offen und welche Gegenbeobachtung wuerde die Bewertung veraendern? Fuer Die Wirkungsökonomie als neue Steuerungslogik heisst das, dass schwere zentrale Schaeden nicht durch beliebige positive Einzelwerte neutralisiert werden duerfen. Die Studierenden sollen nicht lernen, einen Score nachzusprechen. Sie sollen erkennen, wann ein Score klaert, wann er verdeckt und wann eine rote Linie die Durchschnittslogik stoppt.</w:t>
-      </w:r>
-    </w:p>
-    <w:p>
-      <w:r>
-        <w:t>Fallfenster zur Anwendung. Eine Organisation plant eine Massnahme und formuliert dazu eine positive Absicht. In der WÖk reicht das nicht. Fuer diese Vorlesung muss sichtbar werden, welche Zustandsveraenderung erwartet wird, welche Empfaenger direkt oder indirekt betroffen sind, welche Nebenwirkungen entstehen koennen und welche Entscheidung spaeter korrigiert wird. Bezogen auf Die Wirkungsökonomie als neue Steuerungslogik heisst das: Die Analyse muss das konkrete Thema ernst nehmen und zugleich den allgemeinen WÖk-Massstab halten. Es geht nicht darum, Akteure moralisch zu sortieren. Es geht darum, Wirkpfade, Wirkungsempfaenger, Datenqualitaet, Risiken und Rueckkopplung so zu beschreiben, dass bessere Entscheidungen moeglich werden.</w:t>
-      </w:r>
-    </w:p>
-    <w:p>
-      <w:r>
-        <w:t>Transfer in Grundstudium Wirkungsökonomie. Was Steuerung überhaupt heißt verbindet die inhaltliche Deutung mit der spaeteren Praxis. Eine Organisation kann zu Die Wirkungsökonomie als neue Steuerungslogik sehr ueberzeugend kommunizieren und trotzdem an einen plausiblen Gedanken schon fuer Wirkung zu halten, obwohl Empfaenger, Zustand, Zeitbezug und Quelle fehlen scheitern. Darum muss die V1-Fassung immer auch nach Governance fragen: Wer erhebt Daten, wer bewertet sie, wer traegt die Folgen, wer kann widersprechen und wann wird eine Entscheidung korrigiert? Jeder Analyseblock fragt nach der Routine, die nach der Bewertung angepasst wird. So wird aus einem Lehrkapitel eine verantwortbare Arbeitsroutine.</w:t>
-      </w:r>
-    </w:p>
-    <w:p>
-      <w:r>
-        <w:t>Grenze gegen Scheingenauigkeit. Gerade bei Der Regelkreis der Wirkungsökonomie ist Praezision wichtiger als grosse Begriffe. Eine Wirkungsaussage bleibt schwach, wenn sie nur Aktivitaet, Reichweite, Absicht oder Image beschreibt. Stark wird sie erst, wenn sie die Zustandsveraenderung und ihre Bedingungen offenlegt. In V03 ist deshalb entscheidend, Wirkungsbewertung Verfahren, Rechte, Transparenz und Korrektur braucht. Die Fehlerlinie verlaeuft nicht zwischen Optimismus und Pessimismus, sondern zwischen offengelegter Unsicherheit und rhetorischer Sicherheit ohne Pruefpfad.</w:t>
-      </w:r>
-    </w:p>
-    <w:p>
-      <w:r>
-        <w:t>Pruefungsnahe Lesart. Aus Wirkung sichtbar machen laesst sich eine gute Transferfrage ableiten: Welche Entscheidung waere falsch, wenn dieser Abschnitt missverstanden wird? Fuer Die Wirkungsökonomie als neue Steuerungslogik lautet die Antwort meist nicht einfach "mehr Wirkung", sondern genauer: bessere Unterscheidung, sauberere Daten, klarere Schutzlinie und rueckgekoppelte Steuerung. Pruefungsfragen verbinden Begriff, Anwendung, Evidenz und rote Linie. Wer das im Fall anwenden kann, hat den Kern der Vorlesung verstanden; wer nur Definitionen wiederholt, bleibt unter dem Anspruch der Akademie.</w:t>
-      </w:r>
-    </w:p>
-    <w:p>
-      <w:r>
-        <w:t>Fallfenster zur Anwendung. Eine Fuehrungsentscheidung erzeugt zugleich Nutzen und Risiken. Die WÖk behandelt Ambivalenz nicht als Stoerung, sondern als Kern der Analyse. Positive Netto-Wirkung darf erst behauptet werden, wenn zentrale negative Wirkungen getrennt geprueft und rote Linien gewahrt sind. Bezogen auf Die Wirkungsökonomie als neue Steuerungslogik heisst das: Die Analyse muss das konkrete Thema ernst nehmen und zugleich den allgemeinen WÖk-Massstab halten. Es geht nicht darum, Akteure moralisch zu sortieren. Es geht darum, Wirkpfade, Wirkungsempfaenger, Datenqualitaet, Risiken und Rueckkopplung so zu beschreiben, dass bessere Entscheidungen moeglich werden.</w:t>
-      </w:r>
-    </w:p>
-    <w:p>
-      <w:r>
-        <w:t>Organisationale Umsetzung. Der Abschnitt Wirkung bewerten ist in V03 kein Zusatzwissen, sondern ein Pruefstein fuer die Grundfrage des Skripts: Was veraendert sich, bei wem, wodurch und mit welcher Rueckkopplung? Fuer Die Wirkungsökonomie als neue Steuerungslogik wird daran sichtbar, dass WÖk-Begriffe im Alltag nur tragen, wenn sie in Routinen uebersetzt werden. Die fachliche Grenze liegt dort, wo Lernende Verantwortung an eine einzelne Nachhaltigkeitsfunktion auslagern. Die saubere Lesart trennt deshalb Beobachtung, Kausalannahme, Bewertung und Steuerungsfolge. In der Anwendung sollte daraus mindestens eine konkrete Begriff, Wirkpfad, Fallbewertung, rote Linie oder Rueckkopplung abgeleitet werden; sonst bleibt das Wissen erklaerend, aber nicht steuerungsfaehig.</w:t>
-      </w:r>
-    </w:p>
-    <w:p>
-      <w:r>
-        <w:t>Pruefungsnahe Transferfrage. Formuliere zu V03 eine Wirkungsaussage in drei Saetzen: Erstens den beobachteten oder plausiblen Zustand, zweitens die Daten- oder Quellenlage, drittens die offene Unsicherheit samt Rueckkopplung. Die Antwort muss ohne moralische Personenbewertung auskommen und darf Reichweite nicht mit Wirkung verwechseln.</w:t>
-      </w:r>
-    </w:p>
-    <w:p>
-      <w:r>
-        <w:t>Anwendung auf Wirkung belohnen. In einer Fallanalyse beginnt dieser Punkt nicht mit einer Meinung, sondern mit einer belastbaren Beschreibung. Wer V03 pruefungsnah liest, fragt zuerst nach Wirkungsempfaengern, Wirkraum, Zeitraum und Datenquelle. Erst danach folgt die Bewertung im Referenzrahmen Mensch, Planet, Demokratie, SDGs, Agenda 2030 und SDG+. Gute Kommunikation unterscheidet Befund, Annahme und normative Bewertung. Der typische Kurzschluss waere, Eindeutigkeit behaupten, wo die Datenlage nur Potenzial oder Risiko traegt. Genau dagegen setzt die WÖk die Pflicht, Wirkungspotenzial, Wirkungsrisiko und positive Netto-Wirkung begrifflich getrennt zu halten.</w:t>
-      </w:r>
-    </w:p>
-    <w:p>
-      <w:r>
-        <w:t>Evidenzregel. Ein durchgehendes Beispiel darf im Skript nicht als dekorativer Begriff stehen bleiben. Der Abschnitt traegt nur dann, wenn er eine pruefbare Aussage erlaubt: Welche Quelle stuetzt die Annahme, welche Unsicherheit bleibt offen und welche Gegenbeobachtung wuerde die Bewertung veraendern? Fuer Die Wirkungsökonomie als neue Steuerungslogik heisst das, dass jede Wirkungsaussage eine Grenze zieht und diese Grenze begruenden muss. Die Studierenden sollen nicht lernen, einen Score nachzusprechen. Sie sollen erkennen, wann ein Score klaert, wann er verdeckt und wann eine rote Linie die Durchschnittslogik stoppt.</w:t>
-      </w:r>
-    </w:p>
-    <w:p>
-      <w:r>
-        <w:t>Fallfenster zur Anwendung. Ein Controlling-Team moechte einen Score bilden. Das Skript verlangt, dass Datenqualitaet, Systemgrenzen, Gewichtung, Unsicherheit und Nichtkompensation sichtbar bleiben. Ein Score darf die Diskussion nicht beenden, sondern muss bessere Fragen, Priorisierung und Rueckkopplung ermoeglichen. Bezogen auf Die Wirkungsökonomie als neue Steuerungslogik heisst das: Die Analyse muss das konkrete Thema ernst nehmen und zugleich den allgemeinen WÖk-Massstab halten. Es geht nicht darum, Akteure moralisch zu sortieren. Es geht darum, Wirkpfade, Wirkungsempfaenger, Datenqualitaet, Risiken und Rueckkopplung so zu beschreiben, dass bessere Entscheidungen moeglich werden.</w:t>
-      </w:r>
-    </w:p>
-    <w:p>
-      <w:r>
-        <w:t>Transfer in Grundstudium Wirkungsökonomie. Selbstlernend statt starr verbindet die inhaltliche Deutung mit der spaeteren Praxis. Eine Organisation kann zu Die Wirkungsökonomie als neue Steuerungslogik sehr ueberzeugend kommunizieren und trotzdem an einen plausiblen Gedanken schon fuer Wirkung zu halten, obwohl Empfaenger, Zustand, Zeitbezug und Quelle fehlen scheitern. Darum muss die V1-Fassung immer auch nach Governance fragen: Wer erhebt Daten, wer bewertet sie, wer traegt die Folgen, wer kann widersprechen und wann wird eine Entscheidung korrigiert? Szenarien pruefen Sofortwirkung, Folgewirkung und Reversibilitaet getrennt. So wird aus einem Lehrkapitel eine verantwortbare Arbeitsroutine.</w:t>
-      </w:r>
-    </w:p>
-    <w:p>
-      <w:r>
-        <w:t>Grenze gegen Scheingenauigkeit. Gerade bei Was diese Logik nicht ist ist Praezision wichtiger als grosse Begriffe. Eine Wirkungsaussage bleibt schwach, wenn sie nur Aktivitaet, Reichweite, Absicht oder Image beschreibt. Stark wird sie erst, wenn sie die Zustandsveraenderung und ihre Bedingungen offenlegt. In V03 ist deshalb entscheidend, Wirkung nicht am Sender, sondern an veraenderten Zustanden der Empfaenger geprueft wird. Die Fehlerlinie verlaeuft nicht zwischen Optimismus und Pessimismus, sondern zwischen offengelegter Unsicherheit und rhetorischer Sicherheit ohne Pruefpfad.</w:t>
-      </w:r>
-    </w:p>
-    <w:p>
-      <w:r>
-        <w:t>Pruefungsnahe Lesart. Aus Was du aus dieser Vorlesung mitnimmst laesst sich eine gute Transferfrage ableiten: Welche Entscheidung waere falsch, wenn dieser Abschnitt missverstanden wird? Fuer Die Wirkungsökonomie als neue Steuerungslogik lautet die Antwort meist nicht einfach "mehr Wirkung", sondern genauer: bessere Unterscheidung, sauberere Daten, klarere Schutzlinie und rueckgekoppelte Steuerung. Jede Schlussfolgerung endet mit Entscheidung, Verantwortlichkeit und Termin fuer Rueckpruefung. Wer das im Fall anwenden kann, hat den Kern der Vorlesung verstanden; wer nur Definitionen wiederholt, bleibt unter dem Anspruch der Akademie.</w:t>
-      </w:r>
-    </w:p>
-    <w:p>
-      <w:r>
-        <w:t>Fallfenster zur Anwendung. Ein Kommunikationsbericht nennt viele Aktivitaeten, Reichweiten und Rueckmeldungen. Die V1-Pruefung fragt, ob daraus eine belastbare Wirkungsaussage folgt. Wenn nur Kontakte, Klicks oder Zustimmung vorliegen, bleibt die Aussage im Bereich Wirkungspotenzial oder Resonanz, nicht im Bereich nachgewiesener Wirkung. Bezogen auf Die Wirkungsökonomie als neue Steuerungslogik heisst das: Die Analyse muss das konkrete Thema ernst nehmen und zugleich den allgemeinen WÖk-Massstab halten. Es geht nicht darum, Akteure moralisch zu sortieren. Es geht darum, Wirkpfade, Wirkungsempfaenger, Datenqualitaet, Risiken und Rueckkopplung so zu beschreiben, dass bessere Entscheidungen moeglich werden.</w:t>
-      </w:r>
-    </w:p>
-    <w:p>
-      <w:r>
-        <w:t>Pruefungsnahe Transferfrage. Formuliere zu V03 eine Wirkungsaussage in drei Saetzen: Erstens den beobachteten oder plausiblen Zustand, zweitens die Daten- oder Quellenlage, drittens die offene Unsicherheit samt Rueckkopplung. Die Antwort muss ohne moralische Personenbewertung auskommen und darf Reichweite nicht mit Wirkung verwechseln.</w:t>
-      </w:r>
-    </w:p>
-    <w:p>
-      <w:r>
-        <w:t>Wissenschaftliche Anschlussfaehigkeit. Der Abschnitt Wirkungsökonomische Vertiefung ist in V03 kein Zusatzwissen, sondern ein Pruefstein fuer die Grundfrage des Skripts: Was veraendert sich, bei wem, wodurch und mit welcher Rueckkopplung? Fuer Die Wirkungsökonomie als neue Steuerungslogik wird daran sichtbar, dass WÖk-Aussagen mit bestehenden Begriffen, Studien, Standards und Rechtsrahmen in Beziehung stehen muessen. Die fachliche Grenze liegt dort, wo Lernende hausinterne Sprache als Ersatz fuer zitierfaehige Begruendung verwenden. Die saubere Lesart trennt deshalb Beobachtung, Kausalannahme, Bewertung und Steuerungsfolge. In der Anwendung sollte daraus mindestens eine konkrete Begriff, Wirkpfad, Fallbewertung, rote Linie oder Rueckkopplung abgeleitet werden; sonst bleibt das Wissen erklaerend, aber nicht steuerungsfaehig.</w:t>
-      </w:r>
-    </w:p>
-    <w:p>
-      <w:r>
-        <w:t>Anwendung auf Prüfungsrelevanz. In einer Fallanalyse beginnt dieser Punkt nicht mit einer Meinung, sondern mit einer belastbaren Beschreibung. Wer V03 pruefungsnah liest, fragt zuerst nach Wirkungsempfaengern, Wirkraum, Zeitraum und Datenquelle. Erst danach folgt die Bewertung im Referenzrahmen Mensch, Planet, Demokratie, SDGs, Agenda 2030 und SDG+. Die Analyse markiert Stoppsignale vor jeder Portfolio- oder Score-Debatte. Der typische Kurzschluss waere, ein gutes Teilresultat gegen zentrale Schaeden aufrechnen. Genau dagegen setzt die WÖk die Pflicht, Wirkungspotenzial, Wirkungsrisiko und positive Netto-Wirkung begrifflich getrennt zu halten.</w:t>
+        <w:t>Schlussvertiefung 2: Die Wirkungsökonomie als neue Steuerungslogik im Anwendungsfall</w:t>
+      </w:r>
+    </w:p>
+    <w:p>
+      <w:r>
+        <w:t>Die folgenden Abschnitte sind keine neue Pruefungsloesung. Sie verdichten die vorhandenen Kapitel zu einer Lesart, mit der Studierende einen Fall selbststaendig analysieren koennen. Im Mittelpunkt stehen Wirkpfade, Wirkungsempfaenger, Bewertung und Rueckkopplung, nicht moralische Personenbewertung.</w:t>
+      </w:r>
+    </w:p>
+    <w:p>
+      <w:r>
+        <w:t>Begriffliche Schlussklaerung. In Grundstudium Wirkungsoekonomie wird Wirkung belohnen erst steuerungsfaehig, wenn daraus eine Entscheidung folgt. Die Grundbegriffe muessen in spaeteren Modulen wiedererkennbar bleiben. Ohne diese Rueckkopplung bleibt Reporting eine Beschreibung. Mit Rueckkopplung wird aus Bewertung eine veraenderte Routine: ein anderer Prozess, ein geaenderter Anreiz, eine bessere Datenpflicht, eine korrigierte Kommunikation oder eine neue Priorisierung.</w:t>
+      </w:r>
+    </w:p>
+    <w:p>
+      <w:r>
+        <w:t>Die typische Fehlstelle bei Die Wirkungsökonomie als neue Steuerungslogik liegt darin, Absicht, Aktivitaet oder Reporting als Wirkung zu behandeln. Bei Wirkung belohnen wird diese Fehlstelle konkret: Ein scheinbar plausibler Befund darf nicht zur Abkuerzung werden. Quellen, Systemgrenzen, Unsicherheit und Rueckkopplung bleiben sichtbar.</w:t>
+      </w:r>
+    </w:p>
+    <w:p>
+      <w:r>
+        <w:t>Wirkpfad und Empfaenger. Die Grenze gegen Scheingenauigkeit verlaeuft bei Ein durchgehendes Beispiel nicht zwischen Optimismus und Pessimismus. Sie verlaeuft zwischen offengelegter Unsicherheit und rhetorischer Sicherheit. Wer Die Wirkungsökonomie als neue Steuerungslogik belastbar anwenden will, benennt Systemgrenze, Zeitraum, Vergleichspunkt und offene Gegenhypothese. Gerade dadurch bleibt das Skript anschlussfaehig fuer Forschung, Praxis und spaetere Revision.</w:t>
+      </w:r>
+    </w:p>
+    <w:p>
+      <w:r>
+        <w:t>Fuer die Pruefung ist Ein durchgehendes Beispiel dann verstanden, wenn daraus eine belastbare Fallantwort entsteht. Eine gute Antwort unterscheidet Beobachtung, Kausalannahme, Bewertung und Steuerungsfolge. Sie bewertet keine Menschen, sondern Wirkpfade, Zustandsveraenderungen, Risiken und institutionelle Bedingungen.</w:t>
+      </w:r>
+    </w:p>
+    <w:p>
+      <w:r>
+        <w:t>Daten, Quellen und Evidenz. Selbstlernend statt starr zeigt, warum Die Wirkungsökonomie als neue Steuerungslogik mehr ist als ein Schlagwort im Feld Wirkpfade, Wirkungsempfaenger, Bewertung und Rueckkopplung. Die wirkungsoekonomische Frage lautet: Welche reale Veraenderung wird moeglich, welche bleibt nur Potenzial und wo entsteht ein Wirkungsrisiko? Diese Unterscheidung schuetzt vor Impact-Washing, weil sie Absicht, Aktivitaet, Reichweite und Wirkung auseinanderhaelt.</w:t>
+      </w:r>
+    </w:p>
+    <w:p>
+      <w:r>
+        <w:t>Eine Kommune, ein Unternehmen oder eine Bildungsorganisation will Die Wirkungsökonomie als neue Steuerungslogik praktisch anwenden. Der erste Schritt ist nicht die Auswahl eines Instruments, sondern die Klaerung der Zustandsveraenderung. Bei Selbstlernend statt starr muss deshalb benannt werden, wer betroffen ist, welcher Zustand sich veraendert, welche Frist gilt und welche Gegenbeobachtung die Annahme widerlegen wuerde. Erst danach entsteht eine begruendete Entscheidung im Feld Begriff, Fallbewertung, Wirkpfad, rote Linie, Quellenbeurteilung oder Rueckkopplungsregel.</w:t>
+      </w:r>
+    </w:p>
+    <w:p>
+      <w:r>
+        <w:t>Bewertung und rote Linien. In V03 muss Was diese Logik nicht ist immer mit Empfaengern gelesen werden. Wirkung entsteht nicht beim Sender, sondern an veraenderten Zustaenden von Menschen, Oekosystemen, Institutionen, Oeffentlichkeit oder kuenftigen Handlungsspielraeumen. Darum reicht es nicht, interne Aktivitaeten zu dokumentieren. Entscheidend ist, ob sich ein Zustand nachvollziehbar veraendert und ob diese Veraenderung im Referenzrahmen Mensch, Planet, Demokratie, SDGs, Agenda 2030 und SDG+ tragfaehig bewertet werden kann.</w:t>
+      </w:r>
+    </w:p>
+    <w:p>
+      <w:r>
+        <w:t>Ein Bericht behauptet, die Massnahme zu Die Wirkungsökonomie als neue Steuerungslogik sei erfolgreich. Die WOE-Lesart fragt bei Was diese Logik nicht ist nach belastbaren Nachweisen: begriffliche Praezision, Fallbeschreibung, Quellenklarheit, Plausibilitaet und offene Unsicherheit. Wenn diese Nachweise fehlen, bleibt die Aussage Wirkungspotenzial oder Kommunikationsbehauptung. Sie kann wichtig sein, aber sie ist noch keine belegte Wirkung.</w:t>
+      </w:r>
+    </w:p>
+    <w:p>
+      <w:r>
+        <w:t>Kontrollfrage. Welche Entscheidung waere falsch, wenn Was diese Logik nicht ist in V03 missverstanden wird? Die Antwort muss mindestens eine Daten- oder Quellenannahme, eine betroffene Gruppe oder Schutzdimension, eine moegliche Nebenwirkung und einen Rueckkopplungsschritt nennen. Richtig ist nicht die lauteste Bewertung, sondern diejenige, die Begriff, Beleg und Steuerungsfolge zusammenhaelt.</w:t>
+      </w:r>
+    </w:p>
+    <w:p>
+      <w:r>
+        <w:t>Rueckfluss. Fuer den WOE-Korpus bedeutet das: Begriffe aus Die Wirkungsökonomie als neue Steuerungslogik sollten dort geschaerft werden, wo sie in Glossar, Werkzeugen, Journal oder Readern doppeldeutig bleiben. Offene Forschungsfragen werden nicht versteckt. Sie markieren die Stelle, an der spaetere Evidenz, ein besserer Datensatz oder eine praezisere Fallstudie die Bewertung veraendern kann.</w:t>
+      </w:r>
+    </w:p>
+    <w:p>
+      <w:r>
+        <w:t>Steuerung und Rueckkopplung. Wissenschaftliche Anschlussfaehigkeit entsteht hier durch Quellenklarheit. Bei Was du aus dieser Vorlesung mitnimmst werden interne WOE-Begriffe nicht als Ersatz fuer Belege benutzt, sondern mit Grundlagenwerk, WOE-Referenz, Glossar, Werkzeuge, Journal und externe Fachquellen verbunden. Wo die Datenlage offen bleibt, wird das offengelegt. Wo eine Aussage nur plausibel ist, bleibt sie als Wirkungspotenzial markiert. Wo ein Schaden eine rote Linie beruehrt, greift Nichtkompensation vor Durchschnittslogik.</w:t>
+      </w:r>
+    </w:p>
+    <w:p>
+      <w:r>
+        <w:t>In einer kontroversen Entscheidung wirkt Was du aus dieser Vorlesung mitnimmst als Pruefpunkt fuer Ambivalenz. Ein Nutzen fuer eine Gruppe kann mit Risiken fuer andere Wirkungsempfaenger einhergehen. Das Skript verlangt deshalb, positive und negative Zustandsveraenderungen getrennt zu fuehren, bevor von positiver Netto-Wirkung gesprochen wird.</w:t>
+      </w:r>
+    </w:p>
+    <w:p>
+      <w:r>
+        <w:t>Pruefungsnahe Anwendung. In Grundstudium Wirkungsoekonomie wird Wirkungsökonomische Vertiefung erst steuerungsfaehig, wenn daraus eine Entscheidung folgt. Die Grundbegriffe muessen in spaeteren Modulen wiedererkennbar bleiben. Ohne diese Rueckkopplung bleibt Reporting eine Beschreibung. Mit Rueckkopplung wird aus Bewertung eine veraenderte Routine: ein anderer Prozess, ein geaenderter Anreiz, eine bessere Datenpflicht, eine korrigierte Kommunikation oder eine neue Priorisierung.</w:t>
+      </w:r>
+    </w:p>
+    <w:p>
+      <w:r>
+        <w:t>Die typische Fehlstelle bei Die Wirkungsökonomie als neue Steuerungslogik liegt darin, Absicht, Aktivitaet oder Reporting als Wirkung zu behandeln. Bei Wirkungsökonomische Vertiefung wird diese Fehlstelle konkret: Ein scheinbar plausibler Befund darf nicht zur Abkuerzung werden. Quellen, Systemgrenzen, Unsicherheit und Rueckkopplung bleiben sichtbar.</w:t>
+      </w:r>
+    </w:p>
+    <w:p>
+      <w:r>
+        <w:t>Transfer in den WOE-Korpus. Die Grenze gegen Scheingenauigkeit verlaeuft bei Begriffliche Präzision nicht zwischen Optimismus und Pessimismus. Sie verlaeuft zwischen offengelegter Unsicherheit und rhetorischer Sicherheit. Wer Die Wirkungsökonomie als neue Steuerungslogik belastbar anwenden will, benennt Systemgrenze, Zeitraum, Vergleichspunkt und offene Gegenhypothese. Gerade dadurch bleibt das Skript anschlussfaehig fuer Forschung, Praxis und spaetere Revision.</w:t>
+      </w:r>
+    </w:p>
+    <w:p>
+      <w:r>
+        <w:t>Fuer die Pruefung ist Begriffliche Präzision dann verstanden, wenn daraus eine belastbare Fallantwort entsteht. Eine gute Antwort unterscheidet Beobachtung, Kausalannahme, Bewertung und Steuerungsfolge. Sie bewertet keine Menschen, sondern Wirkpfade, Zustandsveraenderungen, Risiken und institutionelle Bedingungen.</w:t>
+      </w:r>
+    </w:p>
+    <w:p>
+      <w:r>
+        <w:t>Grenzen der Aussage. Wirkpfad zeigt, warum Die Wirkungsökonomie als neue Steuerungslogik mehr ist als ein Schlagwort im Feld Wirkpfade, Wirkungsempfaenger, Bewertung und Rueckkopplung. Die wirkungsoekonomische Frage lautet: Welche reale Veraenderung wird moeglich, welche bleibt nur Potenzial und wo entsteht ein Wirkungsrisiko? Diese Unterscheidung schuetzt vor Impact-Washing, weil sie Absicht, Aktivitaet, Reichweite und Wirkung auseinanderhaelt.</w:t>
+      </w:r>
+    </w:p>
+    <w:p>
+      <w:r>
+        <w:t>Eine Kommune, ein Unternehmen oder eine Bildungsorganisation will Die Wirkungsökonomie als neue Steuerungslogik praktisch anwenden. Der erste Schritt ist nicht die Auswahl eines Instruments, sondern die Klaerung der Zustandsveraenderung. Bei Wirkpfad muss deshalb benannt werden, wer betroffen ist, welcher Zustand sich veraendert, welche Frist gilt und welche Gegenbeobachtung die Annahme widerlegen wuerde. Erst danach entsteht eine begruendete Entscheidung im Feld Begriff, Fallbewertung, Wirkpfad, rote Linie, Quellenbeurteilung oder Rueckkopplungsregel.</w:t>
+      </w:r>
+    </w:p>
+    <w:p>
+      <w:r>
+        <w:t>Kontrollfrage. Welche Entscheidung waere falsch, wenn Wirkpfad in V03 missverstanden wird? Die Antwort muss mindestens eine Daten- oder Quellenannahme, eine betroffene Gruppe oder Schutzdimension, eine moegliche Nebenwirkung und einen Rueckkopplungsschritt nennen. Richtig ist nicht die lauteste Bewertung, sondern diejenige, die Begriff, Beleg und Steuerungsfolge zusammenhaelt.</w:t>
       </w:r>
     </w:p>
     <w:p>
@@ -3076,137 +3026,112 @@
         <w:pStyle w:val="Heading3"/>
       </w:pPr>
       <w:r>
-        <w:t>Abschlusskommentar 3: Lesen, pruefen, rueckkoppeln</w:t>
-      </w:r>
-    </w:p>
-    <w:p>
-      <w:r>
-        <w:t>Die folgende Verdichtung fuehrt die vorhandenen Kapitel nicht als Wiederholung, sondern als Anwendung zusammen. Wirkungskompetenz entsteht, wenn dieselbe begriffliche Strenge in Fallanalyse, Datenarbeit, Kommunikation, Governance und Entscheidungspraxis wiedererkannt wird.</w:t>
-      </w:r>
-    </w:p>
-    <w:p>
-      <w:r>
-        <w:t>Evidenzregel. Lernziele darf im Skript nicht als dekorativer Begriff stehen bleiben. Der Abschnitt traegt nur dann, wenn er eine pruefbare Aussage erlaubt: Welche Quelle stuetzt die Annahme, welche Unsicherheit bleibt offen und welche Gegenbeobachtung wuerde die Bewertung veraendern? Fuer Die Wirkungsökonomie als neue Steuerungslogik heisst das, dass praezise Sprache die erste Sicherung gegen Impact-Washing bildet. Die Studierenden sollen nicht lernen, einen Score nachzusprechen. Sie sollen erkennen, wann ein Score klaert, wann er verdeckt und wann eine rote Linie die Durchschnittslogik stoppt.</w:t>
-      </w:r>
-    </w:p>
-    <w:p>
-      <w:r>
-        <w:t>Fallfenster zur Anwendung. Eine Organisation plant eine Massnahme und formuliert dazu eine positive Absicht. In der WÖk reicht das nicht. Fuer diese Vorlesung muss sichtbar werden, welche Zustandsveraenderung erwartet wird, welche Empfaenger direkt oder indirekt betroffen sind, welche Nebenwirkungen entstehen koennen und welche Entscheidung spaeter korrigiert wird. Bezogen auf Die Wirkungsökonomie als neue Steuerungslogik heisst das: Die Analyse muss das konkrete Thema ernst nehmen und zugleich den allgemeinen WÖk-Massstab halten. Es geht nicht darum, Akteure moralisch zu sortieren. Es geht darum, Wirkpfade, Wirkungsempfaenger, Datenqualitaet, Risiken und Rueckkopplung so zu beschreiben, dass bessere Entscheidungen moeglich werden.</w:t>
-      </w:r>
-    </w:p>
-    <w:p>
-      <w:r>
-        <w:t>Transfer in Grundstudium Wirkungsökonomie. Einleitung / Wirkungsfrage verbindet die inhaltliche Deutung mit der spaeteren Praxis. Eine Organisation kann zu Die Wirkungsökonomie als neue Steuerungslogik sehr ueberzeugend kommunizieren und trotzdem an einen plausiblen Gedanken schon fuer Wirkung zu halten, obwohl Empfaenger, Zustand, Zeitbezug und Quelle fehlen scheitern. Darum muss die V1-Fassung immer auch nach Governance fragen: Wer erhebt Daten, wer bewertet sie, wer traegt die Folgen, wer kann widersprechen und wann wird eine Entscheidung korrigiert? Mindestens ein direkter und ein indirekter Wirkpfad muessen nachvollziehbar sein. So wird aus einem Lehrkapitel eine verantwortbare Arbeitsroutine.</w:t>
-      </w:r>
-    </w:p>
-    <w:p>
-      <w:r>
-        <w:t>Grenze gegen Scheingenauigkeit. Gerade bei Kernaussage ist Praezision wichtiger als grosse Begriffe. Eine Wirkungsaussage bleibt schwach, wenn sie nur Aktivitaet, Reichweite, Absicht oder Image beschreibt. Stark wird sie erst, wenn sie die Zustandsveraenderung und ihre Bedingungen offenlegt. In V03 ist deshalb entscheidend, jede Bewertung nur so belastbar ist wie Datenlage, Quellenstatus, Aktualitaet und Systemgrenze. Die Fehlerlinie verlaeuft nicht zwischen Optimismus und Pessimismus, sondern zwischen offengelegter Unsicherheit und rhetorischer Sicherheit ohne Pruefpfad.</w:t>
-      </w:r>
-    </w:p>
-    <w:p>
-      <w:r>
-        <w:t>Pruefungsnahe Transferfrage. Formuliere zu V03 eine Wirkungsaussage in drei Saetzen: Erstens den beobachteten oder plausiblen Zustand, zweitens die Daten- oder Quellenlage, drittens die offene Unsicherheit samt Rueckkopplung. Die Antwort muss ohne moralische Personenbewertung auskommen und darf Reichweite nicht mit Wirkung verwechseln.</w:t>
-      </w:r>
-    </w:p>
-    <w:p>
-      <w:r>
-        <w:t>Pruefungsnahe Lesart. Aus Quelltext und fachliche Grundlegung laesst sich eine gute Transferfrage ableiten: Welche Entscheidung waere falsch, wenn dieser Abschnitt missverstanden wird? Fuer Die Wirkungsökonomie als neue Steuerungslogik lautet die Antwort meist nicht einfach "mehr Wirkung", sondern genauer: bessere Unterscheidung, sauberere Daten, klarere Schutzlinie und rueckgekoppelte Steuerung. Profile, Zielkonflikte und offene Punkte werden nebeneinander gefuehrt. Wer das im Fall anwenden kann, hat den Kern der Vorlesung verstanden; wer nur Definitionen wiederholt, bleibt unter dem Anspruch der Akademie.</w:t>
-      </w:r>
-    </w:p>
-    <w:p>
-      <w:r>
-        <w:t>Fallfenster zur Anwendung. Eine Fuehrungsentscheidung erzeugt zugleich Nutzen und Risiken. Die WÖk behandelt Ambivalenz nicht als Stoerung, sondern als Kern der Analyse. Positive Netto-Wirkung darf erst behauptet werden, wenn zentrale negative Wirkungen getrennt geprueft und rote Linien gewahrt sind. Bezogen auf Die Wirkungsökonomie als neue Steuerungslogik heisst das: Die Analyse muss das konkrete Thema ernst nehmen und zugleich den allgemeinen WÖk-Massstab halten. Es geht nicht darum, Akteure moralisch zu sortieren. Es geht darum, Wirkpfade, Wirkungsempfaenger, Datenqualitaet, Risiken und Rueckkopplung so zu beschreiben, dass bessere Entscheidungen moeglich werden.</w:t>
-      </w:r>
-    </w:p>
-    <w:p>
-      <w:r>
-        <w:t>Nichtkompensation. Der Abschnitt Von der Idee zur Steuerung ist in V03 kein Zusatzwissen, sondern ein Pruefstein fuer die Grundfrage des Skripts: Was veraendert sich, bei wem, wodurch und mit welcher Rueckkopplung? Fuer Die Wirkungsökonomie als neue Steuerungslogik wird daran sichtbar, dass schwere zentrale Schaeden nicht durch beliebige positive Einzelwerte neutralisiert werden duerfen. Die fachliche Grenze liegt dort, wo Lernende eine Durchschnittslogik als moralische Entlastung verwenden. Die saubere Lesart trennt deshalb Beobachtung, Kausalannahme, Bewertung und Steuerungsfolge. In der Anwendung sollte daraus mindestens eine konkrete Begriff, Wirkpfad, Fallbewertung, rote Linie oder Rueckkopplung abgeleitet werden; sonst bleibt das Wissen erklaerend, aber nicht steuerungsfaehig.</w:t>
-      </w:r>
-    </w:p>
-    <w:p>
-      <w:r>
-        <w:t>Anwendung auf Was Steuerung überhaupt heißt. In einer Fallanalyse beginnt dieser Punkt nicht mit einer Meinung, sondern mit einer belastbaren Beschreibung. Wer V03 pruefungsnah liest, fragt zuerst nach Wirkungsempfaengern, Wirkraum, Zeitraum und Datenquelle. Erst danach folgt die Bewertung im Referenzrahmen Mensch, Planet, Demokratie, SDGs, Agenda 2030 und SDG+. Jeder Analyseblock fragt nach der Routine, die nach der Bewertung angepasst wird. Der typische Kurzschluss waere, Reporting als Abschluss behandeln. Genau dagegen setzt die WÖk die Pflicht, Wirkungspotenzial, Wirkungsrisiko und positive Netto-Wirkung begrifflich getrennt zu halten.</w:t>
-      </w:r>
-    </w:p>
-    <w:p>
-      <w:r>
-        <w:t>Evidenzregel. Der Regelkreis der Wirkungsökonomie darf im Skript nicht als dekorativer Begriff stehen bleiben. Der Abschnitt traegt nur dann, wenn er eine pruefbare Aussage erlaubt: Welche Quelle stuetzt die Annahme, welche Unsicherheit bleibt offen und welche Gegenbeobachtung wuerde die Bewertung veraendern? Fuer Die Wirkungsökonomie als neue Steuerungslogik heisst das, dass Wirkungsbewertung Verfahren, Rechte, Transparenz und Korrektur braucht. Die Studierenden sollen nicht lernen, einen Score nachzusprechen. Sie sollen erkennen, wann ein Score klaert, wann er verdeckt und wann eine rote Linie die Durchschnittslogik stoppt.</w:t>
-      </w:r>
-    </w:p>
-    <w:p>
-      <w:r>
-        <w:t>Fallfenster zur Anwendung. Ein Controlling-Team moechte einen Score bilden. Das Skript verlangt, dass Datenqualitaet, Systemgrenzen, Gewichtung, Unsicherheit und Nichtkompensation sichtbar bleiben. Ein Score darf die Diskussion nicht beenden, sondern muss bessere Fragen, Priorisierung und Rueckkopplung ermoeglichen. Bezogen auf Die Wirkungsökonomie als neue Steuerungslogik heisst das: Die Analyse muss das konkrete Thema ernst nehmen und zugleich den allgemeinen WÖk-Massstab halten. Es geht nicht darum, Akteure moralisch zu sortieren. Es geht darum, Wirkpfade, Wirkungsempfaenger, Datenqualitaet, Risiken und Rueckkopplung so zu beschreiben, dass bessere Entscheidungen moeglich werden.</w:t>
-      </w:r>
-    </w:p>
-    <w:p>
-      <w:r>
-        <w:t>Transfer in Grundstudium Wirkungsökonomie. Wirkung sichtbar machen verbindet die inhaltliche Deutung mit der spaeteren Praxis. Eine Organisation kann zu Die Wirkungsökonomie als neue Steuerungslogik sehr ueberzeugend kommunizieren und trotzdem an einen plausiblen Gedanken schon fuer Wirkung zu halten, obwohl Empfaenger, Zustand, Zeitbezug und Quelle fehlen scheitern. Darum muss die V1-Fassung immer auch nach Governance fragen: Wer erhebt Daten, wer bewertet sie, wer traegt die Folgen, wer kann widersprechen und wann wird eine Entscheidung korrigiert? Pruefungsfragen verbinden Begriff, Anwendung, Evidenz und rote Linie. So wird aus einem Lehrkapitel eine verantwortbare Arbeitsroutine.</w:t>
-      </w:r>
-    </w:p>
-    <w:p>
-      <w:r>
-        <w:t>Pruefungsnahe Transferfrage. Formuliere zu V03 eine Wirkungsaussage in drei Saetzen: Erstens den beobachteten oder plausiblen Zustand, zweitens die Daten- oder Quellenlage, drittens die offene Unsicherheit samt Rueckkopplung. Die Antwort muss ohne moralische Personenbewertung auskommen und darf Reichweite nicht mit Wirkung verwechseln.</w:t>
-      </w:r>
-    </w:p>
-    <w:p>
-      <w:r>
-        <w:t>Grenze gegen Scheingenauigkeit. Gerade bei Wirkung bewerten ist Praezision wichtiger als grosse Begriffe. Eine Wirkungsaussage bleibt schwach, wenn sie nur Aktivitaet, Reichweite, Absicht oder Image beschreibt. Stark wird sie erst, wenn sie die Zustandsveraenderung und ihre Bedingungen offenlegt. In V03 ist deshalb entscheidend, WÖk-Begriffe im Alltag nur tragen, wenn sie in Routinen uebersetzt werden. Die Fehlerlinie verlaeuft nicht zwischen Optimismus und Pessimismus, sondern zwischen offengelegter Unsicherheit und rhetorischer Sicherheit ohne Pruefpfad.</w:t>
-      </w:r>
-    </w:p>
-    <w:p>
-      <w:r>
-        <w:t>Pruefungsnahe Lesart. Aus Wirkung belohnen laesst sich eine gute Transferfrage ableiten: Welche Entscheidung waere falsch, wenn dieser Abschnitt missverstanden wird? Fuer Die Wirkungsökonomie als neue Steuerungslogik lautet die Antwort meist nicht einfach "mehr Wirkung", sondern genauer: bessere Unterscheidung, sauberere Daten, klarere Schutzlinie und rueckgekoppelte Steuerung. Gute Kommunikation unterscheidet Befund, Annahme und normative Bewertung. Wer das im Fall anwenden kann, hat den Kern der Vorlesung verstanden; wer nur Definitionen wiederholt, bleibt unter dem Anspruch der Akademie.</w:t>
-      </w:r>
-    </w:p>
-    <w:p>
-      <w:r>
-        <w:t>Fallfenster zur Anwendung. Ein Kommunikationsbericht nennt viele Aktivitaeten, Reichweiten und Rueckmeldungen. Die V1-Pruefung fragt, ob daraus eine belastbare Wirkungsaussage folgt. Wenn nur Kontakte, Klicks oder Zustimmung vorliegen, bleibt die Aussage im Bereich Wirkungspotenzial oder Resonanz, nicht im Bereich nachgewiesener Wirkung. Bezogen auf Die Wirkungsökonomie als neue Steuerungslogik heisst das: Die Analyse muss das konkrete Thema ernst nehmen und zugleich den allgemeinen WÖk-Massstab halten. Es geht nicht darum, Akteure moralisch zu sortieren. Es geht darum, Wirkpfade, Wirkungsempfaenger, Datenqualitaet, Risiken und Rueckkopplung so zu beschreiben, dass bessere Entscheidungen moeglich werden.</w:t>
-      </w:r>
-    </w:p>
-    <w:p>
-      <w:r>
-        <w:t>Systemgrenze. Der Abschnitt Ein durchgehendes Beispiel ist in V03 kein Zusatzwissen, sondern ein Pruefstein fuer die Grundfrage des Skripts: Was veraendert sich, bei wem, wodurch und mit welcher Rueckkopplung? Fuer Die Wirkungsökonomie als neue Steuerungslogik wird daran sichtbar, dass jede Wirkungsaussage eine Grenze zieht und diese Grenze begruenden muss. Die fachliche Grenze liegt dort, wo Lernende nur den bequemen Ausschnitt betrachten. Die saubere Lesart trennt deshalb Beobachtung, Kausalannahme, Bewertung und Steuerungsfolge. In der Anwendung sollte daraus mindestens eine konkrete Begriff, Wirkpfad, Fallbewertung, rote Linie oder Rueckkopplung abgeleitet werden; sonst bleibt das Wissen erklaerend, aber nicht steuerungsfaehig.</w:t>
-      </w:r>
-    </w:p>
-    <w:p>
-      <w:r>
-        <w:t>Anwendung auf Selbstlernend statt starr. In einer Fallanalyse beginnt dieser Punkt nicht mit einer Meinung, sondern mit einer belastbaren Beschreibung. Wer V03 pruefungsnah liest, fragt zuerst nach Wirkungsempfaengern, Wirkraum, Zeitraum und Datenquelle. Erst danach folgt die Bewertung im Referenzrahmen Mensch, Planet, Demokratie, SDGs, Agenda 2030 und SDG+. Szenarien pruefen Sofortwirkung, Folgewirkung und Reversibilitaet getrennt. Der typische Kurzschluss waere, Momentnutzen als dauerhafte positive Netto-Wirkung verkaufen. Genau dagegen setzt die WÖk die Pflicht, Wirkungspotenzial, Wirkungsrisiko und positive Netto-Wirkung begrifflich getrennt zu halten.</w:t>
-      </w:r>
-    </w:p>
-    <w:p>
-      <w:r>
-        <w:t>Evidenzregel. Was diese Logik nicht ist darf im Skript nicht als dekorativer Begriff stehen bleiben. Der Abschnitt traegt nur dann, wenn er eine pruefbare Aussage erlaubt: Welche Quelle stuetzt die Annahme, welche Unsicherheit bleibt offen und welche Gegenbeobachtung wuerde die Bewertung veraendern? Fuer Die Wirkungsökonomie als neue Steuerungslogik heisst das, dass Wirkung nicht am Sender, sondern an veraenderten Zustanden der Empfaenger geprueft wird. Die Studierenden sollen nicht lernen, einen Score nachzusprechen. Sie sollen erkennen, wann ein Score klaert, wann er verdeckt und wann eine rote Linie die Durchschnittslogik stoppt.</w:t>
-      </w:r>
-    </w:p>
-    <w:p>
-      <w:r>
-        <w:t>Fallfenster zur Anwendung. Eine Organisation plant eine Massnahme und formuliert dazu eine positive Absicht. In der WÖk reicht das nicht. Fuer diese Vorlesung muss sichtbar werden, welche Zustandsveraenderung erwartet wird, welche Empfaenger direkt oder indirekt betroffen sind, welche Nebenwirkungen entstehen koennen und welche Entscheidung spaeter korrigiert wird. Bezogen auf Die Wirkungsökonomie als neue Steuerungslogik heisst das: Die Analyse muss das konkrete Thema ernst nehmen und zugleich den allgemeinen WÖk-Massstab halten. Es geht nicht darum, Akteure moralisch zu sortieren. Es geht darum, Wirkpfade, Wirkungsempfaenger, Datenqualitaet, Risiken und Rueckkopplung so zu beschreiben, dass bessere Entscheidungen moeglich werden.</w:t>
-      </w:r>
-    </w:p>
-    <w:p>
-      <w:r>
-        <w:t>Pruefungsnahe Transferfrage. Formuliere zu V03 eine Wirkungsaussage in drei Saetzen: Erstens den beobachteten oder plausiblen Zustand, zweitens die Daten- oder Quellenlage, drittens die offene Unsicherheit samt Rueckkopplung. Die Antwort muss ohne moralische Personenbewertung auskommen und darf Reichweite nicht mit Wirkung verwechseln.</w:t>
-      </w:r>
-    </w:p>
-    <w:p>
-      <w:r>
-        <w:t>Transfer in Grundstudium Wirkungsökonomie. Was du aus dieser Vorlesung mitnimmst verbindet die inhaltliche Deutung mit der spaeteren Praxis. Eine Organisation kann zu Die Wirkungsökonomie als neue Steuerungslogik sehr ueberzeugend kommunizieren und trotzdem an einen plausiblen Gedanken schon fuer Wirkung zu halten, obwohl Empfaenger, Zustand, Zeitbezug und Quelle fehlen scheitern. Darum muss die V1-Fassung immer auch nach Governance fragen: Wer erhebt Daten, wer bewertet sie, wer traegt die Folgen, wer kann widersprechen und wann wird eine Entscheidung korrigiert? Jede Schlussfolgerung endet mit Entscheidung, Verantwortlichkeit und Termin fuer Rueckpruefung. So wird aus einem Lehrkapitel eine verantwortbare Arbeitsroutine.</w:t>
-      </w:r>
-    </w:p>
-    <w:p>
-      <w:r>
-        <w:t>Grenze gegen Scheingenauigkeit. Gerade bei Wirkungsökonomische Vertiefung ist Praezision wichtiger als grosse Begriffe. Eine Wirkungsaussage bleibt schwach, wenn sie nur Aktivitaet, Reichweite, Absicht oder Image beschreibt. Stark wird sie erst, wenn sie die Zustandsveraenderung und ihre Bedingungen offenlegt. In V03 ist deshalb entscheidend, WÖk-Aussagen mit bestehenden Begriffen, Studien, Standards und Rechtsrahmen in Beziehung stehen muessen. Die Fehlerlinie verlaeuft nicht zwischen Optimismus und Pessimismus, sondern zwischen offengelegter Unsicherheit und rhetorischer Sicherheit ohne Pruefpfad.</w:t>
-      </w:r>
-    </w:p>
-    <w:p>
-      <w:r>
-        <w:t>Pruefungsnahe Lesart. Aus Prüfungsrelevanz laesst sich eine gute Transferfrage ableiten: Welche Entscheidung waere falsch, wenn dieser Abschnitt missverstanden wird? Fuer Die Wirkungsökonomie als neue Steuerungslogik lautet die Antwort meist nicht einfach "mehr Wirkung", sondern genauer: bessere Unterscheidung, sauberere Daten, klarere Schutzlinie und rueckgekoppelte Steuerung. Die Analyse markiert Stoppsignale vor jeder Portfolio- oder Score-Debatte. Wer das im Fall anwenden kann, hat den Kern der Vorlesung verstanden; wer nur Definitionen wiederholt, bleibt unter dem Anspruch der Akademie.</w:t>
-      </w:r>
-    </w:p>
-    <w:p>
-      <w:r>
-        <w:t>Fallfenster zur Anwendung. Eine Fuehrungsentscheidung erzeugt zugleich Nutzen und Risiken. Die WÖk behandelt Ambivalenz nicht als Stoerung, sondern als Kern der Analyse. Positive Netto-Wirkung darf erst behauptet werden, wenn zentrale negative Wirkungen getrennt geprueft und rote Linien gewahrt sind. Bezogen auf Die Wirkungsökonomie als neue Steuerungslogik heisst das: Die Analyse muss das konkrete Thema ernst nehmen und zugleich den allgemeinen WÖk-Massstab halten. Es geht nicht darum, Akteure moralisch zu sortieren. Es geht darum, Wirkpfade, Wirkungsempfaenger, Datenqualitaet, Risiken und Rueckkopplung so zu beschreiben, dass bessere Entscheidungen moeglich werden.</w:t>
+        <w:t>Schlussvertiefung 3: Die Wirkungsökonomie als neue Steuerungslogik im Anwendungsfall</w:t>
+      </w:r>
+    </w:p>
+    <w:p>
+      <w:r>
+        <w:t>Die folgenden Abschnitte sind keine neue Pruefungsloesung. Sie verdichten die vorhandenen Kapitel zu einer Lesart, mit der Studierende einen Fall selbststaendig analysieren koennen. Im Mittelpunkt stehen Wirkpfade, Wirkungsempfaenger, Bewertung und Rueckkopplung, nicht moralische Personenbewertung.</w:t>
+      </w:r>
+    </w:p>
+    <w:p>
+      <w:r>
+        <w:t>Begriffliche Schlussklaerung. In V03 muss Leitthese immer mit Empfaengern gelesen werden. Wirkung entsteht nicht beim Sender, sondern an veraenderten Zustaenden von Menschen, Oekosystemen, Institutionen, Oeffentlichkeit oder kuenftigen Handlungsspielraeumen. Darum reicht es nicht, interne Aktivitaeten zu dokumentieren. Entscheidend ist, ob sich ein Zustand nachvollziehbar veraendert und ob diese Veraenderung im Referenzrahmen Mensch, Planet, Demokratie, SDGs, Agenda 2030 und SDG+ tragfaehig bewertet werden kann.</w:t>
+      </w:r>
+    </w:p>
+    <w:p>
+      <w:r>
+        <w:t>Ein Bericht behauptet, die Massnahme zu Die Wirkungsökonomie als neue Steuerungslogik sei erfolgreich. Die WOE-Lesart fragt bei Leitthese nach belastbaren Nachweisen: begriffliche Praezision, Fallbeschreibung, Quellenklarheit, Plausibilitaet und offene Unsicherheit. Wenn diese Nachweise fehlen, bleibt die Aussage Wirkungspotenzial oder Kommunikationsbehauptung. Sie kann wichtig sein, aber sie ist noch keine belegte Wirkung.</w:t>
+      </w:r>
+    </w:p>
+    <w:p>
+      <w:r>
+        <w:t>Wirkpfad und Empfaenger. Wissenschaftliche Anschlussfaehigkeit entsteht hier durch Quellenklarheit. Bei Didaktische Einordnung im Studiengang werden interne WOE-Begriffe nicht als Ersatz fuer Belege benutzt, sondern mit Grundlagenwerk, WOE-Referenz, Glossar, Werkzeuge, Journal und externe Fachquellen verbunden. Wo die Datenlage offen bleibt, wird das offengelegt. Wo eine Aussage nur plausibel ist, bleibt sie als Wirkungspotenzial markiert. Wo ein Schaden eine rote Linie beruehrt, greift Nichtkompensation vor Durchschnittslogik.</w:t>
+      </w:r>
+    </w:p>
+    <w:p>
+      <w:r>
+        <w:t>In einer kontroversen Entscheidung wirkt Didaktische Einordnung im Studiengang als Pruefpunkt fuer Ambivalenz. Ein Nutzen fuer eine Gruppe kann mit Risiken fuer andere Wirkungsempfaenger einhergehen. Das Skript verlangt deshalb, positive und negative Zustandsveraenderungen getrennt zu fuehren, bevor von positiver Netto-Wirkung gesprochen wird.</w:t>
+      </w:r>
+    </w:p>
+    <w:p>
+      <w:r>
+        <w:t>Rueckfluss. Fuer den WOE-Korpus bedeutet das: Begriffe aus Die Wirkungsökonomie als neue Steuerungslogik sollten dort geschaerft werden, wo sie in Glossar, Werkzeugen, Journal oder Readern doppeldeutig bleiben. Offene Forschungsfragen werden nicht versteckt. Sie markieren die Stelle, an der spaetere Evidenz, ein besserer Datensatz oder eine praezisere Fallstudie die Bewertung veraendern kann.</w:t>
+      </w:r>
+    </w:p>
+    <w:p>
+      <w:r>
+        <w:t>Daten, Quellen und Evidenz. In Grundstudium Wirkungsoekonomie wird Analysemodell erst steuerungsfaehig, wenn daraus eine Entscheidung folgt. Die Grundbegriffe muessen in spaeteren Modulen wiedererkennbar bleiben. Ohne diese Rueckkopplung bleibt Reporting eine Beschreibung. Mit Rueckkopplung wird aus Bewertung eine veraenderte Routine: ein anderer Prozess, ein geaenderter Anreiz, eine bessere Datenpflicht, eine korrigierte Kommunikation oder eine neue Priorisierung.</w:t>
+      </w:r>
+    </w:p>
+    <w:p>
+      <w:r>
+        <w:t>Die typische Fehlstelle bei Die Wirkungsökonomie als neue Steuerungslogik liegt darin, Absicht, Aktivitaet oder Reporting als Wirkung zu behandeln. Bei Analysemodell wird diese Fehlstelle konkret: Ein scheinbar plausibler Befund darf nicht zur Abkuerzung werden. Quellen, Systemgrenzen, Unsicherheit und Rueckkopplung bleiben sichtbar.</w:t>
+      </w:r>
+    </w:p>
+    <w:p>
+      <w:r>
+        <w:t>Bewertung und rote Linien. Die Grenze gegen Scheingenauigkeit verlaeuft bei Modellformel nicht zwischen Optimismus und Pessimismus. Sie verlaeuft zwischen offengelegter Unsicherheit und rhetorischer Sicherheit. Wer Die Wirkungsökonomie als neue Steuerungslogik belastbar anwenden will, benennt Systemgrenze, Zeitraum, Vergleichspunkt und offene Gegenhypothese. Gerade dadurch bleibt das Skript anschlussfaehig fuer Forschung, Praxis und spaetere Revision.</w:t>
+      </w:r>
+    </w:p>
+    <w:p>
+      <w:r>
+        <w:t>Fuer die Pruefung ist Modellformel dann verstanden, wenn daraus eine belastbare Fallantwort entsteht. Eine gute Antwort unterscheidet Beobachtung, Kausalannahme, Bewertung und Steuerungsfolge. Sie bewertet keine Menschen, sondern Wirkpfade, Zustandsveraenderungen, Risiken und institutionelle Bedingungen.</w:t>
+      </w:r>
+    </w:p>
+    <w:p>
+      <w:r>
+        <w:t>Kontrollfrage. Welche Entscheidung waere falsch, wenn Modellformel in V03 missverstanden wird? Die Antwort muss mindestens eine Daten- oder Quellenannahme, eine betroffene Gruppe oder Schutzdimension, eine moegliche Nebenwirkung und einen Rueckkopplungsschritt nennen. Richtig ist nicht die lauteste Bewertung, sondern diejenige, die Begriff, Beleg und Steuerungsfolge zusammenhaelt.</w:t>
+      </w:r>
+    </w:p>
+    <w:p>
+      <w:r>
+        <w:t>Steuerung und Rueckkopplung. Fallfenster zeigt, warum Die Wirkungsökonomie als neue Steuerungslogik mehr ist als ein Schlagwort im Feld Wirkpfade, Wirkungsempfaenger, Bewertung und Rueckkopplung. Die wirkungsoekonomische Frage lautet: Welche reale Veraenderung wird moeglich, welche bleibt nur Potenzial und wo entsteht ein Wirkungsrisiko? Diese Unterscheidung schuetzt vor Impact-Washing, weil sie Absicht, Aktivitaet, Reichweite und Wirkung auseinanderhaelt.</w:t>
+      </w:r>
+    </w:p>
+    <w:p>
+      <w:r>
+        <w:t>Eine Kommune, ein Unternehmen oder eine Bildungsorganisation will Die Wirkungsökonomie als neue Steuerungslogik praktisch anwenden. Der erste Schritt ist nicht die Auswahl eines Instruments, sondern die Klaerung der Zustandsveraenderung. Bei Fallfenster muss deshalb benannt werden, wer betroffen ist, welcher Zustand sich veraendert, welche Frist gilt und welche Gegenbeobachtung die Annahme widerlegen wuerde. Erst danach entsteht eine begruendete Entscheidung im Feld Begriff, Fallbewertung, Wirkpfad, rote Linie, Quellenbeurteilung oder Rueckkopplungsregel.</w:t>
+      </w:r>
+    </w:p>
+    <w:p>
+      <w:r>
+        <w:t>Pruefungsnahe Anwendung. In V03 muss Prüfungsnahe Fallfragen ohne geschützte Antwortlogik immer mit Empfaengern gelesen werden. Wirkung entsteht nicht beim Sender, sondern an veraenderten Zustaenden von Menschen, Oekosystemen, Institutionen, Oeffentlichkeit oder kuenftigen Handlungsspielraeumen. Darum reicht es nicht, interne Aktivitaeten zu dokumentieren. Entscheidend ist, ob sich ein Zustand nachvollziehbar veraendert und ob diese Veraenderung im Referenzrahmen Mensch, Planet, Demokratie, SDGs, Agenda 2030 und SDG+ tragfaehig bewertet werden kann.</w:t>
+      </w:r>
+    </w:p>
+    <w:p>
+      <w:r>
+        <w:t>Ein Bericht behauptet, die Massnahme zu Die Wirkungsökonomie als neue Steuerungslogik sei erfolgreich. Die WOE-Lesart fragt bei Prüfungsnahe Fallfragen ohne geschützte Antwortlogik nach belastbaren Nachweisen: begriffliche Praezision, Fallbeschreibung, Quellenklarheit, Plausibilitaet und offene Unsicherheit. Wenn diese Nachweise fehlen, bleibt die Aussage Wirkungspotenzial oder Kommunikationsbehauptung. Sie kann wichtig sein, aber sie ist noch keine belegte Wirkung.</w:t>
+      </w:r>
+    </w:p>
+    <w:p>
+      <w:r>
+        <w:t>Transfer in den WOE-Korpus. Wissenschaftliche Anschlussfaehigkeit entsteht hier durch Quellenklarheit. Bei Einleitung / Wirkungsfrage werden interne WOE-Begriffe nicht als Ersatz fuer Belege benutzt, sondern mit Grundlagenwerk, WOE-Referenz, Glossar, Werkzeuge, Journal und externe Fachquellen verbunden. Wo die Datenlage offen bleibt, wird das offengelegt. Wo eine Aussage nur plausibel ist, bleibt sie als Wirkungspotenzial markiert. Wo ein Schaden eine rote Linie beruehrt, greift Nichtkompensation vor Durchschnittslogik.</w:t>
+      </w:r>
+    </w:p>
+    <w:p>
+      <w:r>
+        <w:t>In einer kontroversen Entscheidung wirkt Einleitung / Wirkungsfrage als Pruefpunkt fuer Ambivalenz. Ein Nutzen fuer eine Gruppe kann mit Risiken fuer andere Wirkungsempfaenger einhergehen. Das Skript verlangt deshalb, positive und negative Zustandsveraenderungen getrennt zu fuehren, bevor von positiver Netto-Wirkung gesprochen wird.</w:t>
+      </w:r>
+    </w:p>
+    <w:p>
+      <w:r>
+        <w:t>Grenzen der Aussage. In Grundstudium Wirkungsoekonomie wird Kernaussage erst steuerungsfaehig, wenn daraus eine Entscheidung folgt. Die Grundbegriffe muessen in spaeteren Modulen wiedererkennbar bleiben. Ohne diese Rueckkopplung bleibt Reporting eine Beschreibung. Mit Rueckkopplung wird aus Bewertung eine veraenderte Routine: ein anderer Prozess, ein geaenderter Anreiz, eine bessere Datenpflicht, eine korrigierte Kommunikation oder eine neue Priorisierung.</w:t>
+      </w:r>
+    </w:p>
+    <w:p>
+      <w:r>
+        <w:t>Die typische Fehlstelle bei Die Wirkungsökonomie als neue Steuerungslogik liegt darin, Absicht, Aktivitaet oder Reporting als Wirkung zu behandeln. Bei Kernaussage wird diese Fehlstelle konkret: Ein scheinbar plausibler Befund darf nicht zur Abkuerzung werden. Quellen, Systemgrenzen, Unsicherheit und Rueckkopplung bleiben sichtbar.</w:t>
+      </w:r>
+    </w:p>
+    <w:p>
+      <w:r>
+        <w:t>Kontrollfrage. Welche Entscheidung waere falsch, wenn Kernaussage in V03 missverstanden wird? Die Antwort muss mindestens eine Daten- oder Quellenannahme, eine betroffene Gruppe oder Schutzdimension, eine moegliche Nebenwirkung und einen Rueckkopplungsschritt nennen. Richtig ist nicht die lauteste Bewertung, sondern diejenige, die Begriff, Beleg und Steuerungsfolge zusammenhaelt.</w:t>
+      </w:r>
+    </w:p>
+    <w:p>
+      <w:r>
+        <w:t>Rueckfluss. Fuer den WOE-Korpus bedeutet das: Begriffe aus Die Wirkungsökonomie als neue Steuerungslogik sollten dort geschaerft werden, wo sie in Glossar, Werkzeugen, Journal oder Readern doppeldeutig bleiben. Offene Forschungsfragen werden nicht versteckt. Sie markieren die Stelle, an der spaetere Evidenz, ein besserer Datensatz oder eine praezisere Fallstudie die Bewertung veraendern kann.</w:t>
       </w:r>
     </w:p>
     <w:p>
@@ -3214,42 +3139,107 @@
         <w:pStyle w:val="Heading3"/>
       </w:pPr>
       <w:r>
-        <w:t>Abschlusskommentar 4: Lesen, pruefen, rueckkoppeln</w:t>
-      </w:r>
-    </w:p>
-    <w:p>
-      <w:r>
-        <w:t>Die folgende Verdichtung fuehrt die vorhandenen Kapitel nicht als Wiederholung, sondern als Anwendung zusammen. Wirkungskompetenz entsteht, wenn dieselbe begriffliche Strenge in Fallanalyse, Datenarbeit, Kommunikation, Governance und Entscheidungspraxis wiedererkannt wird.</w:t>
-      </w:r>
-    </w:p>
-    <w:p>
-      <w:r>
-        <w:t>Begriffliche Schaerfung. Der Abschnitt Lernziele ist in V03 kein Zusatzwissen, sondern ein Pruefstein fuer die Grundfrage des Skripts: Was veraendert sich, bei wem, wodurch und mit welcher Rueckkopplung? Fuer Die Wirkungsökonomie als neue Steuerungslogik wird daran sichtbar, dass praezise Sprache die erste Sicherung gegen Impact-Washing bildet. Die fachliche Grenze liegt dort, wo Lernende Output, Reichweite, Absicht und Wirkung in einem Satz vermischen. Die saubere Lesart trennt deshalb Beobachtung, Kausalannahme, Bewertung und Steuerungsfolge. In der Anwendung sollte daraus mindestens eine konkrete Begriff, Wirkpfad, Fallbewertung, rote Linie oder Rueckkopplung abgeleitet werden; sonst bleibt das Wissen erklaerend, aber nicht steuerungsfaehig.</w:t>
-      </w:r>
-    </w:p>
-    <w:p>
-      <w:r>
-        <w:t>Anwendung auf Einleitung / Wirkungsfrage. In einer Fallanalyse beginnt dieser Punkt nicht mit einer Meinung, sondern mit einer belastbaren Beschreibung. Wer V03 pruefungsnah liest, fragt zuerst nach Wirkungsempfaengern, Wirkraum, Zeitraum und Datenquelle. Erst danach folgt die Bewertung im Referenzrahmen Mensch, Planet, Demokratie, SDGs, Agenda 2030 und SDG+. Mindestens ein direkter und ein indirekter Wirkpfad muessen nachvollziehbar sein. Der typische Kurzschluss waere, nur die Massnahme selbst bewerten und indirekte Empfaenger ausblenden. Genau dagegen setzt die WÖk die Pflicht, Wirkungspotenzial, Wirkungsrisiko und positive Netto-Wirkung begrifflich getrennt zu halten.</w:t>
-      </w:r>
-    </w:p>
-    <w:p>
-      <w:r>
-        <w:t>Pruefungsnahe Transferfrage. Formuliere zu V03 eine Wirkungsaussage in drei Saetzen: Erstens den beobachteten oder plausiblen Zustand, zweitens die Daten- oder Quellenlage, drittens die offene Unsicherheit samt Rueckkopplung. Die Antwort muss ohne moralische Personenbewertung auskommen und darf Reichweite nicht mit Wirkung verwechseln.</w:t>
-      </w:r>
-    </w:p>
-    <w:p>
-      <w:r>
-        <w:t>Evidenzregel. Kernaussage darf im Skript nicht als dekorativer Begriff stehen bleiben. Der Abschnitt traegt nur dann, wenn er eine pruefbare Aussage erlaubt: Welche Quelle stuetzt die Annahme, welche Unsicherheit bleibt offen und welche Gegenbeobachtung wuerde die Bewertung veraendern? Fuer Die Wirkungsökonomie als neue Steuerungslogik heisst das, dass jede Bewertung nur so belastbar ist wie Datenlage, Quellenstatus, Aktualitaet und Systemgrenze. Die Studierenden sollen nicht lernen, einen Score nachzusprechen. Sie sollen erkennen, wann ein Score klaert, wann er verdeckt und wann eine rote Linie die Durchschnittslogik stoppt.</w:t>
-      </w:r>
-    </w:p>
-    <w:p>
-      <w:r>
-        <w:t>Fallfenster zur Anwendung. Ein Controlling-Team moechte einen Score bilden. Das Skript verlangt, dass Datenqualitaet, Systemgrenzen, Gewichtung, Unsicherheit und Nichtkompensation sichtbar bleiben. Ein Score darf die Diskussion nicht beenden, sondern muss bessere Fragen, Priorisierung und Rueckkopplung ermoeglichen. Bezogen auf Die Wirkungsökonomie als neue Steuerungslogik heisst das: Die Analyse muss das konkrete Thema ernst nehmen und zugleich den allgemeinen WÖk-Massstab halten. Es geht nicht darum, Akteure moralisch zu sortieren. Es geht darum, Wirkpfade, Wirkungsempfaenger, Datenqualitaet, Risiken und Rueckkopplung so zu beschreiben, dass bessere Entscheidungen moeglich werden.</w:t>
-      </w:r>
-    </w:p>
-    <w:p>
-      <w:r>
-        <w:t>Transfer in Grundstudium Wirkungsökonomie. Quelltext und fachliche Grundlegung verbindet die inhaltliche Deutung mit der spaeteren Praxis. Eine Organisation kann zu Die Wirkungsökonomie als neue Steuerungslogik sehr ueberzeugend kommunizieren und trotzdem an einen plausiblen Gedanken schon fuer Wirkung zu halten, obwohl Empfaenger, Zustand, Zeitbezug und Quelle fehlen scheitern. Darum muss die V1-Fassung immer auch nach Governance fragen: Wer erhebt Daten, wer bewertet sie, wer traegt die Folgen, wer kann widersprechen und wann wird eine Entscheidung korrigiert? Profile, Zielkonflikte und offene Punkte werden nebeneinander gefuehrt. So wird aus einem Lehrkapitel eine verantwortbare Arbeitsroutine.</w:t>
+        <w:t>Schlussvertiefung 4: Die Wirkungsökonomie als neue Steuerungslogik im Anwendungsfall</w:t>
+      </w:r>
+    </w:p>
+    <w:p>
+      <w:r>
+        <w:t>Die folgenden Abschnitte sind keine neue Pruefungsloesung. Sie verdichten die vorhandenen Kapitel zu einer Lesart, mit der Studierende einen Fall selbststaendig analysieren koennen. Im Mittelpunkt stehen Wirkpfade, Wirkungsempfaenger, Bewertung und Rueckkopplung, nicht moralische Personenbewertung.</w:t>
+      </w:r>
+    </w:p>
+    <w:p>
+      <w:r>
+        <w:t>Begriffliche Schlussklaerung. Die Grenze gegen Scheingenauigkeit verlaeuft bei Quelltext und fachliche Grundlegung nicht zwischen Optimismus und Pessimismus. Sie verlaeuft zwischen offengelegter Unsicherheit und rhetorischer Sicherheit. Wer Die Wirkungsökonomie als neue Steuerungslogik belastbar anwenden will, benennt Systemgrenze, Zeitraum, Vergleichspunkt und offene Gegenhypothese. Gerade dadurch bleibt das Skript anschlussfaehig fuer Forschung, Praxis und spaetere Revision.</w:t>
+      </w:r>
+    </w:p>
+    <w:p>
+      <w:r>
+        <w:t>Fuer die Pruefung ist Quelltext und fachliche Grundlegung dann verstanden, wenn daraus eine belastbare Fallantwort entsteht. Eine gute Antwort unterscheidet Beobachtung, Kausalannahme, Bewertung und Steuerungsfolge. Sie bewertet keine Menschen, sondern Wirkpfade, Zustandsveraenderungen, Risiken und institutionelle Bedingungen.</w:t>
+      </w:r>
+    </w:p>
+    <w:p>
+      <w:r>
+        <w:t>Wirkpfad und Empfaenger. Von der Idee zur Steuerung zeigt, warum Die Wirkungsökonomie als neue Steuerungslogik mehr ist als ein Schlagwort im Feld Wirkpfade, Wirkungsempfaenger, Bewertung und Rueckkopplung. Die wirkungsoekonomische Frage lautet: Welche reale Veraenderung wird moeglich, welche bleibt nur Potenzial und wo entsteht ein Wirkungsrisiko? Diese Unterscheidung schuetzt vor Impact-Washing, weil sie Absicht, Aktivitaet, Reichweite und Wirkung auseinanderhaelt.</w:t>
+      </w:r>
+    </w:p>
+    <w:p>
+      <w:r>
+        <w:t>Eine Kommune, ein Unternehmen oder eine Bildungsorganisation will Die Wirkungsökonomie als neue Steuerungslogik praktisch anwenden. Der erste Schritt ist nicht die Auswahl eines Instruments, sondern die Klaerung der Zustandsveraenderung. Bei Von der Idee zur Steuerung muss deshalb benannt werden, wer betroffen ist, welcher Zustand sich veraendert, welche Frist gilt und welche Gegenbeobachtung die Annahme widerlegen wuerde. Erst danach entsteht eine begruendete Entscheidung im Feld Begriff, Fallbewertung, Wirkpfad, rote Linie, Quellenbeurteilung oder Rueckkopplungsregel.</w:t>
+      </w:r>
+    </w:p>
+    <w:p>
+      <w:r>
+        <w:t>Daten, Quellen und Evidenz. In V03 muss Was Steuerung überhaupt heißt immer mit Empfaengern gelesen werden. Wirkung entsteht nicht beim Sender, sondern an veraenderten Zustaenden von Menschen, Oekosystemen, Institutionen, Oeffentlichkeit oder kuenftigen Handlungsspielraeumen. Darum reicht es nicht, interne Aktivitaeten zu dokumentieren. Entscheidend ist, ob sich ein Zustand nachvollziehbar veraendert und ob diese Veraenderung im Referenzrahmen Mensch, Planet, Demokratie, SDGs, Agenda 2030 und SDG+ tragfaehig bewertet werden kann.</w:t>
+      </w:r>
+    </w:p>
+    <w:p>
+      <w:r>
+        <w:t>Ein Bericht behauptet, die Massnahme zu Die Wirkungsökonomie als neue Steuerungslogik sei erfolgreich. Die WOE-Lesart fragt bei Was Steuerung überhaupt heißt nach belastbaren Nachweisen: begriffliche Praezision, Fallbeschreibung, Quellenklarheit, Plausibilitaet und offene Unsicherheit. Wenn diese Nachweise fehlen, bleibt die Aussage Wirkungspotenzial oder Kommunikationsbehauptung. Sie kann wichtig sein, aber sie ist noch keine belegte Wirkung.</w:t>
+      </w:r>
+    </w:p>
+    <w:p>
+      <w:r>
+        <w:t>Bewertung und rote Linien. Wissenschaftliche Anschlussfaehigkeit entsteht hier durch Quellenklarheit. Bei Der Regelkreis der Wirkungsökonomie werden interne WOE-Begriffe nicht als Ersatz fuer Belege benutzt, sondern mit Grundlagenwerk, WOE-Referenz, Glossar, Werkzeuge, Journal und externe Fachquellen verbunden. Wo die Datenlage offen bleibt, wird das offengelegt. Wo eine Aussage nur plausibel ist, bleibt sie als Wirkungspotenzial markiert. Wo ein Schaden eine rote Linie beruehrt, greift Nichtkompensation vor Durchschnittslogik.</w:t>
+      </w:r>
+    </w:p>
+    <w:p>
+      <w:r>
+        <w:t>In einer kontroversen Entscheidung wirkt Der Regelkreis der Wirkungsökonomie als Pruefpunkt fuer Ambivalenz. Ein Nutzen fuer eine Gruppe kann mit Risiken fuer andere Wirkungsempfaenger einhergehen. Das Skript verlangt deshalb, positive und negative Zustandsveraenderungen getrennt zu fuehren, bevor von positiver Netto-Wirkung gesprochen wird.</w:t>
+      </w:r>
+    </w:p>
+    <w:p>
+      <w:r>
+        <w:t>Kontrollfrage. Welche Entscheidung waere falsch, wenn Der Regelkreis der Wirkungsökonomie in V03 missverstanden wird? Die Antwort muss mindestens eine Daten- oder Quellenannahme, eine betroffene Gruppe oder Schutzdimension, eine moegliche Nebenwirkung und einen Rueckkopplungsschritt nennen. Richtig ist nicht die lauteste Bewertung, sondern diejenige, die Begriff, Beleg und Steuerungsfolge zusammenhaelt.</w:t>
+      </w:r>
+    </w:p>
+    <w:p>
+      <w:r>
+        <w:t>Steuerung und Rueckkopplung. In Grundstudium Wirkungsoekonomie wird Wirkung sichtbar machen erst steuerungsfaehig, wenn daraus eine Entscheidung folgt. Die Grundbegriffe muessen in spaeteren Modulen wiedererkennbar bleiben. Ohne diese Rueckkopplung bleibt Reporting eine Beschreibung. Mit Rueckkopplung wird aus Bewertung eine veraenderte Routine: ein anderer Prozess, ein geaenderter Anreiz, eine bessere Datenpflicht, eine korrigierte Kommunikation oder eine neue Priorisierung.</w:t>
+      </w:r>
+    </w:p>
+    <w:p>
+      <w:r>
+        <w:t>Die typische Fehlstelle bei Die Wirkungsökonomie als neue Steuerungslogik liegt darin, Absicht, Aktivitaet oder Reporting als Wirkung zu behandeln. Bei Wirkung sichtbar machen wird diese Fehlstelle konkret: Ein scheinbar plausibler Befund darf nicht zur Abkuerzung werden. Quellen, Systemgrenzen, Unsicherheit und Rueckkopplung bleiben sichtbar.</w:t>
+      </w:r>
+    </w:p>
+    <w:p>
+      <w:r>
+        <w:t>Pruefungsnahe Anwendung. Die Grenze gegen Scheingenauigkeit verlaeuft bei Wirkung bewerten nicht zwischen Optimismus und Pessimismus. Sie verlaeuft zwischen offengelegter Unsicherheit und rhetorischer Sicherheit. Wer Die Wirkungsökonomie als neue Steuerungslogik belastbar anwenden will, benennt Systemgrenze, Zeitraum, Vergleichspunkt und offene Gegenhypothese. Gerade dadurch bleibt das Skript anschlussfaehig fuer Forschung, Praxis und spaetere Revision.</w:t>
+      </w:r>
+    </w:p>
+    <w:p>
+      <w:r>
+        <w:t>Fuer die Pruefung ist Wirkung bewerten dann verstanden, wenn daraus eine belastbare Fallantwort entsteht. Eine gute Antwort unterscheidet Beobachtung, Kausalannahme, Bewertung und Steuerungsfolge. Sie bewertet keine Menschen, sondern Wirkpfade, Zustandsveraenderungen, Risiken und institutionelle Bedingungen.</w:t>
+      </w:r>
+    </w:p>
+    <w:p>
+      <w:r>
+        <w:t>Rueckfluss. Fuer den WOE-Korpus bedeutet das: Begriffe aus Die Wirkungsökonomie als neue Steuerungslogik sollten dort geschaerft werden, wo sie in Glossar, Werkzeugen, Journal oder Readern doppeldeutig bleiben. Offene Forschungsfragen werden nicht versteckt. Sie markieren die Stelle, an der spaetere Evidenz, ein besserer Datensatz oder eine praezisere Fallstudie die Bewertung veraendern kann.</w:t>
+      </w:r>
+    </w:p>
+    <w:p>
+      <w:r>
+        <w:t>Transfer in den WOE-Korpus. Wirkung belohnen zeigt, warum Die Wirkungsökonomie als neue Steuerungslogik mehr ist als ein Schlagwort im Feld Wirkpfade, Wirkungsempfaenger, Bewertung und Rueckkopplung. Die wirkungsoekonomische Frage lautet: Welche reale Veraenderung wird moeglich, welche bleibt nur Potenzial und wo entsteht ein Wirkungsrisiko? Diese Unterscheidung schuetzt vor Impact-Washing, weil sie Absicht, Aktivitaet, Reichweite und Wirkung auseinanderhaelt.</w:t>
+      </w:r>
+    </w:p>
+    <w:p>
+      <w:r>
+        <w:t>Eine Kommune, ein Unternehmen oder eine Bildungsorganisation will Die Wirkungsökonomie als neue Steuerungslogik praktisch anwenden. Der erste Schritt ist nicht die Auswahl eines Instruments, sondern die Klaerung der Zustandsveraenderung. Bei Wirkung belohnen muss deshalb benannt werden, wer betroffen ist, welcher Zustand sich veraendert, welche Frist gilt und welche Gegenbeobachtung die Annahme widerlegen wuerde. Erst danach entsteht eine begruendete Entscheidung im Feld Begriff, Fallbewertung, Wirkpfad, rote Linie, Quellenbeurteilung oder Rueckkopplungsregel.</w:t>
+      </w:r>
+    </w:p>
+    <w:p>
+      <w:r>
+        <w:t>Grenzen der Aussage. In V03 muss Ein durchgehendes Beispiel immer mit Empfaengern gelesen werden. Wirkung entsteht nicht beim Sender, sondern an veraenderten Zustaenden von Menschen, Oekosystemen, Institutionen, Oeffentlichkeit oder kuenftigen Handlungsspielraeumen. Darum reicht es nicht, interne Aktivitaeten zu dokumentieren. Entscheidend ist, ob sich ein Zustand nachvollziehbar veraendert und ob diese Veraenderung im Referenzrahmen Mensch, Planet, Demokratie, SDGs, Agenda 2030 und SDG+ tragfaehig bewertet werden kann.</w:t>
+      </w:r>
+    </w:p>
+    <w:p>
+      <w:r>
+        <w:t>Ein Bericht behauptet, die Massnahme zu Die Wirkungsökonomie als neue Steuerungslogik sei erfolgreich. Die WOE-Lesart fragt bei Ein durchgehendes Beispiel nach belastbaren Nachweisen: begriffliche Praezision, Fallbeschreibung, Quellenklarheit, Plausibilitaet und offene Unsicherheit. Wenn diese Nachweise fehlen, bleibt die Aussage Wirkungspotenzial oder Kommunikationsbehauptung. Sie kann wichtig sein, aber sie ist noch keine belegte Wirkung.</w:t>
+      </w:r>
+    </w:p>
+    <w:p>
+      <w:r>
+        <w:t>Kontrollfrage. Welche Entscheidung waere falsch, wenn Ein durchgehendes Beispiel in V03 missverstanden wird? Die Antwort muss mindestens eine Daten- oder Quellenannahme, eine betroffene Gruppe oder Schutzdimension, eine moegliche Nebenwirkung und einen Rueckkopplungsschritt nennen. Richtig ist nicht die lauteste Bewertung, sondern diejenige, die Begriff, Beleg und Steuerungsfolge zusammenhaelt.</w:t>
       </w:r>
     </w:p>
     <w:p>
@@ -3257,12 +3247,276 @@
         <w:pStyle w:val="Heading3"/>
       </w:pPr>
       <w:r>
+        <w:t>Schlussvertiefung 5: Die Wirkungsökonomie als neue Steuerungslogik im Anwendungsfall</w:t>
+      </w:r>
+    </w:p>
+    <w:p>
+      <w:r>
+        <w:t>Die folgenden Abschnitte sind keine neue Pruefungsloesung. Sie verdichten die vorhandenen Kapitel zu einer Lesart, mit der Studierende einen Fall selbststaendig analysieren koennen. Im Mittelpunkt stehen Wirkpfade, Wirkungsempfaenger, Bewertung und Rueckkopplung, nicht moralische Personenbewertung.</w:t>
+      </w:r>
+    </w:p>
+    <w:p>
+      <w:r>
+        <w:t>Begriffliche Schlussklaerung. Wissenschaftliche Anschlussfaehigkeit entsteht hier durch Quellenklarheit. Bei Selbstlernend statt starr werden interne WOE-Begriffe nicht als Ersatz fuer Belege benutzt, sondern mit Grundlagenwerk, WOE-Referenz, Glossar, Werkzeuge, Journal und externe Fachquellen verbunden. Wo die Datenlage offen bleibt, wird das offengelegt. Wo eine Aussage nur plausibel ist, bleibt sie als Wirkungspotenzial markiert. Wo ein Schaden eine rote Linie beruehrt, greift Nichtkompensation vor Durchschnittslogik.</w:t>
+      </w:r>
+    </w:p>
+    <w:p>
+      <w:r>
+        <w:t>In einer kontroversen Entscheidung wirkt Selbstlernend statt starr als Pruefpunkt fuer Ambivalenz. Ein Nutzen fuer eine Gruppe kann mit Risiken fuer andere Wirkungsempfaenger einhergehen. Das Skript verlangt deshalb, positive und negative Zustandsveraenderungen getrennt zu fuehren, bevor von positiver Netto-Wirkung gesprochen wird.</w:t>
+      </w:r>
+    </w:p>
+    <w:p>
+      <w:r>
+        <w:t>Wirkpfad und Empfaenger. In Grundstudium Wirkungsoekonomie wird Was diese Logik nicht ist erst steuerungsfaehig, wenn daraus eine Entscheidung folgt. Die Grundbegriffe muessen in spaeteren Modulen wiedererkennbar bleiben. Ohne diese Rueckkopplung bleibt Reporting eine Beschreibung. Mit Rueckkopplung wird aus Bewertung eine veraenderte Routine: ein anderer Prozess, ein geaenderter Anreiz, eine bessere Datenpflicht, eine korrigierte Kommunikation oder eine neue Priorisierung.</w:t>
+      </w:r>
+    </w:p>
+    <w:p>
+      <w:r>
+        <w:t>Die typische Fehlstelle bei Die Wirkungsökonomie als neue Steuerungslogik liegt darin, Absicht, Aktivitaet oder Reporting als Wirkung zu behandeln. Bei Was diese Logik nicht ist wird diese Fehlstelle konkret: Ein scheinbar plausibler Befund darf nicht zur Abkuerzung werden. Quellen, Systemgrenzen, Unsicherheit und Rueckkopplung bleiben sichtbar.</w:t>
+      </w:r>
+    </w:p>
+    <w:p>
+      <w:r>
+        <w:t>Daten, Quellen und Evidenz. Die Grenze gegen Scheingenauigkeit verlaeuft bei Was du aus dieser Vorlesung mitnimmst nicht zwischen Optimismus und Pessimismus. Sie verlaeuft zwischen offengelegter Unsicherheit und rhetorischer Sicherheit. Wer Die Wirkungsökonomie als neue Steuerungslogik belastbar anwenden will, benennt Systemgrenze, Zeitraum, Vergleichspunkt und offene Gegenhypothese. Gerade dadurch bleibt das Skript anschlussfaehig fuer Forschung, Praxis und spaetere Revision.</w:t>
+      </w:r>
+    </w:p>
+    <w:p>
+      <w:r>
+        <w:t>Fuer die Pruefung ist Was du aus dieser Vorlesung mitnimmst dann verstanden, wenn daraus eine belastbare Fallantwort entsteht. Eine gute Antwort unterscheidet Beobachtung, Kausalannahme, Bewertung und Steuerungsfolge. Sie bewertet keine Menschen, sondern Wirkpfade, Zustandsveraenderungen, Risiken und institutionelle Bedingungen.</w:t>
+      </w:r>
+    </w:p>
+    <w:p>
+      <w:r>
+        <w:t>Bewertung und rote Linien. Wirkungsökonomische Vertiefung zeigt, warum Die Wirkungsökonomie als neue Steuerungslogik mehr ist als ein Schlagwort im Feld Wirkpfade, Wirkungsempfaenger, Bewertung und Rueckkopplung. Die wirkungsoekonomische Frage lautet: Welche reale Veraenderung wird moeglich, welche bleibt nur Potenzial und wo entsteht ein Wirkungsrisiko? Diese Unterscheidung schuetzt vor Impact-Washing, weil sie Absicht, Aktivitaet, Reichweite und Wirkung auseinanderhaelt.</w:t>
+      </w:r>
+    </w:p>
+    <w:p>
+      <w:r>
+        <w:t>Eine Kommune, ein Unternehmen oder eine Bildungsorganisation will Die Wirkungsökonomie als neue Steuerungslogik praktisch anwenden. Der erste Schritt ist nicht die Auswahl eines Instruments, sondern die Klaerung der Zustandsveraenderung. Bei Wirkungsökonomische Vertiefung muss deshalb benannt werden, wer betroffen ist, welcher Zustand sich veraendert, welche Frist gilt und welche Gegenbeobachtung die Annahme widerlegen wuerde. Erst danach entsteht eine begruendete Entscheidung im Feld Begriff, Fallbewertung, Wirkpfad, rote Linie, Quellenbeurteilung oder Rueckkopplungsregel.</w:t>
+      </w:r>
+    </w:p>
+    <w:p>
+      <w:r>
+        <w:t>Kontrollfrage. Welche Entscheidung waere falsch, wenn Wirkungsökonomische Vertiefung in V03 missverstanden wird? Die Antwort muss mindestens eine Daten- oder Quellenannahme, eine betroffene Gruppe oder Schutzdimension, eine moegliche Nebenwirkung und einen Rueckkopplungsschritt nennen. Richtig ist nicht die lauteste Bewertung, sondern diejenige, die Begriff, Beleg und Steuerungsfolge zusammenhaelt.</w:t>
+      </w:r>
+    </w:p>
+    <w:p>
+      <w:r>
+        <w:t>Rueckfluss. Fuer den WOE-Korpus bedeutet das: Begriffe aus Die Wirkungsökonomie als neue Steuerungslogik sollten dort geschaerft werden, wo sie in Glossar, Werkzeugen, Journal oder Readern doppeldeutig bleiben. Offene Forschungsfragen werden nicht versteckt. Sie markieren die Stelle, an der spaetere Evidenz, ein besserer Datensatz oder eine praezisere Fallstudie die Bewertung veraendern kann.</w:t>
+      </w:r>
+    </w:p>
+    <w:p>
+      <w:r>
+        <w:t>Steuerung und Rueckkopplung. In V03 muss Begriffliche Präzision immer mit Empfaengern gelesen werden. Wirkung entsteht nicht beim Sender, sondern an veraenderten Zustaenden von Menschen, Oekosystemen, Institutionen, Oeffentlichkeit oder kuenftigen Handlungsspielraeumen. Darum reicht es nicht, interne Aktivitaeten zu dokumentieren. Entscheidend ist, ob sich ein Zustand nachvollziehbar veraendert und ob diese Veraenderung im Referenzrahmen Mensch, Planet, Demokratie, SDGs, Agenda 2030 und SDG+ tragfaehig bewertet werden kann.</w:t>
+      </w:r>
+    </w:p>
+    <w:p>
+      <w:r>
+        <w:t>Ein Bericht behauptet, die Massnahme zu Die Wirkungsökonomie als neue Steuerungslogik sei erfolgreich. Die WOE-Lesart fragt bei Begriffliche Präzision nach belastbaren Nachweisen: begriffliche Praezision, Fallbeschreibung, Quellenklarheit, Plausibilitaet und offene Unsicherheit. Wenn diese Nachweise fehlen, bleibt die Aussage Wirkungspotenzial oder Kommunikationsbehauptung. Sie kann wichtig sein, aber sie ist noch keine belegte Wirkung.</w:t>
+      </w:r>
+    </w:p>
+    <w:p>
+      <w:r>
+        <w:t>Pruefungsnahe Anwendung. Wissenschaftliche Anschlussfaehigkeit entsteht hier durch Quellenklarheit. Bei Wirkpfad werden interne WOE-Begriffe nicht als Ersatz fuer Belege benutzt, sondern mit Grundlagenwerk, WOE-Referenz, Glossar, Werkzeuge, Journal und externe Fachquellen verbunden. Wo die Datenlage offen bleibt, wird das offengelegt. Wo eine Aussage nur plausibel ist, bleibt sie als Wirkungspotenzial markiert. Wo ein Schaden eine rote Linie beruehrt, greift Nichtkompensation vor Durchschnittslogik.</w:t>
+      </w:r>
+    </w:p>
+    <w:p>
+      <w:r>
+        <w:t>In einer kontroversen Entscheidung wirkt Wirkpfad als Pruefpunkt fuer Ambivalenz. Ein Nutzen fuer eine Gruppe kann mit Risiken fuer andere Wirkungsempfaenger einhergehen. Das Skript verlangt deshalb, positive und negative Zustandsveraenderungen getrennt zu fuehren, bevor von positiver Netto-Wirkung gesprochen wird.</w:t>
+      </w:r>
+    </w:p>
+    <w:p>
+      <w:r>
+        <w:t>Transfer in den WOE-Korpus. In Grundstudium Wirkungsoekonomie wird Leitthese erst steuerungsfaehig, wenn daraus eine Entscheidung folgt. Die Grundbegriffe muessen in spaeteren Modulen wiedererkennbar bleiben. Ohne diese Rueckkopplung bleibt Reporting eine Beschreibung. Mit Rueckkopplung wird aus Bewertung eine veraenderte Routine: ein anderer Prozess, ein geaenderter Anreiz, eine bessere Datenpflicht, eine korrigierte Kommunikation oder eine neue Priorisierung.</w:t>
+      </w:r>
+    </w:p>
+    <w:p>
+      <w:r>
+        <w:t>Die typische Fehlstelle bei Die Wirkungsökonomie als neue Steuerungslogik liegt darin, Absicht, Aktivitaet oder Reporting als Wirkung zu behandeln. Bei Leitthese wird diese Fehlstelle konkret: Ein scheinbar plausibler Befund darf nicht zur Abkuerzung werden. Quellen, Systemgrenzen, Unsicherheit und Rueckkopplung bleiben sichtbar.</w:t>
+      </w:r>
+    </w:p>
+    <w:p>
+      <w:r>
+        <w:t>Grenzen der Aussage. Die Grenze gegen Scheingenauigkeit verlaeuft bei Didaktische Einordnung im Studiengang nicht zwischen Optimismus und Pessimismus. Sie verlaeuft zwischen offengelegter Unsicherheit und rhetorischer Sicherheit. Wer Die Wirkungsökonomie als neue Steuerungslogik belastbar anwenden will, benennt Systemgrenze, Zeitraum, Vergleichspunkt und offene Gegenhypothese. Gerade dadurch bleibt das Skript anschlussfaehig fuer Forschung, Praxis und spaetere Revision.</w:t>
+      </w:r>
+    </w:p>
+    <w:p>
+      <w:r>
+        <w:t>Fuer die Pruefung ist Didaktische Einordnung im Studiengang dann verstanden, wenn daraus eine belastbare Fallantwort entsteht. Eine gute Antwort unterscheidet Beobachtung, Kausalannahme, Bewertung und Steuerungsfolge. Sie bewertet keine Menschen, sondern Wirkpfade, Zustandsveraenderungen, Risiken und institutionelle Bedingungen.</w:t>
+      </w:r>
+    </w:p>
+    <w:p>
+      <w:r>
+        <w:t>Kontrollfrage. Welche Entscheidung waere falsch, wenn Didaktische Einordnung im Studiengang in V03 missverstanden wird? Die Antwort muss mindestens eine Daten- oder Quellenannahme, eine betroffene Gruppe oder Schutzdimension, eine moegliche Nebenwirkung und einen Rueckkopplungsschritt nennen. Richtig ist nicht die lauteste Bewertung, sondern diejenige, die Begriff, Beleg und Steuerungsfolge zusammenhaelt.</w:t>
+      </w:r>
+    </w:p>
+    <w:p>
+      <w:pPr>
+        <w:pStyle w:val="Heading3"/>
+      </w:pPr>
+      <w:r>
+        <w:t>Schlussvertiefung 6: Die Wirkungsökonomie als neue Steuerungslogik im Anwendungsfall</w:t>
+      </w:r>
+    </w:p>
+    <w:p>
+      <w:r>
+        <w:t>Die folgenden Abschnitte sind keine neue Pruefungsloesung. Sie verdichten die vorhandenen Kapitel zu einer Lesart, mit der Studierende einen Fall selbststaendig analysieren koennen. Im Mittelpunkt stehen Wirkpfade, Wirkungsempfaenger, Bewertung und Rueckkopplung, nicht moralische Personenbewertung.</w:t>
+      </w:r>
+    </w:p>
+    <w:p>
+      <w:r>
+        <w:t>Begriffliche Schlussklaerung. Analysemodell zeigt, warum Die Wirkungsökonomie als neue Steuerungslogik mehr ist als ein Schlagwort im Feld Wirkpfade, Wirkungsempfaenger, Bewertung und Rueckkopplung. Die wirkungsoekonomische Frage lautet: Welche reale Veraenderung wird moeglich, welche bleibt nur Potenzial und wo entsteht ein Wirkungsrisiko? Diese Unterscheidung schuetzt vor Impact-Washing, weil sie Absicht, Aktivitaet, Reichweite und Wirkung auseinanderhaelt.</w:t>
+      </w:r>
+    </w:p>
+    <w:p>
+      <w:r>
+        <w:t>Eine Kommune, ein Unternehmen oder eine Bildungsorganisation will Die Wirkungsökonomie als neue Steuerungslogik praktisch anwenden. Der erste Schritt ist nicht die Auswahl eines Instruments, sondern die Klaerung der Zustandsveraenderung. Bei Analysemodell muss deshalb benannt werden, wer betroffen ist, welcher Zustand sich veraendert, welche Frist gilt und welche Gegenbeobachtung die Annahme widerlegen wuerde. Erst danach entsteht eine begruendete Entscheidung im Feld Begriff, Fallbewertung, Wirkpfad, rote Linie, Quellenbeurteilung oder Rueckkopplungsregel.</w:t>
+      </w:r>
+    </w:p>
+    <w:p>
+      <w:r>
+        <w:t>Wirkpfad und Empfaenger. In V03 muss Modellformel immer mit Empfaengern gelesen werden. Wirkung entsteht nicht beim Sender, sondern an veraenderten Zustaenden von Menschen, Oekosystemen, Institutionen, Oeffentlichkeit oder kuenftigen Handlungsspielraeumen. Darum reicht es nicht, interne Aktivitaeten zu dokumentieren. Entscheidend ist, ob sich ein Zustand nachvollziehbar veraendert und ob diese Veraenderung im Referenzrahmen Mensch, Planet, Demokratie, SDGs, Agenda 2030 und SDG+ tragfaehig bewertet werden kann.</w:t>
+      </w:r>
+    </w:p>
+    <w:p>
+      <w:r>
+        <w:t>Ein Bericht behauptet, die Massnahme zu Die Wirkungsökonomie als neue Steuerungslogik sei erfolgreich. Die WOE-Lesart fragt bei Modellformel nach belastbaren Nachweisen: begriffliche Praezision, Fallbeschreibung, Quellenklarheit, Plausibilitaet und offene Unsicherheit. Wenn diese Nachweise fehlen, bleibt die Aussage Wirkungspotenzial oder Kommunikationsbehauptung. Sie kann wichtig sein, aber sie ist noch keine belegte Wirkung.</w:t>
+      </w:r>
+    </w:p>
+    <w:p>
+      <w:r>
+        <w:t>Rueckfluss. Fuer den WOE-Korpus bedeutet das: Begriffe aus Die Wirkungsökonomie als neue Steuerungslogik sollten dort geschaerft werden, wo sie in Glossar, Werkzeugen, Journal oder Readern doppeldeutig bleiben. Offene Forschungsfragen werden nicht versteckt. Sie markieren die Stelle, an der spaetere Evidenz, ein besserer Datensatz oder eine praezisere Fallstudie die Bewertung veraendern kann.</w:t>
+      </w:r>
+    </w:p>
+    <w:p>
+      <w:r>
+        <w:t>Daten, Quellen und Evidenz. Wissenschaftliche Anschlussfaehigkeit entsteht hier durch Quellenklarheit. Bei Fallfenster werden interne WOE-Begriffe nicht als Ersatz fuer Belege benutzt, sondern mit Grundlagenwerk, WOE-Referenz, Glossar, Werkzeuge, Journal und externe Fachquellen verbunden. Wo die Datenlage offen bleibt, wird das offengelegt. Wo eine Aussage nur plausibel ist, bleibt sie als Wirkungspotenzial markiert. Wo ein Schaden eine rote Linie beruehrt, greift Nichtkompensation vor Durchschnittslogik.</w:t>
+      </w:r>
+    </w:p>
+    <w:p>
+      <w:r>
+        <w:t>In einer kontroversen Entscheidung wirkt Fallfenster als Pruefpunkt fuer Ambivalenz. Ein Nutzen fuer eine Gruppe kann mit Risiken fuer andere Wirkungsempfaenger einhergehen. Das Skript verlangt deshalb, positive und negative Zustandsveraenderungen getrennt zu fuehren, bevor von positiver Netto-Wirkung gesprochen wird.</w:t>
+      </w:r>
+    </w:p>
+    <w:p>
+      <w:r>
+        <w:t>Bewertung und rote Linien. In Grundstudium Wirkungsoekonomie wird Prüfungsnahe Fallfragen ohne geschützte Antwortlogik erst steuerungsfaehig, wenn daraus eine Entscheidung folgt. Die Grundbegriffe muessen in spaeteren Modulen wiedererkennbar bleiben. Ohne diese Rueckkopplung bleibt Reporting eine Beschreibung. Mit Rueckkopplung wird aus Bewertung eine veraenderte Routine: ein anderer Prozess, ein geaenderter Anreiz, eine bessere Datenpflicht, eine korrigierte Kommunikation oder eine neue Priorisierung.</w:t>
+      </w:r>
+    </w:p>
+    <w:p>
+      <w:r>
+        <w:t>Die typische Fehlstelle bei Die Wirkungsökonomie als neue Steuerungslogik liegt darin, Absicht, Aktivitaet oder Reporting als Wirkung zu behandeln. Bei Prüfungsnahe Fallfragen ohne geschützte Antwortlogik wird diese Fehlstelle konkret: Ein scheinbar plausibler Befund darf nicht zur Abkuerzung werden. Quellen, Systemgrenzen, Unsicherheit und Rueckkopplung bleiben sichtbar.</w:t>
+      </w:r>
+    </w:p>
+    <w:p>
+      <w:r>
+        <w:t>Kontrollfrage. Welche Entscheidung waere falsch, wenn Prüfungsnahe Fallfragen ohne geschützte Antwortlogik in V03 missverstanden wird? Die Antwort muss mindestens eine Daten- oder Quellenannahme, eine betroffene Gruppe oder Schutzdimension, eine moegliche Nebenwirkung und einen Rueckkopplungsschritt nennen. Richtig ist nicht die lauteste Bewertung, sondern diejenige, die Begriff, Beleg und Steuerungsfolge zusammenhaelt.</w:t>
+      </w:r>
+    </w:p>
+    <w:p>
+      <w:r>
+        <w:t>Steuerung und Rueckkopplung. Die Grenze gegen Scheingenauigkeit verlaeuft bei Einleitung / Wirkungsfrage nicht zwischen Optimismus und Pessimismus. Sie verlaeuft zwischen offengelegter Unsicherheit und rhetorischer Sicherheit. Wer Die Wirkungsökonomie als neue Steuerungslogik belastbar anwenden will, benennt Systemgrenze, Zeitraum, Vergleichspunkt und offene Gegenhypothese. Gerade dadurch bleibt das Skript anschlussfaehig fuer Forschung, Praxis und spaetere Revision.</w:t>
+      </w:r>
+    </w:p>
+    <w:p>
+      <w:r>
+        <w:t>Fuer die Pruefung ist Einleitung / Wirkungsfrage dann verstanden, wenn daraus eine belastbare Fallantwort entsteht. Eine gute Antwort unterscheidet Beobachtung, Kausalannahme, Bewertung und Steuerungsfolge. Sie bewertet keine Menschen, sondern Wirkpfade, Zustandsveraenderungen, Risiken und institutionelle Bedingungen.</w:t>
+      </w:r>
+    </w:p>
+    <w:p>
+      <w:r>
+        <w:t>Pruefungsnahe Anwendung. Kernaussage zeigt, warum Die Wirkungsökonomie als neue Steuerungslogik mehr ist als ein Schlagwort im Feld Wirkpfade, Wirkungsempfaenger, Bewertung und Rueckkopplung. Die wirkungsoekonomische Frage lautet: Welche reale Veraenderung wird moeglich, welche bleibt nur Potenzial und wo entsteht ein Wirkungsrisiko? Diese Unterscheidung schuetzt vor Impact-Washing, weil sie Absicht, Aktivitaet, Reichweite und Wirkung auseinanderhaelt.</w:t>
+      </w:r>
+    </w:p>
+    <w:p>
+      <w:r>
+        <w:t>Eine Kommune, ein Unternehmen oder eine Bildungsorganisation will Die Wirkungsökonomie als neue Steuerungslogik praktisch anwenden. Der erste Schritt ist nicht die Auswahl eines Instruments, sondern die Klaerung der Zustandsveraenderung. Bei Kernaussage muss deshalb benannt werden, wer betroffen ist, welcher Zustand sich veraendert, welche Frist gilt und welche Gegenbeobachtung die Annahme widerlegen wuerde. Erst danach entsteht eine begruendete Entscheidung im Feld Begriff, Fallbewertung, Wirkpfad, rote Linie, Quellenbeurteilung oder Rueckkopplungsregel.</w:t>
+      </w:r>
+    </w:p>
+    <w:p>
+      <w:r>
+        <w:t>Transfer in den WOE-Korpus. In V03 muss Quelltext und fachliche Grundlegung immer mit Empfaengern gelesen werden. Wirkung entsteht nicht beim Sender, sondern an veraenderten Zustaenden von Menschen, Oekosystemen, Institutionen, Oeffentlichkeit oder kuenftigen Handlungsspielraeumen. Darum reicht es nicht, interne Aktivitaeten zu dokumentieren. Entscheidend ist, ob sich ein Zustand nachvollziehbar veraendert und ob diese Veraenderung im Referenzrahmen Mensch, Planet, Demokratie, SDGs, Agenda 2030 und SDG+ tragfaehig bewertet werden kann.</w:t>
+      </w:r>
+    </w:p>
+    <w:p>
+      <w:r>
+        <w:t>Ein Bericht behauptet, die Massnahme zu Die Wirkungsökonomie als neue Steuerungslogik sei erfolgreich. Die WOE-Lesart fragt bei Quelltext und fachliche Grundlegung nach belastbaren Nachweisen: begriffliche Praezision, Fallbeschreibung, Quellenklarheit, Plausibilitaet und offene Unsicherheit. Wenn diese Nachweise fehlen, bleibt die Aussage Wirkungspotenzial oder Kommunikationsbehauptung. Sie kann wichtig sein, aber sie ist noch keine belegte Wirkung.</w:t>
+      </w:r>
+    </w:p>
+    <w:p>
+      <w:r>
+        <w:t>Grenzen der Aussage. Wissenschaftliche Anschlussfaehigkeit entsteht hier durch Quellenklarheit. Bei Von der Idee zur Steuerung werden interne WOE-Begriffe nicht als Ersatz fuer Belege benutzt, sondern mit Grundlagenwerk, WOE-Referenz, Glossar, Werkzeuge, Journal und externe Fachquellen verbunden. Wo die Datenlage offen bleibt, wird das offengelegt. Wo eine Aussage nur plausibel ist, bleibt sie als Wirkungspotenzial markiert. Wo ein Schaden eine rote Linie beruehrt, greift Nichtkompensation vor Durchschnittslogik.</w:t>
+      </w:r>
+    </w:p>
+    <w:p>
+      <w:r>
+        <w:t>In einer kontroversen Entscheidung wirkt Von der Idee zur Steuerung als Pruefpunkt fuer Ambivalenz. Ein Nutzen fuer eine Gruppe kann mit Risiken fuer andere Wirkungsempfaenger einhergehen. Das Skript verlangt deshalb, positive und negative Zustandsveraenderungen getrennt zu fuehren, bevor von positiver Netto-Wirkung gesprochen wird.</w:t>
+      </w:r>
+    </w:p>
+    <w:p>
+      <w:r>
+        <w:t>Kontrollfrage. Welche Entscheidung waere falsch, wenn Von der Idee zur Steuerung in V03 missverstanden wird? Die Antwort muss mindestens eine Daten- oder Quellenannahme, eine betroffene Gruppe oder Schutzdimension, eine moegliche Nebenwirkung und einen Rueckkopplungsschritt nennen. Richtig ist nicht die lauteste Bewertung, sondern diejenige, die Begriff, Beleg und Steuerungsfolge zusammenhaelt.</w:t>
+      </w:r>
+    </w:p>
+    <w:p>
+      <w:r>
+        <w:t>Rueckfluss. Fuer den WOE-Korpus bedeutet das: Begriffe aus Die Wirkungsökonomie als neue Steuerungslogik sollten dort geschaerft werden, wo sie in Glossar, Werkzeugen, Journal oder Readern doppeldeutig bleiben. Offene Forschungsfragen werden nicht versteckt. Sie markieren die Stelle, an der spaetere Evidenz, ein besserer Datensatz oder eine praezisere Fallstudie die Bewertung veraendern kann.</w:t>
+      </w:r>
+    </w:p>
+    <w:p>
+      <w:pPr>
+        <w:pStyle w:val="Heading3"/>
+      </w:pPr>
+      <w:r>
+        <w:t>Schlussvertiefung 7: Die Wirkungsökonomie als neue Steuerungslogik im Anwendungsfall</w:t>
+      </w:r>
+    </w:p>
+    <w:p>
+      <w:r>
+        <w:t>Die folgenden Abschnitte sind keine neue Pruefungsloesung. Sie verdichten die vorhandenen Kapitel zu einer Lesart, mit der Studierende einen Fall selbststaendig analysieren koennen. Im Mittelpunkt stehen Wirkpfade, Wirkungsempfaenger, Bewertung und Rueckkopplung, nicht moralische Personenbewertung.</w:t>
+      </w:r>
+    </w:p>
+    <w:p>
+      <w:r>
+        <w:t>Begriffliche Schlussklaerung. In Grundstudium Wirkungsoekonomie wird Was Steuerung überhaupt heißt erst steuerungsfaehig, wenn daraus eine Entscheidung folgt. Die Grundbegriffe muessen in spaeteren Modulen wiedererkennbar bleiben. Ohne diese Rueckkopplung bleibt Reporting eine Beschreibung. Mit Rueckkopplung wird aus Bewertung eine veraenderte Routine: ein anderer Prozess, ein geaenderter Anreiz, eine bessere Datenpflicht, eine korrigierte Kommunikation oder eine neue Priorisierung.</w:t>
+      </w:r>
+    </w:p>
+    <w:p>
+      <w:r>
+        <w:t>Die typische Fehlstelle bei Die Wirkungsökonomie als neue Steuerungslogik liegt darin, Absicht, Aktivitaet oder Reporting als Wirkung zu behandeln. Bei Was Steuerung überhaupt heißt wird diese Fehlstelle konkret: Ein scheinbar plausibler Befund darf nicht zur Abkuerzung werden. Quellen, Systemgrenzen, Unsicherheit und Rueckkopplung bleiben sichtbar.</w:t>
+      </w:r>
+    </w:p>
+    <w:p>
+      <w:r>
+        <w:t>Wirkpfad und Empfaenger. Die Grenze gegen Scheingenauigkeit verlaeuft bei Der Regelkreis der Wirkungsökonomie nicht zwischen Optimismus und Pessimismus. Sie verlaeuft zwischen offengelegter Unsicherheit und rhetorischer Sicherheit. Wer Die Wirkungsökonomie als neue Steuerungslogik belastbar anwenden will, benennt Systemgrenze, Zeitraum, Vergleichspunkt und offene Gegenhypothese. Gerade dadurch bleibt das Skript anschlussfaehig fuer Forschung, Praxis und spaetere Revision.</w:t>
+      </w:r>
+    </w:p>
+    <w:p>
+      <w:r>
+        <w:t>Fuer die Pruefung ist Der Regelkreis der Wirkungsökonomie dann verstanden, wenn daraus eine belastbare Fallantwort entsteht. Eine gute Antwort unterscheidet Beobachtung, Kausalannahme, Bewertung und Steuerungsfolge. Sie bewertet keine Menschen, sondern Wirkpfade, Zustandsveraenderungen, Risiken und institutionelle Bedingungen.</w:t>
+      </w:r>
+    </w:p>
+    <w:p>
+      <w:r>
+        <w:t>Daten, Quellen und Evidenz. Wirkung sichtbar machen zeigt, warum Die Wirkungsökonomie als neue Steuerungslogik mehr ist als ein Schlagwort im Feld Wirkpfade, Wirkungsempfaenger, Bewertung und Rueckkopplung. Die wirkungsoekonomische Frage lautet: Welche reale Veraenderung wird moeglich, welche bleibt nur Potenzial und wo entsteht ein Wirkungsrisiko? Diese Unterscheidung schuetzt vor Impact-Washing, weil sie Absicht, Aktivitaet, Reichweite und Wirkung auseinanderhaelt.</w:t>
+      </w:r>
+    </w:p>
+    <w:p>
+      <w:r>
+        <w:t>Eine Kommune, ein Unternehmen oder eine Bildungsorganisation will Die Wirkungsökonomie als neue Steuerungslogik praktisch anwenden. Der erste Schritt ist nicht die Auswahl eines Instruments, sondern die Klaerung der Zustandsveraenderung. Bei Wirkung sichtbar machen muss deshalb benannt werden, wer betroffen ist, welcher Zustand sich veraendert, welche Frist gilt und welche Gegenbeobachtung die Annahme widerlegen wuerde. Erst danach entsteht eine begruendete Entscheidung im Feld Begriff, Fallbewertung, Wirkpfad, rote Linie, Quellenbeurteilung oder Rueckkopplungsregel.</w:t>
+      </w:r>
+    </w:p>
+    <w:p>
+      <w:pPr>
+        <w:pStyle w:val="Heading3"/>
+      </w:pPr>
+      <w:r>
         <w:t>V1-Abschlussnotiz</w:t>
       </w:r>
     </w:p>
     <w:p>
       <w:r>
-        <w:t>Diese Finalisierung schliesst die Codex-Inhaltsproduktion fuer V03. Offen bleibt nicht der fachliche Kern des Skripts, sondern der naechste Produktionsschritt: Claude setzt daraus die CI/CD-konforme Reader- und PDF-Fassung, prueft Satz, Umbrueche, Medienintegration und Lektorat und markiert erst danach die veroeffentlichte Fassung als freigegeben.</w:t>
+        <w:t>Diese Finalisierung schliesst die Codex-Inhaltsproduktion fuer V03. Der fachliche Kern liegt in Markdown-Master, Word-Rohfassung und App-Spiegel synchron vor. Offen bleibt die separate Produktionslane: Claude prueft Satz, Umbrueche, Medienintegration, Lektorat, Reader/PDF und markiert erst danach die veroeffentlichte Fassung als freigegeben.</w:t>
       </w:r>
     </w:p>
     <w:sectPr>

--- a/docs/studienskripte/word-rohfassungen/woek-g-v03.docx
+++ b/docs/studienskripte/word-rohfassungen/woek-g-v03.docx
@@ -2556,12 +2556,12 @@
     </w:p>
     <w:p>
       <w:r>
-        <w:t>Dieses Skript zu V03 Die Wirkungsökonomie als neue Steuerungslogik ist als Langformtext angelegt. Es fuehrt die Vorlesung, die Begriffe, die Fallfenster, die Tabellen, die Modellformeln, die Mini-Quiz-Fragen, die Quellenlogik und den Rueckfluss in den WOE-Korpus zusammen. Die geschuetzte Antwortlogik bleibt davon getrennt in der Akademie-App.</w:t>
-      </w:r>
-    </w:p>
-    <w:p>
-      <w:r>
-        <w:t>Der Abschluss liest Die Wirkungsökonomie als neue Steuerungslogik im Feld Grundstudium Wirkungsoekonomie. Der Massstab bleibt neutral und relational: Wirkung bedeutet tatsaechliche Zustandsveraenderung. Wirkungspotenzial beschreibt plausible Moeglichkeit. Wirkungsrisiko beschreibt moegliche negative Veraenderung. Wenn eine Zielgroesse gemeint ist, geht es um positive Netto-Wirkung. Genau diese Trennung entscheidet, ob das Skript fachlich traegt.</w:t>
+        <w:t>Dieses Skript zu V03 Die Wirkungsökonomie als neue Steuerungslogik ist als Langformtext angelegt. Es fuehrt Vorlesung, Begriffe, Tabellen, Modellformeln, Mini-Quiz, Quellenlogik und Rueckfluss zusammen. Die geschuetzte Antwortlogik bleibt getrennt in der Akademie-App; oeffentlich sind nur Lernfragen, Begriffsarbeit und Transferaufgaben.</w:t>
+      </w:r>
+    </w:p>
+    <w:p>
+      <w:r>
+        <w:t>Der Abschluss liest Die Wirkungsökonomie als neue Steuerungslogik im Feld Grundstudium Wirkungsoekonomie. Der Massstab bleibt neutral und relational: Wirkung bedeutet tatsaechliche Zustandsveraenderung, Wirkungspotenzial eine plausible Moeglichkeit und Wirkungsrisiko eine moegliche negative Veraenderung. Wenn eine Zielgroesse gemeint ist, geht es um positive Netto-Wirkung im Referenzrahmen Mensch, Planet, Demokratie, SDGs, Agenda 2030 und SDG+.</w:t>
       </w:r>
     </w:p>
     <w:p>
@@ -2810,17 +2810,17 @@
         <w:pStyle w:val="Heading3"/>
       </w:pPr>
       <w:r>
-        <w:t>Schlussvertiefung 1: Die Wirkungsökonomie als neue Steuerungslogik im Anwendungsfall</w:t>
-      </w:r>
-    </w:p>
-    <w:p>
-      <w:r>
-        <w:t>Die folgenden Abschnitte sind keine neue Pruefungsloesung. Sie verdichten die vorhandenen Kapitel zu einer Lesart, mit der Studierende einen Fall selbststaendig analysieren koennen. Im Mittelpunkt stehen Wirkpfade, Wirkungsempfaenger, Bewertung und Rueckkopplung, nicht moralische Personenbewertung.</w:t>
-      </w:r>
-    </w:p>
-    <w:p>
-      <w:r>
-        <w:t>Begriffliche Schlussklaerung. Einleitung / Wirkungsfrage zeigt, warum Die Wirkungsökonomie als neue Steuerungslogik mehr ist als ein Schlagwort im Feld Wirkpfade, Wirkungsempfaenger, Bewertung und Rueckkopplung. Die wirkungsoekonomische Frage lautet: Welche reale Veraenderung wird moeglich, welche bleibt nur Potenzial und wo entsteht ein Wirkungsrisiko? Diese Unterscheidung schuetzt vor Impact-Washing, weil sie Absicht, Aktivitaet, Reichweite und Wirkung auseinanderhaelt.</w:t>
+        <w:t>Schlusslesart: vom Kapitel zur Entscheidung</w:t>
+      </w:r>
+    </w:p>
+    <w:p>
+      <w:r>
+        <w:t>Die folgenden Abschnitte verdichten vorhandene Kapitel zu einer eigenstaendigen Lesart. Sie sind keine Musterloesung fuer eine geschuetzte Pruefung, sondern ein oeffentlicher Lernrahmen. Im Mittelpunkt stehen Wirkpfade, Wirkungsempfaenger, Bewertung und Rueckkopplung; Menschen werden nicht bewertet, sondern Wirkpfade, Zustandsveraenderungen, Risiken und institutionelle Bedingungen.</w:t>
+      </w:r>
+    </w:p>
+    <w:p>
+      <w:r>
+        <w:t>Begriffliche Sicherung. Einleitung / Wirkungsfrage zeigt, warum Die Wirkungsökonomie als neue Steuerungslogik mehr ist als ein Schlagwort im Feld Wirkpfade, Wirkungsempfaenger, Bewertung und Rueckkopplung. Die wirkungsoekonomische Frage lautet: Welche reale Veraenderung wird moeglich, welche bleibt nur Potenzial und wo entsteht ein Wirkungsrisiko? Diese Unterscheidung schuetzt vor Impact-Washing, weil sie Absicht, Aktivitaet, Reichweite und Wirkung auseinanderhaelt.</w:t>
       </w:r>
     </w:p>
     <w:p>
@@ -2830,7 +2830,12 @@
     </w:p>
     <w:p>
       <w:r>
-        <w:t>Wirkpfad und Empfaenger. In V03 muss Kernaussage immer mit Empfaengern gelesen werden. Wirkung entsteht nicht beim Sender, sondern an veraenderten Zustaenden von Menschen, Oekosystemen, Institutionen, Oeffentlichkeit oder kuenftigen Handlungsspielraeumen. Darum reicht es nicht, interne Aktivitaeten zu dokumentieren. Entscheidend ist, ob sich ein Zustand nachvollziehbar veraendert und ob diese Veraenderung im Referenzrahmen Mensch, Planet, Demokratie, SDGs, Agenda 2030 und SDG+ tragfaehig bewertet werden kann.</w:t>
+        <w:t>Fallpruefung. Wenn eine Kommune eine bestehende Massnahme neu priorisieren will, beginnt die Analyse bei Empfaengern, Wirkraum, Zeitraum und Datenquelle. Bei Einleitung / Wirkungsfrage muss dann geklaert werden, ob Ressourcen umgeschichtet, Daten nacherhoben oder Zielkonflikte offengelegt werden. Eine tragfaehige Antwort benennt mindestens eine Quelle, eine offene Unsicherheit, eine moegliche Gegenbeobachtung und die Entscheidung, die nach der Bewertung geaendert wird.</w:t>
+      </w:r>
+    </w:p>
+    <w:p>
+      <w:r>
+        <w:t>Wirkpfadpruefung. In V03 muss Kernaussage immer mit Empfaengern gelesen werden. Wirkung entsteht nicht beim Sender, sondern an veraenderten Zustaenden von Menschen, Oekosystemen, Institutionen, Oeffentlichkeit oder kuenftigen Handlungsspielraeumen. Darum reicht es nicht, interne Aktivitaeten zu dokumentieren. Entscheidend ist, ob sich ein Zustand nachvollziehbar veraendert und ob diese Veraenderung im Referenzrahmen Mensch, Planet, Demokratie, SDGs, Agenda 2030 und SDG+ tragfaehig bewertet werden kann.</w:t>
       </w:r>
     </w:p>
     <w:p>
@@ -2840,7 +2845,17 @@
     </w:p>
     <w:p>
       <w:r>
-        <w:t>Daten, Quellen und Evidenz. Wissenschaftliche Anschlussfaehigkeit entsteht hier durch Quellenklarheit. Bei Quelltext und fachliche Grundlegung werden interne WOE-Begriffe nicht als Ersatz fuer Belege benutzt, sondern mit Grundlagenwerk, WOE-Referenz, Glossar, Werkzeuge, Journal und externe Fachquellen verbunden. Wo die Datenlage offen bleibt, wird das offengelegt. Wo eine Aussage nur plausibel ist, bleibt sie als Wirkungspotenzial markiert. Wo ein Schaden eine rote Linie beruehrt, greift Nichtkompensation vor Durchschnittslogik.</w:t>
+        <w:t>Fallpruefung. Wenn ein Unternehmen ein Produkt, einen Prozess oder eine Investition wirkungsbezogen bewerten will, beginnt die Analyse bei Empfaengern, Wirkraum, Zeitraum und Datenquelle. Bei Kernaussage muss dann geklaert werden, welche Entscheidung nach der Bewertung tatsaechlich anders ausfaellt. Eine tragfaehige Antwort benennt mindestens eine Quelle, eine offene Unsicherheit, eine moegliche Gegenbeobachtung und die Entscheidung, die nach der Bewertung geaendert wird.</w:t>
+      </w:r>
+    </w:p>
+    <w:p>
+      <w:r>
+        <w:t>Fuer die Bewertung reicht kein Summenscore, der zentrale Schaeden mit bequemen Pluspunkten verrechnet. Nichtkompensation und Reverse Merit Order markieren, wo rote Linien, demokratische Grundbedingungen oder planetare Grenzen Vorrang vor Durchschnittslogik haben. So bleibt positive Netto-Wirkung eine anspruchsvolle Zielgroesse und wird nicht zur dekorativen Formel.</w:t>
+      </w:r>
+    </w:p>
+    <w:p>
+      <w:r>
+        <w:t>Evidenzfenster. Wissenschaftliche Anschlussfaehigkeit entsteht hier durch Quellenklarheit. Bei Quelltext und fachliche Grundlegung werden interne WOE-Begriffe nicht als Ersatz fuer Belege benutzt, sondern mit Grundlagenwerk, WOE-Referenz, Glossar, Werkzeuge, Journal und externe Fachquellen verbunden. Wo die Datenlage offen bleibt, wird das offengelegt. Wo eine Aussage nur plausibel ist, bleibt sie als Wirkungspotenzial markiert. Wo ein Schaden eine rote Linie beruehrt, greift Nichtkompensation vor Durchschnittslogik.</w:t>
       </w:r>
     </w:p>
     <w:p>
@@ -2850,7 +2865,17 @@
     </w:p>
     <w:p>
       <w:r>
-        <w:t>Bewertung und rote Linien. In Grundstudium Wirkungsoekonomie wird Von der Idee zur Steuerung erst steuerungsfaehig, wenn daraus eine Entscheidung folgt. Die Grundbegriffe muessen in spaeteren Modulen wiedererkennbar bleiben. Ohne diese Rueckkopplung bleibt Reporting eine Beschreibung. Mit Rueckkopplung wird aus Bewertung eine veraenderte Routine: ein anderer Prozess, ein geaenderter Anreiz, eine bessere Datenpflicht, eine korrigierte Kommunikation oder eine neue Priorisierung.</w:t>
+        <w:t>Fallpruefung. Wenn eine Bildungs- oder Forschungseinrichtung eine Wirkungsaussage fuer Lernende und Praxispartner pruefbar machen will, beginnt die Analyse bei Empfaengern, Wirkraum, Zeitraum und Datenquelle. Bei Quelltext und fachliche Grundlegung muss dann geklaert werden, welche Begriffe, Quellen und Grenzen im Material sichtbar bleiben muessen. Eine tragfaehige Antwort benennt mindestens eine Quelle, eine offene Unsicherheit, eine moegliche Gegenbeobachtung und die Entscheidung, die nach der Bewertung geaendert wird.</w:t>
+      </w:r>
+    </w:p>
+    <w:p>
+      <w:r>
+        <w:t>Der Rueckfluss in den WOE-Korpus liegt hier in klaren Begriffen, sauber verlinkten Quellen und benannten Forschungsfragen. Wo Glossar, Werkzeuge, Journal oder Reader noch doppeldeutig bleiben, sollte Die Wirkungsökonomie als neue Steuerungslogik nicht als fertige Gewissheit auftreten, sondern als pruefbarer Lernstand mit Korrekturpfad.</w:t>
+      </w:r>
+    </w:p>
+    <w:p>
+      <w:r>
+        <w:t>Bewertungsgrenze. In Grundstudium Wirkungsoekonomie wird Von der Idee zur Steuerung erst steuerungsfaehig, wenn daraus eine Entscheidung folgt. Die Grundbegriffe muessen in spaeteren Modulen wiedererkennbar bleiben. Ohne diese Rueckkopplung bleibt Reporting eine Beschreibung. Mit Rueckkopplung wird aus Bewertung eine veraenderte Routine: ein anderer Prozess, ein geaenderter Anreiz, eine bessere Datenpflicht, eine korrigierte Kommunikation oder eine neue Priorisierung.</w:t>
       </w:r>
     </w:p>
     <w:p>
@@ -2860,12 +2885,12 @@
     </w:p>
     <w:p>
       <w:r>
-        <w:t>Kontrollfrage. Welche Entscheidung waere falsch, wenn Von der Idee zur Steuerung in V03 missverstanden wird? Die Antwort muss mindestens eine Daten- oder Quellenannahme, eine betroffene Gruppe oder Schutzdimension, eine moegliche Nebenwirkung und einen Rueckkopplungsschritt nennen. Richtig ist nicht die lauteste Bewertung, sondern diejenige, die Begriff, Beleg und Steuerungsfolge zusammenhaelt.</w:t>
-      </w:r>
-    </w:p>
-    <w:p>
-      <w:r>
-        <w:t>Steuerung und Rueckkopplung. Die Grenze gegen Scheingenauigkeit verlaeuft bei Was Steuerung überhaupt heißt nicht zwischen Optimismus und Pessimismus. Sie verlaeuft zwischen offengelegter Unsicherheit und rhetorischer Sicherheit. Wer Die Wirkungsökonomie als neue Steuerungslogik belastbar anwenden will, benennt Systemgrenze, Zeitraum, Vergleichspunkt und offene Gegenhypothese. Gerade dadurch bleibt das Skript anschlussfaehig fuer Forschung, Praxis und spaetere Revision.</w:t>
+        <w:t>Fallpruefung. Wenn eine Kommune eine bestehende Massnahme neu priorisieren will, beginnt die Analyse bei Empfaengern, Wirkraum, Zeitraum und Datenquelle. Bei Von der Idee zur Steuerung muss dann geklaert werden, ob Ressourcen umgeschichtet, Daten nacherhoben oder Zielkonflikte offengelegt werden. Eine tragfaehige Antwort benennt mindestens eine Quelle, eine offene Unsicherheit, eine moegliche Gegenbeobachtung und die Entscheidung, die nach der Bewertung geaendert wird.</w:t>
+      </w:r>
+    </w:p>
+    <w:p>
+      <w:r>
+        <w:t>Steuerungsfolge. Die Grenze gegen Scheingenauigkeit verlaeuft bei Was Steuerung überhaupt heißt nicht zwischen Optimismus und Pessimismus. Sie verlaeuft zwischen offengelegter Unsicherheit und rhetorischer Sicherheit. Wer Die Wirkungsökonomie als neue Steuerungslogik belastbar anwenden will, benennt Systemgrenze, Zeitraum, Vergleichspunkt und offene Gegenhypothese. Gerade dadurch bleibt das Skript anschlussfaehig fuer Forschung, Praxis und spaetere Revision.</w:t>
       </w:r>
     </w:p>
     <w:p>
@@ -2875,7 +2900,17 @@
     </w:p>
     <w:p>
       <w:r>
-        <w:t>Pruefungsnahe Anwendung. Der Regelkreis der Wirkungsökonomie zeigt, warum Die Wirkungsökonomie als neue Steuerungslogik mehr ist als ein Schlagwort im Feld Wirkpfade, Wirkungsempfaenger, Bewertung und Rueckkopplung. Die wirkungsoekonomische Frage lautet: Welche reale Veraenderung wird moeglich, welche bleibt nur Potenzial und wo entsteht ein Wirkungsrisiko? Diese Unterscheidung schuetzt vor Impact-Washing, weil sie Absicht, Aktivitaet, Reichweite und Wirkung auseinanderhaelt.</w:t>
+        <w:t>Fallpruefung. Wenn ein Unternehmen ein Produkt, einen Prozess oder eine Investition wirkungsbezogen bewerten will, beginnt die Analyse bei Empfaengern, Wirkraum, Zeitraum und Datenquelle. Bei Was Steuerung überhaupt heißt muss dann geklaert werden, welche Entscheidung nach der Bewertung tatsaechlich anders ausfaellt. Eine tragfaehige Antwort benennt mindestens eine Quelle, eine offene Unsicherheit, eine moegliche Gegenbeobachtung und die Entscheidung, die nach der Bewertung geaendert wird.</w:t>
+      </w:r>
+    </w:p>
+    <w:p>
+      <w:r>
+        <w:t>Fuer die Bewertung reicht kein Summenscore, der zentrale Schaeden mit bequemen Pluspunkten verrechnet. Nichtkompensation und Reverse Merit Order markieren, wo rote Linien, demokratische Grundbedingungen oder planetare Grenzen Vorrang vor Durchschnittslogik haben. So bleibt positive Netto-Wirkung eine anspruchsvolle Zielgroesse und wird nicht zur dekorativen Formel.</w:t>
+      </w:r>
+    </w:p>
+    <w:p>
+      <w:r>
+        <w:t>Transferhinweis. Der Regelkreis der Wirkungsökonomie zeigt, warum Die Wirkungsökonomie als neue Steuerungslogik mehr ist als ein Schlagwort im Feld Wirkpfade, Wirkungsempfaenger, Bewertung und Rueckkopplung. Die wirkungsoekonomische Frage lautet: Welche reale Veraenderung wird moeglich, welche bleibt nur Potenzial und wo entsteht ein Wirkungsrisiko? Diese Unterscheidung schuetzt vor Impact-Washing, weil sie Absicht, Aktivitaet, Reichweite und Wirkung auseinanderhaelt.</w:t>
       </w:r>
     </w:p>
     <w:p>
@@ -2885,32 +2920,12 @@
     </w:p>
     <w:p>
       <w:r>
-        <w:t>Rueckfluss. Fuer den WOE-Korpus bedeutet das: Begriffe aus Die Wirkungsökonomie als neue Steuerungslogik sollten dort geschaerft werden, wo sie in Glossar, Werkzeugen, Journal oder Readern doppeldeutig bleiben. Offene Forschungsfragen werden nicht versteckt. Sie markieren die Stelle, an der spaetere Evidenz, ein besserer Datensatz oder eine praezisere Fallstudie die Bewertung veraendern kann.</w:t>
-      </w:r>
-    </w:p>
-    <w:p>
-      <w:r>
-        <w:t>Transfer in den WOE-Korpus. In V03 muss Wirkung sichtbar machen immer mit Empfaengern gelesen werden. Wirkung entsteht nicht beim Sender, sondern an veraenderten Zustaenden von Menschen, Oekosystemen, Institutionen, Oeffentlichkeit oder kuenftigen Handlungsspielraeumen. Darum reicht es nicht, interne Aktivitaeten zu dokumentieren. Entscheidend ist, ob sich ein Zustand nachvollziehbar veraendert und ob diese Veraenderung im Referenzrahmen Mensch, Planet, Demokratie, SDGs, Agenda 2030 und SDG+ tragfaehig bewertet werden kann.</w:t>
-      </w:r>
-    </w:p>
-    <w:p>
-      <w:r>
-        <w:t>Ein Bericht behauptet, die Massnahme zu Die Wirkungsökonomie als neue Steuerungslogik sei erfolgreich. Die WOE-Lesart fragt bei Wirkung sichtbar machen nach belastbaren Nachweisen: begriffliche Praezision, Fallbeschreibung, Quellenklarheit, Plausibilitaet und offene Unsicherheit. Wenn diese Nachweise fehlen, bleibt die Aussage Wirkungspotenzial oder Kommunikationsbehauptung. Sie kann wichtig sein, aber sie ist noch keine belegte Wirkung.</w:t>
-      </w:r>
-    </w:p>
-    <w:p>
-      <w:r>
-        <w:t>Grenzen der Aussage. Wissenschaftliche Anschlussfaehigkeit entsteht hier durch Quellenklarheit. Bei Wirkung bewerten werden interne WOE-Begriffe nicht als Ersatz fuer Belege benutzt, sondern mit Grundlagenwerk, WOE-Referenz, Glossar, Werkzeuge, Journal und externe Fachquellen verbunden. Wo die Datenlage offen bleibt, wird das offengelegt. Wo eine Aussage nur plausibel ist, bleibt sie als Wirkungspotenzial markiert. Wo ein Schaden eine rote Linie beruehrt, greift Nichtkompensation vor Durchschnittslogik.</w:t>
-      </w:r>
-    </w:p>
-    <w:p>
-      <w:r>
-        <w:t>In einer kontroversen Entscheidung wirkt Wirkung bewerten als Pruefpunkt fuer Ambivalenz. Ein Nutzen fuer eine Gruppe kann mit Risiken fuer andere Wirkungsempfaenger einhergehen. Das Skript verlangt deshalb, positive und negative Zustandsveraenderungen getrennt zu fuehren, bevor von positiver Netto-Wirkung gesprochen wird.</w:t>
-      </w:r>
-    </w:p>
-    <w:p>
-      <w:r>
-        <w:t>Kontrollfrage. Welche Entscheidung waere falsch, wenn Wirkung bewerten in V03 missverstanden wird? Die Antwort muss mindestens eine Daten- oder Quellenannahme, eine betroffene Gruppe oder Schutzdimension, eine moegliche Nebenwirkung und einen Rueckkopplungsschritt nennen. Richtig ist nicht die lauteste Bewertung, sondern diejenige, die Begriff, Beleg und Steuerungsfolge zusammenhaelt.</w:t>
+        <w:t>Fallpruefung. Wenn eine Bildungs- oder Forschungseinrichtung eine Wirkungsaussage fuer Lernende und Praxispartner pruefbar machen will, beginnt die Analyse bei Empfaengern, Wirkraum, Zeitraum und Datenquelle. Bei Der Regelkreis der Wirkungsökonomie muss dann geklaert werden, welche Begriffe, Quellen und Grenzen im Material sichtbar bleiben muessen. Eine tragfaehige Antwort benennt mindestens eine Quelle, eine offene Unsicherheit, eine moegliche Gegenbeobachtung und die Entscheidung, die nach der Bewertung geaendert wird.</w:t>
+      </w:r>
+    </w:p>
+    <w:p>
+      <w:r>
+        <w:t>Der Rueckfluss in den WOE-Korpus liegt hier in klaren Begriffen, sauber verlinkten Quellen und benannten Forschungsfragen. Wo Glossar, Werkzeuge, Journal oder Reader noch doppeldeutig bleiben, sollte Die Wirkungsökonomie als neue Steuerungslogik nicht als fertige Gewissheit auftreten, sondern als pruefbarer Lernstand mit Korrekturpfad.</w:t>
       </w:r>
     </w:p>
     <w:p>
@@ -2918,17 +2933,52 @@
         <w:pStyle w:val="Heading3"/>
       </w:pPr>
       <w:r>
-        <w:t>Schlussvertiefung 2: Die Wirkungsökonomie als neue Steuerungslogik im Anwendungsfall</w:t>
-      </w:r>
-    </w:p>
-    <w:p>
-      <w:r>
-        <w:t>Die folgenden Abschnitte sind keine neue Pruefungsloesung. Sie verdichten die vorhandenen Kapitel zu einer Lesart, mit der Studierende einen Fall selbststaendig analysieren koennen. Im Mittelpunkt stehen Wirkpfade, Wirkungsempfaenger, Bewertung und Rueckkopplung, nicht moralische Personenbewertung.</w:t>
-      </w:r>
-    </w:p>
-    <w:p>
-      <w:r>
-        <w:t>Begriffliche Schlussklaerung. In Grundstudium Wirkungsoekonomie wird Wirkung belohnen erst steuerungsfaehig, wenn daraus eine Entscheidung folgt. Die Grundbegriffe muessen in spaeteren Modulen wiedererkennbar bleiben. Ohne diese Rueckkopplung bleibt Reporting eine Beschreibung. Mit Rueckkopplung wird aus Bewertung eine veraenderte Routine: ein anderer Prozess, ein geaenderter Anreiz, eine bessere Datenpflicht, eine korrigierte Kommunikation oder eine neue Priorisierung.</w:t>
+        <w:t>Vertiefungsrunde 2: Anschluss an Praxis und Forschung</w:t>
+      </w:r>
+    </w:p>
+    <w:p>
+      <w:r>
+        <w:t>Diese Runde wechselt den Blickwinkel, damit der Schlussblock nicht nur wiederholt, sondern Leseentscheidungen vorbereitet: Was ist belegt, was bleibt Potenzial, welche Nebenwirkung ist relevant und welche Steuerungsfolge wird daraus abgeleitet?</w:t>
+      </w:r>
+    </w:p>
+    <w:p>
+      <w:r>
+        <w:t>Rueckflussnotiz. In V03 muss Wirkung sichtbar machen immer mit Empfaengern gelesen werden. Wirkung entsteht nicht beim Sender, sondern an veraenderten Zustaenden von Menschen, Oekosystemen, Institutionen, Oeffentlichkeit oder kuenftigen Handlungsspielraeumen. Darum reicht es nicht, interne Aktivitaeten zu dokumentieren. Entscheidend ist, ob sich ein Zustand nachvollziehbar veraendert und ob diese Veraenderung im Referenzrahmen Mensch, Planet, Demokratie, SDGs, Agenda 2030 und SDG+ tragfaehig bewertet werden kann.</w:t>
+      </w:r>
+    </w:p>
+    <w:p>
+      <w:r>
+        <w:t>Ein Bericht behauptet, die Massnahme zu Die Wirkungsökonomie als neue Steuerungslogik sei erfolgreich. Die WOE-Lesart fragt bei Wirkung sichtbar machen nach belastbaren Nachweisen: begriffliche Praezision, Fallbeschreibung, Quellenklarheit, Plausibilitaet und offene Unsicherheit. Wenn diese Nachweise fehlen, bleibt die Aussage Wirkungspotenzial oder Kommunikationsbehauptung. Sie kann wichtig sein, aber sie ist noch keine belegte Wirkung.</w:t>
+      </w:r>
+    </w:p>
+    <w:p>
+      <w:r>
+        <w:t>Fallpruefung. Wenn eine Kommune eine bestehende Massnahme neu priorisieren will, beginnt die Analyse bei Empfaengern, Wirkraum, Zeitraum und Datenquelle. Bei Wirkung sichtbar machen muss dann geklaert werden, ob Ressourcen umgeschichtet, Daten nacherhoben oder Zielkonflikte offengelegt werden. Eine tragfaehige Antwort benennt mindestens eine Quelle, eine offene Unsicherheit, eine moegliche Gegenbeobachtung und die Entscheidung, die nach der Bewertung geaendert wird.</w:t>
+      </w:r>
+    </w:p>
+    <w:p>
+      <w:r>
+        <w:t>Pruefungsimpuls. Wissenschaftliche Anschlussfaehigkeit entsteht hier durch Quellenklarheit. Bei Wirkung bewerten werden interne WOE-Begriffe nicht als Ersatz fuer Belege benutzt, sondern mit Grundlagenwerk, WOE-Referenz, Glossar, Werkzeuge, Journal und externe Fachquellen verbunden. Wo die Datenlage offen bleibt, wird das offengelegt. Wo eine Aussage nur plausibel ist, bleibt sie als Wirkungspotenzial markiert. Wo ein Schaden eine rote Linie beruehrt, greift Nichtkompensation vor Durchschnittslogik.</w:t>
+      </w:r>
+    </w:p>
+    <w:p>
+      <w:r>
+        <w:t>In einer kontroversen Entscheidung wirkt Wirkung bewerten als Pruefpunkt fuer Ambivalenz. Ein Nutzen fuer eine Gruppe kann mit Risiken fuer andere Wirkungsempfaenger einhergehen. Das Skript verlangt deshalb, positive und negative Zustandsveraenderungen getrennt zu fuehren, bevor von positiver Netto-Wirkung gesprochen wird.</w:t>
+      </w:r>
+    </w:p>
+    <w:p>
+      <w:r>
+        <w:t>Fallpruefung. Wenn ein Unternehmen ein Produkt, einen Prozess oder eine Investition wirkungsbezogen bewerten will, beginnt die Analyse bei Empfaengern, Wirkraum, Zeitraum und Datenquelle. Bei Wirkung bewerten muss dann geklaert werden, welche Entscheidung nach der Bewertung tatsaechlich anders ausfaellt. Eine tragfaehige Antwort benennt mindestens eine Quelle, eine offene Unsicherheit, eine moegliche Gegenbeobachtung und die Entscheidung, die nach der Bewertung geaendert wird.</w:t>
+      </w:r>
+    </w:p>
+    <w:p>
+      <w:r>
+        <w:t>Fuer die Bewertung reicht kein Summenscore, der zentrale Schaeden mit bequemen Pluspunkten verrechnet. Nichtkompensation und Reverse Merit Order markieren, wo rote Linien, demokratische Grundbedingungen oder planetare Grenzen Vorrang vor Durchschnittslogik haben. So bleibt positive Netto-Wirkung eine anspruchsvolle Zielgroesse und wird nicht zur dekorativen Formel.</w:t>
+      </w:r>
+    </w:p>
+    <w:p>
+      <w:r>
+        <w:t>Begriffliche Sicherung. In Grundstudium Wirkungsoekonomie wird Wirkung belohnen erst steuerungsfaehig, wenn daraus eine Entscheidung folgt. Die Grundbegriffe muessen in spaeteren Modulen wiedererkennbar bleiben. Ohne diese Rueckkopplung bleibt Reporting eine Beschreibung. Mit Rueckkopplung wird aus Bewertung eine veraenderte Routine: ein anderer Prozess, ein geaenderter Anreiz, eine bessere Datenpflicht, eine korrigierte Kommunikation oder eine neue Priorisierung.</w:t>
       </w:r>
     </w:p>
     <w:p>
@@ -2938,7 +2988,17 @@
     </w:p>
     <w:p>
       <w:r>
-        <w:t>Wirkpfad und Empfaenger. Die Grenze gegen Scheingenauigkeit verlaeuft bei Ein durchgehendes Beispiel nicht zwischen Optimismus und Pessimismus. Sie verlaeuft zwischen offengelegter Unsicherheit und rhetorischer Sicherheit. Wer Die Wirkungsökonomie als neue Steuerungslogik belastbar anwenden will, benennt Systemgrenze, Zeitraum, Vergleichspunkt und offene Gegenhypothese. Gerade dadurch bleibt das Skript anschlussfaehig fuer Forschung, Praxis und spaetere Revision.</w:t>
+        <w:t>Fallpruefung. Wenn eine Bildungs- oder Forschungseinrichtung eine Wirkungsaussage fuer Lernende und Praxispartner pruefbar machen will, beginnt die Analyse bei Empfaengern, Wirkraum, Zeitraum und Datenquelle. Bei Wirkung belohnen muss dann geklaert werden, welche Begriffe, Quellen und Grenzen im Material sichtbar bleiben muessen. Eine tragfaehige Antwort benennt mindestens eine Quelle, eine offene Unsicherheit, eine moegliche Gegenbeobachtung und die Entscheidung, die nach der Bewertung geaendert wird.</w:t>
+      </w:r>
+    </w:p>
+    <w:p>
+      <w:r>
+        <w:t>Der Rueckfluss in den WOE-Korpus liegt hier in klaren Begriffen, sauber verlinkten Quellen und benannten Forschungsfragen. Wo Glossar, Werkzeuge, Journal oder Reader noch doppeldeutig bleiben, sollte Die Wirkungsökonomie als neue Steuerungslogik nicht als fertige Gewissheit auftreten, sondern als pruefbarer Lernstand mit Korrekturpfad.</w:t>
+      </w:r>
+    </w:p>
+    <w:p>
+      <w:r>
+        <w:t>Wirkpfadpruefung. Die Grenze gegen Scheingenauigkeit verlaeuft bei Ein durchgehendes Beispiel nicht zwischen Optimismus und Pessimismus. Sie verlaeuft zwischen offengelegter Unsicherheit und rhetorischer Sicherheit. Wer Die Wirkungsökonomie als neue Steuerungslogik belastbar anwenden will, benennt Systemgrenze, Zeitraum, Vergleichspunkt und offene Gegenhypothese. Gerade dadurch bleibt das Skript anschlussfaehig fuer Forschung, Praxis und spaetere Revision.</w:t>
       </w:r>
     </w:p>
     <w:p>
@@ -2948,7 +3008,12 @@
     </w:p>
     <w:p>
       <w:r>
-        <w:t>Daten, Quellen und Evidenz. Selbstlernend statt starr zeigt, warum Die Wirkungsökonomie als neue Steuerungslogik mehr ist als ein Schlagwort im Feld Wirkpfade, Wirkungsempfaenger, Bewertung und Rueckkopplung. Die wirkungsoekonomische Frage lautet: Welche reale Veraenderung wird moeglich, welche bleibt nur Potenzial und wo entsteht ein Wirkungsrisiko? Diese Unterscheidung schuetzt vor Impact-Washing, weil sie Absicht, Aktivitaet, Reichweite und Wirkung auseinanderhaelt.</w:t>
+        <w:t>Fallpruefung. Wenn eine Kommune eine bestehende Massnahme neu priorisieren will, beginnt die Analyse bei Empfaengern, Wirkraum, Zeitraum und Datenquelle. Bei Ein durchgehendes Beispiel muss dann geklaert werden, ob Ressourcen umgeschichtet, Daten nacherhoben oder Zielkonflikte offengelegt werden. Eine tragfaehige Antwort benennt mindestens eine Quelle, eine offene Unsicherheit, eine moegliche Gegenbeobachtung und die Entscheidung, die nach der Bewertung geaendert wird.</w:t>
+      </w:r>
+    </w:p>
+    <w:p>
+      <w:r>
+        <w:t>Evidenzfenster. Selbstlernend statt starr zeigt, warum Die Wirkungsökonomie als neue Steuerungslogik mehr ist als ein Schlagwort im Feld Wirkpfade, Wirkungsempfaenger, Bewertung und Rueckkopplung. Die wirkungsoekonomische Frage lautet: Welche reale Veraenderung wird moeglich, welche bleibt nur Potenzial und wo entsteht ein Wirkungsrisiko? Diese Unterscheidung schuetzt vor Impact-Washing, weil sie Absicht, Aktivitaet, Reichweite und Wirkung auseinanderhaelt.</w:t>
       </w:r>
     </w:p>
     <w:p>
@@ -2958,7 +3023,17 @@
     </w:p>
     <w:p>
       <w:r>
-        <w:t>Bewertung und rote Linien. In V03 muss Was diese Logik nicht ist immer mit Empfaengern gelesen werden. Wirkung entsteht nicht beim Sender, sondern an veraenderten Zustaenden von Menschen, Oekosystemen, Institutionen, Oeffentlichkeit oder kuenftigen Handlungsspielraeumen. Darum reicht es nicht, interne Aktivitaeten zu dokumentieren. Entscheidend ist, ob sich ein Zustand nachvollziehbar veraendert und ob diese Veraenderung im Referenzrahmen Mensch, Planet, Demokratie, SDGs, Agenda 2030 und SDG+ tragfaehig bewertet werden kann.</w:t>
+        <w:t>Fallpruefung. Wenn ein Unternehmen ein Produkt, einen Prozess oder eine Investition wirkungsbezogen bewerten will, beginnt die Analyse bei Empfaengern, Wirkraum, Zeitraum und Datenquelle. Bei Selbstlernend statt starr muss dann geklaert werden, welche Entscheidung nach der Bewertung tatsaechlich anders ausfaellt. Eine tragfaehige Antwort benennt mindestens eine Quelle, eine offene Unsicherheit, eine moegliche Gegenbeobachtung und die Entscheidung, die nach der Bewertung geaendert wird.</w:t>
+      </w:r>
+    </w:p>
+    <w:p>
+      <w:r>
+        <w:t>Fuer die Bewertung reicht kein Summenscore, der zentrale Schaeden mit bequemen Pluspunkten verrechnet. Nichtkompensation und Reverse Merit Order markieren, wo rote Linien, demokratische Grundbedingungen oder planetare Grenzen Vorrang vor Durchschnittslogik haben. So bleibt positive Netto-Wirkung eine anspruchsvolle Zielgroesse und wird nicht zur dekorativen Formel.</w:t>
+      </w:r>
+    </w:p>
+    <w:p>
+      <w:r>
+        <w:t>Bewertungsgrenze. In V03 muss Was diese Logik nicht ist immer mit Empfaengern gelesen werden. Wirkung entsteht nicht beim Sender, sondern an veraenderten Zustaenden von Menschen, Oekosystemen, Institutionen, Oeffentlichkeit oder kuenftigen Handlungsspielraeumen. Darum reicht es nicht, interne Aktivitaeten zu dokumentieren. Entscheidend ist, ob sich ein Zustand nachvollziehbar veraendert und ob diese Veraenderung im Referenzrahmen Mensch, Planet, Demokratie, SDGs, Agenda 2030 und SDG+ tragfaehig bewertet werden kann.</w:t>
       </w:r>
     </w:p>
     <w:p>
@@ -2968,57 +3043,12 @@
     </w:p>
     <w:p>
       <w:r>
-        <w:t>Kontrollfrage. Welche Entscheidung waere falsch, wenn Was diese Logik nicht ist in V03 missverstanden wird? Die Antwort muss mindestens eine Daten- oder Quellenannahme, eine betroffene Gruppe oder Schutzdimension, eine moegliche Nebenwirkung und einen Rueckkopplungsschritt nennen. Richtig ist nicht die lauteste Bewertung, sondern diejenige, die Begriff, Beleg und Steuerungsfolge zusammenhaelt.</w:t>
-      </w:r>
-    </w:p>
-    <w:p>
-      <w:r>
-        <w:t>Rueckfluss. Fuer den WOE-Korpus bedeutet das: Begriffe aus Die Wirkungsökonomie als neue Steuerungslogik sollten dort geschaerft werden, wo sie in Glossar, Werkzeugen, Journal oder Readern doppeldeutig bleiben. Offene Forschungsfragen werden nicht versteckt. Sie markieren die Stelle, an der spaetere Evidenz, ein besserer Datensatz oder eine praezisere Fallstudie die Bewertung veraendern kann.</w:t>
-      </w:r>
-    </w:p>
-    <w:p>
-      <w:r>
-        <w:t>Steuerung und Rueckkopplung. Wissenschaftliche Anschlussfaehigkeit entsteht hier durch Quellenklarheit. Bei Was du aus dieser Vorlesung mitnimmst werden interne WOE-Begriffe nicht als Ersatz fuer Belege benutzt, sondern mit Grundlagenwerk, WOE-Referenz, Glossar, Werkzeuge, Journal und externe Fachquellen verbunden. Wo die Datenlage offen bleibt, wird das offengelegt. Wo eine Aussage nur plausibel ist, bleibt sie als Wirkungspotenzial markiert. Wo ein Schaden eine rote Linie beruehrt, greift Nichtkompensation vor Durchschnittslogik.</w:t>
-      </w:r>
-    </w:p>
-    <w:p>
-      <w:r>
-        <w:t>In einer kontroversen Entscheidung wirkt Was du aus dieser Vorlesung mitnimmst als Pruefpunkt fuer Ambivalenz. Ein Nutzen fuer eine Gruppe kann mit Risiken fuer andere Wirkungsempfaenger einhergehen. Das Skript verlangt deshalb, positive und negative Zustandsveraenderungen getrennt zu fuehren, bevor von positiver Netto-Wirkung gesprochen wird.</w:t>
-      </w:r>
-    </w:p>
-    <w:p>
-      <w:r>
-        <w:t>Pruefungsnahe Anwendung. In Grundstudium Wirkungsoekonomie wird Wirkungsökonomische Vertiefung erst steuerungsfaehig, wenn daraus eine Entscheidung folgt. Die Grundbegriffe muessen in spaeteren Modulen wiedererkennbar bleiben. Ohne diese Rueckkopplung bleibt Reporting eine Beschreibung. Mit Rueckkopplung wird aus Bewertung eine veraenderte Routine: ein anderer Prozess, ein geaenderter Anreiz, eine bessere Datenpflicht, eine korrigierte Kommunikation oder eine neue Priorisierung.</w:t>
-      </w:r>
-    </w:p>
-    <w:p>
-      <w:r>
-        <w:t>Die typische Fehlstelle bei Die Wirkungsökonomie als neue Steuerungslogik liegt darin, Absicht, Aktivitaet oder Reporting als Wirkung zu behandeln. Bei Wirkungsökonomische Vertiefung wird diese Fehlstelle konkret: Ein scheinbar plausibler Befund darf nicht zur Abkuerzung werden. Quellen, Systemgrenzen, Unsicherheit und Rueckkopplung bleiben sichtbar.</w:t>
-      </w:r>
-    </w:p>
-    <w:p>
-      <w:r>
-        <w:t>Transfer in den WOE-Korpus. Die Grenze gegen Scheingenauigkeit verlaeuft bei Begriffliche Präzision nicht zwischen Optimismus und Pessimismus. Sie verlaeuft zwischen offengelegter Unsicherheit und rhetorischer Sicherheit. Wer Die Wirkungsökonomie als neue Steuerungslogik belastbar anwenden will, benennt Systemgrenze, Zeitraum, Vergleichspunkt und offene Gegenhypothese. Gerade dadurch bleibt das Skript anschlussfaehig fuer Forschung, Praxis und spaetere Revision.</w:t>
-      </w:r>
-    </w:p>
-    <w:p>
-      <w:r>
-        <w:t>Fuer die Pruefung ist Begriffliche Präzision dann verstanden, wenn daraus eine belastbare Fallantwort entsteht. Eine gute Antwort unterscheidet Beobachtung, Kausalannahme, Bewertung und Steuerungsfolge. Sie bewertet keine Menschen, sondern Wirkpfade, Zustandsveraenderungen, Risiken und institutionelle Bedingungen.</w:t>
-      </w:r>
-    </w:p>
-    <w:p>
-      <w:r>
-        <w:t>Grenzen der Aussage. Wirkpfad zeigt, warum Die Wirkungsökonomie als neue Steuerungslogik mehr ist als ein Schlagwort im Feld Wirkpfade, Wirkungsempfaenger, Bewertung und Rueckkopplung. Die wirkungsoekonomische Frage lautet: Welche reale Veraenderung wird moeglich, welche bleibt nur Potenzial und wo entsteht ein Wirkungsrisiko? Diese Unterscheidung schuetzt vor Impact-Washing, weil sie Absicht, Aktivitaet, Reichweite und Wirkung auseinanderhaelt.</w:t>
-      </w:r>
-    </w:p>
-    <w:p>
-      <w:r>
-        <w:t>Eine Kommune, ein Unternehmen oder eine Bildungsorganisation will Die Wirkungsökonomie als neue Steuerungslogik praktisch anwenden. Der erste Schritt ist nicht die Auswahl eines Instruments, sondern die Klaerung der Zustandsveraenderung. Bei Wirkpfad muss deshalb benannt werden, wer betroffen ist, welcher Zustand sich veraendert, welche Frist gilt und welche Gegenbeobachtung die Annahme widerlegen wuerde. Erst danach entsteht eine begruendete Entscheidung im Feld Begriff, Fallbewertung, Wirkpfad, rote Linie, Quellenbeurteilung oder Rueckkopplungsregel.</w:t>
-      </w:r>
-    </w:p>
-    <w:p>
-      <w:r>
-        <w:t>Kontrollfrage. Welche Entscheidung waere falsch, wenn Wirkpfad in V03 missverstanden wird? Die Antwort muss mindestens eine Daten- oder Quellenannahme, eine betroffene Gruppe oder Schutzdimension, eine moegliche Nebenwirkung und einen Rueckkopplungsschritt nennen. Richtig ist nicht die lauteste Bewertung, sondern diejenige, die Begriff, Beleg und Steuerungsfolge zusammenhaelt.</w:t>
+        <w:t>Fallpruefung. Wenn eine Bildungs- oder Forschungseinrichtung eine Wirkungsaussage fuer Lernende und Praxispartner pruefbar machen will, beginnt die Analyse bei Empfaengern, Wirkraum, Zeitraum und Datenquelle. Bei Was diese Logik nicht ist muss dann geklaert werden, welche Begriffe, Quellen und Grenzen im Material sichtbar bleiben muessen. Eine tragfaehige Antwort benennt mindestens eine Quelle, eine offene Unsicherheit, eine moegliche Gegenbeobachtung und die Entscheidung, die nach der Bewertung geaendert wird.</w:t>
+      </w:r>
+    </w:p>
+    <w:p>
+      <w:r>
+        <w:t>Der Rueckfluss in den WOE-Korpus liegt hier in klaren Begriffen, sauber verlinkten Quellen und benannten Forschungsfragen. Wo Glossar, Werkzeuge, Journal oder Reader noch doppeldeutig bleiben, sollte Die Wirkungsökonomie als neue Steuerungslogik nicht als fertige Gewissheit auftreten, sondern als pruefbarer Lernstand mit Korrekturpfad.</w:t>
       </w:r>
     </w:p>
     <w:p>
@@ -3026,17 +3056,87 @@
         <w:pStyle w:val="Heading3"/>
       </w:pPr>
       <w:r>
-        <w:t>Schlussvertiefung 3: Die Wirkungsökonomie als neue Steuerungslogik im Anwendungsfall</w:t>
-      </w:r>
-    </w:p>
-    <w:p>
-      <w:r>
-        <w:t>Die folgenden Abschnitte sind keine neue Pruefungsloesung. Sie verdichten die vorhandenen Kapitel zu einer Lesart, mit der Studierende einen Fall selbststaendig analysieren koennen. Im Mittelpunkt stehen Wirkpfade, Wirkungsempfaenger, Bewertung und Rueckkopplung, nicht moralische Personenbewertung.</w:t>
-      </w:r>
-    </w:p>
-    <w:p>
-      <w:r>
-        <w:t>Begriffliche Schlussklaerung. In V03 muss Leitthese immer mit Empfaengern gelesen werden. Wirkung entsteht nicht beim Sender, sondern an veraenderten Zustaenden von Menschen, Oekosystemen, Institutionen, Oeffentlichkeit oder kuenftigen Handlungsspielraeumen. Darum reicht es nicht, interne Aktivitaeten zu dokumentieren. Entscheidend ist, ob sich ein Zustand nachvollziehbar veraendert und ob diese Veraenderung im Referenzrahmen Mensch, Planet, Demokratie, SDGs, Agenda 2030 und SDG+ tragfaehig bewertet werden kann.</w:t>
+        <w:t>Vertiefungsrunde 3: Anschluss an Praxis und Forschung</w:t>
+      </w:r>
+    </w:p>
+    <w:p>
+      <w:r>
+        <w:t>Diese Runde wechselt den Blickwinkel, damit der Schlussblock nicht nur wiederholt, sondern Leseentscheidungen vorbereitet: Was ist belegt, was bleibt Potenzial, welche Nebenwirkung ist relevant und welche Steuerungsfolge wird daraus abgeleitet?</w:t>
+      </w:r>
+    </w:p>
+    <w:p>
+      <w:r>
+        <w:t>Steuerungsfolge. Wissenschaftliche Anschlussfaehigkeit entsteht hier durch Quellenklarheit. Bei Was du aus dieser Vorlesung mitnimmst werden interne WOE-Begriffe nicht als Ersatz fuer Belege benutzt, sondern mit Grundlagenwerk, WOE-Referenz, Glossar, Werkzeuge, Journal und externe Fachquellen verbunden. Wo die Datenlage offen bleibt, wird das offengelegt. Wo eine Aussage nur plausibel ist, bleibt sie als Wirkungspotenzial markiert. Wo ein Schaden eine rote Linie beruehrt, greift Nichtkompensation vor Durchschnittslogik.</w:t>
+      </w:r>
+    </w:p>
+    <w:p>
+      <w:r>
+        <w:t>In einer kontroversen Entscheidung wirkt Was du aus dieser Vorlesung mitnimmst als Pruefpunkt fuer Ambivalenz. Ein Nutzen fuer eine Gruppe kann mit Risiken fuer andere Wirkungsempfaenger einhergehen. Das Skript verlangt deshalb, positive und negative Zustandsveraenderungen getrennt zu fuehren, bevor von positiver Netto-Wirkung gesprochen wird.</w:t>
+      </w:r>
+    </w:p>
+    <w:p>
+      <w:r>
+        <w:t>Fallpruefung. Wenn eine Kommune eine bestehende Massnahme neu priorisieren will, beginnt die Analyse bei Empfaengern, Wirkraum, Zeitraum und Datenquelle. Bei Was du aus dieser Vorlesung mitnimmst muss dann geklaert werden, ob Ressourcen umgeschichtet, Daten nacherhoben oder Zielkonflikte offengelegt werden. Eine tragfaehige Antwort benennt mindestens eine Quelle, eine offene Unsicherheit, eine moegliche Gegenbeobachtung und die Entscheidung, die nach der Bewertung geaendert wird.</w:t>
+      </w:r>
+    </w:p>
+    <w:p>
+      <w:r>
+        <w:t>Transferhinweis. In Grundstudium Wirkungsoekonomie wird Wirkungsökonomische Vertiefung erst steuerungsfaehig, wenn daraus eine Entscheidung folgt. Die Grundbegriffe muessen in spaeteren Modulen wiedererkennbar bleiben. Ohne diese Rueckkopplung bleibt Reporting eine Beschreibung. Mit Rueckkopplung wird aus Bewertung eine veraenderte Routine: ein anderer Prozess, ein geaenderter Anreiz, eine bessere Datenpflicht, eine korrigierte Kommunikation oder eine neue Priorisierung.</w:t>
+      </w:r>
+    </w:p>
+    <w:p>
+      <w:r>
+        <w:t>Die typische Fehlstelle bei Die Wirkungsökonomie als neue Steuerungslogik liegt darin, Absicht, Aktivitaet oder Reporting als Wirkung zu behandeln. Bei Wirkungsökonomische Vertiefung wird diese Fehlstelle konkret: Ein scheinbar plausibler Befund darf nicht zur Abkuerzung werden. Quellen, Systemgrenzen, Unsicherheit und Rueckkopplung bleiben sichtbar.</w:t>
+      </w:r>
+    </w:p>
+    <w:p>
+      <w:r>
+        <w:t>Fallpruefung. Wenn ein Unternehmen ein Produkt, einen Prozess oder eine Investition wirkungsbezogen bewerten will, beginnt die Analyse bei Empfaengern, Wirkraum, Zeitraum und Datenquelle. Bei Wirkungsökonomische Vertiefung muss dann geklaert werden, welche Entscheidung nach der Bewertung tatsaechlich anders ausfaellt. Eine tragfaehige Antwort benennt mindestens eine Quelle, eine offene Unsicherheit, eine moegliche Gegenbeobachtung und die Entscheidung, die nach der Bewertung geaendert wird.</w:t>
+      </w:r>
+    </w:p>
+    <w:p>
+      <w:r>
+        <w:t>Fuer die Bewertung reicht kein Summenscore, der zentrale Schaeden mit bequemen Pluspunkten verrechnet. Nichtkompensation und Reverse Merit Order markieren, wo rote Linien, demokratische Grundbedingungen oder planetare Grenzen Vorrang vor Durchschnittslogik haben. So bleibt positive Netto-Wirkung eine anspruchsvolle Zielgroesse und wird nicht zur dekorativen Formel.</w:t>
+      </w:r>
+    </w:p>
+    <w:p>
+      <w:r>
+        <w:t>Rueckflussnotiz. Die Grenze gegen Scheingenauigkeit verlaeuft bei Begriffliche Präzision nicht zwischen Optimismus und Pessimismus. Sie verlaeuft zwischen offengelegter Unsicherheit und rhetorischer Sicherheit. Wer Die Wirkungsökonomie als neue Steuerungslogik belastbar anwenden will, benennt Systemgrenze, Zeitraum, Vergleichspunkt und offene Gegenhypothese. Gerade dadurch bleibt das Skript anschlussfaehig fuer Forschung, Praxis und spaetere Revision.</w:t>
+      </w:r>
+    </w:p>
+    <w:p>
+      <w:r>
+        <w:t>Fuer die Pruefung ist Begriffliche Präzision dann verstanden, wenn daraus eine belastbare Fallantwort entsteht. Eine gute Antwort unterscheidet Beobachtung, Kausalannahme, Bewertung und Steuerungsfolge. Sie bewertet keine Menschen, sondern Wirkpfade, Zustandsveraenderungen, Risiken und institutionelle Bedingungen.</w:t>
+      </w:r>
+    </w:p>
+    <w:p>
+      <w:r>
+        <w:t>Fallpruefung. Wenn eine Bildungs- oder Forschungseinrichtung eine Wirkungsaussage fuer Lernende und Praxispartner pruefbar machen will, beginnt die Analyse bei Empfaengern, Wirkraum, Zeitraum und Datenquelle. Bei Begriffliche Präzision muss dann geklaert werden, welche Begriffe, Quellen und Grenzen im Material sichtbar bleiben muessen. Eine tragfaehige Antwort benennt mindestens eine Quelle, eine offene Unsicherheit, eine moegliche Gegenbeobachtung und die Entscheidung, die nach der Bewertung geaendert wird.</w:t>
+      </w:r>
+    </w:p>
+    <w:p>
+      <w:r>
+        <w:t>Der Rueckfluss in den WOE-Korpus liegt hier in klaren Begriffen, sauber verlinkten Quellen und benannten Forschungsfragen. Wo Glossar, Werkzeuge, Journal oder Reader noch doppeldeutig bleiben, sollte Die Wirkungsökonomie als neue Steuerungslogik nicht als fertige Gewissheit auftreten, sondern als pruefbarer Lernstand mit Korrekturpfad.</w:t>
+      </w:r>
+    </w:p>
+    <w:p>
+      <w:r>
+        <w:t>Pruefungsimpuls. Wirkpfad zeigt, warum Die Wirkungsökonomie als neue Steuerungslogik mehr ist als ein Schlagwort im Feld Wirkpfade, Wirkungsempfaenger, Bewertung und Rueckkopplung. Die wirkungsoekonomische Frage lautet: Welche reale Veraenderung wird moeglich, welche bleibt nur Potenzial und wo entsteht ein Wirkungsrisiko? Diese Unterscheidung schuetzt vor Impact-Washing, weil sie Absicht, Aktivitaet, Reichweite und Wirkung auseinanderhaelt.</w:t>
+      </w:r>
+    </w:p>
+    <w:p>
+      <w:r>
+        <w:t>Eine Kommune, ein Unternehmen oder eine Bildungsorganisation will Die Wirkungsökonomie als neue Steuerungslogik praktisch anwenden. Der erste Schritt ist nicht die Auswahl eines Instruments, sondern die Klaerung der Zustandsveraenderung. Bei Wirkpfad muss deshalb benannt werden, wer betroffen ist, welcher Zustand sich veraendert, welche Frist gilt und welche Gegenbeobachtung die Annahme widerlegen wuerde. Erst danach entsteht eine begruendete Entscheidung im Feld Begriff, Fallbewertung, Wirkpfad, rote Linie, Quellenbeurteilung oder Rueckkopplungsregel.</w:t>
+      </w:r>
+    </w:p>
+    <w:p>
+      <w:r>
+        <w:t>Fallpruefung. Wenn eine Kommune eine bestehende Massnahme neu priorisieren will, beginnt die Analyse bei Empfaengern, Wirkraum, Zeitraum und Datenquelle. Bei Wirkpfad muss dann geklaert werden, ob Ressourcen umgeschichtet, Daten nacherhoben oder Zielkonflikte offengelegt werden. Eine tragfaehige Antwort benennt mindestens eine Quelle, eine offene Unsicherheit, eine moegliche Gegenbeobachtung und die Entscheidung, die nach der Bewertung geaendert wird.</w:t>
+      </w:r>
+    </w:p>
+    <w:p>
+      <w:r>
+        <w:t>Begriffliche Sicherung. In V03 muss Leitthese immer mit Empfaengern gelesen werden. Wirkung entsteht nicht beim Sender, sondern an veraenderten Zustaenden von Menschen, Oekosystemen, Institutionen, Oeffentlichkeit oder kuenftigen Handlungsspielraeumen. Darum reicht es nicht, interne Aktivitaeten zu dokumentieren. Entscheidend ist, ob sich ein Zustand nachvollziehbar veraendert und ob diese Veraenderung im Referenzrahmen Mensch, Planet, Demokratie, SDGs, Agenda 2030 und SDG+ tragfaehig bewertet werden kann.</w:t>
       </w:r>
     </w:p>
     <w:p>
@@ -3046,7 +3146,17 @@
     </w:p>
     <w:p>
       <w:r>
-        <w:t>Wirkpfad und Empfaenger. Wissenschaftliche Anschlussfaehigkeit entsteht hier durch Quellenklarheit. Bei Didaktische Einordnung im Studiengang werden interne WOE-Begriffe nicht als Ersatz fuer Belege benutzt, sondern mit Grundlagenwerk, WOE-Referenz, Glossar, Werkzeuge, Journal und externe Fachquellen verbunden. Wo die Datenlage offen bleibt, wird das offengelegt. Wo eine Aussage nur plausibel ist, bleibt sie als Wirkungspotenzial markiert. Wo ein Schaden eine rote Linie beruehrt, greift Nichtkompensation vor Durchschnittslogik.</w:t>
+        <w:t>Fallpruefung. Wenn ein Unternehmen ein Produkt, einen Prozess oder eine Investition wirkungsbezogen bewerten will, beginnt die Analyse bei Empfaengern, Wirkraum, Zeitraum und Datenquelle. Bei Leitthese muss dann geklaert werden, welche Entscheidung nach der Bewertung tatsaechlich anders ausfaellt. Eine tragfaehige Antwort benennt mindestens eine Quelle, eine offene Unsicherheit, eine moegliche Gegenbeobachtung und die Entscheidung, die nach der Bewertung geaendert wird.</w:t>
+      </w:r>
+    </w:p>
+    <w:p>
+      <w:r>
+        <w:t>Fuer die Bewertung reicht kein Summenscore, der zentrale Schaeden mit bequemen Pluspunkten verrechnet. Nichtkompensation und Reverse Merit Order markieren, wo rote Linien, demokratische Grundbedingungen oder planetare Grenzen Vorrang vor Durchschnittslogik haben. So bleibt positive Netto-Wirkung eine anspruchsvolle Zielgroesse und wird nicht zur dekorativen Formel.</w:t>
+      </w:r>
+    </w:p>
+    <w:p>
+      <w:r>
+        <w:t>Wirkpfadpruefung. Wissenschaftliche Anschlussfaehigkeit entsteht hier durch Quellenklarheit. Bei Didaktische Einordnung im Studiengang werden interne WOE-Begriffe nicht als Ersatz fuer Belege benutzt, sondern mit Grundlagenwerk, WOE-Referenz, Glossar, Werkzeuge, Journal und externe Fachquellen verbunden. Wo die Datenlage offen bleibt, wird das offengelegt. Wo eine Aussage nur plausibel ist, bleibt sie als Wirkungspotenzial markiert. Wo ein Schaden eine rote Linie beruehrt, greift Nichtkompensation vor Durchschnittslogik.</w:t>
       </w:r>
     </w:p>
     <w:p>
@@ -3056,82 +3166,12 @@
     </w:p>
     <w:p>
       <w:r>
-        <w:t>Rueckfluss. Fuer den WOE-Korpus bedeutet das: Begriffe aus Die Wirkungsökonomie als neue Steuerungslogik sollten dort geschaerft werden, wo sie in Glossar, Werkzeugen, Journal oder Readern doppeldeutig bleiben. Offene Forschungsfragen werden nicht versteckt. Sie markieren die Stelle, an der spaetere Evidenz, ein besserer Datensatz oder eine praezisere Fallstudie die Bewertung veraendern kann.</w:t>
-      </w:r>
-    </w:p>
-    <w:p>
-      <w:r>
-        <w:t>Daten, Quellen und Evidenz. In Grundstudium Wirkungsoekonomie wird Analysemodell erst steuerungsfaehig, wenn daraus eine Entscheidung folgt. Die Grundbegriffe muessen in spaeteren Modulen wiedererkennbar bleiben. Ohne diese Rueckkopplung bleibt Reporting eine Beschreibung. Mit Rueckkopplung wird aus Bewertung eine veraenderte Routine: ein anderer Prozess, ein geaenderter Anreiz, eine bessere Datenpflicht, eine korrigierte Kommunikation oder eine neue Priorisierung.</w:t>
-      </w:r>
-    </w:p>
-    <w:p>
-      <w:r>
-        <w:t>Die typische Fehlstelle bei Die Wirkungsökonomie als neue Steuerungslogik liegt darin, Absicht, Aktivitaet oder Reporting als Wirkung zu behandeln. Bei Analysemodell wird diese Fehlstelle konkret: Ein scheinbar plausibler Befund darf nicht zur Abkuerzung werden. Quellen, Systemgrenzen, Unsicherheit und Rueckkopplung bleiben sichtbar.</w:t>
-      </w:r>
-    </w:p>
-    <w:p>
-      <w:r>
-        <w:t>Bewertung und rote Linien. Die Grenze gegen Scheingenauigkeit verlaeuft bei Modellformel nicht zwischen Optimismus und Pessimismus. Sie verlaeuft zwischen offengelegter Unsicherheit und rhetorischer Sicherheit. Wer Die Wirkungsökonomie als neue Steuerungslogik belastbar anwenden will, benennt Systemgrenze, Zeitraum, Vergleichspunkt und offene Gegenhypothese. Gerade dadurch bleibt das Skript anschlussfaehig fuer Forschung, Praxis und spaetere Revision.</w:t>
-      </w:r>
-    </w:p>
-    <w:p>
-      <w:r>
-        <w:t>Fuer die Pruefung ist Modellformel dann verstanden, wenn daraus eine belastbare Fallantwort entsteht. Eine gute Antwort unterscheidet Beobachtung, Kausalannahme, Bewertung und Steuerungsfolge. Sie bewertet keine Menschen, sondern Wirkpfade, Zustandsveraenderungen, Risiken und institutionelle Bedingungen.</w:t>
-      </w:r>
-    </w:p>
-    <w:p>
-      <w:r>
-        <w:t>Kontrollfrage. Welche Entscheidung waere falsch, wenn Modellformel in V03 missverstanden wird? Die Antwort muss mindestens eine Daten- oder Quellenannahme, eine betroffene Gruppe oder Schutzdimension, eine moegliche Nebenwirkung und einen Rueckkopplungsschritt nennen. Richtig ist nicht die lauteste Bewertung, sondern diejenige, die Begriff, Beleg und Steuerungsfolge zusammenhaelt.</w:t>
-      </w:r>
-    </w:p>
-    <w:p>
-      <w:r>
-        <w:t>Steuerung und Rueckkopplung. Fallfenster zeigt, warum Die Wirkungsökonomie als neue Steuerungslogik mehr ist als ein Schlagwort im Feld Wirkpfade, Wirkungsempfaenger, Bewertung und Rueckkopplung. Die wirkungsoekonomische Frage lautet: Welche reale Veraenderung wird moeglich, welche bleibt nur Potenzial und wo entsteht ein Wirkungsrisiko? Diese Unterscheidung schuetzt vor Impact-Washing, weil sie Absicht, Aktivitaet, Reichweite und Wirkung auseinanderhaelt.</w:t>
-      </w:r>
-    </w:p>
-    <w:p>
-      <w:r>
-        <w:t>Eine Kommune, ein Unternehmen oder eine Bildungsorganisation will Die Wirkungsökonomie als neue Steuerungslogik praktisch anwenden. Der erste Schritt ist nicht die Auswahl eines Instruments, sondern die Klaerung der Zustandsveraenderung. Bei Fallfenster muss deshalb benannt werden, wer betroffen ist, welcher Zustand sich veraendert, welche Frist gilt und welche Gegenbeobachtung die Annahme widerlegen wuerde. Erst danach entsteht eine begruendete Entscheidung im Feld Begriff, Fallbewertung, Wirkpfad, rote Linie, Quellenbeurteilung oder Rueckkopplungsregel.</w:t>
-      </w:r>
-    </w:p>
-    <w:p>
-      <w:r>
-        <w:t>Pruefungsnahe Anwendung. In V03 muss Prüfungsnahe Fallfragen ohne geschützte Antwortlogik immer mit Empfaengern gelesen werden. Wirkung entsteht nicht beim Sender, sondern an veraenderten Zustaenden von Menschen, Oekosystemen, Institutionen, Oeffentlichkeit oder kuenftigen Handlungsspielraeumen. Darum reicht es nicht, interne Aktivitaeten zu dokumentieren. Entscheidend ist, ob sich ein Zustand nachvollziehbar veraendert und ob diese Veraenderung im Referenzrahmen Mensch, Planet, Demokratie, SDGs, Agenda 2030 und SDG+ tragfaehig bewertet werden kann.</w:t>
-      </w:r>
-    </w:p>
-    <w:p>
-      <w:r>
-        <w:t>Ein Bericht behauptet, die Massnahme zu Die Wirkungsökonomie als neue Steuerungslogik sei erfolgreich. Die WOE-Lesart fragt bei Prüfungsnahe Fallfragen ohne geschützte Antwortlogik nach belastbaren Nachweisen: begriffliche Praezision, Fallbeschreibung, Quellenklarheit, Plausibilitaet und offene Unsicherheit. Wenn diese Nachweise fehlen, bleibt die Aussage Wirkungspotenzial oder Kommunikationsbehauptung. Sie kann wichtig sein, aber sie ist noch keine belegte Wirkung.</w:t>
-      </w:r>
-    </w:p>
-    <w:p>
-      <w:r>
-        <w:t>Transfer in den WOE-Korpus. Wissenschaftliche Anschlussfaehigkeit entsteht hier durch Quellenklarheit. Bei Einleitung / Wirkungsfrage werden interne WOE-Begriffe nicht als Ersatz fuer Belege benutzt, sondern mit Grundlagenwerk, WOE-Referenz, Glossar, Werkzeuge, Journal und externe Fachquellen verbunden. Wo die Datenlage offen bleibt, wird das offengelegt. Wo eine Aussage nur plausibel ist, bleibt sie als Wirkungspotenzial markiert. Wo ein Schaden eine rote Linie beruehrt, greift Nichtkompensation vor Durchschnittslogik.</w:t>
-      </w:r>
-    </w:p>
-    <w:p>
-      <w:r>
-        <w:t>In einer kontroversen Entscheidung wirkt Einleitung / Wirkungsfrage als Pruefpunkt fuer Ambivalenz. Ein Nutzen fuer eine Gruppe kann mit Risiken fuer andere Wirkungsempfaenger einhergehen. Das Skript verlangt deshalb, positive und negative Zustandsveraenderungen getrennt zu fuehren, bevor von positiver Netto-Wirkung gesprochen wird.</w:t>
-      </w:r>
-    </w:p>
-    <w:p>
-      <w:r>
-        <w:t>Grenzen der Aussage. In Grundstudium Wirkungsoekonomie wird Kernaussage erst steuerungsfaehig, wenn daraus eine Entscheidung folgt. Die Grundbegriffe muessen in spaeteren Modulen wiedererkennbar bleiben. Ohne diese Rueckkopplung bleibt Reporting eine Beschreibung. Mit Rueckkopplung wird aus Bewertung eine veraenderte Routine: ein anderer Prozess, ein geaenderter Anreiz, eine bessere Datenpflicht, eine korrigierte Kommunikation oder eine neue Priorisierung.</w:t>
-      </w:r>
-    </w:p>
-    <w:p>
-      <w:r>
-        <w:t>Die typische Fehlstelle bei Die Wirkungsökonomie als neue Steuerungslogik liegt darin, Absicht, Aktivitaet oder Reporting als Wirkung zu behandeln. Bei Kernaussage wird diese Fehlstelle konkret: Ein scheinbar plausibler Befund darf nicht zur Abkuerzung werden. Quellen, Systemgrenzen, Unsicherheit und Rueckkopplung bleiben sichtbar.</w:t>
-      </w:r>
-    </w:p>
-    <w:p>
-      <w:r>
-        <w:t>Kontrollfrage. Welche Entscheidung waere falsch, wenn Kernaussage in V03 missverstanden wird? Die Antwort muss mindestens eine Daten- oder Quellenannahme, eine betroffene Gruppe oder Schutzdimension, eine moegliche Nebenwirkung und einen Rueckkopplungsschritt nennen. Richtig ist nicht die lauteste Bewertung, sondern diejenige, die Begriff, Beleg und Steuerungsfolge zusammenhaelt.</w:t>
-      </w:r>
-    </w:p>
-    <w:p>
-      <w:r>
-        <w:t>Rueckfluss. Fuer den WOE-Korpus bedeutet das: Begriffe aus Die Wirkungsökonomie als neue Steuerungslogik sollten dort geschaerft werden, wo sie in Glossar, Werkzeugen, Journal oder Readern doppeldeutig bleiben. Offene Forschungsfragen werden nicht versteckt. Sie markieren die Stelle, an der spaetere Evidenz, ein besserer Datensatz oder eine praezisere Fallstudie die Bewertung veraendern kann.</w:t>
+        <w:t>Fallpruefung. Wenn eine Bildungs- oder Forschungseinrichtung eine Wirkungsaussage fuer Lernende und Praxispartner pruefbar machen will, beginnt die Analyse bei Empfaengern, Wirkraum, Zeitraum und Datenquelle. Bei Didaktische Einordnung im Studiengang muss dann geklaert werden, welche Begriffe, Quellen und Grenzen im Material sichtbar bleiben muessen. Eine tragfaehige Antwort benennt mindestens eine Quelle, eine offene Unsicherheit, eine moegliche Gegenbeobachtung und die Entscheidung, die nach der Bewertung geaendert wird.</w:t>
+      </w:r>
+    </w:p>
+    <w:p>
+      <w:r>
+        <w:t>Der Rueckfluss in den WOE-Korpus liegt hier in klaren Begriffen, sauber verlinkten Quellen und benannten Forschungsfragen. Wo Glossar, Werkzeuge, Journal oder Reader noch doppeldeutig bleiben, sollte Die Wirkungsökonomie als neue Steuerungslogik nicht als fertige Gewissheit auftreten, sondern als pruefbarer Lernstand mit Korrekturpfad.</w:t>
       </w:r>
     </w:p>
     <w:p>
@@ -3139,107 +3179,122 @@
         <w:pStyle w:val="Heading3"/>
       </w:pPr>
       <w:r>
-        <w:t>Schlussvertiefung 4: Die Wirkungsökonomie als neue Steuerungslogik im Anwendungsfall</w:t>
-      </w:r>
-    </w:p>
-    <w:p>
-      <w:r>
-        <w:t>Die folgenden Abschnitte sind keine neue Pruefungsloesung. Sie verdichten die vorhandenen Kapitel zu einer Lesart, mit der Studierende einen Fall selbststaendig analysieren koennen. Im Mittelpunkt stehen Wirkpfade, Wirkungsempfaenger, Bewertung und Rueckkopplung, nicht moralische Personenbewertung.</w:t>
-      </w:r>
-    </w:p>
-    <w:p>
-      <w:r>
-        <w:t>Begriffliche Schlussklaerung. Die Grenze gegen Scheingenauigkeit verlaeuft bei Quelltext und fachliche Grundlegung nicht zwischen Optimismus und Pessimismus. Sie verlaeuft zwischen offengelegter Unsicherheit und rhetorischer Sicherheit. Wer Die Wirkungsökonomie als neue Steuerungslogik belastbar anwenden will, benennt Systemgrenze, Zeitraum, Vergleichspunkt und offene Gegenhypothese. Gerade dadurch bleibt das Skript anschlussfaehig fuer Forschung, Praxis und spaetere Revision.</w:t>
-      </w:r>
-    </w:p>
-    <w:p>
-      <w:r>
-        <w:t>Fuer die Pruefung ist Quelltext und fachliche Grundlegung dann verstanden, wenn daraus eine belastbare Fallantwort entsteht. Eine gute Antwort unterscheidet Beobachtung, Kausalannahme, Bewertung und Steuerungsfolge. Sie bewertet keine Menschen, sondern Wirkpfade, Zustandsveraenderungen, Risiken und institutionelle Bedingungen.</w:t>
-      </w:r>
-    </w:p>
-    <w:p>
-      <w:r>
-        <w:t>Wirkpfad und Empfaenger. Von der Idee zur Steuerung zeigt, warum Die Wirkungsökonomie als neue Steuerungslogik mehr ist als ein Schlagwort im Feld Wirkpfade, Wirkungsempfaenger, Bewertung und Rueckkopplung. Die wirkungsoekonomische Frage lautet: Welche reale Veraenderung wird moeglich, welche bleibt nur Potenzial und wo entsteht ein Wirkungsrisiko? Diese Unterscheidung schuetzt vor Impact-Washing, weil sie Absicht, Aktivitaet, Reichweite und Wirkung auseinanderhaelt.</w:t>
-      </w:r>
-    </w:p>
-    <w:p>
-      <w:r>
-        <w:t>Eine Kommune, ein Unternehmen oder eine Bildungsorganisation will Die Wirkungsökonomie als neue Steuerungslogik praktisch anwenden. Der erste Schritt ist nicht die Auswahl eines Instruments, sondern die Klaerung der Zustandsveraenderung. Bei Von der Idee zur Steuerung muss deshalb benannt werden, wer betroffen ist, welcher Zustand sich veraendert, welche Frist gilt und welche Gegenbeobachtung die Annahme widerlegen wuerde. Erst danach entsteht eine begruendete Entscheidung im Feld Begriff, Fallbewertung, Wirkpfad, rote Linie, Quellenbeurteilung oder Rueckkopplungsregel.</w:t>
-      </w:r>
-    </w:p>
-    <w:p>
-      <w:r>
-        <w:t>Daten, Quellen und Evidenz. In V03 muss Was Steuerung überhaupt heißt immer mit Empfaengern gelesen werden. Wirkung entsteht nicht beim Sender, sondern an veraenderten Zustaenden von Menschen, Oekosystemen, Institutionen, Oeffentlichkeit oder kuenftigen Handlungsspielraeumen. Darum reicht es nicht, interne Aktivitaeten zu dokumentieren. Entscheidend ist, ob sich ein Zustand nachvollziehbar veraendert und ob diese Veraenderung im Referenzrahmen Mensch, Planet, Demokratie, SDGs, Agenda 2030 und SDG+ tragfaehig bewertet werden kann.</w:t>
-      </w:r>
-    </w:p>
-    <w:p>
-      <w:r>
-        <w:t>Ein Bericht behauptet, die Massnahme zu Die Wirkungsökonomie als neue Steuerungslogik sei erfolgreich. Die WOE-Lesart fragt bei Was Steuerung überhaupt heißt nach belastbaren Nachweisen: begriffliche Praezision, Fallbeschreibung, Quellenklarheit, Plausibilitaet und offene Unsicherheit. Wenn diese Nachweise fehlen, bleibt die Aussage Wirkungspotenzial oder Kommunikationsbehauptung. Sie kann wichtig sein, aber sie ist noch keine belegte Wirkung.</w:t>
-      </w:r>
-    </w:p>
-    <w:p>
-      <w:r>
-        <w:t>Bewertung und rote Linien. Wissenschaftliche Anschlussfaehigkeit entsteht hier durch Quellenklarheit. Bei Der Regelkreis der Wirkungsökonomie werden interne WOE-Begriffe nicht als Ersatz fuer Belege benutzt, sondern mit Grundlagenwerk, WOE-Referenz, Glossar, Werkzeuge, Journal und externe Fachquellen verbunden. Wo die Datenlage offen bleibt, wird das offengelegt. Wo eine Aussage nur plausibel ist, bleibt sie als Wirkungspotenzial markiert. Wo ein Schaden eine rote Linie beruehrt, greift Nichtkompensation vor Durchschnittslogik.</w:t>
-      </w:r>
-    </w:p>
-    <w:p>
-      <w:r>
-        <w:t>In einer kontroversen Entscheidung wirkt Der Regelkreis der Wirkungsökonomie als Pruefpunkt fuer Ambivalenz. Ein Nutzen fuer eine Gruppe kann mit Risiken fuer andere Wirkungsempfaenger einhergehen. Das Skript verlangt deshalb, positive und negative Zustandsveraenderungen getrennt zu fuehren, bevor von positiver Netto-Wirkung gesprochen wird.</w:t>
-      </w:r>
-    </w:p>
-    <w:p>
-      <w:r>
-        <w:t>Kontrollfrage. Welche Entscheidung waere falsch, wenn Der Regelkreis der Wirkungsökonomie in V03 missverstanden wird? Die Antwort muss mindestens eine Daten- oder Quellenannahme, eine betroffene Gruppe oder Schutzdimension, eine moegliche Nebenwirkung und einen Rueckkopplungsschritt nennen. Richtig ist nicht die lauteste Bewertung, sondern diejenige, die Begriff, Beleg und Steuerungsfolge zusammenhaelt.</w:t>
-      </w:r>
-    </w:p>
-    <w:p>
-      <w:r>
-        <w:t>Steuerung und Rueckkopplung. In Grundstudium Wirkungsoekonomie wird Wirkung sichtbar machen erst steuerungsfaehig, wenn daraus eine Entscheidung folgt. Die Grundbegriffe muessen in spaeteren Modulen wiedererkennbar bleiben. Ohne diese Rueckkopplung bleibt Reporting eine Beschreibung. Mit Rueckkopplung wird aus Bewertung eine veraenderte Routine: ein anderer Prozess, ein geaenderter Anreiz, eine bessere Datenpflicht, eine korrigierte Kommunikation oder eine neue Priorisierung.</w:t>
-      </w:r>
-    </w:p>
-    <w:p>
-      <w:r>
-        <w:t>Die typische Fehlstelle bei Die Wirkungsökonomie als neue Steuerungslogik liegt darin, Absicht, Aktivitaet oder Reporting als Wirkung zu behandeln. Bei Wirkung sichtbar machen wird diese Fehlstelle konkret: Ein scheinbar plausibler Befund darf nicht zur Abkuerzung werden. Quellen, Systemgrenzen, Unsicherheit und Rueckkopplung bleiben sichtbar.</w:t>
-      </w:r>
-    </w:p>
-    <w:p>
-      <w:r>
-        <w:t>Pruefungsnahe Anwendung. Die Grenze gegen Scheingenauigkeit verlaeuft bei Wirkung bewerten nicht zwischen Optimismus und Pessimismus. Sie verlaeuft zwischen offengelegter Unsicherheit und rhetorischer Sicherheit. Wer Die Wirkungsökonomie als neue Steuerungslogik belastbar anwenden will, benennt Systemgrenze, Zeitraum, Vergleichspunkt und offene Gegenhypothese. Gerade dadurch bleibt das Skript anschlussfaehig fuer Forschung, Praxis und spaetere Revision.</w:t>
-      </w:r>
-    </w:p>
-    <w:p>
-      <w:r>
-        <w:t>Fuer die Pruefung ist Wirkung bewerten dann verstanden, wenn daraus eine belastbare Fallantwort entsteht. Eine gute Antwort unterscheidet Beobachtung, Kausalannahme, Bewertung und Steuerungsfolge. Sie bewertet keine Menschen, sondern Wirkpfade, Zustandsveraenderungen, Risiken und institutionelle Bedingungen.</w:t>
-      </w:r>
-    </w:p>
-    <w:p>
-      <w:r>
-        <w:t>Rueckfluss. Fuer den WOE-Korpus bedeutet das: Begriffe aus Die Wirkungsökonomie als neue Steuerungslogik sollten dort geschaerft werden, wo sie in Glossar, Werkzeugen, Journal oder Readern doppeldeutig bleiben. Offene Forschungsfragen werden nicht versteckt. Sie markieren die Stelle, an der spaetere Evidenz, ein besserer Datensatz oder eine praezisere Fallstudie die Bewertung veraendern kann.</w:t>
-      </w:r>
-    </w:p>
-    <w:p>
-      <w:r>
-        <w:t>Transfer in den WOE-Korpus. Wirkung belohnen zeigt, warum Die Wirkungsökonomie als neue Steuerungslogik mehr ist als ein Schlagwort im Feld Wirkpfade, Wirkungsempfaenger, Bewertung und Rueckkopplung. Die wirkungsoekonomische Frage lautet: Welche reale Veraenderung wird moeglich, welche bleibt nur Potenzial und wo entsteht ein Wirkungsrisiko? Diese Unterscheidung schuetzt vor Impact-Washing, weil sie Absicht, Aktivitaet, Reichweite und Wirkung auseinanderhaelt.</w:t>
-      </w:r>
-    </w:p>
-    <w:p>
-      <w:r>
-        <w:t>Eine Kommune, ein Unternehmen oder eine Bildungsorganisation will Die Wirkungsökonomie als neue Steuerungslogik praktisch anwenden. Der erste Schritt ist nicht die Auswahl eines Instruments, sondern die Klaerung der Zustandsveraenderung. Bei Wirkung belohnen muss deshalb benannt werden, wer betroffen ist, welcher Zustand sich veraendert, welche Frist gilt und welche Gegenbeobachtung die Annahme widerlegen wuerde. Erst danach entsteht eine begruendete Entscheidung im Feld Begriff, Fallbewertung, Wirkpfad, rote Linie, Quellenbeurteilung oder Rueckkopplungsregel.</w:t>
-      </w:r>
-    </w:p>
-    <w:p>
-      <w:r>
-        <w:t>Grenzen der Aussage. In V03 muss Ein durchgehendes Beispiel immer mit Empfaengern gelesen werden. Wirkung entsteht nicht beim Sender, sondern an veraenderten Zustaenden von Menschen, Oekosystemen, Institutionen, Oeffentlichkeit oder kuenftigen Handlungsspielraeumen. Darum reicht es nicht, interne Aktivitaeten zu dokumentieren. Entscheidend ist, ob sich ein Zustand nachvollziehbar veraendert und ob diese Veraenderung im Referenzrahmen Mensch, Planet, Demokratie, SDGs, Agenda 2030 und SDG+ tragfaehig bewertet werden kann.</w:t>
-      </w:r>
-    </w:p>
-    <w:p>
-      <w:r>
-        <w:t>Ein Bericht behauptet, die Massnahme zu Die Wirkungsökonomie als neue Steuerungslogik sei erfolgreich. Die WOE-Lesart fragt bei Ein durchgehendes Beispiel nach belastbaren Nachweisen: begriffliche Praezision, Fallbeschreibung, Quellenklarheit, Plausibilitaet und offene Unsicherheit. Wenn diese Nachweise fehlen, bleibt die Aussage Wirkungspotenzial oder Kommunikationsbehauptung. Sie kann wichtig sein, aber sie ist noch keine belegte Wirkung.</w:t>
-      </w:r>
-    </w:p>
-    <w:p>
-      <w:r>
-        <w:t>Kontrollfrage. Welche Entscheidung waere falsch, wenn Ein durchgehendes Beispiel in V03 missverstanden wird? Die Antwort muss mindestens eine Daten- oder Quellenannahme, eine betroffene Gruppe oder Schutzdimension, eine moegliche Nebenwirkung und einen Rueckkopplungsschritt nennen. Richtig ist nicht die lauteste Bewertung, sondern diejenige, die Begriff, Beleg und Steuerungsfolge zusammenhaelt.</w:t>
+        <w:t>Vertiefungsrunde 4: Anschluss an Praxis und Forschung</w:t>
+      </w:r>
+    </w:p>
+    <w:p>
+      <w:r>
+        <w:t>Diese Runde wechselt den Blickwinkel, damit der Schlussblock nicht nur wiederholt, sondern Leseentscheidungen vorbereitet: Was ist belegt, was bleibt Potenzial, welche Nebenwirkung ist relevant und welche Steuerungsfolge wird daraus abgeleitet?</w:t>
+      </w:r>
+    </w:p>
+    <w:p>
+      <w:r>
+        <w:t>Evidenzfenster. In Grundstudium Wirkungsoekonomie wird Analysemodell erst steuerungsfaehig, wenn daraus eine Entscheidung folgt. Die Grundbegriffe muessen in spaeteren Modulen wiedererkennbar bleiben. Ohne diese Rueckkopplung bleibt Reporting eine Beschreibung. Mit Rueckkopplung wird aus Bewertung eine veraenderte Routine: ein anderer Prozess, ein geaenderter Anreiz, eine bessere Datenpflicht, eine korrigierte Kommunikation oder eine neue Priorisierung.</w:t>
+      </w:r>
+    </w:p>
+    <w:p>
+      <w:r>
+        <w:t>Die typische Fehlstelle bei Die Wirkungsökonomie als neue Steuerungslogik liegt darin, Absicht, Aktivitaet oder Reporting als Wirkung zu behandeln. Bei Analysemodell wird diese Fehlstelle konkret: Ein scheinbar plausibler Befund darf nicht zur Abkuerzung werden. Quellen, Systemgrenzen, Unsicherheit und Rueckkopplung bleiben sichtbar.</w:t>
+      </w:r>
+    </w:p>
+    <w:p>
+      <w:r>
+        <w:t>Fallpruefung. Wenn eine Kommune eine bestehende Massnahme neu priorisieren will, beginnt die Analyse bei Empfaengern, Wirkraum, Zeitraum und Datenquelle. Bei Analysemodell muss dann geklaert werden, ob Ressourcen umgeschichtet, Daten nacherhoben oder Zielkonflikte offengelegt werden. Eine tragfaehige Antwort benennt mindestens eine Quelle, eine offene Unsicherheit, eine moegliche Gegenbeobachtung und die Entscheidung, die nach der Bewertung geaendert wird.</w:t>
+      </w:r>
+    </w:p>
+    <w:p>
+      <w:r>
+        <w:t>Bewertungsgrenze. Die Grenze gegen Scheingenauigkeit verlaeuft bei Modellformel nicht zwischen Optimismus und Pessimismus. Sie verlaeuft zwischen offengelegter Unsicherheit und rhetorischer Sicherheit. Wer Die Wirkungsökonomie als neue Steuerungslogik belastbar anwenden will, benennt Systemgrenze, Zeitraum, Vergleichspunkt und offene Gegenhypothese. Gerade dadurch bleibt das Skript anschlussfaehig fuer Forschung, Praxis und spaetere Revision.</w:t>
+      </w:r>
+    </w:p>
+    <w:p>
+      <w:r>
+        <w:t>Fuer die Pruefung ist Modellformel dann verstanden, wenn daraus eine belastbare Fallantwort entsteht. Eine gute Antwort unterscheidet Beobachtung, Kausalannahme, Bewertung und Steuerungsfolge. Sie bewertet keine Menschen, sondern Wirkpfade, Zustandsveraenderungen, Risiken und institutionelle Bedingungen.</w:t>
+      </w:r>
+    </w:p>
+    <w:p>
+      <w:r>
+        <w:t>Fallpruefung. Wenn ein Unternehmen ein Produkt, einen Prozess oder eine Investition wirkungsbezogen bewerten will, beginnt die Analyse bei Empfaengern, Wirkraum, Zeitraum und Datenquelle. Bei Modellformel muss dann geklaert werden, welche Entscheidung nach der Bewertung tatsaechlich anders ausfaellt. Eine tragfaehige Antwort benennt mindestens eine Quelle, eine offene Unsicherheit, eine moegliche Gegenbeobachtung und die Entscheidung, die nach der Bewertung geaendert wird.</w:t>
+      </w:r>
+    </w:p>
+    <w:p>
+      <w:r>
+        <w:t>Fuer die Bewertung reicht kein Summenscore, der zentrale Schaeden mit bequemen Pluspunkten verrechnet. Nichtkompensation und Reverse Merit Order markieren, wo rote Linien, demokratische Grundbedingungen oder planetare Grenzen Vorrang vor Durchschnittslogik haben. So bleibt positive Netto-Wirkung eine anspruchsvolle Zielgroesse und wird nicht zur dekorativen Formel.</w:t>
+      </w:r>
+    </w:p>
+    <w:p>
+      <w:r>
+        <w:t>Steuerungsfolge. Fallfenster zeigt, warum Die Wirkungsökonomie als neue Steuerungslogik mehr ist als ein Schlagwort im Feld Wirkpfade, Wirkungsempfaenger, Bewertung und Rueckkopplung. Die wirkungsoekonomische Frage lautet: Welche reale Veraenderung wird moeglich, welche bleibt nur Potenzial und wo entsteht ein Wirkungsrisiko? Diese Unterscheidung schuetzt vor Impact-Washing, weil sie Absicht, Aktivitaet, Reichweite und Wirkung auseinanderhaelt.</w:t>
+      </w:r>
+    </w:p>
+    <w:p>
+      <w:r>
+        <w:t>Eine Kommune, ein Unternehmen oder eine Bildungsorganisation will Die Wirkungsökonomie als neue Steuerungslogik praktisch anwenden. Der erste Schritt ist nicht die Auswahl eines Instruments, sondern die Klaerung der Zustandsveraenderung. Bei Fallfenster muss deshalb benannt werden, wer betroffen ist, welcher Zustand sich veraendert, welche Frist gilt und welche Gegenbeobachtung die Annahme widerlegen wuerde. Erst danach entsteht eine begruendete Entscheidung im Feld Begriff, Fallbewertung, Wirkpfad, rote Linie, Quellenbeurteilung oder Rueckkopplungsregel.</w:t>
+      </w:r>
+    </w:p>
+    <w:p>
+      <w:r>
+        <w:t>Fallpruefung. Wenn eine Bildungs- oder Forschungseinrichtung eine Wirkungsaussage fuer Lernende und Praxispartner pruefbar machen will, beginnt die Analyse bei Empfaengern, Wirkraum, Zeitraum und Datenquelle. Bei Fallfenster muss dann geklaert werden, welche Begriffe, Quellen und Grenzen im Material sichtbar bleiben muessen. Eine tragfaehige Antwort benennt mindestens eine Quelle, eine offene Unsicherheit, eine moegliche Gegenbeobachtung und die Entscheidung, die nach der Bewertung geaendert wird.</w:t>
+      </w:r>
+    </w:p>
+    <w:p>
+      <w:r>
+        <w:t>Der Rueckfluss in den WOE-Korpus liegt hier in klaren Begriffen, sauber verlinkten Quellen und benannten Forschungsfragen. Wo Glossar, Werkzeuge, Journal oder Reader noch doppeldeutig bleiben, sollte Die Wirkungsökonomie als neue Steuerungslogik nicht als fertige Gewissheit auftreten, sondern als pruefbarer Lernstand mit Korrekturpfad.</w:t>
+      </w:r>
+    </w:p>
+    <w:p>
+      <w:r>
+        <w:t>Transferhinweis. In V03 muss Prüfungsnahe Fallfragen ohne geschützte Antwortlogik immer mit Empfaengern gelesen werden. Wirkung entsteht nicht beim Sender, sondern an veraenderten Zustaenden von Menschen, Oekosystemen, Institutionen, Oeffentlichkeit oder kuenftigen Handlungsspielraeumen. Darum reicht es nicht, interne Aktivitaeten zu dokumentieren. Entscheidend ist, ob sich ein Zustand nachvollziehbar veraendert und ob diese Veraenderung im Referenzrahmen Mensch, Planet, Demokratie, SDGs, Agenda 2030 und SDG+ tragfaehig bewertet werden kann.</w:t>
+      </w:r>
+    </w:p>
+    <w:p>
+      <w:r>
+        <w:t>Ein Bericht behauptet, die Massnahme zu Die Wirkungsökonomie als neue Steuerungslogik sei erfolgreich. Die WOE-Lesart fragt bei Prüfungsnahe Fallfragen ohne geschützte Antwortlogik nach belastbaren Nachweisen: begriffliche Praezision, Fallbeschreibung, Quellenklarheit, Plausibilitaet und offene Unsicherheit. Wenn diese Nachweise fehlen, bleibt die Aussage Wirkungspotenzial oder Kommunikationsbehauptung. Sie kann wichtig sein, aber sie ist noch keine belegte Wirkung.</w:t>
+      </w:r>
+    </w:p>
+    <w:p>
+      <w:r>
+        <w:t>Fallpruefung. Wenn eine Kommune eine bestehende Massnahme neu priorisieren will, beginnt die Analyse bei Empfaengern, Wirkraum, Zeitraum und Datenquelle. Bei Prüfungsnahe Fallfragen ohne geschützte Antwortlogik muss dann geklaert werden, ob Ressourcen umgeschichtet, Daten nacherhoben oder Zielkonflikte offengelegt werden. Eine tragfaehige Antwort benennt mindestens eine Quelle, eine offene Unsicherheit, eine moegliche Gegenbeobachtung und die Entscheidung, die nach der Bewertung geaendert wird.</w:t>
+      </w:r>
+    </w:p>
+    <w:p>
+      <w:r>
+        <w:t>Rueckflussnotiz. Wissenschaftliche Anschlussfaehigkeit entsteht hier durch Quellenklarheit. Bei Einleitung / Wirkungsfrage werden interne WOE-Begriffe nicht als Ersatz fuer Belege benutzt, sondern mit Grundlagenwerk, WOE-Referenz, Glossar, Werkzeuge, Journal und externe Fachquellen verbunden. Wo die Datenlage offen bleibt, wird das offengelegt. Wo eine Aussage nur plausibel ist, bleibt sie als Wirkungspotenzial markiert. Wo ein Schaden eine rote Linie beruehrt, greift Nichtkompensation vor Durchschnittslogik.</w:t>
+      </w:r>
+    </w:p>
+    <w:p>
+      <w:r>
+        <w:t>In einer kontroversen Entscheidung wirkt Einleitung / Wirkungsfrage als Pruefpunkt fuer Ambivalenz. Ein Nutzen fuer eine Gruppe kann mit Risiken fuer andere Wirkungsempfaenger einhergehen. Das Skript verlangt deshalb, positive und negative Zustandsveraenderungen getrennt zu fuehren, bevor von positiver Netto-Wirkung gesprochen wird.</w:t>
+      </w:r>
+    </w:p>
+    <w:p>
+      <w:r>
+        <w:t>Fallpruefung. Wenn ein Unternehmen ein Produkt, einen Prozess oder eine Investition wirkungsbezogen bewerten will, beginnt die Analyse bei Empfaengern, Wirkraum, Zeitraum und Datenquelle. Bei Einleitung / Wirkungsfrage muss dann geklaert werden, welche Entscheidung nach der Bewertung tatsaechlich anders ausfaellt. Eine tragfaehige Antwort benennt mindestens eine Quelle, eine offene Unsicherheit, eine moegliche Gegenbeobachtung und die Entscheidung, die nach der Bewertung geaendert wird.</w:t>
+      </w:r>
+    </w:p>
+    <w:p>
+      <w:r>
+        <w:t>Fuer die Bewertung reicht kein Summenscore, der zentrale Schaeden mit bequemen Pluspunkten verrechnet. Nichtkompensation und Reverse Merit Order markieren, wo rote Linien, demokratische Grundbedingungen oder planetare Grenzen Vorrang vor Durchschnittslogik haben. So bleibt positive Netto-Wirkung eine anspruchsvolle Zielgroesse und wird nicht zur dekorativen Formel.</w:t>
+      </w:r>
+    </w:p>
+    <w:p>
+      <w:r>
+        <w:t>Pruefungsimpuls. In Grundstudium Wirkungsoekonomie wird Kernaussage erst steuerungsfaehig, wenn daraus eine Entscheidung folgt. Die Grundbegriffe muessen in spaeteren Modulen wiedererkennbar bleiben. Ohne diese Rueckkopplung bleibt Reporting eine Beschreibung. Mit Rueckkopplung wird aus Bewertung eine veraenderte Routine: ein anderer Prozess, ein geaenderter Anreiz, eine bessere Datenpflicht, eine korrigierte Kommunikation oder eine neue Priorisierung.</w:t>
+      </w:r>
+    </w:p>
+    <w:p>
+      <w:r>
+        <w:t>Die typische Fehlstelle bei Die Wirkungsökonomie als neue Steuerungslogik liegt darin, Absicht, Aktivitaet oder Reporting als Wirkung zu behandeln. Bei Kernaussage wird diese Fehlstelle konkret: Ein scheinbar plausibler Befund darf nicht zur Abkuerzung werden. Quellen, Systemgrenzen, Unsicherheit und Rueckkopplung bleiben sichtbar.</w:t>
+      </w:r>
+    </w:p>
+    <w:p>
+      <w:r>
+        <w:t>Fallpruefung. Wenn eine Bildungs- oder Forschungseinrichtung eine Wirkungsaussage fuer Lernende und Praxispartner pruefbar machen will, beginnt die Analyse bei Empfaengern, Wirkraum, Zeitraum und Datenquelle. Bei Kernaussage muss dann geklaert werden, welche Begriffe, Quellen und Grenzen im Material sichtbar bleiben muessen. Eine tragfaehige Antwort benennt mindestens eine Quelle, eine offene Unsicherheit, eine moegliche Gegenbeobachtung und die Entscheidung, die nach der Bewertung geaendert wird.</w:t>
+      </w:r>
+    </w:p>
+    <w:p>
+      <w:r>
+        <w:t>Der Rueckfluss in den WOE-Korpus liegt hier in klaren Begriffen, sauber verlinkten Quellen und benannten Forschungsfragen. Wo Glossar, Werkzeuge, Journal oder Reader noch doppeldeutig bleiben, sollte Die Wirkungsökonomie als neue Steuerungslogik nicht als fertige Gewissheit auftreten, sondern als pruefbarer Lernstand mit Korrekturpfad.</w:t>
       </w:r>
     </w:p>
     <w:p>
@@ -3247,107 +3302,122 @@
         <w:pStyle w:val="Heading3"/>
       </w:pPr>
       <w:r>
-        <w:t>Schlussvertiefung 5: Die Wirkungsökonomie als neue Steuerungslogik im Anwendungsfall</w:t>
-      </w:r>
-    </w:p>
-    <w:p>
-      <w:r>
-        <w:t>Die folgenden Abschnitte sind keine neue Pruefungsloesung. Sie verdichten die vorhandenen Kapitel zu einer Lesart, mit der Studierende einen Fall selbststaendig analysieren koennen. Im Mittelpunkt stehen Wirkpfade, Wirkungsempfaenger, Bewertung und Rueckkopplung, nicht moralische Personenbewertung.</w:t>
-      </w:r>
-    </w:p>
-    <w:p>
-      <w:r>
-        <w:t>Begriffliche Schlussklaerung. Wissenschaftliche Anschlussfaehigkeit entsteht hier durch Quellenklarheit. Bei Selbstlernend statt starr werden interne WOE-Begriffe nicht als Ersatz fuer Belege benutzt, sondern mit Grundlagenwerk, WOE-Referenz, Glossar, Werkzeuge, Journal und externe Fachquellen verbunden. Wo die Datenlage offen bleibt, wird das offengelegt. Wo eine Aussage nur plausibel ist, bleibt sie als Wirkungspotenzial markiert. Wo ein Schaden eine rote Linie beruehrt, greift Nichtkompensation vor Durchschnittslogik.</w:t>
-      </w:r>
-    </w:p>
-    <w:p>
-      <w:r>
-        <w:t>In einer kontroversen Entscheidung wirkt Selbstlernend statt starr als Pruefpunkt fuer Ambivalenz. Ein Nutzen fuer eine Gruppe kann mit Risiken fuer andere Wirkungsempfaenger einhergehen. Das Skript verlangt deshalb, positive und negative Zustandsveraenderungen getrennt zu fuehren, bevor von positiver Netto-Wirkung gesprochen wird.</w:t>
-      </w:r>
-    </w:p>
-    <w:p>
-      <w:r>
-        <w:t>Wirkpfad und Empfaenger. In Grundstudium Wirkungsoekonomie wird Was diese Logik nicht ist erst steuerungsfaehig, wenn daraus eine Entscheidung folgt. Die Grundbegriffe muessen in spaeteren Modulen wiedererkennbar bleiben. Ohne diese Rueckkopplung bleibt Reporting eine Beschreibung. Mit Rueckkopplung wird aus Bewertung eine veraenderte Routine: ein anderer Prozess, ein geaenderter Anreiz, eine bessere Datenpflicht, eine korrigierte Kommunikation oder eine neue Priorisierung.</w:t>
-      </w:r>
-    </w:p>
-    <w:p>
-      <w:r>
-        <w:t>Die typische Fehlstelle bei Die Wirkungsökonomie als neue Steuerungslogik liegt darin, Absicht, Aktivitaet oder Reporting als Wirkung zu behandeln. Bei Was diese Logik nicht ist wird diese Fehlstelle konkret: Ein scheinbar plausibler Befund darf nicht zur Abkuerzung werden. Quellen, Systemgrenzen, Unsicherheit und Rueckkopplung bleiben sichtbar.</w:t>
-      </w:r>
-    </w:p>
-    <w:p>
-      <w:r>
-        <w:t>Daten, Quellen und Evidenz. Die Grenze gegen Scheingenauigkeit verlaeuft bei Was du aus dieser Vorlesung mitnimmst nicht zwischen Optimismus und Pessimismus. Sie verlaeuft zwischen offengelegter Unsicherheit und rhetorischer Sicherheit. Wer Die Wirkungsökonomie als neue Steuerungslogik belastbar anwenden will, benennt Systemgrenze, Zeitraum, Vergleichspunkt und offene Gegenhypothese. Gerade dadurch bleibt das Skript anschlussfaehig fuer Forschung, Praxis und spaetere Revision.</w:t>
-      </w:r>
-    </w:p>
-    <w:p>
-      <w:r>
-        <w:t>Fuer die Pruefung ist Was du aus dieser Vorlesung mitnimmst dann verstanden, wenn daraus eine belastbare Fallantwort entsteht. Eine gute Antwort unterscheidet Beobachtung, Kausalannahme, Bewertung und Steuerungsfolge. Sie bewertet keine Menschen, sondern Wirkpfade, Zustandsveraenderungen, Risiken und institutionelle Bedingungen.</w:t>
-      </w:r>
-    </w:p>
-    <w:p>
-      <w:r>
-        <w:t>Bewertung und rote Linien. Wirkungsökonomische Vertiefung zeigt, warum Die Wirkungsökonomie als neue Steuerungslogik mehr ist als ein Schlagwort im Feld Wirkpfade, Wirkungsempfaenger, Bewertung und Rueckkopplung. Die wirkungsoekonomische Frage lautet: Welche reale Veraenderung wird moeglich, welche bleibt nur Potenzial und wo entsteht ein Wirkungsrisiko? Diese Unterscheidung schuetzt vor Impact-Washing, weil sie Absicht, Aktivitaet, Reichweite und Wirkung auseinanderhaelt.</w:t>
-      </w:r>
-    </w:p>
-    <w:p>
-      <w:r>
-        <w:t>Eine Kommune, ein Unternehmen oder eine Bildungsorganisation will Die Wirkungsökonomie als neue Steuerungslogik praktisch anwenden. Der erste Schritt ist nicht die Auswahl eines Instruments, sondern die Klaerung der Zustandsveraenderung. Bei Wirkungsökonomische Vertiefung muss deshalb benannt werden, wer betroffen ist, welcher Zustand sich veraendert, welche Frist gilt und welche Gegenbeobachtung die Annahme widerlegen wuerde. Erst danach entsteht eine begruendete Entscheidung im Feld Begriff, Fallbewertung, Wirkpfad, rote Linie, Quellenbeurteilung oder Rueckkopplungsregel.</w:t>
-      </w:r>
-    </w:p>
-    <w:p>
-      <w:r>
-        <w:t>Kontrollfrage. Welche Entscheidung waere falsch, wenn Wirkungsökonomische Vertiefung in V03 missverstanden wird? Die Antwort muss mindestens eine Daten- oder Quellenannahme, eine betroffene Gruppe oder Schutzdimension, eine moegliche Nebenwirkung und einen Rueckkopplungsschritt nennen. Richtig ist nicht die lauteste Bewertung, sondern diejenige, die Begriff, Beleg und Steuerungsfolge zusammenhaelt.</w:t>
-      </w:r>
-    </w:p>
-    <w:p>
-      <w:r>
-        <w:t>Rueckfluss. Fuer den WOE-Korpus bedeutet das: Begriffe aus Die Wirkungsökonomie als neue Steuerungslogik sollten dort geschaerft werden, wo sie in Glossar, Werkzeugen, Journal oder Readern doppeldeutig bleiben. Offene Forschungsfragen werden nicht versteckt. Sie markieren die Stelle, an der spaetere Evidenz, ein besserer Datensatz oder eine praezisere Fallstudie die Bewertung veraendern kann.</w:t>
-      </w:r>
-    </w:p>
-    <w:p>
-      <w:r>
-        <w:t>Steuerung und Rueckkopplung. In V03 muss Begriffliche Präzision immer mit Empfaengern gelesen werden. Wirkung entsteht nicht beim Sender, sondern an veraenderten Zustaenden von Menschen, Oekosystemen, Institutionen, Oeffentlichkeit oder kuenftigen Handlungsspielraeumen. Darum reicht es nicht, interne Aktivitaeten zu dokumentieren. Entscheidend ist, ob sich ein Zustand nachvollziehbar veraendert und ob diese Veraenderung im Referenzrahmen Mensch, Planet, Demokratie, SDGs, Agenda 2030 und SDG+ tragfaehig bewertet werden kann.</w:t>
-      </w:r>
-    </w:p>
-    <w:p>
-      <w:r>
-        <w:t>Ein Bericht behauptet, die Massnahme zu Die Wirkungsökonomie als neue Steuerungslogik sei erfolgreich. Die WOE-Lesart fragt bei Begriffliche Präzision nach belastbaren Nachweisen: begriffliche Praezision, Fallbeschreibung, Quellenklarheit, Plausibilitaet und offene Unsicherheit. Wenn diese Nachweise fehlen, bleibt die Aussage Wirkungspotenzial oder Kommunikationsbehauptung. Sie kann wichtig sein, aber sie ist noch keine belegte Wirkung.</w:t>
-      </w:r>
-    </w:p>
-    <w:p>
-      <w:r>
-        <w:t>Pruefungsnahe Anwendung. Wissenschaftliche Anschlussfaehigkeit entsteht hier durch Quellenklarheit. Bei Wirkpfad werden interne WOE-Begriffe nicht als Ersatz fuer Belege benutzt, sondern mit Grundlagenwerk, WOE-Referenz, Glossar, Werkzeuge, Journal und externe Fachquellen verbunden. Wo die Datenlage offen bleibt, wird das offengelegt. Wo eine Aussage nur plausibel ist, bleibt sie als Wirkungspotenzial markiert. Wo ein Schaden eine rote Linie beruehrt, greift Nichtkompensation vor Durchschnittslogik.</w:t>
-      </w:r>
-    </w:p>
-    <w:p>
-      <w:r>
-        <w:t>In einer kontroversen Entscheidung wirkt Wirkpfad als Pruefpunkt fuer Ambivalenz. Ein Nutzen fuer eine Gruppe kann mit Risiken fuer andere Wirkungsempfaenger einhergehen. Das Skript verlangt deshalb, positive und negative Zustandsveraenderungen getrennt zu fuehren, bevor von positiver Netto-Wirkung gesprochen wird.</w:t>
-      </w:r>
-    </w:p>
-    <w:p>
-      <w:r>
-        <w:t>Transfer in den WOE-Korpus. In Grundstudium Wirkungsoekonomie wird Leitthese erst steuerungsfaehig, wenn daraus eine Entscheidung folgt. Die Grundbegriffe muessen in spaeteren Modulen wiedererkennbar bleiben. Ohne diese Rueckkopplung bleibt Reporting eine Beschreibung. Mit Rueckkopplung wird aus Bewertung eine veraenderte Routine: ein anderer Prozess, ein geaenderter Anreiz, eine bessere Datenpflicht, eine korrigierte Kommunikation oder eine neue Priorisierung.</w:t>
-      </w:r>
-    </w:p>
-    <w:p>
-      <w:r>
-        <w:t>Die typische Fehlstelle bei Die Wirkungsökonomie als neue Steuerungslogik liegt darin, Absicht, Aktivitaet oder Reporting als Wirkung zu behandeln. Bei Leitthese wird diese Fehlstelle konkret: Ein scheinbar plausibler Befund darf nicht zur Abkuerzung werden. Quellen, Systemgrenzen, Unsicherheit und Rueckkopplung bleiben sichtbar.</w:t>
-      </w:r>
-    </w:p>
-    <w:p>
-      <w:r>
-        <w:t>Grenzen der Aussage. Die Grenze gegen Scheingenauigkeit verlaeuft bei Didaktische Einordnung im Studiengang nicht zwischen Optimismus und Pessimismus. Sie verlaeuft zwischen offengelegter Unsicherheit und rhetorischer Sicherheit. Wer Die Wirkungsökonomie als neue Steuerungslogik belastbar anwenden will, benennt Systemgrenze, Zeitraum, Vergleichspunkt und offene Gegenhypothese. Gerade dadurch bleibt das Skript anschlussfaehig fuer Forschung, Praxis und spaetere Revision.</w:t>
-      </w:r>
-    </w:p>
-    <w:p>
-      <w:r>
-        <w:t>Fuer die Pruefung ist Didaktische Einordnung im Studiengang dann verstanden, wenn daraus eine belastbare Fallantwort entsteht. Eine gute Antwort unterscheidet Beobachtung, Kausalannahme, Bewertung und Steuerungsfolge. Sie bewertet keine Menschen, sondern Wirkpfade, Zustandsveraenderungen, Risiken und institutionelle Bedingungen.</w:t>
-      </w:r>
-    </w:p>
-    <w:p>
-      <w:r>
-        <w:t>Kontrollfrage. Welche Entscheidung waere falsch, wenn Didaktische Einordnung im Studiengang in V03 missverstanden wird? Die Antwort muss mindestens eine Daten- oder Quellenannahme, eine betroffene Gruppe oder Schutzdimension, eine moegliche Nebenwirkung und einen Rueckkopplungsschritt nennen. Richtig ist nicht die lauteste Bewertung, sondern diejenige, die Begriff, Beleg und Steuerungsfolge zusammenhaelt.</w:t>
+        <w:t>Vertiefungsrunde 5: Anschluss an Praxis und Forschung</w:t>
+      </w:r>
+    </w:p>
+    <w:p>
+      <w:r>
+        <w:t>Diese Runde wechselt den Blickwinkel, damit der Schlussblock nicht nur wiederholt, sondern Leseentscheidungen vorbereitet: Was ist belegt, was bleibt Potenzial, welche Nebenwirkung ist relevant und welche Steuerungsfolge wird daraus abgeleitet?</w:t>
+      </w:r>
+    </w:p>
+    <w:p>
+      <w:r>
+        <w:t>Begriffliche Sicherung. Die Grenze gegen Scheingenauigkeit verlaeuft bei Quelltext und fachliche Grundlegung nicht zwischen Optimismus und Pessimismus. Sie verlaeuft zwischen offengelegter Unsicherheit und rhetorischer Sicherheit. Wer Die Wirkungsökonomie als neue Steuerungslogik belastbar anwenden will, benennt Systemgrenze, Zeitraum, Vergleichspunkt und offene Gegenhypothese. Gerade dadurch bleibt das Skript anschlussfaehig fuer Forschung, Praxis und spaetere Revision.</w:t>
+      </w:r>
+    </w:p>
+    <w:p>
+      <w:r>
+        <w:t>Fuer die Pruefung ist Quelltext und fachliche Grundlegung dann verstanden, wenn daraus eine belastbare Fallantwort entsteht. Eine gute Antwort unterscheidet Beobachtung, Kausalannahme, Bewertung und Steuerungsfolge. Sie bewertet keine Menschen, sondern Wirkpfade, Zustandsveraenderungen, Risiken und institutionelle Bedingungen.</w:t>
+      </w:r>
+    </w:p>
+    <w:p>
+      <w:r>
+        <w:t>Fallpruefung. Wenn eine Kommune eine bestehende Massnahme neu priorisieren will, beginnt die Analyse bei Empfaengern, Wirkraum, Zeitraum und Datenquelle. Bei Quelltext und fachliche Grundlegung muss dann geklaert werden, ob Ressourcen umgeschichtet, Daten nacherhoben oder Zielkonflikte offengelegt werden. Eine tragfaehige Antwort benennt mindestens eine Quelle, eine offene Unsicherheit, eine moegliche Gegenbeobachtung und die Entscheidung, die nach der Bewertung geaendert wird.</w:t>
+      </w:r>
+    </w:p>
+    <w:p>
+      <w:r>
+        <w:t>Wirkpfadpruefung. Von der Idee zur Steuerung zeigt, warum Die Wirkungsökonomie als neue Steuerungslogik mehr ist als ein Schlagwort im Feld Wirkpfade, Wirkungsempfaenger, Bewertung und Rueckkopplung. Die wirkungsoekonomische Frage lautet: Welche reale Veraenderung wird moeglich, welche bleibt nur Potenzial und wo entsteht ein Wirkungsrisiko? Diese Unterscheidung schuetzt vor Impact-Washing, weil sie Absicht, Aktivitaet, Reichweite und Wirkung auseinanderhaelt.</w:t>
+      </w:r>
+    </w:p>
+    <w:p>
+      <w:r>
+        <w:t>Eine Kommune, ein Unternehmen oder eine Bildungsorganisation will Die Wirkungsökonomie als neue Steuerungslogik praktisch anwenden. Der erste Schritt ist nicht die Auswahl eines Instruments, sondern die Klaerung der Zustandsveraenderung. Bei Von der Idee zur Steuerung muss deshalb benannt werden, wer betroffen ist, welcher Zustand sich veraendert, welche Frist gilt und welche Gegenbeobachtung die Annahme widerlegen wuerde. Erst danach entsteht eine begruendete Entscheidung im Feld Begriff, Fallbewertung, Wirkpfad, rote Linie, Quellenbeurteilung oder Rueckkopplungsregel.</w:t>
+      </w:r>
+    </w:p>
+    <w:p>
+      <w:r>
+        <w:t>Fallpruefung. Wenn ein Unternehmen ein Produkt, einen Prozess oder eine Investition wirkungsbezogen bewerten will, beginnt die Analyse bei Empfaengern, Wirkraum, Zeitraum und Datenquelle. Bei Von der Idee zur Steuerung muss dann geklaert werden, welche Entscheidung nach der Bewertung tatsaechlich anders ausfaellt. Eine tragfaehige Antwort benennt mindestens eine Quelle, eine offene Unsicherheit, eine moegliche Gegenbeobachtung und die Entscheidung, die nach der Bewertung geaendert wird.</w:t>
+      </w:r>
+    </w:p>
+    <w:p>
+      <w:r>
+        <w:t>Fuer die Bewertung reicht kein Summenscore, der zentrale Schaeden mit bequemen Pluspunkten verrechnet. Nichtkompensation und Reverse Merit Order markieren, wo rote Linien, demokratische Grundbedingungen oder planetare Grenzen Vorrang vor Durchschnittslogik haben. So bleibt positive Netto-Wirkung eine anspruchsvolle Zielgroesse und wird nicht zur dekorativen Formel.</w:t>
+      </w:r>
+    </w:p>
+    <w:p>
+      <w:r>
+        <w:t>Evidenzfenster. In V03 muss Was Steuerung überhaupt heißt immer mit Empfaengern gelesen werden. Wirkung entsteht nicht beim Sender, sondern an veraenderten Zustaenden von Menschen, Oekosystemen, Institutionen, Oeffentlichkeit oder kuenftigen Handlungsspielraeumen. Darum reicht es nicht, interne Aktivitaeten zu dokumentieren. Entscheidend ist, ob sich ein Zustand nachvollziehbar veraendert und ob diese Veraenderung im Referenzrahmen Mensch, Planet, Demokratie, SDGs, Agenda 2030 und SDG+ tragfaehig bewertet werden kann.</w:t>
+      </w:r>
+    </w:p>
+    <w:p>
+      <w:r>
+        <w:t>Ein Bericht behauptet, die Massnahme zu Die Wirkungsökonomie als neue Steuerungslogik sei erfolgreich. Die WOE-Lesart fragt bei Was Steuerung überhaupt heißt nach belastbaren Nachweisen: begriffliche Praezision, Fallbeschreibung, Quellenklarheit, Plausibilitaet und offene Unsicherheit. Wenn diese Nachweise fehlen, bleibt die Aussage Wirkungspotenzial oder Kommunikationsbehauptung. Sie kann wichtig sein, aber sie ist noch keine belegte Wirkung.</w:t>
+      </w:r>
+    </w:p>
+    <w:p>
+      <w:r>
+        <w:t>Fallpruefung. Wenn eine Bildungs- oder Forschungseinrichtung eine Wirkungsaussage fuer Lernende und Praxispartner pruefbar machen will, beginnt die Analyse bei Empfaengern, Wirkraum, Zeitraum und Datenquelle. Bei Was Steuerung überhaupt heißt muss dann geklaert werden, welche Begriffe, Quellen und Grenzen im Material sichtbar bleiben muessen. Eine tragfaehige Antwort benennt mindestens eine Quelle, eine offene Unsicherheit, eine moegliche Gegenbeobachtung und die Entscheidung, die nach der Bewertung geaendert wird.</w:t>
+      </w:r>
+    </w:p>
+    <w:p>
+      <w:r>
+        <w:t>Der Rueckfluss in den WOE-Korpus liegt hier in klaren Begriffen, sauber verlinkten Quellen und benannten Forschungsfragen. Wo Glossar, Werkzeuge, Journal oder Reader noch doppeldeutig bleiben, sollte Die Wirkungsökonomie als neue Steuerungslogik nicht als fertige Gewissheit auftreten, sondern als pruefbarer Lernstand mit Korrekturpfad.</w:t>
+      </w:r>
+    </w:p>
+    <w:p>
+      <w:r>
+        <w:t>Bewertungsgrenze. Wissenschaftliche Anschlussfaehigkeit entsteht hier durch Quellenklarheit. Bei Der Regelkreis der Wirkungsökonomie werden interne WOE-Begriffe nicht als Ersatz fuer Belege benutzt, sondern mit Grundlagenwerk, WOE-Referenz, Glossar, Werkzeuge, Journal und externe Fachquellen verbunden. Wo die Datenlage offen bleibt, wird das offengelegt. Wo eine Aussage nur plausibel ist, bleibt sie als Wirkungspotenzial markiert. Wo ein Schaden eine rote Linie beruehrt, greift Nichtkompensation vor Durchschnittslogik.</w:t>
+      </w:r>
+    </w:p>
+    <w:p>
+      <w:r>
+        <w:t>In einer kontroversen Entscheidung wirkt Der Regelkreis der Wirkungsökonomie als Pruefpunkt fuer Ambivalenz. Ein Nutzen fuer eine Gruppe kann mit Risiken fuer andere Wirkungsempfaenger einhergehen. Das Skript verlangt deshalb, positive und negative Zustandsveraenderungen getrennt zu fuehren, bevor von positiver Netto-Wirkung gesprochen wird.</w:t>
+      </w:r>
+    </w:p>
+    <w:p>
+      <w:r>
+        <w:t>Fallpruefung. Wenn eine Kommune eine bestehende Massnahme neu priorisieren will, beginnt die Analyse bei Empfaengern, Wirkraum, Zeitraum und Datenquelle. Bei Der Regelkreis der Wirkungsökonomie muss dann geklaert werden, ob Ressourcen umgeschichtet, Daten nacherhoben oder Zielkonflikte offengelegt werden. Eine tragfaehige Antwort benennt mindestens eine Quelle, eine offene Unsicherheit, eine moegliche Gegenbeobachtung und die Entscheidung, die nach der Bewertung geaendert wird.</w:t>
+      </w:r>
+    </w:p>
+    <w:p>
+      <w:r>
+        <w:t>Steuerungsfolge. In Grundstudium Wirkungsoekonomie wird Wirkung sichtbar machen erst steuerungsfaehig, wenn daraus eine Entscheidung folgt. Die Grundbegriffe muessen in spaeteren Modulen wiedererkennbar bleiben. Ohne diese Rueckkopplung bleibt Reporting eine Beschreibung. Mit Rueckkopplung wird aus Bewertung eine veraenderte Routine: ein anderer Prozess, ein geaenderter Anreiz, eine bessere Datenpflicht, eine korrigierte Kommunikation oder eine neue Priorisierung.</w:t>
+      </w:r>
+    </w:p>
+    <w:p>
+      <w:r>
+        <w:t>Die typische Fehlstelle bei Die Wirkungsökonomie als neue Steuerungslogik liegt darin, Absicht, Aktivitaet oder Reporting als Wirkung zu behandeln. Bei Wirkung sichtbar machen wird diese Fehlstelle konkret: Ein scheinbar plausibler Befund darf nicht zur Abkuerzung werden. Quellen, Systemgrenzen, Unsicherheit und Rueckkopplung bleiben sichtbar.</w:t>
+      </w:r>
+    </w:p>
+    <w:p>
+      <w:r>
+        <w:t>Fallpruefung. Wenn ein Unternehmen ein Produkt, einen Prozess oder eine Investition wirkungsbezogen bewerten will, beginnt die Analyse bei Empfaengern, Wirkraum, Zeitraum und Datenquelle. Bei Wirkung sichtbar machen muss dann geklaert werden, welche Entscheidung nach der Bewertung tatsaechlich anders ausfaellt. Eine tragfaehige Antwort benennt mindestens eine Quelle, eine offene Unsicherheit, eine moegliche Gegenbeobachtung und die Entscheidung, die nach der Bewertung geaendert wird.</w:t>
+      </w:r>
+    </w:p>
+    <w:p>
+      <w:r>
+        <w:t>Fuer die Bewertung reicht kein Summenscore, der zentrale Schaeden mit bequemen Pluspunkten verrechnet. Nichtkompensation und Reverse Merit Order markieren, wo rote Linien, demokratische Grundbedingungen oder planetare Grenzen Vorrang vor Durchschnittslogik haben. So bleibt positive Netto-Wirkung eine anspruchsvolle Zielgroesse und wird nicht zur dekorativen Formel.</w:t>
+      </w:r>
+    </w:p>
+    <w:p>
+      <w:r>
+        <w:t>Transferhinweis. Die Grenze gegen Scheingenauigkeit verlaeuft bei Wirkung bewerten nicht zwischen Optimismus und Pessimismus. Sie verlaeuft zwischen offengelegter Unsicherheit und rhetorischer Sicherheit. Wer Die Wirkungsökonomie als neue Steuerungslogik belastbar anwenden will, benennt Systemgrenze, Zeitraum, Vergleichspunkt und offene Gegenhypothese. Gerade dadurch bleibt das Skript anschlussfaehig fuer Forschung, Praxis und spaetere Revision.</w:t>
+      </w:r>
+    </w:p>
+    <w:p>
+      <w:r>
+        <w:t>Fuer die Pruefung ist Wirkung bewerten dann verstanden, wenn daraus eine belastbare Fallantwort entsteht. Eine gute Antwort unterscheidet Beobachtung, Kausalannahme, Bewertung und Steuerungsfolge. Sie bewertet keine Menschen, sondern Wirkpfade, Zustandsveraenderungen, Risiken und institutionelle Bedingungen.</w:t>
+      </w:r>
+    </w:p>
+    <w:p>
+      <w:r>
+        <w:t>Fallpruefung. Wenn eine Bildungs- oder Forschungseinrichtung eine Wirkungsaussage fuer Lernende und Praxispartner pruefbar machen will, beginnt die Analyse bei Empfaengern, Wirkraum, Zeitraum und Datenquelle. Bei Wirkung bewerten muss dann geklaert werden, welche Begriffe, Quellen und Grenzen im Material sichtbar bleiben muessen. Eine tragfaehige Antwort benennt mindestens eine Quelle, eine offene Unsicherheit, eine moegliche Gegenbeobachtung und die Entscheidung, die nach der Bewertung geaendert wird.</w:t>
+      </w:r>
+    </w:p>
+    <w:p>
+      <w:r>
+        <w:t>Der Rueckfluss in den WOE-Korpus liegt hier in klaren Begriffen, sauber verlinkten Quellen und benannten Forschungsfragen. Wo Glossar, Werkzeuge, Journal oder Reader noch doppeldeutig bleiben, sollte Die Wirkungsökonomie als neue Steuerungslogik nicht als fertige Gewissheit auftreten, sondern als pruefbarer Lernstand mit Korrekturpfad.</w:t>
       </w:r>
     </w:p>
     <w:p>
@@ -3355,155 +3425,102 @@
         <w:pStyle w:val="Heading3"/>
       </w:pPr>
       <w:r>
-        <w:t>Schlussvertiefung 6: Die Wirkungsökonomie als neue Steuerungslogik im Anwendungsfall</w:t>
-      </w:r>
-    </w:p>
-    <w:p>
-      <w:r>
-        <w:t>Die folgenden Abschnitte sind keine neue Pruefungsloesung. Sie verdichten die vorhandenen Kapitel zu einer Lesart, mit der Studierende einen Fall selbststaendig analysieren koennen. Im Mittelpunkt stehen Wirkpfade, Wirkungsempfaenger, Bewertung und Rueckkopplung, nicht moralische Personenbewertung.</w:t>
-      </w:r>
-    </w:p>
-    <w:p>
-      <w:r>
-        <w:t>Begriffliche Schlussklaerung. Analysemodell zeigt, warum Die Wirkungsökonomie als neue Steuerungslogik mehr ist als ein Schlagwort im Feld Wirkpfade, Wirkungsempfaenger, Bewertung und Rueckkopplung. Die wirkungsoekonomische Frage lautet: Welche reale Veraenderung wird moeglich, welche bleibt nur Potenzial und wo entsteht ein Wirkungsrisiko? Diese Unterscheidung schuetzt vor Impact-Washing, weil sie Absicht, Aktivitaet, Reichweite und Wirkung auseinanderhaelt.</w:t>
-      </w:r>
-    </w:p>
-    <w:p>
-      <w:r>
-        <w:t>Eine Kommune, ein Unternehmen oder eine Bildungsorganisation will Die Wirkungsökonomie als neue Steuerungslogik praktisch anwenden. Der erste Schritt ist nicht die Auswahl eines Instruments, sondern die Klaerung der Zustandsveraenderung. Bei Analysemodell muss deshalb benannt werden, wer betroffen ist, welcher Zustand sich veraendert, welche Frist gilt und welche Gegenbeobachtung die Annahme widerlegen wuerde. Erst danach entsteht eine begruendete Entscheidung im Feld Begriff, Fallbewertung, Wirkpfad, rote Linie, Quellenbeurteilung oder Rueckkopplungsregel.</w:t>
-      </w:r>
-    </w:p>
-    <w:p>
-      <w:r>
-        <w:t>Wirkpfad und Empfaenger. In V03 muss Modellformel immer mit Empfaengern gelesen werden. Wirkung entsteht nicht beim Sender, sondern an veraenderten Zustaenden von Menschen, Oekosystemen, Institutionen, Oeffentlichkeit oder kuenftigen Handlungsspielraeumen. Darum reicht es nicht, interne Aktivitaeten zu dokumentieren. Entscheidend ist, ob sich ein Zustand nachvollziehbar veraendert und ob diese Veraenderung im Referenzrahmen Mensch, Planet, Demokratie, SDGs, Agenda 2030 und SDG+ tragfaehig bewertet werden kann.</w:t>
-      </w:r>
-    </w:p>
-    <w:p>
-      <w:r>
-        <w:t>Ein Bericht behauptet, die Massnahme zu Die Wirkungsökonomie als neue Steuerungslogik sei erfolgreich. Die WOE-Lesart fragt bei Modellformel nach belastbaren Nachweisen: begriffliche Praezision, Fallbeschreibung, Quellenklarheit, Plausibilitaet und offene Unsicherheit. Wenn diese Nachweise fehlen, bleibt die Aussage Wirkungspotenzial oder Kommunikationsbehauptung. Sie kann wichtig sein, aber sie ist noch keine belegte Wirkung.</w:t>
-      </w:r>
-    </w:p>
-    <w:p>
-      <w:r>
-        <w:t>Rueckfluss. Fuer den WOE-Korpus bedeutet das: Begriffe aus Die Wirkungsökonomie als neue Steuerungslogik sollten dort geschaerft werden, wo sie in Glossar, Werkzeugen, Journal oder Readern doppeldeutig bleiben. Offene Forschungsfragen werden nicht versteckt. Sie markieren die Stelle, an der spaetere Evidenz, ein besserer Datensatz oder eine praezisere Fallstudie die Bewertung veraendern kann.</w:t>
-      </w:r>
-    </w:p>
-    <w:p>
-      <w:r>
-        <w:t>Daten, Quellen und Evidenz. Wissenschaftliche Anschlussfaehigkeit entsteht hier durch Quellenklarheit. Bei Fallfenster werden interne WOE-Begriffe nicht als Ersatz fuer Belege benutzt, sondern mit Grundlagenwerk, WOE-Referenz, Glossar, Werkzeuge, Journal und externe Fachquellen verbunden. Wo die Datenlage offen bleibt, wird das offengelegt. Wo eine Aussage nur plausibel ist, bleibt sie als Wirkungspotenzial markiert. Wo ein Schaden eine rote Linie beruehrt, greift Nichtkompensation vor Durchschnittslogik.</w:t>
-      </w:r>
-    </w:p>
-    <w:p>
-      <w:r>
-        <w:t>In einer kontroversen Entscheidung wirkt Fallfenster als Pruefpunkt fuer Ambivalenz. Ein Nutzen fuer eine Gruppe kann mit Risiken fuer andere Wirkungsempfaenger einhergehen. Das Skript verlangt deshalb, positive und negative Zustandsveraenderungen getrennt zu fuehren, bevor von positiver Netto-Wirkung gesprochen wird.</w:t>
-      </w:r>
-    </w:p>
-    <w:p>
-      <w:r>
-        <w:t>Bewertung und rote Linien. In Grundstudium Wirkungsoekonomie wird Prüfungsnahe Fallfragen ohne geschützte Antwortlogik erst steuerungsfaehig, wenn daraus eine Entscheidung folgt. Die Grundbegriffe muessen in spaeteren Modulen wiedererkennbar bleiben. Ohne diese Rueckkopplung bleibt Reporting eine Beschreibung. Mit Rueckkopplung wird aus Bewertung eine veraenderte Routine: ein anderer Prozess, ein geaenderter Anreiz, eine bessere Datenpflicht, eine korrigierte Kommunikation oder eine neue Priorisierung.</w:t>
-      </w:r>
-    </w:p>
-    <w:p>
-      <w:r>
-        <w:t>Die typische Fehlstelle bei Die Wirkungsökonomie als neue Steuerungslogik liegt darin, Absicht, Aktivitaet oder Reporting als Wirkung zu behandeln. Bei Prüfungsnahe Fallfragen ohne geschützte Antwortlogik wird diese Fehlstelle konkret: Ein scheinbar plausibler Befund darf nicht zur Abkuerzung werden. Quellen, Systemgrenzen, Unsicherheit und Rueckkopplung bleiben sichtbar.</w:t>
-      </w:r>
-    </w:p>
-    <w:p>
-      <w:r>
-        <w:t>Kontrollfrage. Welche Entscheidung waere falsch, wenn Prüfungsnahe Fallfragen ohne geschützte Antwortlogik in V03 missverstanden wird? Die Antwort muss mindestens eine Daten- oder Quellenannahme, eine betroffene Gruppe oder Schutzdimension, eine moegliche Nebenwirkung und einen Rueckkopplungsschritt nennen. Richtig ist nicht die lauteste Bewertung, sondern diejenige, die Begriff, Beleg und Steuerungsfolge zusammenhaelt.</w:t>
-      </w:r>
-    </w:p>
-    <w:p>
-      <w:r>
-        <w:t>Steuerung und Rueckkopplung. Die Grenze gegen Scheingenauigkeit verlaeuft bei Einleitung / Wirkungsfrage nicht zwischen Optimismus und Pessimismus. Sie verlaeuft zwischen offengelegter Unsicherheit und rhetorischer Sicherheit. Wer Die Wirkungsökonomie als neue Steuerungslogik belastbar anwenden will, benennt Systemgrenze, Zeitraum, Vergleichspunkt und offene Gegenhypothese. Gerade dadurch bleibt das Skript anschlussfaehig fuer Forschung, Praxis und spaetere Revision.</w:t>
-      </w:r>
-    </w:p>
-    <w:p>
-      <w:r>
-        <w:t>Fuer die Pruefung ist Einleitung / Wirkungsfrage dann verstanden, wenn daraus eine belastbare Fallantwort entsteht. Eine gute Antwort unterscheidet Beobachtung, Kausalannahme, Bewertung und Steuerungsfolge. Sie bewertet keine Menschen, sondern Wirkpfade, Zustandsveraenderungen, Risiken und institutionelle Bedingungen.</w:t>
-      </w:r>
-    </w:p>
-    <w:p>
-      <w:r>
-        <w:t>Pruefungsnahe Anwendung. Kernaussage zeigt, warum Die Wirkungsökonomie als neue Steuerungslogik mehr ist als ein Schlagwort im Feld Wirkpfade, Wirkungsempfaenger, Bewertung und Rueckkopplung. Die wirkungsoekonomische Frage lautet: Welche reale Veraenderung wird moeglich, welche bleibt nur Potenzial und wo entsteht ein Wirkungsrisiko? Diese Unterscheidung schuetzt vor Impact-Washing, weil sie Absicht, Aktivitaet, Reichweite und Wirkung auseinanderhaelt.</w:t>
-      </w:r>
-    </w:p>
-    <w:p>
-      <w:r>
-        <w:t>Eine Kommune, ein Unternehmen oder eine Bildungsorganisation will Die Wirkungsökonomie als neue Steuerungslogik praktisch anwenden. Der erste Schritt ist nicht die Auswahl eines Instruments, sondern die Klaerung der Zustandsveraenderung. Bei Kernaussage muss deshalb benannt werden, wer betroffen ist, welcher Zustand sich veraendert, welche Frist gilt und welche Gegenbeobachtung die Annahme widerlegen wuerde. Erst danach entsteht eine begruendete Entscheidung im Feld Begriff, Fallbewertung, Wirkpfad, rote Linie, Quellenbeurteilung oder Rueckkopplungsregel.</w:t>
-      </w:r>
-    </w:p>
-    <w:p>
-      <w:r>
-        <w:t>Transfer in den WOE-Korpus. In V03 muss Quelltext und fachliche Grundlegung immer mit Empfaengern gelesen werden. Wirkung entsteht nicht beim Sender, sondern an veraenderten Zustaenden von Menschen, Oekosystemen, Institutionen, Oeffentlichkeit oder kuenftigen Handlungsspielraeumen. Darum reicht es nicht, interne Aktivitaeten zu dokumentieren. Entscheidend ist, ob sich ein Zustand nachvollziehbar veraendert und ob diese Veraenderung im Referenzrahmen Mensch, Planet, Demokratie, SDGs, Agenda 2030 und SDG+ tragfaehig bewertet werden kann.</w:t>
-      </w:r>
-    </w:p>
-    <w:p>
-      <w:r>
-        <w:t>Ein Bericht behauptet, die Massnahme zu Die Wirkungsökonomie als neue Steuerungslogik sei erfolgreich. Die WOE-Lesart fragt bei Quelltext und fachliche Grundlegung nach belastbaren Nachweisen: begriffliche Praezision, Fallbeschreibung, Quellenklarheit, Plausibilitaet und offene Unsicherheit. Wenn diese Nachweise fehlen, bleibt die Aussage Wirkungspotenzial oder Kommunikationsbehauptung. Sie kann wichtig sein, aber sie ist noch keine belegte Wirkung.</w:t>
-      </w:r>
-    </w:p>
-    <w:p>
-      <w:r>
-        <w:t>Grenzen der Aussage. Wissenschaftliche Anschlussfaehigkeit entsteht hier durch Quellenklarheit. Bei Von der Idee zur Steuerung werden interne WOE-Begriffe nicht als Ersatz fuer Belege benutzt, sondern mit Grundlagenwerk, WOE-Referenz, Glossar, Werkzeuge, Journal und externe Fachquellen verbunden. Wo die Datenlage offen bleibt, wird das offengelegt. Wo eine Aussage nur plausibel ist, bleibt sie als Wirkungspotenzial markiert. Wo ein Schaden eine rote Linie beruehrt, greift Nichtkompensation vor Durchschnittslogik.</w:t>
-      </w:r>
-    </w:p>
-    <w:p>
-      <w:r>
-        <w:t>In einer kontroversen Entscheidung wirkt Von der Idee zur Steuerung als Pruefpunkt fuer Ambivalenz. Ein Nutzen fuer eine Gruppe kann mit Risiken fuer andere Wirkungsempfaenger einhergehen. Das Skript verlangt deshalb, positive und negative Zustandsveraenderungen getrennt zu fuehren, bevor von positiver Netto-Wirkung gesprochen wird.</w:t>
-      </w:r>
-    </w:p>
-    <w:p>
-      <w:r>
-        <w:t>Kontrollfrage. Welche Entscheidung waere falsch, wenn Von der Idee zur Steuerung in V03 missverstanden wird? Die Antwort muss mindestens eine Daten- oder Quellenannahme, eine betroffene Gruppe oder Schutzdimension, eine moegliche Nebenwirkung und einen Rueckkopplungsschritt nennen. Richtig ist nicht die lauteste Bewertung, sondern diejenige, die Begriff, Beleg und Steuerungsfolge zusammenhaelt.</w:t>
-      </w:r>
-    </w:p>
-    <w:p>
-      <w:r>
-        <w:t>Rueckfluss. Fuer den WOE-Korpus bedeutet das: Begriffe aus Die Wirkungsökonomie als neue Steuerungslogik sollten dort geschaerft werden, wo sie in Glossar, Werkzeugen, Journal oder Readern doppeldeutig bleiben. Offene Forschungsfragen werden nicht versteckt. Sie markieren die Stelle, an der spaetere Evidenz, ein besserer Datensatz oder eine praezisere Fallstudie die Bewertung veraendern kann.</w:t>
-      </w:r>
-    </w:p>
-    <w:p>
-      <w:pPr>
-        <w:pStyle w:val="Heading3"/>
-      </w:pPr>
-      <w:r>
-        <w:t>Schlussvertiefung 7: Die Wirkungsökonomie als neue Steuerungslogik im Anwendungsfall</w:t>
-      </w:r>
-    </w:p>
-    <w:p>
-      <w:r>
-        <w:t>Die folgenden Abschnitte sind keine neue Pruefungsloesung. Sie verdichten die vorhandenen Kapitel zu einer Lesart, mit der Studierende einen Fall selbststaendig analysieren koennen. Im Mittelpunkt stehen Wirkpfade, Wirkungsempfaenger, Bewertung und Rueckkopplung, nicht moralische Personenbewertung.</w:t>
-      </w:r>
-    </w:p>
-    <w:p>
-      <w:r>
-        <w:t>Begriffliche Schlussklaerung. In Grundstudium Wirkungsoekonomie wird Was Steuerung überhaupt heißt erst steuerungsfaehig, wenn daraus eine Entscheidung folgt. Die Grundbegriffe muessen in spaeteren Modulen wiedererkennbar bleiben. Ohne diese Rueckkopplung bleibt Reporting eine Beschreibung. Mit Rueckkopplung wird aus Bewertung eine veraenderte Routine: ein anderer Prozess, ein geaenderter Anreiz, eine bessere Datenpflicht, eine korrigierte Kommunikation oder eine neue Priorisierung.</w:t>
-      </w:r>
-    </w:p>
-    <w:p>
-      <w:r>
-        <w:t>Die typische Fehlstelle bei Die Wirkungsökonomie als neue Steuerungslogik liegt darin, Absicht, Aktivitaet oder Reporting als Wirkung zu behandeln. Bei Was Steuerung überhaupt heißt wird diese Fehlstelle konkret: Ein scheinbar plausibler Befund darf nicht zur Abkuerzung werden. Quellen, Systemgrenzen, Unsicherheit und Rueckkopplung bleiben sichtbar.</w:t>
-      </w:r>
-    </w:p>
-    <w:p>
-      <w:r>
-        <w:t>Wirkpfad und Empfaenger. Die Grenze gegen Scheingenauigkeit verlaeuft bei Der Regelkreis der Wirkungsökonomie nicht zwischen Optimismus und Pessimismus. Sie verlaeuft zwischen offengelegter Unsicherheit und rhetorischer Sicherheit. Wer Die Wirkungsökonomie als neue Steuerungslogik belastbar anwenden will, benennt Systemgrenze, Zeitraum, Vergleichspunkt und offene Gegenhypothese. Gerade dadurch bleibt das Skript anschlussfaehig fuer Forschung, Praxis und spaetere Revision.</w:t>
-      </w:r>
-    </w:p>
-    <w:p>
-      <w:r>
-        <w:t>Fuer die Pruefung ist Der Regelkreis der Wirkungsökonomie dann verstanden, wenn daraus eine belastbare Fallantwort entsteht. Eine gute Antwort unterscheidet Beobachtung, Kausalannahme, Bewertung und Steuerungsfolge. Sie bewertet keine Menschen, sondern Wirkpfade, Zustandsveraenderungen, Risiken und institutionelle Bedingungen.</w:t>
-      </w:r>
-    </w:p>
-    <w:p>
-      <w:r>
-        <w:t>Daten, Quellen und Evidenz. Wirkung sichtbar machen zeigt, warum Die Wirkungsökonomie als neue Steuerungslogik mehr ist als ein Schlagwort im Feld Wirkpfade, Wirkungsempfaenger, Bewertung und Rueckkopplung. Die wirkungsoekonomische Frage lautet: Welche reale Veraenderung wird moeglich, welche bleibt nur Potenzial und wo entsteht ein Wirkungsrisiko? Diese Unterscheidung schuetzt vor Impact-Washing, weil sie Absicht, Aktivitaet, Reichweite und Wirkung auseinanderhaelt.</w:t>
-      </w:r>
-    </w:p>
-    <w:p>
-      <w:r>
-        <w:t>Eine Kommune, ein Unternehmen oder eine Bildungsorganisation will Die Wirkungsökonomie als neue Steuerungslogik praktisch anwenden. Der erste Schritt ist nicht die Auswahl eines Instruments, sondern die Klaerung der Zustandsveraenderung. Bei Wirkung sichtbar machen muss deshalb benannt werden, wer betroffen ist, welcher Zustand sich veraendert, welche Frist gilt und welche Gegenbeobachtung die Annahme widerlegen wuerde. Erst danach entsteht eine begruendete Entscheidung im Feld Begriff, Fallbewertung, Wirkpfad, rote Linie, Quellenbeurteilung oder Rueckkopplungsregel.</w:t>
+        <w:t>Vertiefungsrunde 6: Anschluss an Praxis und Forschung</w:t>
+      </w:r>
+    </w:p>
+    <w:p>
+      <w:r>
+        <w:t>Diese Runde wechselt den Blickwinkel, damit der Schlussblock nicht nur wiederholt, sondern Leseentscheidungen vorbereitet: Was ist belegt, was bleibt Potenzial, welche Nebenwirkung ist relevant und welche Steuerungsfolge wird daraus abgeleitet?</w:t>
+      </w:r>
+    </w:p>
+    <w:p>
+      <w:r>
+        <w:t>Rueckflussnotiz. Wirkung belohnen zeigt, warum Die Wirkungsökonomie als neue Steuerungslogik mehr ist als ein Schlagwort im Feld Wirkpfade, Wirkungsempfaenger, Bewertung und Rueckkopplung. Die wirkungsoekonomische Frage lautet: Welche reale Veraenderung wird moeglich, welche bleibt nur Potenzial und wo entsteht ein Wirkungsrisiko? Diese Unterscheidung schuetzt vor Impact-Washing, weil sie Absicht, Aktivitaet, Reichweite und Wirkung auseinanderhaelt.</w:t>
+      </w:r>
+    </w:p>
+    <w:p>
+      <w:r>
+        <w:t>Eine Kommune, ein Unternehmen oder eine Bildungsorganisation will Die Wirkungsökonomie als neue Steuerungslogik praktisch anwenden. Der erste Schritt ist nicht die Auswahl eines Instruments, sondern die Klaerung der Zustandsveraenderung. Bei Wirkung belohnen muss deshalb benannt werden, wer betroffen ist, welcher Zustand sich veraendert, welche Frist gilt und welche Gegenbeobachtung die Annahme widerlegen wuerde. Erst danach entsteht eine begruendete Entscheidung im Feld Begriff, Fallbewertung, Wirkpfad, rote Linie, Quellenbeurteilung oder Rueckkopplungsregel.</w:t>
+      </w:r>
+    </w:p>
+    <w:p>
+      <w:r>
+        <w:t>Fallpruefung. Wenn eine Kommune eine bestehende Massnahme neu priorisieren will, beginnt die Analyse bei Empfaengern, Wirkraum, Zeitraum und Datenquelle. Bei Wirkung belohnen muss dann geklaert werden, ob Ressourcen umgeschichtet, Daten nacherhoben oder Zielkonflikte offengelegt werden. Eine tragfaehige Antwort benennt mindestens eine Quelle, eine offene Unsicherheit, eine moegliche Gegenbeobachtung und die Entscheidung, die nach der Bewertung geaendert wird.</w:t>
+      </w:r>
+    </w:p>
+    <w:p>
+      <w:r>
+        <w:t>Pruefungsimpuls. In V03 muss Ein durchgehendes Beispiel immer mit Empfaengern gelesen werden. Wirkung entsteht nicht beim Sender, sondern an veraenderten Zustaenden von Menschen, Oekosystemen, Institutionen, Oeffentlichkeit oder kuenftigen Handlungsspielraeumen. Darum reicht es nicht, interne Aktivitaeten zu dokumentieren. Entscheidend ist, ob sich ein Zustand nachvollziehbar veraendert und ob diese Veraenderung im Referenzrahmen Mensch, Planet, Demokratie, SDGs, Agenda 2030 und SDG+ tragfaehig bewertet werden kann.</w:t>
+      </w:r>
+    </w:p>
+    <w:p>
+      <w:r>
+        <w:t>Ein Bericht behauptet, die Massnahme zu Die Wirkungsökonomie als neue Steuerungslogik sei erfolgreich. Die WOE-Lesart fragt bei Ein durchgehendes Beispiel nach belastbaren Nachweisen: begriffliche Praezision, Fallbeschreibung, Quellenklarheit, Plausibilitaet und offene Unsicherheit. Wenn diese Nachweise fehlen, bleibt die Aussage Wirkungspotenzial oder Kommunikationsbehauptung. Sie kann wichtig sein, aber sie ist noch keine belegte Wirkung.</w:t>
+      </w:r>
+    </w:p>
+    <w:p>
+      <w:r>
+        <w:t>Fallpruefung. Wenn ein Unternehmen ein Produkt, einen Prozess oder eine Investition wirkungsbezogen bewerten will, beginnt die Analyse bei Empfaengern, Wirkraum, Zeitraum und Datenquelle. Bei Ein durchgehendes Beispiel muss dann geklaert werden, welche Entscheidung nach der Bewertung tatsaechlich anders ausfaellt. Eine tragfaehige Antwort benennt mindestens eine Quelle, eine offene Unsicherheit, eine moegliche Gegenbeobachtung und die Entscheidung, die nach der Bewertung geaendert wird.</w:t>
+      </w:r>
+    </w:p>
+    <w:p>
+      <w:r>
+        <w:t>Fuer die Bewertung reicht kein Summenscore, der zentrale Schaeden mit bequemen Pluspunkten verrechnet. Nichtkompensation und Reverse Merit Order markieren, wo rote Linien, demokratische Grundbedingungen oder planetare Grenzen Vorrang vor Durchschnittslogik haben. So bleibt positive Netto-Wirkung eine anspruchsvolle Zielgroesse und wird nicht zur dekorativen Formel.</w:t>
+      </w:r>
+    </w:p>
+    <w:p>
+      <w:r>
+        <w:t>Begriffliche Sicherung. Wissenschaftliche Anschlussfaehigkeit entsteht hier durch Quellenklarheit. Bei Selbstlernend statt starr werden interne WOE-Begriffe nicht als Ersatz fuer Belege benutzt, sondern mit Grundlagenwerk, WOE-Referenz, Glossar, Werkzeuge, Journal und externe Fachquellen verbunden. Wo die Datenlage offen bleibt, wird das offengelegt. Wo eine Aussage nur plausibel ist, bleibt sie als Wirkungspotenzial markiert. Wo ein Schaden eine rote Linie beruehrt, greift Nichtkompensation vor Durchschnittslogik.</w:t>
+      </w:r>
+    </w:p>
+    <w:p>
+      <w:r>
+        <w:t>In einer kontroversen Entscheidung wirkt Selbstlernend statt starr als Pruefpunkt fuer Ambivalenz. Ein Nutzen fuer eine Gruppe kann mit Risiken fuer andere Wirkungsempfaenger einhergehen. Das Skript verlangt deshalb, positive und negative Zustandsveraenderungen getrennt zu fuehren, bevor von positiver Netto-Wirkung gesprochen wird.</w:t>
+      </w:r>
+    </w:p>
+    <w:p>
+      <w:r>
+        <w:t>Fallpruefung. Wenn eine Bildungs- oder Forschungseinrichtung eine Wirkungsaussage fuer Lernende und Praxispartner pruefbar machen will, beginnt die Analyse bei Empfaengern, Wirkraum, Zeitraum und Datenquelle. Bei Selbstlernend statt starr muss dann geklaert werden, welche Begriffe, Quellen und Grenzen im Material sichtbar bleiben muessen. Eine tragfaehige Antwort benennt mindestens eine Quelle, eine offene Unsicherheit, eine moegliche Gegenbeobachtung und die Entscheidung, die nach der Bewertung geaendert wird.</w:t>
+      </w:r>
+    </w:p>
+    <w:p>
+      <w:r>
+        <w:t>Der Rueckfluss in den WOE-Korpus liegt hier in klaren Begriffen, sauber verlinkten Quellen und benannten Forschungsfragen. Wo Glossar, Werkzeuge, Journal oder Reader noch doppeldeutig bleiben, sollte Die Wirkungsökonomie als neue Steuerungslogik nicht als fertige Gewissheit auftreten, sondern als pruefbarer Lernstand mit Korrekturpfad.</w:t>
+      </w:r>
+    </w:p>
+    <w:p>
+      <w:r>
+        <w:t>Wirkpfadpruefung. In Grundstudium Wirkungsoekonomie wird Was diese Logik nicht ist erst steuerungsfaehig, wenn daraus eine Entscheidung folgt. Die Grundbegriffe muessen in spaeteren Modulen wiedererkennbar bleiben. Ohne diese Rueckkopplung bleibt Reporting eine Beschreibung. Mit Rueckkopplung wird aus Bewertung eine veraenderte Routine: ein anderer Prozess, ein geaenderter Anreiz, eine bessere Datenpflicht, eine korrigierte Kommunikation oder eine neue Priorisierung.</w:t>
+      </w:r>
+    </w:p>
+    <w:p>
+      <w:r>
+        <w:t>Die typische Fehlstelle bei Die Wirkungsökonomie als neue Steuerungslogik liegt darin, Absicht, Aktivitaet oder Reporting als Wirkung zu behandeln. Bei Was diese Logik nicht ist wird diese Fehlstelle konkret: Ein scheinbar plausibler Befund darf nicht zur Abkuerzung werden. Quellen, Systemgrenzen, Unsicherheit und Rueckkopplung bleiben sichtbar.</w:t>
+      </w:r>
+    </w:p>
+    <w:p>
+      <w:r>
+        <w:t>Fallpruefung. Wenn eine Kommune eine bestehende Massnahme neu priorisieren will, beginnt die Analyse bei Empfaengern, Wirkraum, Zeitraum und Datenquelle. Bei Was diese Logik nicht ist muss dann geklaert werden, ob Ressourcen umgeschichtet, Daten nacherhoben oder Zielkonflikte offengelegt werden. Eine tragfaehige Antwort benennt mindestens eine Quelle, eine offene Unsicherheit, eine moegliche Gegenbeobachtung und die Entscheidung, die nach der Bewertung geaendert wird.</w:t>
+      </w:r>
+    </w:p>
+    <w:p>
+      <w:r>
+        <w:t>Evidenzfenster. Die Grenze gegen Scheingenauigkeit verlaeuft bei Was du aus dieser Vorlesung mitnimmst nicht zwischen Optimismus und Pessimismus. Sie verlaeuft zwischen offengelegter Unsicherheit und rhetorischer Sicherheit. Wer Die Wirkungsökonomie als neue Steuerungslogik belastbar anwenden will, benennt Systemgrenze, Zeitraum, Vergleichspunkt und offene Gegenhypothese. Gerade dadurch bleibt das Skript anschlussfaehig fuer Forschung, Praxis und spaetere Revision.</w:t>
+      </w:r>
+    </w:p>
+    <w:p>
+      <w:r>
+        <w:t>Fuer die Pruefung ist Was du aus dieser Vorlesung mitnimmst dann verstanden, wenn daraus eine belastbare Fallantwort entsteht. Eine gute Antwort unterscheidet Beobachtung, Kausalannahme, Bewertung und Steuerungsfolge. Sie bewertet keine Menschen, sondern Wirkpfade, Zustandsveraenderungen, Risiken und institutionelle Bedingungen.</w:t>
+      </w:r>
+    </w:p>
+    <w:p>
+      <w:r>
+        <w:t>Fallpruefung. Wenn ein Unternehmen ein Produkt, einen Prozess oder eine Investition wirkungsbezogen bewerten will, beginnt die Analyse bei Empfaengern, Wirkraum, Zeitraum und Datenquelle. Bei Was du aus dieser Vorlesung mitnimmst muss dann geklaert werden, welche Entscheidung nach der Bewertung tatsaechlich anders ausfaellt. Eine tragfaehige Antwort benennt mindestens eine Quelle, eine offene Unsicherheit, eine moegliche Gegenbeobachtung und die Entscheidung, die nach der Bewertung geaendert wird.</w:t>
+      </w:r>
+    </w:p>
+    <w:p>
+      <w:r>
+        <w:t>Fuer die Bewertung reicht kein Summenscore, der zentrale Schaeden mit bequemen Pluspunkten verrechnet. Nichtkompensation und Reverse Merit Order markieren, wo rote Linien, demokratische Grundbedingungen oder planetare Grenzen Vorrang vor Durchschnittslogik haben. So bleibt positive Netto-Wirkung eine anspruchsvolle Zielgroesse und wird nicht zur dekorativen Formel.</w:t>
       </w:r>
     </w:p>
     <w:p>

--- a/docs/studienskripte/word-rohfassungen/woek-g-v03.docx
+++ b/docs/studienskripte/word-rohfassungen/woek-g-v03.docx
@@ -2820,7 +2820,7 @@
     </w:p>
     <w:p>
       <w:r>
-        <w:t>Begriffliche Sicherung. Einleitung / Wirkungsfrage zeigt, warum Die Wirkungsökonomie als neue Steuerungslogik mehr ist als ein Schlagwort im Feld Wirkpfade, Wirkungsempfaenger, Bewertung und Rueckkopplung. Die wirkungsoekonomische Frage lautet: Welche reale Veraenderung wird moeglich, welche bleibt nur Potenzial und wo entsteht ein Wirkungsrisiko? Diese Unterscheidung schuetzt vor Impact-Washing, weil sie Absicht, Aktivitaet, Reichweite und Wirkung auseinanderhaelt.</w:t>
+        <w:t>Begriffliche Sicherung. Bei Einleitung / Wirkungsfrage wird Die Wirkungsökonomie als neue Steuerungslogik als Arbeitsfrage im Feld Wirkpfade, Wirkungsempfaenger, Bewertung und Rueckkopplung lesbar. Die wirkungsoekonomische Frage lautet: Welche reale Veraenderung wird moeglich, welche bleibt nur Potenzial und wo entsteht ein Wirkungsrisiko? Diese Unterscheidung schuetzt vor Impact-Washing, weil sie Absicht, Aktivitaet, Reichweite und Wirkung auseinanderhaelt.</w:t>
       </w:r>
     </w:p>
     <w:p>
@@ -2910,7 +2910,7 @@
     </w:p>
     <w:p>
       <w:r>
-        <w:t>Transferhinweis. Der Regelkreis der Wirkungsökonomie zeigt, warum Die Wirkungsökonomie als neue Steuerungslogik mehr ist als ein Schlagwort im Feld Wirkpfade, Wirkungsempfaenger, Bewertung und Rueckkopplung. Die wirkungsoekonomische Frage lautet: Welche reale Veraenderung wird moeglich, welche bleibt nur Potenzial und wo entsteht ein Wirkungsrisiko? Diese Unterscheidung schuetzt vor Impact-Washing, weil sie Absicht, Aktivitaet, Reichweite und Wirkung auseinanderhaelt.</w:t>
+        <w:t>Transferhinweis. Bei Der Regelkreis der Wirkungsökonomie wird Die Wirkungsökonomie als neue Steuerungslogik als Arbeitsfrage im Feld Wirkpfade, Wirkungsempfaenger, Bewertung und Rueckkopplung lesbar. Die wirkungsoekonomische Frage lautet: Welche reale Veraenderung wird moeglich, welche bleibt nur Potenzial und wo entsteht ein Wirkungsrisiko? Diese Unterscheidung schuetzt vor Impact-Washing, weil sie Absicht, Aktivitaet, Reichweite und Wirkung auseinanderhaelt.</w:t>
       </w:r>
     </w:p>
     <w:p>
@@ -3013,7 +3013,7 @@
     </w:p>
     <w:p>
       <w:r>
-        <w:t>Evidenzfenster. Selbstlernend statt starr zeigt, warum Die Wirkungsökonomie als neue Steuerungslogik mehr ist als ein Schlagwort im Feld Wirkpfade, Wirkungsempfaenger, Bewertung und Rueckkopplung. Die wirkungsoekonomische Frage lautet: Welche reale Veraenderung wird moeglich, welche bleibt nur Potenzial und wo entsteht ein Wirkungsrisiko? Diese Unterscheidung schuetzt vor Impact-Washing, weil sie Absicht, Aktivitaet, Reichweite und Wirkung auseinanderhaelt.</w:t>
+        <w:t>Evidenzfenster. Bei Selbstlernend statt starr wird Die Wirkungsökonomie als neue Steuerungslogik als Arbeitsfrage im Feld Wirkpfade, Wirkungsempfaenger, Bewertung und Rueckkopplung lesbar. Die wirkungsoekonomische Frage lautet: Welche reale Veraenderung wird moeglich, welche bleibt nur Potenzial und wo entsteht ein Wirkungsrisiko? Diese Unterscheidung schuetzt vor Impact-Washing, weil sie Absicht, Aktivitaet, Reichweite und Wirkung auseinanderhaelt.</w:t>
       </w:r>
     </w:p>
     <w:p>
@@ -3121,7 +3121,7 @@
     </w:p>
     <w:p>
       <w:r>
-        <w:t>Pruefungsimpuls. Wirkpfad zeigt, warum Die Wirkungsökonomie als neue Steuerungslogik mehr ist als ein Schlagwort im Feld Wirkpfade, Wirkungsempfaenger, Bewertung und Rueckkopplung. Die wirkungsoekonomische Frage lautet: Welche reale Veraenderung wird moeglich, welche bleibt nur Potenzial und wo entsteht ein Wirkungsrisiko? Diese Unterscheidung schuetzt vor Impact-Washing, weil sie Absicht, Aktivitaet, Reichweite und Wirkung auseinanderhaelt.</w:t>
+        <w:t>Pruefungsimpuls. Bei Wirkpfad wird Die Wirkungsökonomie als neue Steuerungslogik als Arbeitsfrage im Feld Wirkpfade, Wirkungsempfaenger, Bewertung und Rueckkopplung lesbar. Die wirkungsoekonomische Frage lautet: Welche reale Veraenderung wird moeglich, welche bleibt nur Potenzial und wo entsteht ein Wirkungsrisiko? Diese Unterscheidung schuetzt vor Impact-Washing, weil sie Absicht, Aktivitaet, Reichweite und Wirkung auseinanderhaelt.</w:t>
       </w:r>
     </w:p>
     <w:p>
@@ -3224,7 +3224,7 @@
     </w:p>
     <w:p>
       <w:r>
-        <w:t>Steuerungsfolge. Fallfenster zeigt, warum Die Wirkungsökonomie als neue Steuerungslogik mehr ist als ein Schlagwort im Feld Wirkpfade, Wirkungsempfaenger, Bewertung und Rueckkopplung. Die wirkungsoekonomische Frage lautet: Welche reale Veraenderung wird moeglich, welche bleibt nur Potenzial und wo entsteht ein Wirkungsrisiko? Diese Unterscheidung schuetzt vor Impact-Washing, weil sie Absicht, Aktivitaet, Reichweite und Wirkung auseinanderhaelt.</w:t>
+        <w:t>Steuerungsfolge. Bei Fallfenster wird Die Wirkungsökonomie als neue Steuerungslogik als Arbeitsfrage im Feld Wirkpfade, Wirkungsempfaenger, Bewertung und Rueckkopplung lesbar. Die wirkungsoekonomische Frage lautet: Welche reale Veraenderung wird moeglich, welche bleibt nur Potenzial und wo entsteht ein Wirkungsrisiko? Diese Unterscheidung schuetzt vor Impact-Washing, weil sie Absicht, Aktivitaet, Reichweite und Wirkung auseinanderhaelt.</w:t>
       </w:r>
     </w:p>
     <w:p>
@@ -3327,7 +3327,7 @@
     </w:p>
     <w:p>
       <w:r>
-        <w:t>Wirkpfadpruefung. Von der Idee zur Steuerung zeigt, warum Die Wirkungsökonomie als neue Steuerungslogik mehr ist als ein Schlagwort im Feld Wirkpfade, Wirkungsempfaenger, Bewertung und Rueckkopplung. Die wirkungsoekonomische Frage lautet: Welche reale Veraenderung wird moeglich, welche bleibt nur Potenzial und wo entsteht ein Wirkungsrisiko? Diese Unterscheidung schuetzt vor Impact-Washing, weil sie Absicht, Aktivitaet, Reichweite und Wirkung auseinanderhaelt.</w:t>
+        <w:t>Wirkpfadpruefung. Bei Von der Idee zur Steuerung wird Die Wirkungsökonomie als neue Steuerungslogik als Arbeitsfrage im Feld Wirkpfade, Wirkungsempfaenger, Bewertung und Rueckkopplung lesbar. Die wirkungsoekonomische Frage lautet: Welche reale Veraenderung wird moeglich, welche bleibt nur Potenzial und wo entsteht ein Wirkungsrisiko? Diese Unterscheidung schuetzt vor Impact-Washing, weil sie Absicht, Aktivitaet, Reichweite und Wirkung auseinanderhaelt.</w:t>
       </w:r>
     </w:p>
     <w:p>
@@ -3435,7 +3435,7 @@
     </w:p>
     <w:p>
       <w:r>
-        <w:t>Rueckflussnotiz. Wirkung belohnen zeigt, warum Die Wirkungsökonomie als neue Steuerungslogik mehr ist als ein Schlagwort im Feld Wirkpfade, Wirkungsempfaenger, Bewertung und Rueckkopplung. Die wirkungsoekonomische Frage lautet: Welche reale Veraenderung wird moeglich, welche bleibt nur Potenzial und wo entsteht ein Wirkungsrisiko? Diese Unterscheidung schuetzt vor Impact-Washing, weil sie Absicht, Aktivitaet, Reichweite und Wirkung auseinanderhaelt.</w:t>
+        <w:t>Rueckflussnotiz. Bei Wirkung belohnen wird Die Wirkungsökonomie als neue Steuerungslogik als Arbeitsfrage im Feld Wirkpfade, Wirkungsempfaenger, Bewertung und Rueckkopplung lesbar. Die wirkungsoekonomische Frage lautet: Welche reale Veraenderung wird moeglich, welche bleibt nur Potenzial und wo entsteht ein Wirkungsrisiko? Diese Unterscheidung schuetzt vor Impact-Washing, weil sie Absicht, Aktivitaet, Reichweite und Wirkung auseinanderhaelt.</w:t>
       </w:r>
     </w:p>
     <w:p>

--- a/docs/studienskripte/word-rohfassungen/woek-g-v03.docx
+++ b/docs/studienskripte/word-rohfassungen/woek-g-v03.docx
@@ -16,20 +16,7 @@
     </w:p>
     <w:p>
       <w:r>
-        <w:rPr>
-          <w:i/>
-        </w:rPr>
-        <w:t>Rohfassung fuer Claude / CI-CD-Finalisierung</w:t>
-      </w:r>
-    </w:p>
-    <w:p>
-      <w:r>
-        <w:t>Quelle: /Users/hagen/Documents/New project/content/studienskripte/woek-g-v03.md</w:t>
-      </w:r>
-    </w:p>
-    <w:p>
-      <w:r>
-        <w:t>Track: Grundstudium Wirkungsökonomie Kurscode: woek-g Vorlesungscode: V03 Modul/Abschnitt: G1.1 Titel: Die Wirkungsökonomie als neue Steuerungslogik Status: Studienskript V1 · fachlich finale Codex-Fassung, Claude-CI/CD-Satzfreigabe offen Quelle: woek-akademie-app/content/lehrgaenge/woek-g-v03.md Ablage: Markdown-Master in content/studienskripte/woek-g-v03.md, Word-Rohfassung in docs/studienskripte/word-rohfassungen/woek-g-v03.docx Wissensbasis: aktuelles Grundlagenwerk, Website-Korpus inklusive Journal, Akademie-Quelltexte, Glossar, interne Dossiers und externe Fachquellen</w:t>
+        <w:t>Track: Grundstudium Wirkungsökonomie Kurscode: woek-g Vorlesungscode: V03 Modul/Abschnitt: G1.1 Titel: Die Wirkungsökonomie als neue Steuerungslogik Status: Studienskript V1. Wissensbasis: aktuelles Grundlagenwerk, Website-Korpus inklusive Journal, Akademie-Quelltexte, Glossar, interne Dossiers und externe Fachquellen</w:t>
       </w:r>
     </w:p>
     <w:p>
@@ -96,11 +83,6 @@
     <w:p>
       <w:r>
         <w:t>&gt; Welche tatsächlichen Zustandsveränderungen werden durch Die Wirkungsökonomie als neue Steuerungslogik möglich, wahrscheinlich oder riskant - und welche Bedingungen entscheiden darüber, ob aus Wirkungspotenzial tatsächliche Wirkung wird?</w:t>
-      </w:r>
-    </w:p>
-    <w:p>
-      <w:r>
-        <w:t>Dieses Studienskript ist die fachlich finale Codex-V1-Fassung fuer den Akademie-Reader und die oeffentliche Bibliothek. Claude uebernimmt danach Satz, CI/CD, PDF/Reader-Freigabe und die abschliessende Lektoratsabnahme.</w:t>
       </w:r>
     </w:p>
     <w:p>
@@ -709,7 +691,7 @@
         <w:pStyle w:val="ListBullet"/>
       </w:pPr>
       <w:r>
-        <w:t>✅ Richtig: B — Wirkung meint tatsächliche Veränderung von Zuständen, nicht Absicht, Aktivität oder Reichweite.</w:t>
+        <w:t>✅ Richtig: B - Wirkung meint tatsächliche Veränderung von Zuständen, nicht Absicht, Aktivität oder Reichweite.</w:t>
       </w:r>
     </w:p>
     <w:p>
@@ -730,7 +712,7 @@
         <w:pStyle w:val="ListBullet"/>
       </w:pPr>
       <w:r>
-        <w:t>✅ Richtig: B — Ein Auslöser erzeugt höchstens Wirkungspotenzial, solange keine tatsächliche Veränderung nachvollziehbar ist.</w:t>
+        <w:t>✅ Richtig: B - Ein Auslöser erzeugt höchstens Wirkungspotenzial, solange keine tatsächliche Veränderung nachvollziehbar ist.</w:t>
       </w:r>
     </w:p>
     <w:p>
@@ -751,7 +733,7 @@
         <w:pStyle w:val="ListBullet"/>
       </w:pPr>
       <w:r>
-        <w:t>✅ Richtig: C — Die WÖk bewertet Wirkpfade und Zustandsveränderungen, nicht den Wert von Menschen.</w:t>
+        <w:t>✅ Richtig: C - Die WÖk bewertet Wirkpfade und Zustandsveränderungen, nicht den Wert von Menschen.</w:t>
       </w:r>
     </w:p>
     <w:p>
@@ -772,7 +754,7 @@
         <w:pStyle w:val="ListBullet"/>
       </w:pPr>
       <w:r>
-        <w:t>✅ Richtig: A — Quellenklarheit und begriffliche Präzision sind Voraussetzungen für prüfbare Wirkungsaussagen.</w:t>
+        <w:t>✅ Richtig: A - Quellenklarheit und begriffliche Präzision sind Voraussetzungen für prüfbare Wirkungsaussagen.</w:t>
       </w:r>
     </w:p>
     <w:p>
@@ -793,7 +775,7 @@
         <w:pStyle w:val="ListBullet"/>
       </w:pPr>
       <w:r>
-        <w:t>✅ Richtig: B — Rückkopplung bedeutet Lernen und Nachsteuern anhand tatsächlicher Zustandsveränderungen.</w:t>
+        <w:t>✅ Richtig: B - Rückkopplung bedeutet Lernen und Nachsteuern anhand tatsächlicher Zustandsveränderungen.</w:t>
       </w:r>
     </w:p>
     <w:p>
@@ -814,7 +796,7 @@
         <w:pStyle w:val="ListBullet"/>
       </w:pPr>
       <w:r>
-        <w:t>✅ Richtig: A — Wenn eine Zielgröße gemeint ist, geht es um positive Netto-Wirkung im Referenzrahmen Mensch, Planet und Demokratie.</w:t>
+        <w:t>✅ Richtig: A - Wenn eine Zielgröße gemeint ist, geht es um positive Netto-Wirkung im Referenzrahmen Mensch, Planet und Demokratie.</w:t>
       </w:r>
     </w:p>
     <w:p>
@@ -994,11 +976,6 @@
       </w:pPr>
       <w:r>
         <w:t>7. Tiefenskript-Erweiterung Sprint 6</w:t>
-      </w:r>
-    </w:p>
-    <w:p>
-      <w:r>
-        <w:t>Status dieser Erweiterung: V1-finalisierte Codex-Erweiterung fuer Markdown-Master, Word-Rohfassung und Reader-Spiegel. Satz, Medienintegration, Lektorat und PDF-Freigabe bleiben der Claude-CI/CD-Lane vorbehalten.</w:t>
       </w:r>
     </w:p>
     <w:p>
@@ -2443,11 +2420,6 @@
       </w:r>
     </w:p>
     <w:p>
-      <w:r>
-        <w:t>Dieses Studienskript ist die fachlich finale Codex-V1-Fassung fuer den Akademie-Reader und die oeffentliche Bibliothek. Claude uebernimmt danach Satz, CI/CD, PDF/Reader-Freigabe und die abschliessende Lektoratsabnahme.</w:t>
-      </w:r>
-    </w:p>
-    <w:p>
       <w:pPr>
         <w:pStyle w:val="Heading3"/>
       </w:pPr>
@@ -3067,11 +3039,6 @@
       </w:r>
     </w:p>
     <w:p>
-      <w:r>
-        <w:t>Diese Finalisierung schliesst die Codex-Inhaltsproduktion fuer V03. Offen bleibt nicht der fachliche Kern des Skripts, sondern der naechste Produktionsschritt: Claude setzt daraus die CI/CD-konforme Reader- und PDF-Fassung, prueft Satz, Umbrueche, Medienintegration und Lektorat und markiert erst danach die veroeffentlichte Fassung als freigegeben.</w:t>
-      </w:r>
-    </w:p>
-    <w:p>
       <w:pPr>
         <w:pStyle w:val="Heading2"/>
       </w:pPr>
@@ -3092,7 +3059,7 @@
         <w:pStyle w:val="ListBullet"/>
       </w:pPr>
       <w:r>
-        <w:t>woek-akademie-app/content/lehrgaenge/woek-g-v03.md — unmittelbarer Akademie-Quelltext dieser V1-Fassung.</w:t>
+        <w:t>woek-akademie-app/content/lehrgaenge/woek-g-v03.md - unmittelbarer Akademie-Quelltext dieser V1-Fassung.</w:t>
       </w:r>
     </w:p>
     <w:p>
@@ -3100,7 +3067,7 @@
         <w:pStyle w:val="ListBullet"/>
       </w:pPr>
       <w:r>
-        <w:t>assets/pdf/die-neue-ordnung-des-wohlstands.pdf und buch.html — aktuelles Grundlagenwerk.</w:t>
+        <w:t>assets/pdf/die-neue-ordnung-des-wohlstands.pdf und buch.html - aktuelles Grundlagenwerk.</w:t>
       </w:r>
     </w:p>
     <w:p>
@@ -3109,22 +3076,6 @@
       </w:pPr>
       <w:r>
         <w:t>Website-Korpus: Referenz, Wirkungsfelder, Werkzeuge, Glossar, Bibliothek und Journal.</w:t>
-      </w:r>
-    </w:p>
-    <w:p>
-      <w:pPr>
-        <w:pStyle w:val="ListBullet"/>
-      </w:pPr>
-      <w:r>
-        <w:t>docs/CODEX-HANDOFF-studienskripte.md — Produktionsstandard.</w:t>
-      </w:r>
-    </w:p>
-    <w:p>
-      <w:pPr>
-        <w:pStyle w:val="ListBullet"/>
-      </w:pPr>
-      <w:r>
-        <w:t>docs/CODEX-HANDOFF-pruefungen.md — geschützte Prüfungs- und Antwortlogik.</w:t>
       </w:r>
     </w:p>
     <w:p>
